--- a/modelos/modelo_1.docx
+++ b/modelos/modelo_1.docx
@@ -10,7 +10,17 @@
         <w:t>AO JUÍZO DA ... VARA CÍVEL DA COMARCA DA CIDADE DE BELO HORIZONTE, ESTADO DE MINAS GERAIS</w:t>
       </w:r>
     </w:p>
-    <w:p/>
+    <w:p>
+      <w:pPr>
+        <w:ind w:firstLine="0"/>
+      </w:pPr>
+      <w:r>
+        <w:t xml:space="preserve">BACEN: </w:t>
+      </w:r>
+      <w:r>
+        <w:t>{{{emprestimos_0_taxa_media}}}%</w:t>
+      </w:r>
+    </w:p>
     <w:p/>
     <w:p/>
     <w:p/>
@@ -1026,7 +1036,7 @@
               </wp:anchor>
             </w:drawing>
           </mc:Choice>
-          <mc:Fallback xmlns:sl="http://schemas.openxmlformats.org/schemaLibrary/2006/main" xmlns:a="http://schemas.openxmlformats.org/drawingml/2006/main" xmlns:pic="http://schemas.openxmlformats.org/drawingml/2006/picture" xmlns:c="http://schemas.openxmlformats.org/drawingml/2006/chart" xmlns:lc="http://schemas.openxmlformats.org/drawingml/2006/lockedCanvas" xmlns:dgm="http://schemas.openxmlformats.org/drawingml/2006/diagram" xmlns="http://schemas.microsoft.com/office/tasks/2019/documenttasks" xmlns:cr="http://schemas.microsoft.com/office/comments/2020/reactions">
+          <mc:Fallback xmlns:cr="http://schemas.microsoft.com/office/comments/2020/reactions" xmlns="http://schemas.microsoft.com/office/tasks/2019/documenttasks" xmlns:dgm="http://schemas.openxmlformats.org/drawingml/2006/diagram" xmlns:lc="http://schemas.openxmlformats.org/drawingml/2006/lockedCanvas" xmlns:c="http://schemas.openxmlformats.org/drawingml/2006/chart" xmlns:pic="http://schemas.openxmlformats.org/drawingml/2006/picture" xmlns:a="http://schemas.openxmlformats.org/drawingml/2006/main" xmlns:sl="http://schemas.openxmlformats.org/schemaLibrary/2006/main">
             <w:drawing>
               <wp:anchor allowOverlap="1" behindDoc="0" distB="0" distT="0" distL="114300" distR="114300" hidden="0" layoutInCell="1" locked="0" relativeHeight="0" simplePos="0">
                 <wp:simplePos x="0" y="0"/>

--- a/modelos/modelo_1.docx
+++ b/modelos/modelo_1.docx
@@ -10,19 +10,30 @@
         <w:t>AO JUÍZO DA ... VARA CÍVEL DA COMARCA DA CIDADE DE BELO HORIZONTE, ESTADO DE MINAS GERAIS</w:t>
       </w:r>
     </w:p>
-    <w:p>
-      <w:pPr>
-        <w:ind w:firstLine="0"/>
-      </w:pPr>
-      <w:r>
-        <w:t xml:space="preserve">BACEN: </w:t>
-      </w:r>
-      <w:r>
-        <w:t>{{{emprestimos_0_taxa_media}}}%</w:t>
-      </w:r>
-    </w:p>
-    <w:p/>
-    <w:p/>
+    <w:p/>
+    <w:p/>
+    <w:p>
+      <w:r>
+        <w:t>{{emprestimos_</w:t>
+      </w:r>
+      <w:r>
+        <w:t>0</w:t>
+      </w:r>
+      <w:r>
+        <w:t>_def_emprestimos}}</w:t>
+      </w:r>
+    </w:p>
+    <w:p>
+      <w:r>
+        <w:t>{{emprestimos_</w:t>
+      </w:r>
+      <w:r>
+        <w:t>0</w:t>
+      </w:r>
+      <w:r>
+        <w:t>_parcela_pessoal_atual}}</w:t>
+      </w:r>
+    </w:p>
     <w:p/>
     <w:p>
       <w:r>
@@ -158,7 +169,13 @@
       </w:pPr>
       <w:r>
         <w:lastRenderedPageBreak/>
-        <w:t>Declaração de Hipossuficiência (Doc. 6);</w:t>
+        <w:t xml:space="preserve">Declaração de </w:t>
+      </w:r>
+      <w:r>
+        <w:t>Hipossuficiência</w:t>
+      </w:r>
+      <w:r>
+        <w:t>;</w:t>
       </w:r>
     </w:p>
     <w:p>
@@ -171,7 +188,7 @@
         <w:ind w:left="3119"/>
       </w:pPr>
       <w:r>
-        <w:t>Extrato de pagamento do INSS (Doc. 2);</w:t>
+        <w:t>Declaração de Isenção de Imposto de Renda;</w:t>
       </w:r>
     </w:p>
     <w:p>
@@ -184,7 +201,13 @@
         <w:ind w:left="3119"/>
       </w:pPr>
       <w:r>
-        <w:t>Extratos bancários (Doc. 7);</w:t>
+        <w:t>Extra</w:t>
+      </w:r>
+      <w:r>
+        <w:t>to de pagamento do INSS</w:t>
+      </w:r>
+      <w:r>
+        <w:t>;</w:t>
       </w:r>
     </w:p>
     <w:p>
@@ -197,7 +220,29 @@
         <w:ind w:left="3119"/>
       </w:pPr>
       <w:r>
-        <w:t>Carteira de Trabalho digital (Doc. 8);</w:t>
+        <w:t>Extratos bancários</w:t>
+      </w:r>
+      <w:r>
+        <w:t>;</w:t>
+      </w:r>
+    </w:p>
+    <w:p>
+      <w:pPr>
+        <w:numPr>
+          <w:ilvl w:val="0"/>
+          <w:numId w:val="4"/>
+        </w:numPr>
+        <w:spacing w:after="0"/>
+        <w:ind w:left="3119"/>
+      </w:pPr>
+      <w:r>
+        <w:t>Carte</w:t>
+      </w:r>
+      <w:r>
+        <w:t>ira de Trabalho digital</w:t>
+      </w:r>
+      <w:r>
+        <w:t>;</w:t>
       </w:r>
     </w:p>
     <w:p>
@@ -209,7 +254,13 @@
         <w:ind w:left="3119"/>
       </w:pPr>
       <w:r>
-        <w:t>Folha resumo do Cadastro Único (Doc. 9).</w:t>
+        <w:t>Folha r</w:t>
+      </w:r>
+      <w:r>
+        <w:t>esumo do Cadastro Único</w:t>
+      </w:r>
+      <w:r>
+        <w:t>.</w:t>
       </w:r>
     </w:p>
     <w:p/>
@@ -250,30 +301,61 @@
     <w:p/>
     <w:p>
       <w:r>
-        <w:t xml:space="preserve">A parte requerente recebe Benefício de Prestação Continuada à Pessoa com Deficiência (BPC/LOAS) que corresponde ao valor de 1 (um) </w:t>
-      </w:r>
-      <w:r>
-        <w:t>salário-mínimo</w:t>
-      </w:r>
-      <w:r>
-        <w:t xml:space="preserve"> mensal, conforme comprovado em documentação anexa (Doc. 2).</w:t>
-      </w:r>
-    </w:p>
-    <w:p/>
-    <w:p>
-      <w:pPr>
-        <w:rPr>
-          <w:highlight w:val="yellow"/>
-        </w:rPr>
-      </w:pPr>
-      <w:r>
-        <w:t xml:space="preserve">Como já havia consignado toda sua margem para empréstimos consignados, por ser uma pessoa carente de recursos, em um momento de necessidade, contraiu mais 2 (dois) empréstimos pessoais com a instituição financeira requerida, o que a colocou em uma escancarada situação de superendividamento, uma vez que seus empréstimos (pessoais + consignados) comprometem o equivalente a </w:t>
-      </w:r>
-      <w:r>
-        <w:rPr>
-          <w:highlight w:val="yellow"/>
-        </w:rPr>
-        <w:t>{{comprometimento_renda}}</w:t>
+        <w:t xml:space="preserve">A parte requerente recebe Benefício de Prestação Continuada à Pessoa com Deficiência (BPC/LOAS) que corresponde ao valor de </w:t>
+      </w:r>
+      <w:r>
+        <w:t>R$</w:t>
+      </w:r>
+      <w:r>
+        <w:t>{{</w:t>
+      </w:r>
+      <w:proofErr w:type="spellStart"/>
+      <w:r>
+        <w:t>renda_mensal</w:t>
+      </w:r>
+      <w:proofErr w:type="spellEnd"/>
+      <w:r>
+        <w:t>}}</w:t>
+      </w:r>
+      <w:r>
+        <w:t>, conforme comprovado em documentação anexa.</w:t>
+      </w:r>
+    </w:p>
+    <w:p/>
+    <w:p>
+      <w:pPr>
+        <w:rPr>
+          <w:highlight w:val="yellow"/>
+        </w:rPr>
+      </w:pPr>
+      <w:r>
+        <w:t xml:space="preserve">Como já havia consignado toda sua margem para empréstimos consignados, por ser uma pessoa carente de recursos, em um momento de necessidade, contraiu mais </w:t>
+      </w:r>
+      <w:r>
+        <w:t>1 (um) empréstimo pessoal</w:t>
+      </w:r>
+      <w:r>
+        <w:t xml:space="preserve"> com a instituição financeira requerida, o que a colocou em uma escancarada situação de superendividamento, uma ve</w:t>
+      </w:r>
+      <w:r>
+        <w:t>z que seus empréstimos (pessoal</w:t>
+      </w:r>
+      <w:r>
+        <w:t xml:space="preserve"> + consignados) comprometem o equivalente a </w:t>
+      </w:r>
+      <w:r>
+        <w:t>R$</w:t>
+      </w:r>
+      <w:r>
+        <w:t>{{</w:t>
+      </w:r>
+      <w:proofErr w:type="spellStart"/>
+      <w:r>
+        <w:t>comprometimento_renda</w:t>
+      </w:r>
+      <w:proofErr w:type="spellEnd"/>
+      <w:r>
+        <w:t>}}</w:t>
       </w:r>
       <w:r>
         <w:t xml:space="preserve"> </w:t>
@@ -282,21 +364,20 @@
         <w:t xml:space="preserve">da sua remuneração mensal, tendo como líquido apenas </w:t>
       </w:r>
       <w:r>
-        <w:rPr>
-          <w:highlight w:val="yellow"/>
-        </w:rPr>
+        <w:t>R</w:t>
+      </w:r>
+      <w:r>
+        <w:t>$</w:t>
+      </w:r>
+      <w:r>
         <w:t>{{</w:t>
       </w:r>
-      <w:r>
-        <w:rPr>
-          <w:highlight w:val="yellow"/>
-        </w:rPr>
+      <w:proofErr w:type="spellStart"/>
+      <w:r>
         <w:t>valor_liquido</w:t>
       </w:r>
-      <w:r>
-        <w:rPr>
-          <w:highlight w:val="yellow"/>
-        </w:rPr>
+      <w:proofErr w:type="spellEnd"/>
+      <w:r>
         <w:t>}}</w:t>
       </w:r>
       <w:r>
@@ -309,11 +390,7 @@
     <w:p/>
     <w:p>
       <w:r>
-        <w:t xml:space="preserve">Além disso, os valores referentes aos empréstimos pessoais contratados, demonstram-se em flagrante abusividade em </w:t>
-      </w:r>
-      <w:r>
-        <w:lastRenderedPageBreak/>
-        <w:t>comparação aos valores praticados em contratos análogos, como ilustrado abaixo:</w:t>
+        <w:t>Além disso, os valores referentes aos empréstimos pessoais contratados, demonstram-se em flagrante abusividade em comparação aos valores praticados em contratos análogos, como ilustrado abaixo:</w:t>
       </w:r>
     </w:p>
     <w:p/>
@@ -332,7 +409,15 @@
           <w:sz w:val="24"/>
           <w:szCs w:val="24"/>
         </w:rPr>
-        <w:t>CONTRATO 1 (Doc. 3):</w:t>
+        <w:t>CONTRATO</w:t>
+      </w:r>
+      <w:r>
+        <w:rPr>
+          <w:b/>
+          <w:sz w:val="24"/>
+          <w:szCs w:val="24"/>
+        </w:rPr>
+        <w:t>:</w:t>
       </w:r>
     </w:p>
     <w:p>
@@ -341,12 +426,21 @@
           <w:ilvl w:val="1"/>
           <w:numId w:val="3"/>
         </w:numPr>
-      </w:pPr>
-      <w:r>
+        <w:rPr>
+          <w:highlight w:val="green"/>
+        </w:rPr>
+      </w:pPr>
+      <w:r>
+        <w:rPr>
+          <w:highlight w:val="green"/>
+        </w:rPr>
         <w:t xml:space="preserve">Data de contratação: </w:t>
       </w:r>
       <w:r>
-        <w:t>{{data_contratacao}}</w:t>
+        <w:rPr>
+          <w:highlight w:val="green"/>
+        </w:rPr>
+        <w:t>{{emprestimos_0_data}}</w:t>
       </w:r>
     </w:p>
     <w:p>
@@ -355,18 +449,39 @@
           <w:ilvl w:val="1"/>
           <w:numId w:val="3"/>
         </w:numPr>
-      </w:pPr>
-      <w:r>
+        <w:rPr>
+          <w:highlight w:val="green"/>
+        </w:rPr>
+      </w:pPr>
+      <w:r>
+        <w:rPr>
+          <w:highlight w:val="green"/>
+        </w:rPr>
         <w:t xml:space="preserve">Valor financiado: </w:t>
       </w:r>
       <w:r>
+        <w:rPr>
+          <w:highlight w:val="green"/>
+        </w:rPr>
         <w:t>R$</w:t>
       </w:r>
       <w:r>
-        <w:t xml:space="preserve"> </w:t>
-      </w:r>
-      <w:r>
-        <w:t>{{emprestimos_0_valor}}</w:t>
+        <w:rPr>
+          <w:highlight w:val="green"/>
+        </w:rPr>
+        <w:t>{{</w:t>
+      </w:r>
+      <w:r>
+        <w:rPr>
+          <w:highlight w:val="green"/>
+        </w:rPr>
+        <w:t>emprestimos_0_valor</w:t>
+      </w:r>
+      <w:r>
+        <w:rPr>
+          <w:highlight w:val="green"/>
+        </w:rPr>
+        <w:t>}}</w:t>
       </w:r>
     </w:p>
     <w:p>
@@ -375,12 +490,33 @@
           <w:ilvl w:val="1"/>
           <w:numId w:val="3"/>
         </w:numPr>
-      </w:pPr>
-      <w:r>
+        <w:rPr>
+          <w:highlight w:val="green"/>
+        </w:rPr>
+      </w:pPr>
+      <w:r>
+        <w:rPr>
+          <w:highlight w:val="green"/>
+        </w:rPr>
         <w:t xml:space="preserve">Número de parcelas: </w:t>
       </w:r>
       <w:r>
-        <w:t>{{emprestimos_0_parcelas}}</w:t>
+        <w:rPr>
+          <w:highlight w:val="green"/>
+        </w:rPr>
+        <w:t>{{</w:t>
+      </w:r>
+      <w:r>
+        <w:rPr>
+          <w:highlight w:val="green"/>
+        </w:rPr>
+        <w:t>emprestimos_0_parcelas</w:t>
+      </w:r>
+      <w:r>
+        <w:rPr>
+          <w:highlight w:val="green"/>
+        </w:rPr>
+        <w:t>}}</w:t>
       </w:r>
     </w:p>
     <w:p>
@@ -389,18 +525,39 @@
           <w:ilvl w:val="1"/>
           <w:numId w:val="3"/>
         </w:numPr>
-      </w:pPr>
-      <w:r>
+        <w:rPr>
+          <w:highlight w:val="green"/>
+        </w:rPr>
+      </w:pPr>
+      <w:r>
+        <w:rPr>
+          <w:highlight w:val="green"/>
+        </w:rPr>
         <w:t xml:space="preserve">Valor da parcela: </w:t>
       </w:r>
       <w:r>
+        <w:rPr>
+          <w:highlight w:val="green"/>
+        </w:rPr>
         <w:t>R$</w:t>
       </w:r>
       <w:r>
-        <w:t xml:space="preserve"> </w:t>
-      </w:r>
-      <w:r>
-        <w:t>{{emprestimos_0_parcela}}</w:t>
+        <w:rPr>
+          <w:highlight w:val="green"/>
+        </w:rPr>
+        <w:t>{{</w:t>
+      </w:r>
+      <w:r>
+        <w:rPr>
+          <w:highlight w:val="green"/>
+        </w:rPr>
+        <w:t>emprestimos_0_parcela</w:t>
+      </w:r>
+      <w:r>
+        <w:rPr>
+          <w:highlight w:val="green"/>
+        </w:rPr>
+        <w:t>}}</w:t>
       </w:r>
     </w:p>
     <w:p>
@@ -409,13 +566,36 @@
           <w:ilvl w:val="1"/>
           <w:numId w:val="3"/>
         </w:numPr>
-      </w:pPr>
-      <w:r>
+        <w:rPr>
+          <w:highlight w:val="green"/>
+        </w:rPr>
+      </w:pPr>
+      <w:r>
+        <w:rPr>
+          <w:highlight w:val="green"/>
+        </w:rPr>
         <w:t xml:space="preserve">Taxa de juros aplicada: </w:t>
       </w:r>
       <w:r>
-        <w:t>{{emprestimos_0_taxa}}%</w:t>
-      </w:r>
+        <w:rPr>
+          <w:highlight w:val="green"/>
+        </w:rPr>
+        <w:t>{{emprestimos_0_taxa</w:t>
+      </w:r>
+      <w:proofErr w:type="gramStart"/>
+      <w:r>
+        <w:rPr>
+          <w:highlight w:val="green"/>
+        </w:rPr>
+        <w:t>}}</w:t>
+      </w:r>
+      <w:r>
+        <w:rPr>
+          <w:highlight w:val="green"/>
+        </w:rPr>
+        <w:t>%</w:t>
+      </w:r>
+      <w:proofErr w:type="gramEnd"/>
     </w:p>
     <w:p>
       <w:pPr>
@@ -427,25 +607,39 @@
         <w:t xml:space="preserve">O contrato em apreciação apresenta taxa de juros mensal fixada em </w:t>
       </w:r>
       <w:r>
-        <w:t>{{taxa_juros_contrato}}</w:t>
-      </w:r>
-      <w:r>
-        <w:t>% a.m</w:t>
+        <w:t>{{</w:t>
+      </w:r>
+      <w:r>
+        <w:t>emprestimos_0_taxa</w:t>
+      </w:r>
+      <w:proofErr w:type="gramStart"/>
+      <w:r>
+        <w:t>}}</w:t>
+      </w:r>
+      <w:r>
+        <w:t>%</w:t>
+      </w:r>
+      <w:proofErr w:type="gramEnd"/>
+      <w:r>
+        <w:t>a.m</w:t>
       </w:r>
       <w:r>
         <w:t xml:space="preserve">., o que gerou à parte requerente uma dívida correspondente a </w:t>
       </w:r>
       <w:r>
-        <w:rPr>
-          <w:highlight w:val="yellow"/>
-        </w:rPr>
         <w:t>R$</w:t>
       </w:r>
       <w:r>
         <w:t>{{</w:t>
       </w:r>
       <w:r>
-        <w:t>total_emprestimo</w:t>
+        <w:t>emprestimos_</w:t>
+      </w:r>
+      <w:r>
+        <w:t>0</w:t>
+      </w:r>
+      <w:r>
+        <w:t>_total_emprestimo</w:t>
       </w:r>
       <w:r>
         <w:t>}}</w:t>
@@ -457,38 +651,42 @@
         <w:t xml:space="preserve"> </w:t>
       </w:r>
       <w:r>
+        <w:t>{{emprestimos_</w:t>
+      </w:r>
+      <w:r>
+        <w:t>0</w:t>
+      </w:r>
+      <w:r>
+        <w:t>_def_emprestimos}}</w:t>
+      </w:r>
+      <w:r>
+        <w:t xml:space="preserve">  vezes o valor financiado.</w:t>
+      </w:r>
+    </w:p>
+    <w:p/>
+    <w:p>
+      <w:r>
+        <w:t xml:space="preserve">Para mesma época, o Banco central divulgou que a média de mercado aplicada pelas instituições financeiras em contratos da mesma natureza fora de </w:t>
+      </w:r>
+      <w:r>
         <w:t>{{</w:t>
       </w:r>
       <w:r>
-        <w:t>acima_do_financiado</w:t>
-      </w:r>
-      <w:r>
-        <w:t>}}</w:t>
-      </w:r>
-      <w:r>
-        <w:t xml:space="preserve">  vezes o valor financiado.</w:t>
-      </w:r>
-    </w:p>
-    <w:p/>
-    <w:p>
-      <w:r>
-        <w:t xml:space="preserve">Para mesma época, o Banco central divulgou que a média de mercado aplicada pelas instituições financeiras em contratos da mesma natureza fora de </w:t>
-      </w:r>
-      <w:r>
-        <w:t>{{</w:t>
-      </w:r>
-      <w:r>
-        <w:t>taxa_media_bacen</w:t>
-      </w:r>
-      <w:r>
-        <w:t xml:space="preserve">}}% </w:t>
-      </w:r>
-      <w:r>
-        <w:rPr>
-          <w:highlight w:val="yellow"/>
-        </w:rPr>
+        <w:t>emprestimos_0_taxa_media</w:t>
+      </w:r>
+      <w:proofErr w:type="gramStart"/>
+      <w:r>
+        <w:t>}}%</w:t>
+      </w:r>
+      <w:proofErr w:type="gramEnd"/>
+      <w:r>
+        <w:t xml:space="preserve"> </w:t>
+      </w:r>
+      <w:proofErr w:type="spellStart"/>
+      <w:r>
         <w:t>a.m</w:t>
       </w:r>
+      <w:proofErr w:type="spellEnd"/>
       <w:r>
         <w:t>, como se observa:</w:t>
       </w:r>
@@ -541,16 +739,273 @@
       </w:r>
     </w:p>
     <w:p>
-      <w:pPr>
+      <w:r>
+        <w:t xml:space="preserve">Caso essa média tivesse sido aplicada, as parcelas do referido contrato teriam sido fixadas em </w:t>
+      </w:r>
+      <w:r>
+        <w:t>R</w:t>
+      </w:r>
+      <w:r>
+        <w:t>{{emprestimos_</w:t>
+      </w:r>
+      <w:r>
+        <w:t>0</w:t>
+      </w:r>
+      <w:r>
+        <w:t>_parcela_pessoal_atual}}</w:t>
+      </w:r>
+      <w:r>
+        <w:t xml:space="preserve">, </w:t>
+      </w:r>
+      <w:r>
+        <w:t>mudança significativa em comparação ao que foi praticado, como pode-se observar:</w:t>
+      </w:r>
+    </w:p>
+    <w:p/>
+    <w:tbl>
+      <w:tblPr>
+        <w:tblStyle w:val="Tabelacomgrade"/>
+        <w:tblW w:w="0" w:type="auto"/>
+        <w:tblLook w:val="04A0" w:firstRow="1" w:lastRow="0" w:firstColumn="1" w:lastColumn="0" w:noHBand="0" w:noVBand="1"/>
+      </w:tblPr>
+      <w:tblGrid>
+        <w:gridCol w:w="4247"/>
+        <w:gridCol w:w="4247"/>
+      </w:tblGrid>
+      <w:tr>
+        <w:trPr>
+          <w:trHeight w:val="853"/>
+        </w:trPr>
+        <w:tc>
+          <w:tcPr>
+            <w:tcW w:w="8494" w:type="dxa"/>
+            <w:gridSpan w:val="2"/>
+            <w:vAlign w:val="center"/>
+          </w:tcPr>
+          <w:p>
+            <w:pPr>
+              <w:ind w:firstLine="0"/>
+              <w:jc w:val="center"/>
+              <w:rPr>
+                <w:b/>
+              </w:rPr>
+            </w:pPr>
+            <w:r>
+              <w:rPr>
+                <w:b/>
+              </w:rPr>
+              <w:t>INFORMAÇÕES EMPRÉSTIMO COM A APLICAÇÃO DA TAXA MÉDIA BACEN</w:t>
+            </w:r>
+          </w:p>
+        </w:tc>
+      </w:tr>
+      <w:tr>
+        <w:trPr>
+          <w:trHeight w:val="567"/>
+        </w:trPr>
+        <w:tc>
+          <w:tcPr>
+            <w:tcW w:w="4247" w:type="dxa"/>
+            <w:vAlign w:val="center"/>
+          </w:tcPr>
+          <w:p>
+            <w:pPr>
+              <w:ind w:firstLine="0"/>
+              <w:jc w:val="left"/>
+            </w:pPr>
+            <w:r>
+              <w:t>Nº de parcelas</w:t>
+            </w:r>
+          </w:p>
+        </w:tc>
+        <w:tc>
+          <w:tcPr>
+            <w:tcW w:w="4247" w:type="dxa"/>
+            <w:vAlign w:val="center"/>
+          </w:tcPr>
+          <w:p>
+            <w:pPr>
+              <w:ind w:firstLine="0"/>
+              <w:jc w:val="left"/>
+            </w:pPr>
+            <w:r>
+              <w:t>{{emprestimos_0_parcelas}}</w:t>
+            </w:r>
+          </w:p>
+        </w:tc>
+      </w:tr>
+      <w:tr>
+        <w:trPr>
+          <w:trHeight w:val="567"/>
+        </w:trPr>
+        <w:tc>
+          <w:tcPr>
+            <w:tcW w:w="4247" w:type="dxa"/>
+            <w:vAlign w:val="center"/>
+          </w:tcPr>
+          <w:p>
+            <w:pPr>
+              <w:ind w:firstLine="0"/>
+              <w:jc w:val="left"/>
+            </w:pPr>
+            <w:r>
+              <w:t>Taxa de juros mensais (BACEN)</w:t>
+            </w:r>
+          </w:p>
+        </w:tc>
+        <w:tc>
+          <w:tcPr>
+            <w:tcW w:w="4247" w:type="dxa"/>
+            <w:vAlign w:val="center"/>
+          </w:tcPr>
+          <w:p>
+            <w:pPr>
+              <w:ind w:firstLine="0"/>
+              <w:jc w:val="left"/>
+            </w:pPr>
+            <w:r>
+              <w:t>{{emprestimos_0_taxa_media</w:t>
+            </w:r>
+            <w:proofErr w:type="gramStart"/>
+            <w:r>
+              <w:t>}}%</w:t>
+            </w:r>
+            <w:proofErr w:type="gramEnd"/>
+          </w:p>
+        </w:tc>
+      </w:tr>
+      <w:tr>
+        <w:trPr>
+          <w:trHeight w:val="567"/>
+        </w:trPr>
+        <w:tc>
+          <w:tcPr>
+            <w:tcW w:w="4247" w:type="dxa"/>
+            <w:vAlign w:val="center"/>
+          </w:tcPr>
+          <w:p>
+            <w:pPr>
+              <w:ind w:firstLine="0"/>
+              <w:jc w:val="left"/>
+            </w:pPr>
+            <w:r>
+              <w:t>Valor das parcelas</w:t>
+            </w:r>
+          </w:p>
+        </w:tc>
+        <w:tc>
+          <w:tcPr>
+            <w:tcW w:w="4247" w:type="dxa"/>
+            <w:vAlign w:val="center"/>
+          </w:tcPr>
+          <w:p>
+            <w:pPr>
+              <w:ind w:firstLine="0"/>
+              <w:jc w:val="left"/>
+            </w:pPr>
+            <w:r>
+              <w:t xml:space="preserve">R$ </w:t>
+            </w:r>
+            <w:r>
+              <w:t>{{emprestimos_0_parcela}}</w:t>
+            </w:r>
+          </w:p>
+        </w:tc>
+      </w:tr>
+      <w:tr>
+        <w:trPr>
+          <w:trHeight w:val="567"/>
+        </w:trPr>
+        <w:tc>
+          <w:tcPr>
+            <w:tcW w:w="4247" w:type="dxa"/>
+            <w:vAlign w:val="center"/>
+          </w:tcPr>
+          <w:p>
+            <w:pPr>
+              <w:ind w:firstLine="0"/>
+              <w:jc w:val="left"/>
+            </w:pPr>
+            <w:r>
+              <w:t>Valor financiado</w:t>
+            </w:r>
+          </w:p>
+        </w:tc>
+        <w:tc>
+          <w:tcPr>
+            <w:tcW w:w="4247" w:type="dxa"/>
+            <w:vAlign w:val="center"/>
+          </w:tcPr>
+          <w:p>
+            <w:pPr>
+              <w:ind w:firstLine="0"/>
+              <w:jc w:val="left"/>
+            </w:pPr>
+            <w:r>
+              <w:t>{{emprestimos_0_valor}}</w:t>
+            </w:r>
+          </w:p>
+        </w:tc>
+      </w:tr>
+      <w:tr>
+        <w:trPr>
+          <w:trHeight w:val="567"/>
+        </w:trPr>
+        <w:tc>
+          <w:tcPr>
+            <w:tcW w:w="4247" w:type="dxa"/>
+            <w:vAlign w:val="center"/>
+          </w:tcPr>
+          <w:p>
+            <w:pPr>
+              <w:ind w:firstLine="0"/>
+              <w:jc w:val="left"/>
+            </w:pPr>
+            <w:r>
+              <w:t>Valor total da dívida</w:t>
+            </w:r>
+          </w:p>
+        </w:tc>
+        <w:tc>
+          <w:tcPr>
+            <w:tcW w:w="4247" w:type="dxa"/>
+            <w:vAlign w:val="center"/>
+          </w:tcPr>
+          <w:p>
+            <w:pPr>
+              <w:ind w:firstLine="0"/>
+              <w:jc w:val="left"/>
+            </w:pPr>
+          </w:p>
+        </w:tc>
+      </w:tr>
+    </w:tbl>
+    <w:p>
+      <w:pPr>
+        <w:ind w:firstLine="0"/>
+      </w:pPr>
+    </w:p>
+    <w:p>
+      <w:pPr>
+        <w:ind w:firstLine="0"/>
+        <w:rPr>
+          <w:b/>
+          <w:sz w:val="28"/>
+          <w:szCs w:val="28"/>
+          <w:highlight w:val="yellow"/>
+        </w:rPr>
+      </w:pPr>
+      <w:r>
+        <w:t xml:space="preserve">Uma diferença de </w:t>
+      </w:r>
+      <w:r>
         <w:rPr>
           <w:bCs/>
           <w:sz w:val="28"/>
           <w:szCs w:val="28"/>
           <w:highlight w:val="yellow"/>
         </w:rPr>
-      </w:pPr>
-      <w:r>
-        <w:t xml:space="preserve">Caso essa média tivesse sido aplicada, as parcelas do referido contrato teriam sido fixadas em </w:t>
+        <w:t>{{</w:t>
       </w:r>
       <w:r>
         <w:rPr>
@@ -559,7 +1014,7 @@
           <w:szCs w:val="28"/>
           <w:highlight w:val="yellow"/>
         </w:rPr>
-        <w:t>{{</w:t>
+        <w:t>Valor total dívida original – Valor total dívida Bacen</w:t>
       </w:r>
       <w:r>
         <w:rPr>
@@ -568,7 +1023,16 @@
           <w:szCs w:val="28"/>
           <w:highlight w:val="yellow"/>
         </w:rPr>
-        <w:t>acima_do_financiado</w:t>
+        <w:t>}}</w:t>
+      </w:r>
+      <w:r>
+        <w:t xml:space="preserve">, valor correspondente a </w:t>
+      </w:r>
+      <w:r>
+        <w:rPr>
+          <w:highlight w:val="yellow"/>
+        </w:rPr>
+        <w:t>{{</w:t>
       </w:r>
       <w:r>
         <w:rPr>
@@ -577,98 +1041,15 @@
           <w:szCs w:val="28"/>
           <w:highlight w:val="yellow"/>
         </w:rPr>
-        <w:t>}}</w:t>
-      </w:r>
-      <w:r>
-        <w:t xml:space="preserve"> </w:t>
-      </w:r>
-      <w:r>
-        <w:rPr>
-          <w:highlight w:val="yellow"/>
-        </w:rPr>
-        <w:t>(valor da parcela considerando a taxa média de mercado)</w:t>
-      </w:r>
-      <w:r>
-        <w:t>, mudança significativa em comparação ao que foi praticado, como pode-se observar:</w:t>
-      </w:r>
-    </w:p>
-    <w:p/>
-    <w:p>
-      <w:pPr>
-        <w:ind w:firstLine="0"/>
-      </w:pPr>
-      <w:r>
-        <w:rPr>
-          <w:noProof/>
-        </w:rPr>
-        <w:drawing>
-          <wp:inline distT="0" distB="0" distL="0" distR="0" wp14:anchorId="6D39A1BF" wp14:editId="56FF0476">
-            <wp:extent cx="5400040" cy="2254250"/>
-            <wp:effectExtent l="0" t="0" r="0" b="0"/>
-            <wp:docPr id="1933442845" name="image5.png"/>
-            <wp:cNvGraphicFramePr/>
-            <a:graphic xmlns:a="http://schemas.openxmlformats.org/drawingml/2006/main">
-              <a:graphicData uri="http://schemas.openxmlformats.org/drawingml/2006/picture">
-                <pic:pic xmlns:pic="http://schemas.openxmlformats.org/drawingml/2006/picture">
-                  <pic:nvPicPr>
-                    <pic:cNvPr id="0" name="image5.png"/>
-                    <pic:cNvPicPr preferRelativeResize="0"/>
-                  </pic:nvPicPr>
-                  <pic:blipFill>
-                    <a:blip r:embed="rId9"/>
-                    <a:srcRect/>
-                    <a:stretch>
-                      <a:fillRect/>
-                    </a:stretch>
-                  </pic:blipFill>
-                  <pic:spPr>
-                    <a:xfrm>
-                      <a:off x="0" y="0"/>
-                      <a:ext cx="5400040" cy="2254250"/>
-                    </a:xfrm>
-                    <a:prstGeom prst="rect">
-                      <a:avLst/>
-                    </a:prstGeom>
-                    <a:ln/>
-                  </pic:spPr>
-                </pic:pic>
-              </a:graphicData>
-            </a:graphic>
-          </wp:inline>
-        </w:drawing>
-      </w:r>
-    </w:p>
-    <w:p/>
-    <w:p>
-      <w:pPr>
-        <w:ind w:firstLine="0"/>
-        <w:rPr>
-          <w:b/>
-          <w:sz w:val="28"/>
-          <w:szCs w:val="28"/>
-          <w:highlight w:val="yellow"/>
-        </w:rPr>
-      </w:pPr>
-      <w:r>
-        <w:t xml:space="preserve">Uma diferença de </w:t>
-      </w:r>
-      <w:r>
-        <w:rPr>
-          <w:bCs/>
-          <w:sz w:val="28"/>
-          <w:szCs w:val="28"/>
-          <w:highlight w:val="yellow"/>
-        </w:rPr>
-        <w:t>{{diferenca_contrato1}}</w:t>
-      </w:r>
-      <w:r>
-        <w:t>, valor correspondente a 2,23 vezes o que irá pagar ao fim do contrato.</w:t>
-      </w:r>
-    </w:p>
-    <w:p/>
-    <w:p/>
-    <w:p>
-      <w:r>
+        <w:t>Valor total dívida original / Valor total dívida Bacen}}</w:t>
+      </w:r>
+      <w:r>
+        <w:t xml:space="preserve"> vezes o que irá pagar ao fim do contrato.</w:t>
+      </w:r>
+    </w:p>
+    <w:p>
+      <w:r>
+        <w:lastRenderedPageBreak/>
         <w:t>Desta forma, fica flagrante a abusividade contida no contrato, cuja taxa de juros mensais extrapolam muito a média de mercado.</w:t>
       </w:r>
     </w:p>
@@ -694,7 +1075,7 @@
     <w:p/>
     <w:p>
       <w:r>
-        <w:t>Inicialmente, cumpre salientar que a parte requerente não mediu esforços na tentativa de evitar a via judicial para resolução do conflito, tendo inclusive realizado proposta de acordo extrajudicial pelo canal oficial do Consumidor.gov, como apresentado em documentação anexa (Doc. 5).</w:t>
+        <w:t>Inicialmente, cumpre salientar que a parte requerente não mediu esforços na tentativa de evitar a via judicial para resolução do conflito, tendo inclusive realizado proposta de acordo extrajudicial pelo canal oficial do Consumidor.gov, como apresentado em documentação anexa.</w:t>
       </w:r>
     </w:p>
     <w:p/>
@@ -863,7 +1244,7 @@
         </w:rPr>
         <w:t>, mediante análise das informações disponíveis em bancos de dados de proteção ao crédito, observado o disposto neste Código e na legislação sobre proteção de dados;      </w:t>
       </w:r>
-      <w:hyperlink r:id="rId10" w:anchor="art1">
+      <w:hyperlink r:id="rId9" w:anchor="art1">
         <w:r>
           <w:rPr>
             <w:i/>
@@ -891,7 +1272,105 @@
         <w:rPr>
           <w:u w:val="single"/>
         </w:rPr>
-        <w:t>No caso em análise, a taxa de juros cobrada pela instituição requerida alcança patamares muito superiores aos praticados no mercado financeiro. Conforme comprovado documentalmente, a taxa média de juros em 04/09/2024 foi de 5,55% a.m. e na data de 23/11/2024 de 5,67% a.m. ao mês, respectivamente, enquanto a taxa de juros mensal informada pela instituição requerida nos dois casos fora de 19,85% ao mês!</w:t>
+        <w:t xml:space="preserve">No caso em análise, a taxa de juros cobrada pela instituição requerida alcança patamares muito superiores aos praticados no mercado financeiro. Conforme comprovado documentalmente, a taxa média de juros em </w:t>
+      </w:r>
+      <w:r>
+        <w:rPr>
+          <w:u w:val="single"/>
+        </w:rPr>
+        <w:t>{{</w:t>
+      </w:r>
+      <w:proofErr w:type="spellStart"/>
+      <w:r>
+        <w:rPr>
+          <w:u w:val="single"/>
+        </w:rPr>
+        <w:t>data_contratacao</w:t>
+      </w:r>
+      <w:proofErr w:type="spellEnd"/>
+      <w:r>
+        <w:rPr>
+          <w:u w:val="single"/>
+        </w:rPr>
+        <w:t>}}</w:t>
+      </w:r>
+      <w:r>
+        <w:rPr>
+          <w:u w:val="single"/>
+        </w:rPr>
+        <w:t xml:space="preserve"> foi de </w:t>
+      </w:r>
+      <w:r>
+        <w:rPr>
+          <w:u w:val="single"/>
+        </w:rPr>
+        <w:t>{{</w:t>
+      </w:r>
+      <w:proofErr w:type="spellStart"/>
+      <w:r>
+        <w:rPr>
+          <w:u w:val="single"/>
+        </w:rPr>
+        <w:t>taxa_media_bacen</w:t>
+      </w:r>
+      <w:proofErr w:type="spellEnd"/>
+      <w:proofErr w:type="gramStart"/>
+      <w:r>
+        <w:rPr>
+          <w:u w:val="single"/>
+        </w:rPr>
+        <w:t>}}</w:t>
+      </w:r>
+      <w:r>
+        <w:rPr>
+          <w:u w:val="single"/>
+        </w:rPr>
+        <w:t>%</w:t>
+      </w:r>
+      <w:proofErr w:type="gramEnd"/>
+      <w:r>
+        <w:rPr>
+          <w:u w:val="single"/>
+        </w:rPr>
+        <w:t xml:space="preserve"> a.m., enquanto a taxa de juros mensal informada pela instituição req</w:t>
+      </w:r>
+      <w:r>
+        <w:rPr>
+          <w:u w:val="single"/>
+        </w:rPr>
+        <w:t xml:space="preserve">uerida </w:t>
+      </w:r>
+      <w:r>
+        <w:rPr>
+          <w:u w:val="single"/>
+        </w:rPr>
+        <w:t xml:space="preserve">fora de </w:t>
+      </w:r>
+      <w:r>
+        <w:rPr>
+          <w:u w:val="single"/>
+        </w:rPr>
+        <w:t>{{</w:t>
+      </w:r>
+      <w:proofErr w:type="spellStart"/>
+      <w:r>
+        <w:rPr>
+          <w:u w:val="single"/>
+        </w:rPr>
+        <w:t>taxa_original_pessoal</w:t>
+      </w:r>
+      <w:proofErr w:type="spellEnd"/>
+      <w:r>
+        <w:rPr>
+          <w:u w:val="single"/>
+        </w:rPr>
+        <w:t>}}</w:t>
+      </w:r>
+      <w:r>
+        <w:rPr>
+          <w:u w:val="single"/>
+        </w:rPr>
+        <w:t>% ao mês!</w:t>
       </w:r>
     </w:p>
     <w:p>
@@ -908,16 +1387,16 @@
         <mc:AlternateContent>
           <mc:Choice Requires="wps">
             <w:drawing>
-              <wp:anchor distT="0" distB="0" distL="114300" distR="114300" simplePos="0" relativeHeight="251658240" behindDoc="0" locked="0" layoutInCell="1" hidden="0" allowOverlap="1" wp14:anchorId="7C2B004A" wp14:editId="18B7143E">
+              <wp:anchor distT="0" distB="0" distL="114300" distR="114300" simplePos="0" relativeHeight="251658240" behindDoc="1" locked="0" layoutInCell="1" hidden="0" allowOverlap="1" wp14:anchorId="7C2B004A" wp14:editId="07F1CECE">
                 <wp:simplePos x="0" y="0"/>
                 <wp:positionH relativeFrom="column">
-                  <wp:posOffset>1562100</wp:posOffset>
+                  <wp:posOffset>1559698</wp:posOffset>
                 </wp:positionH>
                 <wp:positionV relativeFrom="paragraph">
-                  <wp:posOffset>279400</wp:posOffset>
+                  <wp:posOffset>278931</wp:posOffset>
                 </wp:positionV>
                 <wp:extent cx="3879850" cy="1403350"/>
-                <wp:effectExtent l="0" t="0" r="0" b="0"/>
+                <wp:effectExtent l="0" t="0" r="25400" b="25400"/>
                 <wp:wrapNone/>
                 <wp:docPr id="1933442842" name="Retângulo 1933442842"/>
                 <wp:cNvGraphicFramePr/>
@@ -927,8 +1406,8 @@
                       <wps:cNvSpPr/>
                       <wps:spPr>
                         <a:xfrm>
-                          <a:off x="3412425" y="3084675"/>
-                          <a:ext cx="3867150" cy="1390650"/>
+                          <a:off x="0" y="0"/>
+                          <a:ext cx="3879850" cy="1403350"/>
                         </a:xfrm>
                         <a:prstGeom prst="rect">
                           <a:avLst/>
@@ -967,7 +1446,7 @@
           </mc:Choice>
           <mc:Fallback>
             <w:pict>
-              <v:rect w14:anchorId="7C2B004A" id="Retângulo 1933442842" o:spid="_x0000_s1026" style="position:absolute;left:0;text-align:left;margin-left:123pt;margin-top:22pt;width:305.5pt;height:110.5pt;z-index:251658240;visibility:visible;mso-wrap-style:square;mso-wrap-distance-left:9pt;mso-wrap-distance-top:0;mso-wrap-distance-right:9pt;mso-wrap-distance-bottom:0;mso-position-horizontal:absolute;mso-position-horizontal-relative:text;mso-position-vertical:absolute;mso-position-vertical-relative:text;v-text-anchor:middle" o:gfxdata="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" filled="f" strokecolor="#1c3052" strokeweight="1pt">
+              <v:rect w14:anchorId="7C2B004A" id="Retângulo 1933442842" o:spid="_x0000_s1026" style="position:absolute;left:0;text-align:left;margin-left:122.8pt;margin-top:21.95pt;width:305.5pt;height:110.5pt;z-index:-251658240;visibility:visible;mso-wrap-style:square;mso-wrap-distance-left:9pt;mso-wrap-distance-top:0;mso-wrap-distance-right:9pt;mso-wrap-distance-bottom:0;mso-position-horizontal:absolute;mso-position-horizontal-relative:text;mso-position-vertical:absolute;mso-position-vertical-relative:text;v-text-anchor:middle" o:gfxdata="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" filled="f" strokecolor="#1c3052" strokeweight="1pt">
                 <v:stroke startarrowwidth="narrow" startarrowlength="short" endarrowwidth="narrow" endarrowlength="short"/>
                 <v:textbox inset="2.53958mm,2.53958mm,2.53958mm,2.53958mm">
                   <w:txbxContent>
@@ -1094,7 +1573,23 @@
           <w:highlight w:val="yellow"/>
           <w:u w:val="single"/>
         </w:rPr>
-        <w:t>Isso equivale a dizer que a taxa de juros aplicada aos contratos entabulados entre as partes é quase quatro vezes superior à taxa média mensal para as operações de mesma natureza no período.</w:t>
+        <w:t>Isso equivale a dizer que a taxa de juros aplicada ao</w:t>
+      </w:r>
+      <w:r>
+        <w:rPr>
+          <w:b/>
+          <w:highlight w:val="yellow"/>
+          <w:u w:val="single"/>
+        </w:rPr>
+        <w:t xml:space="preserve"> contrato entabulado</w:t>
+      </w:r>
+      <w:r>
+        <w:rPr>
+          <w:b/>
+          <w:highlight w:val="yellow"/>
+          <w:u w:val="single"/>
+        </w:rPr>
+        <w:t xml:space="preserve"> entre as partes é quase quatro vezes superior à taxa média mensal para as operações de mesma natureza no período.</w:t>
       </w:r>
     </w:p>
     <w:p>
@@ -1117,7 +1612,23 @@
       </w:r>
       <w:r>
         <w:lastRenderedPageBreak/>
-        <w:t>boa-fé objetiva, previsto no artigo 422 do Código Civil. Conforme leciona Pablo Stolze Gagliano e Rodolfo Pamplona Filho (Novo Curso de Direito Civil, Volume II), “a boa-fé objetiva exige que as partes não só tenham um comportamento ético, mas também que não exerçam seus direitos de forma excessivamente gravosa ao outro contratante”.</w:t>
+        <w:t xml:space="preserve">boa-fé objetiva, previsto no artigo 422 do Código Civil. Conforme leciona Pablo </w:t>
+      </w:r>
+      <w:proofErr w:type="spellStart"/>
+      <w:r>
+        <w:t>Stolze</w:t>
+      </w:r>
+      <w:proofErr w:type="spellEnd"/>
+      <w:r>
+        <w:t xml:space="preserve"> </w:t>
+      </w:r>
+      <w:proofErr w:type="spellStart"/>
+      <w:r>
+        <w:t>Gagliano</w:t>
+      </w:r>
+      <w:proofErr w:type="spellEnd"/>
+      <w:r>
+        <w:t xml:space="preserve"> e Rodolfo Pamplona Filho (Novo Curso de Direito Civil, Volume II), “a boa-fé objetiva exige que as partes não só tenham um comportamento ético, mas também que não exerçam seus direitos de forma excessivamente gravosa ao outro contratante”.</w:t>
       </w:r>
     </w:p>
     <w:p/>
@@ -1237,7 +1748,107 @@
           <w:sz w:val="22"/>
           <w:szCs w:val="22"/>
         </w:rPr>
-        <w:t xml:space="preserve">. 2. Na configuração da divergência do presente caso, temos, de um lado, o acórdão embargado da Terceira Turma concluindo que a norma do art. 42 do Código de Defesa do Consumidor pressupõe a demonstração de que a cobrança indevida decorreu de má-fé do credor fornecedor do serviço, enquanto os acórdãos-paradigmas da Primeira Seção afirmam que a repetição em dobro prescinde de má-fé, bastando a culpa. Ilustrando o posicionamento da Primeira Seção: EREsp 1.155.827/SP, Rel. Min. Humberto Martins, Primeira Seção, DJe 30/6/2011. Para exemplificar o posicionamento da Segunda Seção, vide: EREsp 1.127.721/RS, Rel. Min. Antônio Carlos Ferreira, Rel. p/ Acórdão Min. Marco Buzzi, Segunda Seção, DJe 13/3/2013. 3. Quanto ao citado parágrafo único do art. 42 do CDC, abstrai-se que a cobrança indevida será devolvida em dobro, "salvo hipótese de engano justificável". Em outras palavras, se não houver justificativa para a cobrança indevida, a repetição do indébito será em dobro. </w:t>
+        <w:t xml:space="preserve">. 2. Na configuração da divergência do presente caso, temos, de um lado, o acórdão embargado da Terceira Turma concluindo que a norma do art. 42 do Código de Defesa do Consumidor pressupõe a demonstração de que a cobrança indevida decorreu de má-fé do credor fornecedor do serviço, enquanto os acórdãos-paradigmas da Primeira Seção afirmam que a repetição em dobro prescinde de má-fé, bastando a culpa. Ilustrando o posicionamento da Primeira Seção: </w:t>
+      </w:r>
+      <w:proofErr w:type="spellStart"/>
+      <w:r>
+        <w:rPr>
+          <w:i/>
+          <w:color w:val="000000"/>
+          <w:sz w:val="22"/>
+          <w:szCs w:val="22"/>
+        </w:rPr>
+        <w:t>EREsp</w:t>
+      </w:r>
+      <w:proofErr w:type="spellEnd"/>
+      <w:r>
+        <w:rPr>
+          <w:i/>
+          <w:color w:val="000000"/>
+          <w:sz w:val="22"/>
+          <w:szCs w:val="22"/>
+        </w:rPr>
+        <w:t xml:space="preserve"> 1.155.827/SP, Rel. Min. Humberto Martins, Primeira Seção, </w:t>
+      </w:r>
+      <w:proofErr w:type="spellStart"/>
+      <w:r>
+        <w:rPr>
+          <w:i/>
+          <w:color w:val="000000"/>
+          <w:sz w:val="22"/>
+          <w:szCs w:val="22"/>
+        </w:rPr>
+        <w:t>DJe</w:t>
+      </w:r>
+      <w:proofErr w:type="spellEnd"/>
+      <w:r>
+        <w:rPr>
+          <w:i/>
+          <w:color w:val="000000"/>
+          <w:sz w:val="22"/>
+          <w:szCs w:val="22"/>
+        </w:rPr>
+        <w:t xml:space="preserve"> 30/6/2011. Para exemplificar o posicionamento da Segunda Seção, vide: </w:t>
+      </w:r>
+      <w:proofErr w:type="spellStart"/>
+      <w:r>
+        <w:rPr>
+          <w:i/>
+          <w:color w:val="000000"/>
+          <w:sz w:val="22"/>
+          <w:szCs w:val="22"/>
+        </w:rPr>
+        <w:t>EREsp</w:t>
+      </w:r>
+      <w:proofErr w:type="spellEnd"/>
+      <w:r>
+        <w:rPr>
+          <w:i/>
+          <w:color w:val="000000"/>
+          <w:sz w:val="22"/>
+          <w:szCs w:val="22"/>
+        </w:rPr>
+        <w:t xml:space="preserve"> 1.127.721/RS, Rel. Min. Antônio Carlos Ferreira, Rel. p/ Acórdão Min. Marco </w:t>
+      </w:r>
+      <w:proofErr w:type="spellStart"/>
+      <w:r>
+        <w:rPr>
+          <w:i/>
+          <w:color w:val="000000"/>
+          <w:sz w:val="22"/>
+          <w:szCs w:val="22"/>
+        </w:rPr>
+        <w:t>Buzzi</w:t>
+      </w:r>
+      <w:proofErr w:type="spellEnd"/>
+      <w:r>
+        <w:rPr>
+          <w:i/>
+          <w:color w:val="000000"/>
+          <w:sz w:val="22"/>
+          <w:szCs w:val="22"/>
+        </w:rPr>
+        <w:t xml:space="preserve">, Segunda Seção, </w:t>
+      </w:r>
+      <w:proofErr w:type="spellStart"/>
+      <w:r>
+        <w:rPr>
+          <w:i/>
+          <w:color w:val="000000"/>
+          <w:sz w:val="22"/>
+          <w:szCs w:val="22"/>
+        </w:rPr>
+        <w:t>DJe</w:t>
+      </w:r>
+      <w:proofErr w:type="spellEnd"/>
+      <w:r>
+        <w:rPr>
+          <w:i/>
+          <w:color w:val="000000"/>
+          <w:sz w:val="22"/>
+          <w:szCs w:val="22"/>
+        </w:rPr>
+        <w:t xml:space="preserve"> 13/3/2013. 3. Quanto ao citado parágrafo único do art. 42 do CDC, abstrai-se que a cobrança indevida será devolvida em dobro, "salvo hipótese de engano justificável". Em outras palavras, se não houver justificativa para a cobrança indevida, a repetição do indébito será em dobro. </w:t>
       </w:r>
       <w:r>
         <w:rPr>
@@ -1291,7 +1902,47 @@
           <w:color w:val="000000"/>
           <w:highlight w:val="yellow"/>
         </w:rPr>
-        <w:t>A tese da exclusividade do dolo inviabiliza, por exemplo, a devolução em dobro de pacotes de serviços, no caso de telefonia, jamais solicitados pelo consumidor e sobre o qual o fornecedor do serviço invoque qualquer "justificativa do seu engano". Isso porque o requisito subjetivo da má-fé é prova substancialmente difícil de produzir. Exigir que o consumidor prove dolo ou má-fé do fornecedor é imputar-lhe prova diabólica, padrão probatório que vai de encontro às próprias filosofia e ratio do CDC. 7. Não vislumbro distinção para os casos em que o indébito provém de contratos que não envolvam fornecimento de serviços públicos, de forma que também deve prevalecer para todas as hipóteses a tese, que defendi acima, de que tanto a conduta dolosa quanto culposa do fornecedor de serviços dá azo à devolução em dobro do indébito, de acordo com o art. 42 do CDC</w:t>
+        <w:t xml:space="preserve">A tese da exclusividade do dolo inviabiliza, por exemplo, a devolução em dobro de pacotes de serviços, no caso de telefonia, jamais solicitados pelo consumidor e sobre o qual o fornecedor do serviço invoque qualquer "justificativa do seu engano". Isso porque o requisito subjetivo da má-fé é prova substancialmente difícil de produzir. Exigir que o consumidor prove dolo ou má-fé do fornecedor é imputar-lhe prova diabólica, padrão probatório que vai de encontro às </w:t>
+      </w:r>
+      <w:proofErr w:type="gramStart"/>
+      <w:r>
+        <w:rPr>
+          <w:b/>
+          <w:i/>
+          <w:color w:val="000000"/>
+          <w:highlight w:val="yellow"/>
+        </w:rPr>
+        <w:t>próprias filosofia</w:t>
+      </w:r>
+      <w:proofErr w:type="gramEnd"/>
+      <w:r>
+        <w:rPr>
+          <w:b/>
+          <w:i/>
+          <w:color w:val="000000"/>
+          <w:highlight w:val="yellow"/>
+        </w:rPr>
+        <w:t xml:space="preserve"> e </w:t>
+      </w:r>
+      <w:proofErr w:type="spellStart"/>
+      <w:r>
+        <w:rPr>
+          <w:b/>
+          <w:i/>
+          <w:color w:val="000000"/>
+          <w:highlight w:val="yellow"/>
+        </w:rPr>
+        <w:t>ratio</w:t>
+      </w:r>
+      <w:proofErr w:type="spellEnd"/>
+      <w:r>
+        <w:rPr>
+          <w:b/>
+          <w:i/>
+          <w:color w:val="000000"/>
+          <w:highlight w:val="yellow"/>
+        </w:rPr>
+        <w:t xml:space="preserve"> do CDC. 7. Não vislumbro distinção para os casos em que o indébito provém de contratos que não envolvam fornecimento de serviços públicos, de forma que também deve prevalecer para todas as hipóteses a tese, que defendi acima, de que tanto a conduta dolosa quanto culposa do fornecedor de serviços dá azo à devolução em dobro do indébito, de acordo com o art. 42 do CDC</w:t>
       </w:r>
       <w:r>
         <w:rPr>
@@ -1300,7 +1951,47 @@
           <w:sz w:val="22"/>
           <w:szCs w:val="22"/>
         </w:rPr>
-        <w:t xml:space="preserve">. Nessas modalidades contratuais, também deve prevalecer o critério dúplice do dolo/culpa. Assim, tanto a conduta dolosa quanto a culposa do fornecedor de serviços dão substrato à devolução em dobro do indébito, à luz do art. 42 do CDC. 8. A Primeira Seção, no julgamento do REsp 1.113.403/RJ, de relatoria do Ministro Teori Albino Zavascki (DJe 15/9/2009), submetido ao regime dos recursos repetitivos do art. 543-C do Código de Processo Civil e da Resolução STJ 8/2008, firmou o entendimento de que, ante a ausência de disposição específica acerca do prazo prescricional aplicável à prática comercial indevida de cobrança excessiva, é de rigor a incidência das normas gerais relativas à prescrição insculpidas no Código Civil na ação de repetição de indébito de tarifas de água e esgoto. Assim, tem-se prazo vintenário, na forma estabelecida no art. 177 do Código Civil de 1916, ou decenal, de acordo com o previsto no art. 205 do Código Civil de 2002. Diante </w:t>
+        <w:t>. Nessas modalidades contratuais, também deve prevalecer o critério dúplice do dolo/culpa. Assim, tanto a conduta dolosa quanto a culposa do fornecedor de serviços dão substrato à devolução em dobro do indébito, à luz do art. 42 do CDC. 8. A Primeira Seção, no julgamento do REsp 1.113.403/RJ, de relatoria do Ministro Teori Albino Zavascki (</w:t>
+      </w:r>
+      <w:proofErr w:type="spellStart"/>
+      <w:r>
+        <w:rPr>
+          <w:i/>
+          <w:color w:val="000000"/>
+          <w:sz w:val="22"/>
+          <w:szCs w:val="22"/>
+        </w:rPr>
+        <w:t>DJe</w:t>
+      </w:r>
+      <w:proofErr w:type="spellEnd"/>
+      <w:r>
+        <w:rPr>
+          <w:i/>
+          <w:color w:val="000000"/>
+          <w:sz w:val="22"/>
+          <w:szCs w:val="22"/>
+        </w:rPr>
+        <w:t xml:space="preserve"> 15/9/2009), submetido ao regime dos recursos repetitivos do art. 543-C do Código de Processo Civil e da Resolução STJ 8/2008, firmou o entendimento de que, ante a ausência de disposição específica acerca do prazo prescricional aplicável à prática comercial indevida de cobrança excessiva, é de rigor a incidência das normas gerais relativas à prescrição insculpidas no Código Civil na ação de repetição de indébito de tarifas de água e esgoto. Assim, tem-se prazo </w:t>
+      </w:r>
+      <w:proofErr w:type="spellStart"/>
+      <w:r>
+        <w:rPr>
+          <w:i/>
+          <w:color w:val="000000"/>
+          <w:sz w:val="22"/>
+          <w:szCs w:val="22"/>
+        </w:rPr>
+        <w:t>vintenário</w:t>
+      </w:r>
+      <w:proofErr w:type="spellEnd"/>
+      <w:r>
+        <w:rPr>
+          <w:i/>
+          <w:color w:val="000000"/>
+          <w:sz w:val="22"/>
+          <w:szCs w:val="22"/>
+        </w:rPr>
+        <w:t xml:space="preserve">, na forma estabelecida no art. 177 do Código Civil de 1916, ou decenal, de acordo com o previsto no art. 205 do Código Civil de 2002. Diante </w:t>
       </w:r>
       <w:r>
         <w:rPr>
@@ -1368,7 +2059,29 @@
           <w:sz w:val="22"/>
           <w:szCs w:val="22"/>
         </w:rPr>
-        <w:t xml:space="preserve">Documento: 1498374 - Inteiro Teor do Acórdão - Site certificado - DJe: 30/03/2021 </w:t>
+        <w:t xml:space="preserve">Documento: 1498374 - Inteiro Teor do Acórdão - Site certificado - </w:t>
+      </w:r>
+      <w:proofErr w:type="spellStart"/>
+      <w:r>
+        <w:rPr>
+          <w:b/>
+          <w:i/>
+          <w:color w:val="000000"/>
+          <w:sz w:val="22"/>
+          <w:szCs w:val="22"/>
+        </w:rPr>
+        <w:t>DJe</w:t>
+      </w:r>
+      <w:proofErr w:type="spellEnd"/>
+      <w:r>
+        <w:rPr>
+          <w:b/>
+          <w:i/>
+          <w:color w:val="000000"/>
+          <w:sz w:val="22"/>
+          <w:szCs w:val="22"/>
+        </w:rPr>
+        <w:t xml:space="preserve">: 30/03/2021 </w:t>
       </w:r>
     </w:p>
     <w:p>
@@ -1433,7 +2146,35 @@
         <w:rPr>
           <w:highlight w:val="yellow"/>
         </w:rPr>
-        <w:t>Portanto, pleiteia, a parte autora, a devolução dos valores equivalentes a diferença dos valores que seriam pagos pela parte requerente, subtraídos pelo valor correspondente ao total que pagaria com a adequação das taxas de juros à média de mercado, multiplicado por dois, sendo devidos assim a restituição de R$ 18.727,2</w:t>
+        <w:t xml:space="preserve">Portanto, pleiteia, a parte autora, a devolução dos valores equivalentes a diferença dos valores que seriam pagos pela parte requerente, subtraídos pelo valor correspondente ao total que pagaria com a adequação das taxas de juros à média de mercado, multiplicado por dois, sendo devidos assim a restituição de R$ </w:t>
+      </w:r>
+      <w:proofErr w:type="gramStart"/>
+      <w:r>
+        <w:rPr>
+          <w:highlight w:val="yellow"/>
+        </w:rPr>
+        <w:t xml:space="preserve">{{ </w:t>
+      </w:r>
+      <w:proofErr w:type="spellStart"/>
+      <w:r>
+        <w:rPr>
+          <w:highlight w:val="yellow"/>
+        </w:rPr>
+        <w:t>devolução</w:t>
+      </w:r>
+      <w:proofErr w:type="gramEnd"/>
+      <w:r>
+        <w:rPr>
+          <w:highlight w:val="yellow"/>
+        </w:rPr>
+        <w:t>_dobro</w:t>
+      </w:r>
+      <w:proofErr w:type="spellEnd"/>
+      <w:r>
+        <w:rPr>
+          <w:highlight w:val="yellow"/>
+        </w:rPr>
+        <w:t>}}</w:t>
       </w:r>
       <w:r>
         <w:rPr>
@@ -1452,11 +2193,33 @@
         <w:rPr>
           <w:highlight w:val="yellow"/>
         </w:rPr>
-        <w:t>, para o contrato 1; e R$ 6.027,12, para o contrato 2.</w:t>
+        <w:t xml:space="preserve">, </w:t>
+      </w:r>
+      <w:r>
+        <w:rPr>
+          <w:highlight w:val="yellow"/>
+        </w:rPr>
+        <w:t>para o contrato de empréstimo</w:t>
+      </w:r>
+      <w:r>
+        <w:rPr>
+          <w:highlight w:val="yellow"/>
+        </w:rPr>
+        <w:t>.</w:t>
       </w:r>
       <w:r>
         <w:t xml:space="preserve"> </w:t>
       </w:r>
+    </w:p>
+    <w:p>
+      <w:pPr>
+        <w:ind w:firstLine="0"/>
+      </w:pPr>
+    </w:p>
+    <w:p>
+      <w:pPr>
+        <w:ind w:firstLine="0"/>
+      </w:pPr>
     </w:p>
     <w:p>
       <w:pPr>
@@ -1472,13 +2235,13 @@
         </w:numPr>
       </w:pPr>
       <w:r>
+        <w:lastRenderedPageBreak/>
         <w:t>DANO MORAL</w:t>
       </w:r>
     </w:p>
     <w:p/>
     <w:p>
       <w:r>
-        <w:lastRenderedPageBreak/>
         <w:t>Além da revisão e adequação das taxas de juros e da repetição em dobro do indébito, é necessário abordar os danos morais causados à parte requerente pela prática abusiva da instituição financeira requerida.</w:t>
       </w:r>
     </w:p>
@@ -1541,6 +2304,7 @@
         </w:rPr>
         <w:t>{</w:t>
       </w:r>
+      <w:proofErr w:type="spellStart"/>
       <w:r>
         <w:rPr>
           <w:b/>
@@ -1550,6 +2314,8 @@
         </w:rPr>
         <w:t>comprometimento_renda</w:t>
       </w:r>
+      <w:proofErr w:type="spellEnd"/>
+      <w:proofErr w:type="gramStart"/>
       <w:r>
         <w:rPr>
           <w:b/>
@@ -1575,27 +2341,28 @@
           <w:szCs w:val="28"/>
           <w:highlight w:val="yellow"/>
         </w:rPr>
-        <w:t xml:space="preserve"> de uma renda que já era de um salário mínimo.</w:t>
-      </w:r>
-    </w:p>
-    <w:p>
-      <w:pPr>
-        <w:rPr>
+        <w:t>%</w:t>
+      </w:r>
+      <w:proofErr w:type="gramEnd"/>
+      <w:r>
+        <w:rPr>
+          <w:b/>
           <w:sz w:val="28"/>
           <w:szCs w:val="28"/>
           <w:highlight w:val="yellow"/>
         </w:rPr>
-      </w:pPr>
-    </w:p>
-    <w:p>
-      <w:pPr>
+        <w:t xml:space="preserve"> de </w:t>
+      </w:r>
+      <w:r>
         <w:rPr>
           <w:b/>
           <w:sz w:val="28"/>
           <w:szCs w:val="28"/>
           <w:highlight w:val="yellow"/>
         </w:rPr>
-      </w:pPr>
+        <w:lastRenderedPageBreak/>
+        <w:t xml:space="preserve">uma renda </w:t>
+      </w:r>
       <w:r>
         <w:rPr>
           <w:b/>
@@ -1603,9 +2370,9 @@
           <w:szCs w:val="28"/>
           <w:highlight w:val="yellow"/>
         </w:rPr>
-        <w:lastRenderedPageBreak/>
-        <w:t xml:space="preserve">A parte requerente, em função da prática abusiva da requerida está sobrevivendo com apenas </w:t>
-      </w:r>
+        <w:t>de R${{</w:t>
+      </w:r>
+      <w:proofErr w:type="spellStart"/>
       <w:r>
         <w:rPr>
           <w:b/>
@@ -1613,8 +2380,9 @@
           <w:szCs w:val="28"/>
           <w:highlight w:val="yellow"/>
         </w:rPr>
-        <w:t>{{</w:t>
-      </w:r>
+        <w:t>renda_mensal</w:t>
+      </w:r>
+      <w:proofErr w:type="spellEnd"/>
       <w:r>
         <w:rPr>
           <w:b/>
@@ -1622,8 +2390,9 @@
           <w:szCs w:val="28"/>
           <w:highlight w:val="yellow"/>
         </w:rPr>
-        <w:t>valor_liquido</w:t>
-      </w:r>
+        <w:t xml:space="preserve"> – </w:t>
+      </w:r>
+      <w:proofErr w:type="spellStart"/>
       <w:r>
         <w:rPr>
           <w:b/>
@@ -1631,8 +2400,9 @@
           <w:szCs w:val="28"/>
           <w:highlight w:val="yellow"/>
         </w:rPr>
-        <w:t>}}</w:t>
-      </w:r>
+        <w:t>parcela_consignado</w:t>
+      </w:r>
+      <w:proofErr w:type="spellEnd"/>
       <w:r>
         <w:rPr>
           <w:b/>
@@ -1640,7 +2410,7 @@
           <w:szCs w:val="28"/>
           <w:highlight w:val="yellow"/>
         </w:rPr>
-        <w:t xml:space="preserve"> por mês, cerca de </w:t>
+        <w:t>}} já prejudicada por empréstimos consignados</w:t>
       </w:r>
       <w:r>
         <w:rPr>
@@ -1649,15 +2419,148 @@
           <w:szCs w:val="28"/>
           <w:highlight w:val="yellow"/>
         </w:rPr>
-        <w:t>{{Valor_diario}} por</w:t>
-      </w:r>
-      <w:r>
-        <w:rPr>
-          <w:b/>
+        <w:t>.</w:t>
+      </w:r>
+    </w:p>
+    <w:p>
+      <w:pPr>
+        <w:rPr>
           <w:sz w:val="28"/>
           <w:szCs w:val="28"/>
           <w:highlight w:val="yellow"/>
         </w:rPr>
+      </w:pPr>
+    </w:p>
+    <w:p>
+      <w:pPr>
+        <w:rPr>
+          <w:b/>
+          <w:sz w:val="28"/>
+          <w:szCs w:val="28"/>
+          <w:highlight w:val="yellow"/>
+        </w:rPr>
+      </w:pPr>
+      <w:r>
+        <w:rPr>
+          <w:b/>
+          <w:sz w:val="28"/>
+          <w:szCs w:val="28"/>
+          <w:highlight w:val="yellow"/>
+        </w:rPr>
+        <w:t xml:space="preserve">A parte requerente, em função da prática abusiva da requerida está sobrevivendo com apenas </w:t>
+      </w:r>
+      <w:r>
+        <w:rPr>
+          <w:b/>
+          <w:sz w:val="28"/>
+          <w:szCs w:val="28"/>
+          <w:highlight w:val="yellow"/>
+        </w:rPr>
+        <w:t>R$</w:t>
+      </w:r>
+      <w:r>
+        <w:rPr>
+          <w:b/>
+          <w:sz w:val="28"/>
+          <w:szCs w:val="28"/>
+          <w:highlight w:val="yellow"/>
+        </w:rPr>
+        <w:t>{{</w:t>
+      </w:r>
+      <w:proofErr w:type="spellStart"/>
+      <w:r>
+        <w:rPr>
+          <w:b/>
+          <w:sz w:val="28"/>
+          <w:szCs w:val="28"/>
+          <w:highlight w:val="yellow"/>
+        </w:rPr>
+        <w:t>valor_</w:t>
+      </w:r>
+      <w:proofErr w:type="gramStart"/>
+      <w:r>
+        <w:rPr>
+          <w:b/>
+          <w:sz w:val="28"/>
+          <w:szCs w:val="28"/>
+          <w:highlight w:val="yellow"/>
+        </w:rPr>
+        <w:t>liquido</w:t>
+      </w:r>
+      <w:proofErr w:type="spellEnd"/>
+      <w:proofErr w:type="gramEnd"/>
+      <w:r>
+        <w:rPr>
+          <w:b/>
+          <w:sz w:val="28"/>
+          <w:szCs w:val="28"/>
+          <w:highlight w:val="yellow"/>
+        </w:rPr>
+        <w:t>}}</w:t>
+      </w:r>
+      <w:r>
+        <w:rPr>
+          <w:b/>
+          <w:sz w:val="28"/>
+          <w:szCs w:val="28"/>
+          <w:highlight w:val="yellow"/>
+        </w:rPr>
+        <w:t xml:space="preserve"> por mês, cerca de </w:t>
+      </w:r>
+      <w:r>
+        <w:rPr>
+          <w:b/>
+          <w:sz w:val="28"/>
+          <w:szCs w:val="28"/>
+          <w:highlight w:val="yellow"/>
+        </w:rPr>
+        <w:t>R$</w:t>
+      </w:r>
+      <w:r>
+        <w:rPr>
+          <w:b/>
+          <w:sz w:val="28"/>
+          <w:szCs w:val="28"/>
+          <w:highlight w:val="yellow"/>
+        </w:rPr>
+        <w:t>{{</w:t>
+      </w:r>
+      <w:proofErr w:type="spellStart"/>
+      <w:r>
+        <w:rPr>
+          <w:b/>
+          <w:sz w:val="28"/>
+          <w:szCs w:val="28"/>
+          <w:highlight w:val="yellow"/>
+        </w:rPr>
+        <w:t>v</w:t>
+      </w:r>
+      <w:r>
+        <w:rPr>
+          <w:b/>
+          <w:sz w:val="28"/>
+          <w:szCs w:val="28"/>
+          <w:highlight w:val="yellow"/>
+        </w:rPr>
+        <w:t>alor_diario</w:t>
+      </w:r>
+      <w:proofErr w:type="spellEnd"/>
+      <w:r>
+        <w:rPr>
+          <w:b/>
+          <w:sz w:val="28"/>
+          <w:szCs w:val="28"/>
+          <w:highlight w:val="yellow"/>
+        </w:rPr>
+        <w:t>}} por</w:t>
+      </w:r>
+      <w:r>
+        <w:rPr>
+          <w:b/>
+          <w:sz w:val="28"/>
+          <w:szCs w:val="28"/>
+          <w:highlight w:val="yellow"/>
+        </w:rPr>
         <w:t xml:space="preserve"> dia!! É um escracho!!</w:t>
       </w:r>
     </w:p>
@@ -1682,11 +2585,7 @@
     <w:p/>
     <w:p>
       <w:r>
-        <w:t xml:space="preserve">Assim, requer-se a condenação da requerida ao pagamento de indenização por danos morais em valor não inferior a R$ </w:t>
-      </w:r>
-      <w:r>
-        <w:lastRenderedPageBreak/>
-        <w:t xml:space="preserve">R$10.000,00 (dez mil reais), considerando a gravidade da prática abusiva e os transtornos causados à parte requerente. </w:t>
+        <w:t xml:space="preserve">Assim, requer-se a condenação da requerida ao pagamento de indenização por danos morais em valor não inferior a R$ R$10.000,00 (dez mil reais), considerando a gravidade da prática abusiva e os transtornos causados à parte requerente. </w:t>
       </w:r>
     </w:p>
     <w:p/>
@@ -1711,7 +2610,15 @@
     <w:p/>
     <w:p>
       <w:r>
-        <w:t>O Código de Defesa do Consumidor (CDC) prevê, em seu artigo 6º, inciso VIII, a possibilidade de inversão do ônus da prova em favor do consumidor, quando, a critério do juiz, for verossímil a alegação ou quando o consumidor for hipossuficiente, segundo as regras ordinárias de experiências. Tal previsão visa equilibrar a relação entre consumidor e fornecedor, especialmente em situações onde o consumidor se encontra em desvantagem técnica, econômica ou jurídica.</w:t>
+        <w:t xml:space="preserve">O Código de Defesa do Consumidor (CDC) prevê, em seu artigo 6º, inciso VIII, a possibilidade de inversão do ônus da prova em favor do consumidor, quando, a critério do juiz, for verossímil a alegação ou quando o consumidor for hipossuficiente, segundo as regras ordinárias de experiências. Tal previsão visa equilibrar a relação entre consumidor e fornecedor, especialmente em situações </w:t>
+      </w:r>
+      <w:proofErr w:type="gramStart"/>
+      <w:r>
+        <w:t>onde</w:t>
+      </w:r>
+      <w:proofErr w:type="gramEnd"/>
+      <w:r>
+        <w:t xml:space="preserve"> o consumidor se encontra em desvantagem técnica, econômica ou jurídica.</w:t>
       </w:r>
     </w:p>
     <w:p>
@@ -1724,11 +2631,11 @@
     </w:p>
     <w:p>
       <w:r>
-        <w:t xml:space="preserve">No presente caso, a parte requerente, como consumidor, encontra-se em posição de hipossuficiência em relação à instituição financeira requerida. A complexidade dos contratos de empréstimo pessoal e a assimetria de informações entre as partes justificam a aplicação da inversão do </w:t>
+        <w:t xml:space="preserve">No presente caso, a parte requerente, como consumidor, encontra-se em posição de hipossuficiência em relação à instituição </w:t>
       </w:r>
       <w:r>
         <w:lastRenderedPageBreak/>
-        <w:t>ônus probatório, garantindo ao consumidor uma maior proteção e facilitando a comprovação dos fatos alegados.</w:t>
+        <w:t>financeira requerida. A complexidade dos contratos de empréstimo pessoal e a assimetria de informações entre as partes justificam a aplicação da inversão do ônus probatório, garantindo ao consumidor uma maior proteção e facilitando a comprovação dos fatos alegados.</w:t>
       </w:r>
     </w:p>
     <w:p/>
@@ -1743,6 +2650,9 @@
         <w:t>Tal medida é essencial para assegurar a efetiva proteção dos direitos do consumidor e promover a justiça na relação contratual, garantindo que a verdade dos fatos seja plenamente apurada e que o requerente não seja prejudicado pela desvantagem técnica e econômica em relação à instituição financeira requerida.</w:t>
       </w:r>
     </w:p>
+    <w:p/>
+    <w:p/>
+    <w:p/>
     <w:p/>
     <w:p>
       <w:pPr>
@@ -1753,6 +2663,7 @@
         </w:numPr>
       </w:pPr>
       <w:r>
+        <w:lastRenderedPageBreak/>
         <w:t>PEDIDOS</w:t>
       </w:r>
     </w:p>
@@ -1806,7 +2717,6 @@
         <w:rPr>
           <w:color w:val="000000"/>
         </w:rPr>
-        <w:lastRenderedPageBreak/>
         <w:t>Tramitação em juízo 100% digital;</w:t>
       </w:r>
     </w:p>
@@ -1906,11 +2816,28 @@
           <w:color w:val="000000"/>
           <w:highlight w:val="yellow"/>
         </w:rPr>
-        <w:t>R$ 18.727,20 (referente ao contrato)</w:t>
-      </w:r>
-      <w:r>
-        <w:rPr>
-          <w:color w:val="000000"/>
+        <w:t>R${{</w:t>
+      </w:r>
+      <w:proofErr w:type="spellStart"/>
+      <w:r>
+        <w:rPr>
+          <w:color w:val="000000"/>
+          <w:highlight w:val="yellow"/>
+        </w:rPr>
+        <w:t>devolução_dobro</w:t>
+      </w:r>
+      <w:proofErr w:type="spellEnd"/>
+      <w:r>
+        <w:rPr>
+          <w:color w:val="000000"/>
+          <w:highlight w:val="yellow"/>
+        </w:rPr>
+        <w:t>}}</w:t>
+      </w:r>
+      <w:r>
+        <w:rPr>
+          <w:color w:val="000000"/>
+          <w:highlight w:val="yellow"/>
         </w:rPr>
         <w:t xml:space="preserve"> </w:t>
       </w:r>
@@ -1995,13 +2922,21 @@
         <w:rPr>
           <w:highlight w:val="yellow"/>
         </w:rPr>
-        <w:t>R$ 34.754,32</w:t>
-      </w:r>
-      <w:r>
-        <w:rPr>
-          <w:highlight w:val="yellow"/>
-        </w:rPr>
-        <w:t xml:space="preserve"> (SOMA DOS VALORES A SEREM DEVOLVIDOS + 10.000 DE DANO MORAL)</w:t>
+        <w:t>R${{</w:t>
+      </w:r>
+      <w:proofErr w:type="spellStart"/>
+      <w:r>
+        <w:rPr>
+          <w:highlight w:val="yellow"/>
+        </w:rPr>
+        <w:t>valor_causa</w:t>
+      </w:r>
+      <w:proofErr w:type="spellEnd"/>
+      <w:r>
+        <w:rPr>
+          <w:highlight w:val="yellow"/>
+        </w:rPr>
+        <w:t>}}</w:t>
       </w:r>
     </w:p>
     <w:p/>
@@ -2014,6 +2949,7 @@
       <w:bookmarkStart w:id="1" w:name="_heading=h.gjdgxs" w:colFirst="0" w:colLast="0"/>
       <w:bookmarkEnd w:id="1"/>
       <w:r>
+        <w:lastRenderedPageBreak/>
         <w:t>Nestes termos,</w:t>
       </w:r>
     </w:p>
@@ -2038,7 +2974,15 @@
         <w:jc w:val="center"/>
       </w:pPr>
       <w:r>
-        <w:t>Batatais/SP, 18 de Novembro de 2024</w:t>
+        <w:t xml:space="preserve">Batatais/SP, 18 de </w:t>
+      </w:r>
+      <w:proofErr w:type="gramStart"/>
+      <w:r>
+        <w:t>Novembro</w:t>
+      </w:r>
+      <w:proofErr w:type="gramEnd"/>
+      <w:r>
+        <w:t xml:space="preserve"> de 2024</w:t>
       </w:r>
     </w:p>
     <w:p>
@@ -2098,7 +3042,21 @@
         <w:rPr>
           <w:b/>
         </w:rPr>
-        <w:t>Cícero Vogelaar Girardi</w:t>
+        <w:t xml:space="preserve">Cícero </w:t>
+      </w:r>
+      <w:proofErr w:type="spellStart"/>
+      <w:r>
+        <w:rPr>
+          <w:b/>
+        </w:rPr>
+        <w:t>Vogelaar</w:t>
+      </w:r>
+      <w:proofErr w:type="spellEnd"/>
+      <w:r>
+        <w:rPr>
+          <w:b/>
+        </w:rPr>
+        <w:t xml:space="preserve"> Girardi</w:t>
       </w:r>
     </w:p>
     <w:p>
@@ -2145,32 +3103,6 @@
         <w:ind w:firstLine="0"/>
         <w:jc w:val="center"/>
       </w:pPr>
-    </w:p>
-    <w:p>
-      <w:pPr>
-        <w:ind w:firstLine="0"/>
-        <w:jc w:val="center"/>
-      </w:pPr>
-    </w:p>
-    <w:p>
-      <w:pPr>
-        <w:ind w:firstLine="0"/>
-        <w:jc w:val="center"/>
-      </w:pPr>
-    </w:p>
-    <w:p>
-      <w:pPr>
-        <w:ind w:firstLine="0"/>
-        <w:jc w:val="center"/>
-      </w:pPr>
-    </w:p>
-    <w:p>
-      <w:pPr>
-        <w:ind w:firstLine="0"/>
-      </w:pPr>
-      <w:r>
-        <w:t>PREENCHER CONFOIRME INFORMAÇÕES DO CASO:</w:t>
-      </w:r>
     </w:p>
     <w:p>
       <w:pPr>
@@ -2922,19 +3854,19 @@
       </w:pPr>
     </w:lvl>
   </w:abstractNum>
-  <w:num w:numId="1" w16cid:durableId="1109005440">
+  <w:num w:numId="1" w16cid:durableId="1157569639">
     <w:abstractNumId w:val="4"/>
   </w:num>
-  <w:num w:numId="2" w16cid:durableId="1326587963">
+  <w:num w:numId="2" w16cid:durableId="710961537">
     <w:abstractNumId w:val="3"/>
   </w:num>
-  <w:num w:numId="3" w16cid:durableId="336810070">
+  <w:num w:numId="3" w16cid:durableId="465125499">
     <w:abstractNumId w:val="0"/>
   </w:num>
-  <w:num w:numId="4" w16cid:durableId="2026785267">
+  <w:num w:numId="4" w16cid:durableId="1934507809">
     <w:abstractNumId w:val="2"/>
   </w:num>
-  <w:num w:numId="5" w16cid:durableId="697002283">
+  <w:num w:numId="5" w16cid:durableId="2046833009">
     <w:abstractNumId w:val="1"/>
   </w:num>
 </w:numbering>
@@ -3451,6 +4383,7 @@
   <w:style w:type="character" w:default="1" w:styleId="Fontepargpadro">
     <w:name w:val="Default Paragraph Font"/>
     <w:uiPriority w:val="1"/>
+    <w:semiHidden/>
     <w:unhideWhenUsed/>
   </w:style>
   <w:style w:type="table" w:default="1" w:styleId="Tabelanormal">
@@ -3718,35 +4651,24 @@
       <w:szCs w:val="20"/>
     </w:rPr>
   </w:style>
-  <w:style w:type="paragraph" w:styleId="Pr-formataoHTML">
-    <w:name w:val="HTML Preformatted"/>
-    <w:basedOn w:val="Normal"/>
-    <w:link w:val="Pr-formataoHTMLChar"/>
-    <w:uiPriority w:val="99"/>
-    <w:semiHidden/>
-    <w:unhideWhenUsed/>
-    <w:rsid w:val="00C94B27"/>
+  <w:style w:type="table" w:styleId="Tabelacomgrade">
+    <w:name w:val="Table Grid"/>
+    <w:basedOn w:val="Tabelanormal"/>
+    <w:uiPriority w:val="39"/>
+    <w:rsid w:val="002A5EF3"/>
     <w:pPr>
       <w:spacing w:after="0" w:line="240" w:lineRule="auto"/>
     </w:pPr>
-    <w:rPr>
-      <w:rFonts w:ascii="Consolas" w:hAnsi="Consolas"/>
-      <w:sz w:val="20"/>
-      <w:szCs w:val="20"/>
-    </w:rPr>
-  </w:style>
-  <w:style w:type="character" w:customStyle="1" w:styleId="Pr-formataoHTMLChar">
-    <w:name w:val="Pré-formatação HTML Char"/>
-    <w:basedOn w:val="Fontepargpadro"/>
-    <w:link w:val="Pr-formataoHTML"/>
-    <w:uiPriority w:val="99"/>
-    <w:semiHidden/>
-    <w:rsid w:val="00C94B27"/>
-    <w:rPr>
-      <w:rFonts w:ascii="Consolas" w:hAnsi="Consolas"/>
-      <w:sz w:val="20"/>
-      <w:szCs w:val="20"/>
-    </w:rPr>
+    <w:tblPr>
+      <w:tblBorders>
+        <w:top w:val="single" w:sz="4" w:space="0" w:color="auto"/>
+        <w:left w:val="single" w:sz="4" w:space="0" w:color="auto"/>
+        <w:bottom w:val="single" w:sz="4" w:space="0" w:color="auto"/>
+        <w:right w:val="single" w:sz="4" w:space="0" w:color="auto"/>
+        <w:insideH w:val="single" w:sz="4" w:space="0" w:color="auto"/>
+        <w:insideV w:val="single" w:sz="4" w:space="0" w:color="auto"/>
+      </w:tblBorders>
+    </w:tblPr>
   </w:style>
 </w:styles>
 </file>

--- a/modelos/modelo_1.docx
+++ b/modelos/modelo_1.docx
@@ -11,7 +11,6 @@
       </w:r>
     </w:p>
     <w:p/>
-    <w:p/>
     <w:p>
       <w:r>
         <w:t>{{emprestimos_</w:t>
@@ -20,6 +19,23 @@
         <w:t>0</w:t>
       </w:r>
       <w:r>
+        <w:t>_</w:t>
+      </w:r>
+      <w:r>
+        <w:t>dif_bacen</w:t>
+      </w:r>
+      <w:r>
+        <w:t>}}</w:t>
+      </w:r>
+    </w:p>
+    <w:p>
+      <w:r>
+        <w:t>{{emprestimos_</w:t>
+      </w:r>
+      <w:r>
+        <w:t>0</w:t>
+      </w:r>
+      <w:r>
         <w:t>_def_emprestimos}}</w:t>
       </w:r>
     </w:p>
@@ -34,19 +50,54 @@
         <w:t>_parcela_pessoal_atual}}</w:t>
       </w:r>
     </w:p>
-    <w:p/>
-    <w:p>
-      <w:r>
-        <w:rPr>
-          <w:b/>
-        </w:rPr>
-        <w:t>ZAQUEU MARTINS DOS SANTOS</w:t>
-      </w:r>
-      <w:r>
-        <w:t>, brasileiro, divorciado, beneficiário do BPC/LOAS, portador do CPF n° 069.928.716-42, residente e domiciliado no endereço Rua Sete, número 423, Bairro Planalto, na cidade de Governador Valadares/MG, CEP 35.054-140, sem endereço eletrônico, vem, por meio de seus procuradores infra-assinados, apresentar:</w:t>
-      </w:r>
-    </w:p>
-    <w:p/>
+    <w:p>
+      <w:pPr>
+        <w:ind w:firstLine="0"/>
+      </w:pPr>
+    </w:p>
+    <w:p>
+      <w:pPr>
+        <w:ind w:firstLine="0"/>
+        <w:rPr>
+          <w:b/>
+          <w:color w:val="FF0000"/>
+          <w:lang w:val="en-US"/>
+        </w:rPr>
+      </w:pPr>
+      <w:proofErr w:type="gramStart"/>
+      <w:r>
+        <w:rPr>
+          <w:b/>
+          <w:color w:val="FF0000"/>
+          <w:lang w:val="en-US"/>
+        </w:rPr>
+        <w:t xml:space="preserve">{  </w:t>
+      </w:r>
+      <w:proofErr w:type="gramEnd"/>
+      <w:r>
+        <w:rPr>
+          <w:b/>
+          <w:color w:val="FF0000"/>
+          <w:lang w:val="en-US"/>
+        </w:rPr>
+        <w:t xml:space="preserve">                                                                   INSIRIR                                                                              }</w:t>
+      </w:r>
+    </w:p>
+    <w:p>
+      <w:pPr>
+        <w:rPr>
+          <w:b/>
+          <w:lang w:val="en-US"/>
+        </w:rPr>
+      </w:pPr>
+    </w:p>
+    <w:p>
+      <w:pPr>
+        <w:rPr>
+          <w:lang w:val="en-US"/>
+        </w:rPr>
+      </w:pPr>
+    </w:p>
     <w:p>
       <w:pPr>
         <w:ind w:firstLine="0"/>
@@ -79,10 +130,40 @@
         <w:rPr>
           <w:b/>
         </w:rPr>
-        <w:t>BANCO MERCANTIL DO BRASIL S.A.</w:t>
-      </w:r>
-      <w:r>
-        <w:t>, pessoa jurídica de direito privado, devidamente inscrita no CNPJ sob o nº 17.184.037/0001-10, com sede no endereço RUARIO DE JANEIRO, 654 -, Bairro CENTRO, CEP 30160912, BELO HORIZONTE - MG, pelos fatos e fundamentos a seguir expostos:</w:t>
+        <w:t>{</w:t>
+      </w:r>
+      <w:r>
+        <w:rPr>
+          <w:b/>
+          <w:color w:val="FF0000"/>
+        </w:rPr>
+        <w:t>BANCO</w:t>
+      </w:r>
+      <w:r>
+        <w:rPr>
+          <w:b/>
+        </w:rPr>
+        <w:t>}</w:t>
+      </w:r>
+      <w:r>
+        <w:t xml:space="preserve">, pessoa jurídica de direito privado, devidamente inscrita no CNPJ sob o nº </w:t>
+      </w:r>
+      <w:r>
+        <w:t>{</w:t>
+      </w:r>
+      <w:r>
+        <w:rPr>
+          <w:b/>
+          <w:bCs/>
+          <w:color w:val="FF0000"/>
+        </w:rPr>
+        <w:t>inserir</w:t>
+      </w:r>
+      <w:r>
+        <w:t>}</w:t>
+      </w:r>
+      <w:r>
+        <w:t>, com sede no endereço RUARIO DE JANEIRO, 654 -, Bairro CENTRO, CEP 30160912, BELO HORIZONTE - MG, pelos fatos e fundamentos a seguir expostos:</w:t>
       </w:r>
     </w:p>
     <w:p/>
@@ -91,13 +172,13 @@
         <w:pStyle w:val="Ttulo1"/>
       </w:pPr>
       <w:r>
+        <w:t>DA OPÇÃO PELO FORO DE SEDE DO RÉU</w:t>
+      </w:r>
+    </w:p>
+    <w:p/>
+    <w:p>
+      <w:r>
         <w:lastRenderedPageBreak/>
-        <w:t>DA OPÇÃO PELO FORO DE SEDE DO RÉU</w:t>
-      </w:r>
-    </w:p>
-    <w:p/>
-    <w:p>
-      <w:r>
         <w:t>Inicialmente, esclarece a parte autora, que decidiu por ingressar com a presente demanda no foro de sede do réu, ainda que de sua liberalidade optar por seu foro de domicílio, uma vez que seus procuradores possuem inscrições apenas nos estados de São Paulo e Minas Gerais e que optou pela contratação destes ainda que ciente deste fato, como comprova em declaração anexa (Doc. 1).</w:t>
       </w:r>
     </w:p>
@@ -769,8 +850,8 @@
         <w:tblLook w:val="04A0" w:firstRow="1" w:lastRow="0" w:firstColumn="1" w:lastColumn="0" w:noHBand="0" w:noVBand="1"/>
       </w:tblPr>
       <w:tblGrid>
-        <w:gridCol w:w="4247"/>
-        <w:gridCol w:w="4247"/>
+        <w:gridCol w:w="3730"/>
+        <w:gridCol w:w="4764"/>
       </w:tblGrid>
       <w:tr>
         <w:trPr>
@@ -942,6 +1023,9 @@
               <w:jc w:val="left"/>
             </w:pPr>
             <w:r>
+              <w:t xml:space="preserve">R$ </w:t>
+            </w:r>
+            <w:r>
               <w:t>{{emprestimos_0_valor}}</w:t>
             </w:r>
           </w:p>
@@ -976,6 +1060,18 @@
               <w:ind w:firstLine="0"/>
               <w:jc w:val="left"/>
             </w:pPr>
+            <w:r>
+              <w:t xml:space="preserve">R$ </w:t>
+            </w:r>
+            <w:r>
+              <w:t>{{emprestimos_0_</w:t>
+            </w:r>
+            <w:r>
+              <w:t>vlr_total_emprestimo1</w:t>
+            </w:r>
+            <w:r>
+              <w:t>}}</w:t>
+            </w:r>
           </w:p>
         </w:tc>
       </w:tr>
@@ -988,12 +1084,6 @@
     <w:p>
       <w:pPr>
         <w:ind w:firstLine="0"/>
-        <w:rPr>
-          <w:b/>
-          <w:sz w:val="28"/>
-          <w:szCs w:val="28"/>
-          <w:highlight w:val="yellow"/>
-        </w:rPr>
       </w:pPr>
       <w:r>
         <w:t xml:space="preserve">Uma diferença de </w:t>
@@ -1003,45 +1093,42 @@
           <w:bCs/>
           <w:sz w:val="28"/>
           <w:szCs w:val="28"/>
-          <w:highlight w:val="yellow"/>
         </w:rPr>
         <w:t>{{</w:t>
+      </w:r>
+      <w:r>
+        <w:t>emprestimos_0_org_bacen</w:t>
       </w:r>
       <w:r>
         <w:rPr>
           <w:bCs/>
           <w:sz w:val="28"/>
           <w:szCs w:val="28"/>
-          <w:highlight w:val="yellow"/>
-        </w:rPr>
-        <w:t>Valor total dívida original – Valor total dívida Bacen</w:t>
+        </w:rPr>
+        <w:t>}}</w:t>
+      </w:r>
+      <w:r>
+        <w:t>,</w:t>
+      </w:r>
+      <w:r>
+        <w:t xml:space="preserve"> valor correspondente a </w:t>
+      </w:r>
+      <w:r>
+        <w:t>{{</w:t>
+      </w:r>
+      <w:r>
+        <w:t>emprestimos_0_org_</w:t>
+      </w:r>
+      <w:r>
+        <w:t>div</w:t>
       </w:r>
       <w:r>
         <w:rPr>
           <w:bCs/>
           <w:sz w:val="28"/>
           <w:szCs w:val="28"/>
-          <w:highlight w:val="yellow"/>
         </w:rPr>
         <w:t>}}</w:t>
-      </w:r>
-      <w:r>
-        <w:t xml:space="preserve">, valor correspondente a </w:t>
-      </w:r>
-      <w:r>
-        <w:rPr>
-          <w:highlight w:val="yellow"/>
-        </w:rPr>
-        <w:t>{{</w:t>
-      </w:r>
-      <w:r>
-        <w:rPr>
-          <w:bCs/>
-          <w:sz w:val="28"/>
-          <w:szCs w:val="28"/>
-          <w:highlight w:val="yellow"/>
-        </w:rPr>
-        <w:t>Valor total dívida original / Valor total dívida Bacen}}</w:t>
       </w:r>
       <w:r>
         <w:t xml:space="preserve"> vezes o que irá pagar ao fim do contrato.</w:t>
@@ -4383,7 +4470,6 @@
   <w:style w:type="character" w:default="1" w:styleId="Fontepargpadro">
     <w:name w:val="Default Paragraph Font"/>
     <w:uiPriority w:val="1"/>
-    <w:semiHidden/>
     <w:unhideWhenUsed/>
   </w:style>
   <w:style w:type="table" w:default="1" w:styleId="Tabelanormal">

--- a/modelos/modelo_1.docx
+++ b/modelos/modelo_1.docx
@@ -29,69 +29,6 @@
       </w:r>
     </w:p>
     <w:p>
-      <w:r>
-        <w:t>{{emprestimos_</w:t>
-      </w:r>
-      <w:r>
-        <w:t>0</w:t>
-      </w:r>
-      <w:r>
-        <w:t>_def_emprestimos}}</w:t>
-      </w:r>
-    </w:p>
-    <w:p>
-      <w:r>
-        <w:t>{{emprestimos_</w:t>
-      </w:r>
-      <w:r>
-        <w:t>0</w:t>
-      </w:r>
-      <w:r>
-        <w:t>_parcela_pessoal_atual}}</w:t>
-      </w:r>
-    </w:p>
-    <w:p>
-      <w:r>
-        <w:t>{{emprestimos_</w:t>
-      </w:r>
-      <w:r>
-        <w:t>0</w:t>
-      </w:r>
-      <w:r>
-        <w:t>_</w:t>
-      </w:r>
-      <w:r>
-        <w:t>total_dobro</w:t>
-      </w:r>
-      <w:r>
-        <w:t>}}</w:t>
-      </w:r>
-    </w:p>
-    <w:p>
-      <w:r>
-        <w:t>{{emprestimos_</w:t>
-      </w:r>
-      <w:r>
-        <w:t>0</w:t>
-      </w:r>
-      <w:r>
-        <w:t>_</w:t>
-      </w:r>
-      <w:r>
-        <w:t>valor_causa</w:t>
-      </w:r>
-      <w:r>
-        <w:t>}}</w:t>
-      </w:r>
-    </w:p>
-    <w:p/>
-    <w:p/>
-    <w:p>
-      <w:pPr>
-        <w:ind w:firstLine="0"/>
-      </w:pPr>
-    </w:p>
-    <w:p>
       <w:pPr>
         <w:ind w:firstLine="0"/>
         <w:rPr>
@@ -189,26 +126,26 @@
         <w:t>}</w:t>
       </w:r>
       <w:r>
-        <w:t xml:space="preserve">, com sede no </w:t>
+        <w:t>, com sede no endereço RUARIO DE JANEIRO, 654 -, Bairro CENTRO, CEP 30160912, BELO HORIZONTE - MG, pelos fatos e fundamentos a seguir expostos:</w:t>
+      </w:r>
+    </w:p>
+    <w:p/>
+    <w:p>
+      <w:pPr>
+        <w:pStyle w:val="Ttulo1"/>
+      </w:pPr>
+      <w:r>
+        <w:t>DA OPÇÃO PELO FORO DE SEDE DO RÉU</w:t>
+      </w:r>
+    </w:p>
+    <w:p/>
+    <w:p>
+      <w:r>
+        <w:t xml:space="preserve">Inicialmente, esclarece a parte autora, que decidiu por ingressar com a presente demanda no foro de sede do réu, ainda que de sua liberalidade optar por seu foro de domicílio, uma vez que seus procuradores possuem inscrições apenas nos estados de São Paulo e Minas </w:t>
       </w:r>
       <w:r>
         <w:lastRenderedPageBreak/>
-        <w:t>endereço RUARIO DE JANEIRO, 654 -, Bairro CENTRO, CEP 30160912, BELO HORIZONTE - MG, pelos fatos e fundamentos a seguir expostos:</w:t>
-      </w:r>
-    </w:p>
-    <w:p/>
-    <w:p>
-      <w:pPr>
-        <w:pStyle w:val="Ttulo1"/>
-      </w:pPr>
-      <w:r>
-        <w:t>DA OPÇÃO PELO FORO DE SEDE DO RÉU</w:t>
-      </w:r>
-    </w:p>
-    <w:p/>
-    <w:p>
-      <w:r>
-        <w:t>Inicialmente, esclarece a parte autora, que decidiu por ingressar com a presente demanda no foro de sede do réu, ainda que de sua liberalidade optar por seu foro de domicílio, uma vez que seus procuradores possuem inscrições apenas nos estados de São Paulo e Minas Gerais e que optou pela contratação destes ainda que ciente deste fato, como comprova em declaração anexa (Doc. 1).</w:t>
+        <w:t>Gerais e que optou pela contratação destes ainda que ciente deste fato, como comprova em declaração anexa (Doc. 1).</w:t>
       </w:r>
     </w:p>
     <w:p/>
@@ -220,24 +157,27 @@
     <w:p/>
     <w:p>
       <w:r>
+        <w:t>Essa escolha privilegia a conveniência processual e é uma prerrogativa do consumidor, visando resguardar seus direitos e facilitar o acesso à justiça.</w:t>
+      </w:r>
+    </w:p>
+    <w:p>
+      <w:pPr>
+        <w:ind w:firstLine="2268"/>
+      </w:pPr>
+    </w:p>
+    <w:p>
+      <w:r>
+        <w:t>Assim, cabe ao autor a escolha do foro no momento da propositura da ação, levando em consideração a conveniência processual e a estratégia mais adequada ao seu caso.</w:t>
+      </w:r>
+    </w:p>
+    <w:p/>
+    <w:p>
+      <w:r>
+        <w:t xml:space="preserve">Portanto, requer-se o recebimento da presente ação e o seu regular processamento, sem qualquer declinação de </w:t>
+      </w:r>
+      <w:r>
         <w:lastRenderedPageBreak/>
-        <w:t>Essa escolha privilegia a conveniência processual e é uma prerrogativa do consumidor, visando resguardar seus direitos e facilitar o acesso à justiça.</w:t>
-      </w:r>
-    </w:p>
-    <w:p>
-      <w:pPr>
-        <w:ind w:firstLine="2268"/>
-      </w:pPr>
-    </w:p>
-    <w:p>
-      <w:r>
-        <w:t>Assim, cabe ao autor a escolha do foro no momento da propositura da ação, levando em consideração a conveniência processual e a estratégia mais adequada ao seu caso.</w:t>
-      </w:r>
-    </w:p>
-    <w:p/>
-    <w:p>
-      <w:r>
-        <w:t>Portanto, requer-se o recebimento da presente ação e o seu regular processamento, sem qualquer declinação de competência, por estar de acordo com as disposições legais e com a jurisprudência pacífica dos tribunais.</w:t>
+        <w:t>competência, por estar de acordo com as disposições legais e com a jurisprudência pacífica dos tribunais.</w:t>
       </w:r>
     </w:p>
     <w:p/>
@@ -264,7 +204,6 @@
     <w:p/>
     <w:p>
       <w:r>
-        <w:lastRenderedPageBreak/>
         <w:t>Assim, em anexo, apresenta os seguintes documentos listados a fim de se comprovar sua situação de hipossuficiência:</w:t>
       </w:r>
     </w:p>
@@ -376,6 +315,7 @@
     <w:p/>
     <w:p>
       <w:r>
+        <w:lastRenderedPageBreak/>
         <w:t>Portanto, em razão da sua condição financeira e com base na legislação vigente, requer-se a este juízo a concessão da gratuidade da justiça à parte requerente, a fim de garantir o pleno acesso ao Judiciário e a possibilidade de buscar a proteção de seus direitos sem que isso implique em sacrifício econômico insuportável.</w:t>
       </w:r>
     </w:p>
@@ -407,6 +347,7 @@
     <w:p/>
     <w:p>
       <w:r>
+        <w:lastRenderedPageBreak/>
         <w:t xml:space="preserve">A parte requerente recebe Benefício de Prestação Continuada à Pessoa com Deficiência (BPC/LOAS) que corresponde ao valor de </w:t>
       </w:r>
       <w:r>
@@ -496,7 +437,6 @@
     <w:p/>
     <w:p>
       <w:r>
-        <w:lastRenderedPageBreak/>
         <w:t>Além disso, os valores referentes aos empréstimos pessoais contratados, demonstram-se em flagrante abusividade em comparação aos valores praticados em contratos análogos, como ilustrado abaixo:</w:t>
       </w:r>
     </w:p>
@@ -640,6 +580,7 @@
         <w:rPr>
           <w:highlight w:val="green"/>
         </w:rPr>
+        <w:lastRenderedPageBreak/>
         <w:t xml:space="preserve">Valor da parcela: </w:t>
       </w:r>
       <w:r>
@@ -849,6 +790,7 @@
         <w:t xml:space="preserve">Caso essa média tivesse sido aplicada, as parcelas do referido contrato teriam sido fixadas em </w:t>
       </w:r>
       <w:r>
+        <w:lastRenderedPageBreak/>
         <w:t>R</w:t>
       </w:r>
       <w:r>
@@ -1161,7 +1103,6 @@
     </w:p>
     <w:p>
       <w:r>
-        <w:lastRenderedPageBreak/>
         <w:t>Desta forma, fica flagrante a abusividade contida no contrato, cuja taxa de juros mensais extrapolam muito a média de mercado.</w:t>
       </w:r>
     </w:p>
@@ -1209,7 +1150,6 @@
         </w:numPr>
       </w:pPr>
       <w:r>
-        <w:lastRenderedPageBreak/>
         <w:t>DA ADEQUAÇÃO DAS TAXAS À MÉDIA DE MERCADO</w:t>
       </w:r>
     </w:p>
@@ -1229,6 +1169,7 @@
     </w:p>
     <w:p>
       <w:r>
+        <w:lastRenderedPageBreak/>
         <w:t>No presente caso, as taxas de juros aplicadas aos contratos da parte requerente são claramente excessivas quando comparadas à taxa média de mercado divulgada pelo Banco Central para a mesma data e natureza de operação. Esta discrepância evidencia a abusividade da taxa imposta pela instituição financeira requerida.</w:t>
       </w:r>
     </w:p>
@@ -1244,7 +1185,6 @@
         <w:ind w:firstLine="2268"/>
       </w:pPr>
       <w:r>
-        <w:lastRenderedPageBreak/>
         <w:t>Mais que isso, estabelece o artigo 54, alínea “D” do Código de Defesa do Consumidor:</w:t>
       </w:r>
     </w:p>
@@ -1384,7 +1324,14 @@
         <w:rPr>
           <w:u w:val="single"/>
         </w:rPr>
-        <w:t xml:space="preserve">No caso em análise, a taxa de juros cobrada pela instituição requerida alcança patamares muito superiores aos praticados no mercado financeiro. Conforme comprovado documentalmente, a taxa média de juros em </w:t>
+        <w:t xml:space="preserve">No caso em análise, a taxa de juros cobrada pela instituição requerida alcança patamares muito superiores aos praticados no mercado </w:t>
+      </w:r>
+      <w:r>
+        <w:rPr>
+          <w:u w:val="single"/>
+        </w:rPr>
+        <w:lastRenderedPageBreak/>
+        <w:t xml:space="preserve">financeiro. Conforme comprovado documentalmente, a taxa média de juros em </w:t>
       </w:r>
       <w:r>
         <w:rPr>
@@ -1627,7 +1574,7 @@
               </wp:anchor>
             </w:drawing>
           </mc:Choice>
-          <mc:Fallback xmlns:cr="http://schemas.microsoft.com/office/comments/2020/reactions" xmlns="http://schemas.microsoft.com/office/tasks/2019/documenttasks" xmlns:dgm="http://schemas.openxmlformats.org/drawingml/2006/diagram" xmlns:lc="http://schemas.openxmlformats.org/drawingml/2006/lockedCanvas" xmlns:c="http://schemas.openxmlformats.org/drawingml/2006/chart" xmlns:pic="http://schemas.openxmlformats.org/drawingml/2006/picture" xmlns:a="http://schemas.openxmlformats.org/drawingml/2006/main" xmlns:sl="http://schemas.openxmlformats.org/schemaLibrary/2006/main">
+          <mc:Fallback xmlns:sl="http://schemas.openxmlformats.org/schemaLibrary/2006/main" xmlns:a="http://schemas.openxmlformats.org/drawingml/2006/main" xmlns:pic="http://schemas.openxmlformats.org/drawingml/2006/picture" xmlns:c="http://schemas.openxmlformats.org/drawingml/2006/chart" xmlns:lc="http://schemas.openxmlformats.org/drawingml/2006/lockedCanvas" xmlns:dgm="http://schemas.openxmlformats.org/drawingml/2006/diagram" xmlns="http://schemas.microsoft.com/office/tasks/2019/documenttasks" xmlns:cr="http://schemas.microsoft.com/office/comments/2020/reactions">
             <w:drawing>
               <wp:anchor allowOverlap="1" behindDoc="0" distB="0" distT="0" distL="114300" distR="114300" hidden="0" layoutInCell="1" locked="0" relativeHeight="0" simplePos="0">
                 <wp:simplePos x="0" y="0"/>
@@ -1720,33 +1667,33 @@
         </w:rPr>
       </w:pPr>
       <w:r>
-        <w:t xml:space="preserve">Tal discrepância de valores é evidência clara de abusividade na fixação das taxas de juros cobradas pela requerida, o que viola o princípio da </w:t>
+        <w:t xml:space="preserve">Tal discrepância de valores é evidência clara de abusividade na fixação das taxas de juros cobradas pela requerida, o que viola o princípio da boa-fé objetiva, previsto no artigo 422 do Código Civil. Conforme leciona Pablo </w:t>
+      </w:r>
+      <w:proofErr w:type="spellStart"/>
+      <w:r>
+        <w:t>Stolze</w:t>
+      </w:r>
+      <w:proofErr w:type="spellEnd"/>
+      <w:r>
+        <w:t xml:space="preserve"> </w:t>
+      </w:r>
+      <w:proofErr w:type="spellStart"/>
+      <w:r>
+        <w:t>Gagliano</w:t>
+      </w:r>
+      <w:proofErr w:type="spellEnd"/>
+      <w:r>
+        <w:t xml:space="preserve"> e Rodolfo Pamplona Filho (Novo Curso de Direito Civil, Volume II), “a boa-fé objetiva exige que as partes não só tenham um comportamento ético, mas também que não exerçam seus direitos de forma excessivamente gravosa ao outro contratante”.</w:t>
+      </w:r>
+    </w:p>
+    <w:p/>
+    <w:p>
+      <w:r>
+        <w:t xml:space="preserve">Diante do exposto, é imprescindível a revisão judicial dos contratos firmados entre as partes, de modo a adequar as taxas de juros cobradas à média de mercado praticada na data das contratações. Tal </w:t>
       </w:r>
       <w:r>
         <w:lastRenderedPageBreak/>
-        <w:t xml:space="preserve">boa-fé objetiva, previsto no artigo 422 do Código Civil. Conforme leciona Pablo </w:t>
-      </w:r>
-      <w:proofErr w:type="spellStart"/>
-      <w:r>
-        <w:t>Stolze</w:t>
-      </w:r>
-      <w:proofErr w:type="spellEnd"/>
-      <w:r>
-        <w:t xml:space="preserve"> </w:t>
-      </w:r>
-      <w:proofErr w:type="spellStart"/>
-      <w:r>
-        <w:t>Gagliano</w:t>
-      </w:r>
-      <w:proofErr w:type="spellEnd"/>
-      <w:r>
-        <w:t xml:space="preserve"> e Rodolfo Pamplona Filho (Novo Curso de Direito Civil, Volume II), “a boa-fé objetiva exige que as partes não só tenham um comportamento ético, mas também que não exerçam seus direitos de forma excessivamente gravosa ao outro contratante”.</w:t>
-      </w:r>
-    </w:p>
-    <w:p/>
-    <w:p>
-      <w:r>
-        <w:t>Diante do exposto, é imprescindível a revisão judicial dos contratos firmados entre as partes, de modo a adequar as taxas de juros cobradas à média de mercado praticada na data das contratações. Tal adequação visa restabelecer o equilíbrio contratual e assegurar que o consumidor não seja onerado de forma injusta e desproporcional.</w:t>
+        <w:t>adequação visa restabelecer o equilíbrio contratual e assegurar que o consumidor não seja onerado de forma injusta e desproporcional.</w:t>
       </w:r>
     </w:p>
     <w:p/>
@@ -1775,11 +1722,7 @@
     <w:p/>
     <w:p>
       <w:r>
-        <w:t xml:space="preserve">O Código de Defesa do Consumidor (CDC) estabelece, em seu artigo 42, parágrafo único, que o consumidor cobrado em quantia indevida tem direito à repetição do indébito, por valor igual ao dobro do </w:t>
-      </w:r>
-      <w:r>
-        <w:lastRenderedPageBreak/>
-        <w:t>que pagou em excesso, acrescido de correção monetária e juros legais, salvo engano justificável.</w:t>
+        <w:t>O Código de Defesa do Consumidor (CDC) estabelece, em seu artigo 42, parágrafo único, que o consumidor cobrado em quantia indevida tem direito à repetição do indébito, por valor igual ao dobro do que pagou em excesso, acrescido de correção monetária e juros legais, salvo engano justificável.</w:t>
       </w:r>
     </w:p>
     <w:p>
@@ -1798,6 +1741,7 @@
     <w:p/>
     <w:p>
       <w:r>
+        <w:lastRenderedPageBreak/>
         <w:t>Essa diferença exorbitante configura cobrança indevida, uma vez que a taxa contratual é manifestamente excessiva e coloca o consumidor em desvantagem exagerada.</w:t>
       </w:r>
     </w:p>
@@ -1839,8 +1783,17 @@
           <w:sz w:val="22"/>
           <w:szCs w:val="22"/>
         </w:rPr>
+        <w:t xml:space="preserve">EMENTA EMBARGOS DE DIVERGÊNCIA EM AGRAVO EM RECURSO ESPECIAL. CIVIL. PROCESSUAL CIVIL. TELEFONIA FIXA. COBRANÇA INDEVIDA. AÇÃO DE REPETIÇÃO DE INDÉBITO DE TARIFAS. 1) RESTITUIÇÃO EM DOBRO DO INDÉBITO (PARÁGRAFO ÚNICO DO ARTIGO 42 DO CDC). DESINFLUÊNCIA DA NATUREZA DO ELEMENTO VOLITIVO DO FORNECEDOR QUE REALIZOU A COBRANÇA INDEVIDA. DOBRA CABÍVEL QUANDO A REFERIDA COBRANÇA CONSUBSTANCIAR CONDUTA CONTRÁRIA À BOA-FÉ OBJETIVA. 2) APLICAÇÃO DO PRAZO PRESCRICIONAL DECENAL DO CÓDIGO CIVIL (ART. 205 DO CÓDIGO CIVIL). APLICAÇÃO ANALÓGICA DA SÚMULA 412/STJ. 3) MODULAÇÃO PARCIAL DOS EFEITOS DA DECISÃO. CONHECIMENTO E PROVIMENTO INTEGRAL DO RECURSO. 1. Trata-se de embargos de divergência interpostos contra acórdão em que se discute o lapso prescricional cabível aos casos de repetição de indébito por cobrança indevida de valores referentes a serviços não contratados, promovida por empresa </w:t>
+      </w:r>
+      <w:r>
+        <w:rPr>
+          <w:i/>
+          <w:color w:val="000000"/>
+          <w:sz w:val="22"/>
+          <w:szCs w:val="22"/>
+        </w:rPr>
         <w:lastRenderedPageBreak/>
-        <w:t xml:space="preserve">EMENTA EMBARGOS DE DIVERGÊNCIA EM AGRAVO EM RECURSO ESPECIAL. CIVIL. PROCESSUAL CIVIL. TELEFONIA FIXA. COBRANÇA INDEVIDA. AÇÃO DE REPETIÇÃO DE INDÉBITO DE TARIFAS. 1) RESTITUIÇÃO EM DOBRO DO INDÉBITO (PARÁGRAFO ÚNICO DO ARTIGO 42 DO CDC). DESINFLUÊNCIA DA NATUREZA DO ELEMENTO VOLITIVO DO FORNECEDOR QUE REALIZOU A COBRANÇA INDEVIDA. DOBRA CABÍVEL QUANDO A REFERIDA COBRANÇA CONSUBSTANCIAR CONDUTA CONTRÁRIA À BOA-FÉ OBJETIVA. 2) APLICAÇÃO DO PRAZO PRESCRICIONAL DECENAL DO CÓDIGO CIVIL (ART. 205 DO CÓDIGO CIVIL). APLICAÇÃO ANALÓGICA DA SÚMULA 412/STJ. 3) MODULAÇÃO PARCIAL DOS EFEITOS DA DECISÃO. CONHECIMENTO E PROVIMENTO INTEGRAL DO RECURSO. 1. Trata-se de embargos de divergência interpostos contra acórdão em que se discute o lapso prescricional cabível aos casos de repetição de indébito por cobrança indevida de valores referentes a serviços não contratados, promovida por empresa de telefonia. </w:t>
+        <w:t xml:space="preserve">de telefonia. </w:t>
       </w:r>
       <w:r>
         <w:rPr>
@@ -1986,17 +1939,7 @@
           <w:color w:val="000000"/>
           <w:highlight w:val="yellow"/>
         </w:rPr>
-        <w:t xml:space="preserve">4. O próprio dispositivo legal caracteriza a conduta como engano e somente exclui a devolução em dobro se ele for justificável. Ou seja, a conduta base para a repetição de indébito é a ocorrência de engano, e a lei, rígida na </w:t>
-      </w:r>
-      <w:r>
-        <w:rPr>
-          <w:b/>
-          <w:i/>
-          <w:color w:val="000000"/>
-          <w:highlight w:val="yellow"/>
-        </w:rPr>
-        <w:lastRenderedPageBreak/>
-        <w:t>imposição da boa-fé objetiva do fornecedor do produto ou do serviço, somente exclui a devolução dobrada se a conduta (engano) for justificável (não decorrente de culpa ou dolo do fornecedor).</w:t>
+        <w:t>4. O próprio dispositivo legal caracteriza a conduta como engano e somente exclui a devolução em dobro se ele for justificável. Ou seja, a conduta base para a repetição de indébito é a ocorrência de engano, e a lei, rígida na imposição da boa-fé objetiva do fornecedor do produto ou do serviço, somente exclui a devolução dobrada se a conduta (engano) for justificável (não decorrente de culpa ou dolo do fornecedor).</w:t>
       </w:r>
       <w:r>
         <w:rPr>
@@ -2014,7 +1957,17 @@
           <w:color w:val="000000"/>
           <w:highlight w:val="yellow"/>
         </w:rPr>
-        <w:t xml:space="preserve">A tese da exclusividade do dolo inviabiliza, por exemplo, a devolução em dobro de pacotes de serviços, no caso de telefonia, jamais solicitados pelo consumidor e sobre o qual o fornecedor do serviço invoque qualquer "justificativa do seu engano". Isso porque o requisito subjetivo da má-fé é prova substancialmente difícil de produzir. Exigir que o consumidor prove dolo ou má-fé do fornecedor é imputar-lhe prova diabólica, padrão probatório que vai de encontro às </w:t>
+        <w:t xml:space="preserve">A tese da exclusividade do dolo inviabiliza, por exemplo, a devolução em dobro de pacotes de serviços, no caso de telefonia, jamais solicitados pelo </w:t>
+      </w:r>
+      <w:r>
+        <w:rPr>
+          <w:b/>
+          <w:i/>
+          <w:color w:val="000000"/>
+          <w:highlight w:val="yellow"/>
+        </w:rPr>
+        <w:lastRenderedPageBreak/>
+        <w:t xml:space="preserve">consumidor e sobre o qual o fornecedor do serviço invoque qualquer "justificativa do seu engano". Isso porque o requisito subjetivo da má-fé é prova substancialmente difícil de produzir. Exigir que o consumidor prove dolo ou má-fé do fornecedor é imputar-lhe prova diabólica, padrão probatório que vai de encontro às </w:t>
       </w:r>
       <w:proofErr w:type="gramStart"/>
       <w:r>
@@ -2103,7 +2056,7 @@
           <w:sz w:val="22"/>
           <w:szCs w:val="22"/>
         </w:rPr>
-        <w:t xml:space="preserve">, na forma estabelecida no art. 177 do Código Civil de 1916, ou decenal, de acordo com o previsto no art. 205 do Código Civil de 2002. Diante </w:t>
+        <w:t xml:space="preserve">, na forma estabelecida no art. 177 do Código Civil de 1916, ou decenal, de acordo com o previsto no art. 205 do Código Civil de 2002. Diante da mesma conjuntura, não há razões para adotar solução diversa nos casos de repetição de indébito dos serviços de telefonia. 9. A tese adotada no âmbito do acórdão recorrido, de que a pretensão de repetição de indébito por cobrança indevida de valores referentes a serviços não contratados, promovida por empresa de telefonia, configuraria enriquecimento sem causa e, portanto, estaria abrangida pelo prazo fixado no art. 206, § 3º, IV, do Código Civil, não parece ser a melhor. A pretensão de enriquecimento sem causa (ação in rem verso) possui como requisitos: enriquecimento de alguém; empobrecimento correspondente de outrem; relação de causalidade entre ambos; ausência de causa jurídica; inexistência de ação específica. Trata-se, portanto, de ação subsidiária que depende da inexistência de causa jurídica. A discussão acerca da cobrança indevida de valores constantes de relação contratual e eventual repetição de </w:t>
       </w:r>
       <w:r>
         <w:rPr>
@@ -2113,7 +2066,7 @@
           <w:szCs w:val="22"/>
         </w:rPr>
         <w:lastRenderedPageBreak/>
-        <w:t xml:space="preserve">da mesma conjuntura, não há razões para adotar solução diversa nos casos de repetição de indébito dos serviços de telefonia. 9. A tese adotada no âmbito do acórdão recorrido, de que a pretensão de repetição de indébito por cobrança indevida de valores referentes a serviços não contratados, promovida por empresa de telefonia, configuraria enriquecimento sem causa e, portanto, estaria abrangida pelo prazo fixado no art. 206, § 3º, IV, do Código Civil, não parece ser a melhor. A pretensão de enriquecimento sem causa (ação in rem verso) possui como requisitos: enriquecimento de alguém; empobrecimento correspondente de outrem; relação de causalidade entre ambos; ausência de causa jurídica; inexistência de ação específica. Trata-se, portanto, de ação subsidiária que depende da inexistência de causa jurídica. A discussão acerca da cobrança indevida de valores constantes de relação contratual e eventual repetição de indébito não se enquadra na hipótese do art. 206, § 3º, IV, do Código Civil, seja porque a causa jurídica, em princípio, existe (relação contratual prévia em que se debate a legitimidade da cobrança), seja porque a ação de repetição de indébito é ação específica. Doutrina. 10. Na hipótese aqui tratada, a jurisprudência da Segunda Seção, relativa a contratos privados, seguia compreensão que, com o presente julgamento, passa a ser superada, em consonância com a dominante da Primeira Seção, o que faz sobressair a necessidade de privilegiar os princípios da segurança jurídica e da proteção da confiança dos jurisdicionados. 11. Assim, proponho modular os efeitos da presente decisão para que o entendimento aqui fixado seja empregado aos indébitos de natureza contratual não pública pagos após a data da publicação do acórdão. 12. </w:t>
+        <w:t xml:space="preserve">indébito não se enquadra na hipótese do art. 206, § 3º, IV, do Código Civil, seja porque a causa jurídica, em princípio, existe (relação contratual prévia em que se debate a legitimidade da cobrança), seja porque a ação de repetição de indébito é ação específica. Doutrina. 10. Na hipótese aqui tratada, a jurisprudência da Segunda Seção, relativa a contratos privados, seguia compreensão que, com o presente julgamento, passa a ser superada, em consonância com a dominante da Primeira Seção, o que faz sobressair a necessidade de privilegiar os princípios da segurança jurídica e da proteção da confiança dos jurisdicionados. 11. Assim, proponho modular os efeitos da presente decisão para que o entendimento aqui fixado seja empregado aos indébitos de natureza contratual não pública pagos após a data da publicação do acórdão. 12. </w:t>
       </w:r>
       <w:r>
         <w:rPr>
@@ -2131,17 +2084,7 @@
           <w:sz w:val="22"/>
           <w:szCs w:val="22"/>
         </w:rPr>
-        <w:t xml:space="preserve"> Segunda tese: A ação de repetição de indébito por cobrança de valores referentes a serviços não contratados promovida por empresa de telefonia deve seguir a norma geral do prazo prescricional decenal, consoante previsto no artigo 205 do Código Civil, a exemplo do que decidido e sumulado no que diz respeito ao lapso prescricional para repetição de tarifas de água e esgoto (Súmula 412/STJ). Modulação dos efeitos: Modulam-se os efeitos da presente decisão - somente com relação à primeira tese - para que o </w:t>
-      </w:r>
-      <w:r>
-        <w:rPr>
-          <w:i/>
-          <w:color w:val="000000"/>
-          <w:sz w:val="22"/>
-          <w:szCs w:val="22"/>
-        </w:rPr>
-        <w:lastRenderedPageBreak/>
-        <w:t xml:space="preserve">entendimento aqui fixado quanto à restituição em dobro do indébito seja aplicado apenas a partir da publicação do presente acórdão. A modulação incide unicamente em relação às cobranças indevidas em contratos de consumo que não envolvam prestação de serviços públicos pelo Estado ou por concessionárias, as quais apenas serão atingidas pelo novo entendimento quando pagas após a data da publicação do acórdão. </w:t>
+        <w:t xml:space="preserve"> Segunda tese: A ação de repetição de indébito por cobrança de valores referentes a serviços não contratados promovida por empresa de telefonia deve seguir a norma geral do prazo prescricional decenal, consoante previsto no artigo 205 do Código Civil, a exemplo do que decidido e sumulado no que diz respeito ao lapso prescricional para repetição de tarifas de água e esgoto (Súmula 412/STJ). Modulação dos efeitos: Modulam-se os efeitos da presente decisão - somente com relação à primeira tese - para que o entendimento aqui fixado quanto à restituição em dobro do indébito seja aplicado apenas a partir da publicação do presente acórdão. A modulação incide unicamente em relação às cobranças indevidas em contratos de consumo que não envolvam prestação de serviços públicos pelo Estado ou por concessionárias, as quais apenas serão atingidas pelo novo entendimento quando pagas após a data da publicação do acórdão. </w:t>
       </w:r>
     </w:p>
     <w:p>
@@ -2249,6 +2192,7 @@
     <w:p/>
     <w:p>
       <w:r>
+        <w:lastRenderedPageBreak/>
         <w:t>Assim, resta claro que a repetição do indébito em dobro é providência necessária para garantir a restituição integral dos valores pagos em excesso e promover a justiça e equilíbrio nas relações de consumo.</w:t>
       </w:r>
     </w:p>
@@ -2260,46 +2204,20 @@
         </w:rPr>
         <w:t xml:space="preserve">Portanto, pleiteia, a parte autora, a devolução dos valores equivalentes a diferença dos valores que seriam pagos pela parte requerente, subtraídos pelo valor correspondente ao total que pagaria com a adequação das taxas de juros à média de mercado, multiplicado por dois, sendo devidos assim a restituição de R$ </w:t>
       </w:r>
-      <w:proofErr w:type="gramStart"/>
-      <w:r>
-        <w:rPr>
-          <w:highlight w:val="yellow"/>
-        </w:rPr>
-        <w:t xml:space="preserve">{{ </w:t>
-      </w:r>
-      <w:proofErr w:type="spellStart"/>
-      <w:r>
-        <w:rPr>
-          <w:highlight w:val="yellow"/>
-        </w:rPr>
-        <w:t>devolução</w:t>
-      </w:r>
-      <w:proofErr w:type="gramEnd"/>
-      <w:r>
-        <w:rPr>
-          <w:highlight w:val="yellow"/>
-        </w:rPr>
-        <w:t>_dobro</w:t>
-      </w:r>
-      <w:proofErr w:type="spellEnd"/>
-      <w:r>
-        <w:rPr>
-          <w:highlight w:val="yellow"/>
-        </w:rPr>
+      <w:r>
+        <w:t>{{emprestimos_</w:t>
+      </w:r>
+      <w:r>
+        <w:t>0</w:t>
+      </w:r>
+      <w:r>
+        <w:t>_</w:t>
+      </w:r>
+      <w:r>
+        <w:t>total_dobro</w:t>
+      </w:r>
+      <w:r>
         <w:t>}}</w:t>
-      </w:r>
-      <w:r>
-        <w:rPr>
-          <w:highlight w:val="yellow"/>
-        </w:rPr>
-        <w:t xml:space="preserve"> </w:t>
-      </w:r>
-      <w:r>
-        <w:rPr>
-          <w:b/>
-          <w:highlight w:val="yellow"/>
-        </w:rPr>
-        <w:t>(DIFERENÇA ENTRE A MÉDIA DE MERCADO E O ORIGINAL MULTIPLICADO POR 2)</w:t>
       </w:r>
       <w:r>
         <w:rPr>
@@ -2347,7 +2265,6 @@
         </w:numPr>
       </w:pPr>
       <w:r>
-        <w:lastRenderedPageBreak/>
         <w:t>DANO MORAL</w:t>
       </w:r>
     </w:p>
@@ -2367,6 +2284,7 @@
     </w:p>
     <w:p>
       <w:r>
+        <w:lastRenderedPageBreak/>
         <w:t xml:space="preserve">O dano moral, conforme consolidado na doutrina e jurisprudência, é caracterizado pela violação dos direitos da personalidade, causando sofrimento, humilhação ou abalo psicológico ao indivíduo. </w:t>
       </w:r>
     </w:p>
@@ -2463,7 +2381,7 @@
           <w:szCs w:val="28"/>
           <w:highlight w:val="yellow"/>
         </w:rPr>
-        <w:t xml:space="preserve"> de </w:t>
+        <w:t xml:space="preserve"> de uma renda </w:t>
       </w:r>
       <w:r>
         <w:rPr>
@@ -2472,9 +2390,9 @@
           <w:szCs w:val="28"/>
           <w:highlight w:val="yellow"/>
         </w:rPr>
-        <w:lastRenderedPageBreak/>
-        <w:t xml:space="preserve">uma renda </w:t>
-      </w:r>
+        <w:t>de R${{</w:t>
+      </w:r>
+      <w:proofErr w:type="spellStart"/>
       <w:r>
         <w:rPr>
           <w:b/>
@@ -2482,9 +2400,9 @@
           <w:szCs w:val="28"/>
           <w:highlight w:val="yellow"/>
         </w:rPr>
-        <w:t>de R${{</w:t>
-      </w:r>
-      <w:proofErr w:type="spellStart"/>
+        <w:t>renda_mensal</w:t>
+      </w:r>
+      <w:proofErr w:type="spellEnd"/>
       <w:r>
         <w:rPr>
           <w:b/>
@@ -2492,9 +2410,9 @@
           <w:szCs w:val="28"/>
           <w:highlight w:val="yellow"/>
         </w:rPr>
-        <w:t>renda_mensal</w:t>
-      </w:r>
-      <w:proofErr w:type="spellEnd"/>
+        <w:t xml:space="preserve"> – </w:t>
+      </w:r>
+      <w:proofErr w:type="spellStart"/>
       <w:r>
         <w:rPr>
           <w:b/>
@@ -2502,9 +2420,9 @@
           <w:szCs w:val="28"/>
           <w:highlight w:val="yellow"/>
         </w:rPr>
-        <w:t xml:space="preserve"> – </w:t>
-      </w:r>
-      <w:proofErr w:type="spellStart"/>
+        <w:t>parcela_consignado</w:t>
+      </w:r>
+      <w:proofErr w:type="spellEnd"/>
       <w:r>
         <w:rPr>
           <w:b/>
@@ -2512,9 +2430,8 @@
           <w:szCs w:val="28"/>
           <w:highlight w:val="yellow"/>
         </w:rPr>
-        <w:t>parcela_consignado</w:t>
-      </w:r>
-      <w:proofErr w:type="spellEnd"/>
+        <w:t>}} já prejudicada por empréstimos consignados</w:t>
+      </w:r>
       <w:r>
         <w:rPr>
           <w:b/>
@@ -2522,36 +2439,36 @@
           <w:szCs w:val="28"/>
           <w:highlight w:val="yellow"/>
         </w:rPr>
-        <w:t>}} já prejudicada por empréstimos consignados</w:t>
-      </w:r>
-      <w:r>
-        <w:rPr>
-          <w:b/>
+        <w:t>.</w:t>
+      </w:r>
+    </w:p>
+    <w:p>
+      <w:pPr>
+        <w:rPr>
           <w:sz w:val="28"/>
           <w:szCs w:val="28"/>
           <w:highlight w:val="yellow"/>
         </w:rPr>
-        <w:t>.</w:t>
-      </w:r>
-    </w:p>
-    <w:p>
-      <w:pPr>
-        <w:rPr>
+      </w:pPr>
+    </w:p>
+    <w:p>
+      <w:pPr>
+        <w:rPr>
+          <w:b/>
           <w:sz w:val="28"/>
           <w:szCs w:val="28"/>
           <w:highlight w:val="yellow"/>
         </w:rPr>
       </w:pPr>
-    </w:p>
-    <w:p>
-      <w:pPr>
+      <w:r>
         <w:rPr>
           <w:b/>
           <w:sz w:val="28"/>
           <w:szCs w:val="28"/>
           <w:highlight w:val="yellow"/>
         </w:rPr>
-      </w:pPr>
+        <w:t xml:space="preserve">A parte requerente, em função da prática abusiva da requerida está sobrevivendo com apenas </w:t>
+      </w:r>
       <w:r>
         <w:rPr>
           <w:b/>
@@ -2559,7 +2476,7 @@
           <w:szCs w:val="28"/>
           <w:highlight w:val="yellow"/>
         </w:rPr>
-        <w:t xml:space="preserve">A parte requerente, em função da prática abusiva da requerida está sobrevivendo com apenas </w:t>
+        <w:t>R$</w:t>
       </w:r>
       <w:r>
         <w:rPr>
@@ -2568,8 +2485,9 @@
           <w:szCs w:val="28"/>
           <w:highlight w:val="yellow"/>
         </w:rPr>
-        <w:t>R$</w:t>
-      </w:r>
+        <w:t>{{</w:t>
+      </w:r>
+      <w:proofErr w:type="spellStart"/>
       <w:r>
         <w:rPr>
           <w:b/>
@@ -2577,9 +2495,9 @@
           <w:szCs w:val="28"/>
           <w:highlight w:val="yellow"/>
         </w:rPr>
-        <w:t>{{</w:t>
-      </w:r>
-      <w:proofErr w:type="spellStart"/>
+        <w:t>valor_</w:t>
+      </w:r>
+      <w:proofErr w:type="gramStart"/>
       <w:r>
         <w:rPr>
           <w:b/>
@@ -2587,9 +2505,10 @@
           <w:szCs w:val="28"/>
           <w:highlight w:val="yellow"/>
         </w:rPr>
-        <w:t>valor_</w:t>
-      </w:r>
-      <w:proofErr w:type="gramStart"/>
+        <w:t>liquido</w:t>
+      </w:r>
+      <w:proofErr w:type="spellEnd"/>
+      <w:proofErr w:type="gramEnd"/>
       <w:r>
         <w:rPr>
           <w:b/>
@@ -2597,10 +2516,8 @@
           <w:szCs w:val="28"/>
           <w:highlight w:val="yellow"/>
         </w:rPr>
-        <w:t>liquido</w:t>
-      </w:r>
-      <w:proofErr w:type="spellEnd"/>
-      <w:proofErr w:type="gramEnd"/>
+        <w:t>}}</w:t>
+      </w:r>
       <w:r>
         <w:rPr>
           <w:b/>
@@ -2608,7 +2525,7 @@
           <w:szCs w:val="28"/>
           <w:highlight w:val="yellow"/>
         </w:rPr>
-        <w:t>}}</w:t>
+        <w:t xml:space="preserve"> por mês, cerca de </w:t>
       </w:r>
       <w:r>
         <w:rPr>
@@ -2617,7 +2534,7 @@
           <w:szCs w:val="28"/>
           <w:highlight w:val="yellow"/>
         </w:rPr>
-        <w:t xml:space="preserve"> por mês, cerca de </w:t>
+        <w:t>R$</w:t>
       </w:r>
       <w:r>
         <w:rPr>
@@ -2626,8 +2543,9 @@
           <w:szCs w:val="28"/>
           <w:highlight w:val="yellow"/>
         </w:rPr>
-        <w:t>R$</w:t>
-      </w:r>
+        <w:t>{{</w:t>
+      </w:r>
+      <w:proofErr w:type="spellStart"/>
       <w:r>
         <w:rPr>
           <w:b/>
@@ -2635,9 +2553,8 @@
           <w:szCs w:val="28"/>
           <w:highlight w:val="yellow"/>
         </w:rPr>
-        <w:t>{{</w:t>
-      </w:r>
-      <w:proofErr w:type="spellStart"/>
+        <w:t>v</w:t>
+      </w:r>
       <w:r>
         <w:rPr>
           <w:b/>
@@ -2645,8 +2562,9 @@
           <w:szCs w:val="28"/>
           <w:highlight w:val="yellow"/>
         </w:rPr>
-        <w:t>v</w:t>
-      </w:r>
+        <w:t>alor_diario</w:t>
+      </w:r>
+      <w:proofErr w:type="spellEnd"/>
       <w:r>
         <w:rPr>
           <w:b/>
@@ -2654,9 +2572,8 @@
           <w:szCs w:val="28"/>
           <w:highlight w:val="yellow"/>
         </w:rPr>
-        <w:t>alor_diario</w:t>
-      </w:r>
-      <w:proofErr w:type="spellEnd"/>
+        <w:t>}} por</w:t>
+      </w:r>
       <w:r>
         <w:rPr>
           <w:b/>
@@ -2664,21 +2581,13 @@
           <w:szCs w:val="28"/>
           <w:highlight w:val="yellow"/>
         </w:rPr>
-        <w:t>}} por</w:t>
-      </w:r>
-      <w:r>
-        <w:rPr>
-          <w:b/>
-          <w:sz w:val="28"/>
-          <w:szCs w:val="28"/>
-          <w:highlight w:val="yellow"/>
-        </w:rPr>
         <w:t xml:space="preserve"> dia!! É um escracho!!</w:t>
       </w:r>
     </w:p>
     <w:p/>
     <w:p>
       <w:r>
+        <w:lastRenderedPageBreak/>
         <w:t xml:space="preserve">A jurisprudência do Superior Tribunal de Justiça (STJ) reconhece que a cobrança indevida de valores pode gerar danos morais ao consumidor, especialmente quando a prática abusiva resulta em sofrimento e transtornos significativos. </w:t>
       </w:r>
     </w:p>
@@ -2703,6 +2612,7 @@
     <w:p/>
     <w:p>
       <w:r>
+        <w:lastRenderedPageBreak/>
         <w:t>Tal medida visa não apenas reparar o dano sofrido, mas também promover a justiça e o equilíbrio nas relações de consumo, desestimulando a perpetuação de práticas lesivas aos consumidores.</w:t>
       </w:r>
     </w:p>
@@ -2743,16 +2653,13 @@
     </w:p>
     <w:p>
       <w:r>
-        <w:t xml:space="preserve">No presente caso, a parte requerente, como consumidor, encontra-se em posição de hipossuficiência em relação à instituição </w:t>
-      </w:r>
+        <w:t>No presente caso, a parte requerente, como consumidor, encontra-se em posição de hipossuficiência em relação à instituição financeira requerida. A complexidade dos contratos de empréstimo pessoal e a assimetria de informações entre as partes justificam a aplicação da inversão do ônus probatório, garantindo ao consumidor uma maior proteção e facilitando a comprovação dos fatos alegados.</w:t>
+      </w:r>
+    </w:p>
+    <w:p/>
+    <w:p>
       <w:r>
         <w:lastRenderedPageBreak/>
-        <w:t>financeira requerida. A complexidade dos contratos de empréstimo pessoal e a assimetria de informações entre as partes justificam a aplicação da inversão do ônus probatório, garantindo ao consumidor uma maior proteção e facilitando a comprovação dos fatos alegados.</w:t>
-      </w:r>
-    </w:p>
-    <w:p/>
-    <w:p>
-      <w:r>
         <w:t>Diante do exposto, requer-se a este juízo que, com base no artigo 6º, inciso VIII, do CDC, determine a inversão do ônus probatório em favor da parte requerente, de modo que a instituição financeira requerida seja incumbida de apresentar todas as provas documentais e periciais necessárias à comprovação da legalidade das taxas de juros aplicadas no contrato de empréstimo pessoal firmado com o requerente.</w:t>
       </w:r>
     </w:p>
@@ -2775,7 +2682,6 @@
         </w:numPr>
       </w:pPr>
       <w:r>
-        <w:lastRenderedPageBreak/>
         <w:t>PEDIDOS</w:t>
       </w:r>
     </w:p>
@@ -2829,6 +2735,7 @@
         <w:rPr>
           <w:color w:val="000000"/>
         </w:rPr>
+        <w:lastRenderedPageBreak/>
         <w:t>Tramitação em juízo 100% digital;</w:t>
       </w:r>
     </w:p>
@@ -2928,30 +2835,25 @@
           <w:color w:val="000000"/>
           <w:highlight w:val="yellow"/>
         </w:rPr>
-        <w:t>R${{</w:t>
-      </w:r>
-      <w:proofErr w:type="spellStart"/>
-      <w:r>
-        <w:rPr>
-          <w:color w:val="000000"/>
-          <w:highlight w:val="yellow"/>
-        </w:rPr>
-        <w:t>devolução_dobro</w:t>
-      </w:r>
-      <w:proofErr w:type="spellEnd"/>
-      <w:r>
-        <w:rPr>
-          <w:color w:val="000000"/>
-          <w:highlight w:val="yellow"/>
-        </w:rPr>
+        <w:t>R</w:t>
+      </w:r>
+      <w:r>
+        <w:t>$</w:t>
+      </w:r>
+      <w:r>
+        <w:t>{{emprestimos_</w:t>
+      </w:r>
+      <w:r>
+        <w:t>0</w:t>
+      </w:r>
+      <w:r>
+        <w:t>_</w:t>
+      </w:r>
+      <w:r>
+        <w:t>total_dobro</w:t>
+      </w:r>
+      <w:r>
         <w:t>}}</w:t>
-      </w:r>
-      <w:r>
-        <w:rPr>
-          <w:color w:val="000000"/>
-          <w:highlight w:val="yellow"/>
-        </w:rPr>
-        <w:t xml:space="preserve"> </w:t>
       </w:r>
     </w:p>
     <w:p>
@@ -3018,50 +2920,57 @@
       </w:pPr>
     </w:p>
     <w:p>
+      <w:pPr>
+        <w:ind w:firstLine="0"/>
+      </w:pPr>
       <w:r>
         <w:t>Por fim, protesta provar o alegado mediante todos os meios de prova em direito admitidos.</w:t>
       </w:r>
     </w:p>
-    <w:p/>
-    <w:p>
-      <w:r>
-        <w:rPr>
-          <w:b/>
-        </w:rPr>
-        <w:t xml:space="preserve">Valor da causa: </w:t>
-      </w:r>
-      <w:r>
-        <w:rPr>
-          <w:highlight w:val="yellow"/>
-        </w:rPr>
-        <w:t>R${{</w:t>
-      </w:r>
-      <w:proofErr w:type="spellStart"/>
-      <w:r>
-        <w:rPr>
-          <w:highlight w:val="yellow"/>
-        </w:rPr>
-        <w:t>valor_causa</w:t>
-      </w:r>
-      <w:proofErr w:type="spellEnd"/>
-      <w:r>
-        <w:rPr>
-          <w:highlight w:val="yellow"/>
-        </w:rPr>
-        <w:t>}}</w:t>
-      </w:r>
-    </w:p>
-    <w:p/>
-    <w:p/>
     <w:p>
       <w:pPr>
         <w:ind w:firstLine="0"/>
         <w:jc w:val="center"/>
       </w:pPr>
+      <w:r>
+        <w:rPr>
+          <w:b/>
+        </w:rPr>
+        <w:t xml:space="preserve">Valor da causa: </w:t>
+      </w:r>
+      <w:r>
+        <w:rPr>
+          <w:highlight w:val="yellow"/>
+        </w:rPr>
+        <w:t>R$</w:t>
+      </w:r>
+      <w:r>
+        <w:t>{{emprestimos_</w:t>
+      </w:r>
+      <w:r>
+        <w:t>0</w:t>
+      </w:r>
+      <w:r>
+        <w:t>_</w:t>
+      </w:r>
+      <w:r>
+        <w:t>valor_causa</w:t>
+      </w:r>
+      <w:r>
+        <w:t>}}</w:t>
+      </w:r>
+    </w:p>
+    <w:p/>
+    <w:p/>
+    <w:p/>
+    <w:p>
+      <w:pPr>
+        <w:ind w:firstLine="0"/>
+        <w:jc w:val="center"/>
+      </w:pPr>
       <w:bookmarkStart w:id="1" w:name="_heading=h.gjdgxs" w:colFirst="0" w:colLast="0"/>
       <w:bookmarkEnd w:id="1"/>
       <w:r>
-        <w:lastRenderedPageBreak/>
         <w:t>Nestes termos,</w:t>
       </w:r>
     </w:p>

--- a/modelos/modelo_1.docx
+++ b/modelos/modelo_1.docx
@@ -36,21 +36,12 @@
           <w:color w:val="FF0000"/>
         </w:rPr>
       </w:pPr>
-      <w:proofErr w:type="gramStart"/>
       <w:r>
         <w:rPr>
           <w:b/>
           <w:color w:val="FF0000"/>
         </w:rPr>
-        <w:t xml:space="preserve">{  </w:t>
-      </w:r>
-      <w:proofErr w:type="gramEnd"/>
-      <w:r>
-        <w:rPr>
-          <w:b/>
-          <w:color w:val="FF0000"/>
-        </w:rPr>
-        <w:t xml:space="preserve">                                                                   INSIRIR                                                                              }</w:t>
+        <w:t>{                                                                     INSIRIR                                                                              }</w:t>
       </w:r>
     </w:p>
     <w:p>
@@ -354,76 +345,64 @@
         <w:t>R$</w:t>
       </w:r>
       <w:r>
+        <w:t>{{renda_mensal}}</w:t>
+      </w:r>
+      <w:r>
+        <w:t>, conforme comprovado em documentação anexa.</w:t>
+      </w:r>
+    </w:p>
+    <w:p/>
+    <w:p>
+      <w:pPr>
+        <w:rPr>
+          <w:highlight w:val="yellow"/>
+        </w:rPr>
+      </w:pPr>
+      <w:r>
+        <w:t xml:space="preserve">Como já havia consignado toda sua margem para empréstimos consignados, por ser uma pessoa carente de recursos, em um momento de necessidade, contraiu mais </w:t>
+      </w:r>
+      <w:r>
+        <w:t>1 (um) empréstimo pessoal</w:t>
+      </w:r>
+      <w:r>
+        <w:t xml:space="preserve"> com a instituição financeira requerida, o que a colocou em uma escancarada situação de superendividamento, uma ve</w:t>
+      </w:r>
+      <w:r>
+        <w:t>z que seus empréstimos (pessoal</w:t>
+      </w:r>
+      <w:r>
+        <w:t xml:space="preserve"> + consignados) comprometem o equivalente a </w:t>
+      </w:r>
+      <w:r>
+        <w:t>R$</w:t>
+      </w:r>
+      <w:r>
         <w:t>{{</w:t>
       </w:r>
-      <w:proofErr w:type="spellStart"/>
-      <w:r>
-        <w:t>renda_mensal</w:t>
-      </w:r>
-      <w:proofErr w:type="spellEnd"/>
+      <w:r>
+        <w:t>comprometimento_renda</w:t>
+      </w:r>
       <w:r>
         <w:t>}}</w:t>
       </w:r>
       <w:r>
-        <w:t>, conforme comprovado em documentação anexa.</w:t>
-      </w:r>
-    </w:p>
-    <w:p/>
-    <w:p>
-      <w:pPr>
-        <w:rPr>
-          <w:highlight w:val="yellow"/>
-        </w:rPr>
-      </w:pPr>
-      <w:r>
-        <w:t xml:space="preserve">Como já havia consignado toda sua margem para empréstimos consignados, por ser uma pessoa carente de recursos, em um momento de necessidade, contraiu mais </w:t>
-      </w:r>
-      <w:r>
-        <w:t>1 (um) empréstimo pessoal</w:t>
-      </w:r>
-      <w:r>
-        <w:t xml:space="preserve"> com a instituição financeira requerida, o que a colocou em uma escancarada situação de superendividamento, uma ve</w:t>
-      </w:r>
-      <w:r>
-        <w:t>z que seus empréstimos (pessoal</w:t>
-      </w:r>
-      <w:r>
-        <w:t xml:space="preserve"> + consignados) comprometem o equivalente a </w:t>
-      </w:r>
-      <w:r>
-        <w:t>R$</w:t>
+        <w:t xml:space="preserve"> </w:t>
+      </w:r>
+      <w:r>
+        <w:t xml:space="preserve">da sua remuneração mensal, tendo como líquido apenas </w:t>
+      </w:r>
+      <w:r>
+        <w:t>R</w:t>
+      </w:r>
+      <w:r>
+        <w:t>$</w:t>
       </w:r>
       <w:r>
         <w:t>{{</w:t>
       </w:r>
-      <w:proofErr w:type="spellStart"/>
-      <w:r>
-        <w:t>comprometimento_renda</w:t>
-      </w:r>
-      <w:proofErr w:type="spellEnd"/>
-      <w:r>
-        <w:t>}}</w:t>
-      </w:r>
-      <w:r>
-        <w:t xml:space="preserve"> </w:t>
-      </w:r>
-      <w:r>
-        <w:t xml:space="preserve">da sua remuneração mensal, tendo como líquido apenas </w:t>
-      </w:r>
-      <w:r>
-        <w:t>R</w:t>
-      </w:r>
-      <w:r>
-        <w:t>$</w:t>
-      </w:r>
-      <w:r>
-        <w:t>{{</w:t>
-      </w:r>
-      <w:proofErr w:type="spellStart"/>
       <w:r>
         <w:t>valor_liquido</w:t>
       </w:r>
-      <w:proofErr w:type="spellEnd"/>
       <w:r>
         <w:t>}}</w:t>
       </w:r>
@@ -628,113 +607,96 @@
         <w:rPr>
           <w:highlight w:val="green"/>
         </w:rPr>
-        <w:t>{{emprestimos_0_taxa</w:t>
-      </w:r>
-      <w:proofErr w:type="gramStart"/>
+        <w:t>{{emprestimos_0_taxa}}</w:t>
+      </w:r>
       <w:r>
         <w:rPr>
           <w:highlight w:val="green"/>
         </w:rPr>
+        <w:t>%</w:t>
+      </w:r>
+    </w:p>
+    <w:p>
+      <w:pPr>
+        <w:ind w:left="1440" w:firstLine="0"/>
+      </w:pPr>
+    </w:p>
+    <w:p>
+      <w:r>
+        <w:t xml:space="preserve">O contrato em apreciação apresenta taxa de juros mensal fixada em </w:t>
+      </w:r>
+      <w:r>
+        <w:t>{{</w:t>
+      </w:r>
+      <w:r>
+        <w:t>emprestimos_0_taxa</w:t>
+      </w:r>
+      <w:r>
         <w:t>}}</w:t>
       </w:r>
       <w:r>
-        <w:rPr>
-          <w:highlight w:val="green"/>
-        </w:rPr>
         <w:t>%</w:t>
       </w:r>
-      <w:proofErr w:type="gramEnd"/>
-    </w:p>
-    <w:p>
-      <w:pPr>
-        <w:ind w:left="1440" w:firstLine="0"/>
-      </w:pPr>
-    </w:p>
-    <w:p>
-      <w:r>
-        <w:t xml:space="preserve">O contrato em apreciação apresenta taxa de juros mensal fixada em </w:t>
+      <w:r>
+        <w:t>a.m</w:t>
+      </w:r>
+      <w:r>
+        <w:t xml:space="preserve">., o que gerou à parte requerente uma dívida correspondente a </w:t>
+      </w:r>
+      <w:r>
+        <w:t>R$</w:t>
       </w:r>
       <w:r>
         <w:t>{{</w:t>
       </w:r>
       <w:r>
-        <w:t>emprestimos_0_taxa</w:t>
-      </w:r>
-      <w:proofErr w:type="gramStart"/>
+        <w:t>emprestimos_</w:t>
+      </w:r>
+      <w:r>
+        <w:t>0</w:t>
+      </w:r>
+      <w:r>
+        <w:t>_total_emprestimo</w:t>
+      </w:r>
       <w:r>
         <w:t>}}</w:t>
       </w:r>
       <w:r>
-        <w:t>%</w:t>
-      </w:r>
-      <w:proofErr w:type="gramEnd"/>
+        <w:t>;</w:t>
+      </w:r>
+      <w:r>
+        <w:t xml:space="preserve"> </w:t>
+      </w:r>
+      <w:r>
+        <w:t>{{emprestimos_</w:t>
+      </w:r>
+      <w:r>
+        <w:t>0</w:t>
+      </w:r>
+      <w:r>
+        <w:t>_def_emprestimos}}</w:t>
+      </w:r>
+      <w:r>
+        <w:t xml:space="preserve">  vezes o valor financiado.</w:t>
+      </w:r>
+    </w:p>
+    <w:p/>
+    <w:p>
+      <w:r>
+        <w:t xml:space="preserve">Para mesma época, o Banco central divulgou que a média de mercado aplicada pelas instituições financeiras em contratos da mesma natureza fora de </w:t>
+      </w:r>
+      <w:r>
+        <w:t>{{</w:t>
+      </w:r>
+      <w:r>
+        <w:t>emprestimos_0_taxa_media</w:t>
+      </w:r>
+      <w:r>
+        <w:t xml:space="preserve">}}% </w:t>
+      </w:r>
       <w:r>
         <w:t>a.m</w:t>
       </w:r>
-      <w:r>
-        <w:t xml:space="preserve">., o que gerou à parte requerente uma dívida correspondente a </w:t>
-      </w:r>
-      <w:r>
-        <w:t>R$</w:t>
-      </w:r>
-      <w:r>
-        <w:t>{{</w:t>
-      </w:r>
-      <w:r>
-        <w:t>emprestimos_</w:t>
-      </w:r>
-      <w:r>
-        <w:t>0</w:t>
-      </w:r>
-      <w:r>
-        <w:t>_total_emprestimo</w:t>
-      </w:r>
-      <w:r>
-        <w:t>}}</w:t>
-      </w:r>
-      <w:r>
-        <w:t>;</w:t>
-      </w:r>
-      <w:r>
-        <w:t xml:space="preserve"> </w:t>
-      </w:r>
-      <w:r>
-        <w:t>{{emprestimos_</w:t>
-      </w:r>
-      <w:r>
-        <w:t>0</w:t>
-      </w:r>
-      <w:r>
-        <w:t>_def_emprestimos}}</w:t>
-      </w:r>
-      <w:r>
-        <w:t xml:space="preserve">  vezes o valor financiado.</w:t>
-      </w:r>
-    </w:p>
-    <w:p/>
-    <w:p>
-      <w:r>
-        <w:t xml:space="preserve">Para mesma época, o Banco central divulgou que a média de mercado aplicada pelas instituições financeiras em contratos da mesma natureza fora de </w:t>
-      </w:r>
-      <w:r>
-        <w:t>{{</w:t>
-      </w:r>
-      <w:r>
-        <w:t>emprestimos_0_taxa_media</w:t>
-      </w:r>
-      <w:proofErr w:type="gramStart"/>
-      <w:r>
-        <w:t>}}%</w:t>
-      </w:r>
-      <w:proofErr w:type="gramEnd"/>
-      <w:r>
-        <w:t xml:space="preserve"> </w:t>
-      </w:r>
-      <w:proofErr w:type="spellStart"/>
-      <w:r>
-        <w:t>a.m</w:t>
-      </w:r>
-      <w:proofErr w:type="spellEnd"/>
       <w:r>
         <w:t>, como se observa:</w:t>
       </w:r>
@@ -792,6 +754,9 @@
       <w:r>
         <w:lastRenderedPageBreak/>
         <w:t>R</w:t>
+      </w:r>
+      <w:r>
+        <w:t>$</w:t>
       </w:r>
       <w:r>
         <w:t>{{emprestimos_</w:t>
@@ -912,13 +877,8 @@
               <w:jc w:val="left"/>
             </w:pPr>
             <w:r>
-              <w:t>{{emprestimos_0_taxa_media</w:t>
+              <w:t>{{emprestimos_0_taxa_media}}%</w:t>
             </w:r>
-            <w:proofErr w:type="gramStart"/>
-            <w:r>
-              <w:t>}}%</w:t>
-            </w:r>
-            <w:proofErr w:type="gramEnd"/>
           </w:p>
         </w:tc>
       </w:tr>
@@ -1337,93 +1297,43 @@
         <w:rPr>
           <w:u w:val="single"/>
         </w:rPr>
-        <w:t>{{</w:t>
-      </w:r>
-      <w:proofErr w:type="spellStart"/>
+        <w:t>{{data_contratacao}}</w:t>
+      </w:r>
       <w:r>
         <w:rPr>
           <w:u w:val="single"/>
         </w:rPr>
-        <w:t>data_contratacao</w:t>
-      </w:r>
-      <w:proofErr w:type="spellEnd"/>
+        <w:t xml:space="preserve"> foi de </w:t>
+      </w:r>
       <w:r>
         <w:rPr>
           <w:u w:val="single"/>
         </w:rPr>
-        <w:t>}}</w:t>
+        <w:t>{{taxa_media_bacen}}</w:t>
       </w:r>
       <w:r>
         <w:rPr>
           <w:u w:val="single"/>
         </w:rPr>
-        <w:t xml:space="preserve"> foi de </w:t>
+        <w:t>% a.m., enquanto a taxa de juros mensal informada pela instituição req</w:t>
       </w:r>
       <w:r>
         <w:rPr>
           <w:u w:val="single"/>
         </w:rPr>
-        <w:t>{{</w:t>
-      </w:r>
-      <w:proofErr w:type="spellStart"/>
+        <w:t xml:space="preserve">uerida </w:t>
+      </w:r>
       <w:r>
         <w:rPr>
           <w:u w:val="single"/>
         </w:rPr>
-        <w:t>taxa_media_bacen</w:t>
-      </w:r>
-      <w:proofErr w:type="spellEnd"/>
-      <w:proofErr w:type="gramStart"/>
+        <w:t xml:space="preserve">fora de </w:t>
+      </w:r>
       <w:r>
         <w:rPr>
           <w:u w:val="single"/>
         </w:rPr>
-        <w:t>}}</w:t>
-      </w:r>
-      <w:r>
-        <w:rPr>
-          <w:u w:val="single"/>
-        </w:rPr>
-        <w:t>%</w:t>
-      </w:r>
-      <w:proofErr w:type="gramEnd"/>
-      <w:r>
-        <w:rPr>
-          <w:u w:val="single"/>
-        </w:rPr>
-        <w:t xml:space="preserve"> a.m., enquanto a taxa de juros mensal informada pela instituição req</w:t>
-      </w:r>
-      <w:r>
-        <w:rPr>
-          <w:u w:val="single"/>
-        </w:rPr>
-        <w:t xml:space="preserve">uerida </w:t>
-      </w:r>
-      <w:r>
-        <w:rPr>
-          <w:u w:val="single"/>
-        </w:rPr>
-        <w:t xml:space="preserve">fora de </w:t>
-      </w:r>
-      <w:r>
-        <w:rPr>
-          <w:u w:val="single"/>
-        </w:rPr>
-        <w:t>{{</w:t>
-      </w:r>
-      <w:proofErr w:type="spellStart"/>
-      <w:r>
-        <w:rPr>
-          <w:u w:val="single"/>
-        </w:rPr>
-        <w:t>taxa_original_pessoal</w:t>
-      </w:r>
-      <w:proofErr w:type="spellEnd"/>
-      <w:r>
-        <w:rPr>
-          <w:u w:val="single"/>
-        </w:rPr>
-        <w:t>}}</w:t>
+        <w:t>{{taxa_original_pessoal}}</w:t>
       </w:r>
       <w:r>
         <w:rPr>
@@ -1574,7 +1484,7 @@
               </wp:anchor>
             </w:drawing>
           </mc:Choice>
-          <mc:Fallback xmlns:sl="http://schemas.openxmlformats.org/schemaLibrary/2006/main" xmlns:a="http://schemas.openxmlformats.org/drawingml/2006/main" xmlns:pic="http://schemas.openxmlformats.org/drawingml/2006/picture" xmlns:c="http://schemas.openxmlformats.org/drawingml/2006/chart" xmlns:lc="http://schemas.openxmlformats.org/drawingml/2006/lockedCanvas" xmlns:dgm="http://schemas.openxmlformats.org/drawingml/2006/diagram" xmlns="http://schemas.microsoft.com/office/tasks/2019/documenttasks" xmlns:cr="http://schemas.microsoft.com/office/comments/2020/reactions">
+          <mc:Fallback xmlns:cr="http://schemas.microsoft.com/office/comments/2020/reactions" xmlns="http://schemas.microsoft.com/office/tasks/2019/documenttasks" xmlns:dgm="http://schemas.openxmlformats.org/drawingml/2006/diagram" xmlns:lc="http://schemas.openxmlformats.org/drawingml/2006/lockedCanvas" xmlns:c="http://schemas.openxmlformats.org/drawingml/2006/chart" xmlns:pic="http://schemas.openxmlformats.org/drawingml/2006/picture" xmlns:a="http://schemas.openxmlformats.org/drawingml/2006/main" xmlns:sl="http://schemas.openxmlformats.org/schemaLibrary/2006/main">
             <w:drawing>
               <wp:anchor allowOverlap="1" behindDoc="0" distB="0" distT="0" distL="114300" distR="114300" hidden="0" layoutInCell="1" locked="0" relativeHeight="0" simplePos="0">
                 <wp:simplePos x="0" y="0"/>
@@ -1667,23 +1577,7 @@
         </w:rPr>
       </w:pPr>
       <w:r>
-        <w:t xml:space="preserve">Tal discrepância de valores é evidência clara de abusividade na fixação das taxas de juros cobradas pela requerida, o que viola o princípio da boa-fé objetiva, previsto no artigo 422 do Código Civil. Conforme leciona Pablo </w:t>
-      </w:r>
-      <w:proofErr w:type="spellStart"/>
-      <w:r>
-        <w:t>Stolze</w:t>
-      </w:r>
-      <w:proofErr w:type="spellEnd"/>
-      <w:r>
-        <w:t xml:space="preserve"> </w:t>
-      </w:r>
-      <w:proofErr w:type="spellStart"/>
-      <w:r>
-        <w:t>Gagliano</w:t>
-      </w:r>
-      <w:proofErr w:type="spellEnd"/>
-      <w:r>
-        <w:t xml:space="preserve"> e Rodolfo Pamplona Filho (Novo Curso de Direito Civil, Volume II), “a boa-fé objetiva exige que as partes não só tenham um comportamento ético, mas também que não exerçam seus direitos de forma excessivamente gravosa ao outro contratante”.</w:t>
+        <w:t>Tal discrepância de valores é evidência clara de abusividade na fixação das taxas de juros cobradas pela requerida, o que viola o princípio da boa-fé objetiva, previsto no artigo 422 do Código Civil. Conforme leciona Pablo Stolze Gagliano e Rodolfo Pamplona Filho (Novo Curso de Direito Civil, Volume II), “a boa-fé objetiva exige que as partes não só tenham um comportamento ético, mas também que não exerçam seus direitos de forma excessivamente gravosa ao outro contratante”.</w:t>
       </w:r>
     </w:p>
     <w:p/>
@@ -1813,9 +1707,34 @@
           <w:sz w:val="22"/>
           <w:szCs w:val="22"/>
         </w:rPr>
-        <w:t xml:space="preserve">. 2. Na configuração da divergência do presente caso, temos, de um lado, o acórdão embargado da Terceira Turma concluindo que a norma do art. 42 do Código de Defesa do Consumidor pressupõe a demonstração de que a cobrança indevida decorreu de má-fé do credor fornecedor do serviço, enquanto os acórdãos-paradigmas da Primeira Seção afirmam que a repetição em dobro prescinde de má-fé, bastando a culpa. Ilustrando o posicionamento da Primeira Seção: </w:t>
-      </w:r>
-      <w:proofErr w:type="spellStart"/>
+        <w:t xml:space="preserve">. 2. Na configuração da divergência do presente caso, temos, de um lado, o acórdão embargado da Terceira Turma concluindo que a norma do art. 42 do Código de Defesa do Consumidor pressupõe a demonstração de que a cobrança indevida decorreu de má-fé do credor fornecedor do serviço, enquanto os acórdãos-paradigmas da Primeira Seção afirmam que a repetição em dobro prescinde de má-fé, bastando a culpa. Ilustrando o posicionamento da Primeira Seção: EREsp 1.155.827/SP, Rel. Min. Humberto Martins, Primeira Seção, DJe 30/6/2011. Para exemplificar o posicionamento da Segunda Seção, vide: EREsp 1.127.721/RS, Rel. Min. Antônio Carlos Ferreira, Rel. p/ Acórdão Min. Marco Buzzi, Segunda Seção, DJe 13/3/2013. 3. Quanto ao citado parágrafo único do art. 42 do CDC, abstrai-se que a cobrança indevida será devolvida em dobro, "salvo hipótese de engano justificável". Em outras palavras, se não houver justificativa para a cobrança indevida, a repetição do indébito será em dobro. </w:t>
+      </w:r>
+      <w:r>
+        <w:rPr>
+          <w:b/>
+          <w:i/>
+          <w:color w:val="000000"/>
+          <w:highlight w:val="yellow"/>
+        </w:rPr>
+        <w:t>A divergência aqui constatada diz respeito ao caráter volitivo, a saber: se a ação que acarretou cobrança indevida deve ser voluntária (dolo/má-fé) e/ou involuntária (por culpa)</w:t>
+      </w:r>
+      <w:r>
+        <w:rPr>
+          <w:i/>
+          <w:color w:val="000000"/>
+          <w:highlight w:val="yellow"/>
+        </w:rPr>
+        <w:t xml:space="preserve">. </w:t>
+      </w:r>
+      <w:r>
+        <w:rPr>
+          <w:b/>
+          <w:i/>
+          <w:color w:val="000000"/>
+          <w:highlight w:val="yellow"/>
+        </w:rPr>
+        <w:t>4. O próprio dispositivo legal caracteriza a conduta como engano e somente exclui a devolução em dobro se ele for justificável. Ou seja, a conduta base para a repetição de indébito é a ocorrência de engano, e a lei, rígida na imposição da boa-fé objetiva do fornecedor do produto ou do serviço, somente exclui a devolução dobrada se a conduta (engano) for justificável (não decorrente de culpa ou dolo do fornecedor).</w:t>
+      </w:r>
       <w:r>
         <w:rPr>
           <w:i/>
@@ -1823,9 +1742,27 @@
           <w:sz w:val="22"/>
           <w:szCs w:val="22"/>
         </w:rPr>
-        <w:t>EREsp</w:t>
-      </w:r>
-      <w:proofErr w:type="spellEnd"/>
+        <w:t xml:space="preserve"> 5. Exigir a má-fé do fornecedor de produto ou de serviço equivale a impor a ocorrência de ação dolosa de prejudicar o consumidor como requisito da devolução em dobro, o que não se coaduna com o preceito legal. Nesse ponto, a construção realizada pela Segunda Seção em seus precedentes, ao invocar a má-fé do fornecedor como fundamento para a afastar a duplicação da repetição do indébito, não me convence, pois atribui requisito não previsto em lei. 6. </w:t>
+      </w:r>
+      <w:r>
+        <w:rPr>
+          <w:b/>
+          <w:i/>
+          <w:color w:val="000000"/>
+          <w:highlight w:val="yellow"/>
+        </w:rPr>
+        <w:t xml:space="preserve">A tese da exclusividade do dolo inviabiliza, por exemplo, a devolução em dobro de pacotes de serviços, no caso de telefonia, jamais solicitados pelo </w:t>
+      </w:r>
+      <w:r>
+        <w:rPr>
+          <w:b/>
+          <w:i/>
+          <w:color w:val="000000"/>
+          <w:highlight w:val="yellow"/>
+        </w:rPr>
+        <w:lastRenderedPageBreak/>
+        <w:t>consumidor e sobre o qual o fornecedor do serviço invoque qualquer "justificativa do seu engano". Isso porque o requisito subjetivo da má-fé é prova substancialmente difícil de produzir. Exigir que o consumidor prove dolo ou má-fé do fornecedor é imputar-lhe prova diabólica, padrão probatório que vai de encontro às próprias filosofia e ratio do CDC. 7. Não vislumbro distinção para os casos em que o indébito provém de contratos que não envolvam fornecimento de serviços públicos, de forma que também deve prevalecer para todas as hipóteses a tese, que defendi acima, de que tanto a conduta dolosa quanto culposa do fornecedor de serviços dá azo à devolução em dobro do indébito, de acordo com o art. 42 do CDC</w:t>
+      </w:r>
       <w:r>
         <w:rPr>
           <w:i/>
@@ -1833,230 +1770,7 @@
           <w:sz w:val="22"/>
           <w:szCs w:val="22"/>
         </w:rPr>
-        <w:t xml:space="preserve"> 1.155.827/SP, Rel. Min. Humberto Martins, Primeira Seção, </w:t>
-      </w:r>
-      <w:proofErr w:type="spellStart"/>
-      <w:r>
-        <w:rPr>
-          <w:i/>
-          <w:color w:val="000000"/>
-          <w:sz w:val="22"/>
-          <w:szCs w:val="22"/>
-        </w:rPr>
-        <w:t>DJe</w:t>
-      </w:r>
-      <w:proofErr w:type="spellEnd"/>
-      <w:r>
-        <w:rPr>
-          <w:i/>
-          <w:color w:val="000000"/>
-          <w:sz w:val="22"/>
-          <w:szCs w:val="22"/>
-        </w:rPr>
-        <w:t xml:space="preserve"> 30/6/2011. Para exemplificar o posicionamento da Segunda Seção, vide: </w:t>
-      </w:r>
-      <w:proofErr w:type="spellStart"/>
-      <w:r>
-        <w:rPr>
-          <w:i/>
-          <w:color w:val="000000"/>
-          <w:sz w:val="22"/>
-          <w:szCs w:val="22"/>
-        </w:rPr>
-        <w:t>EREsp</w:t>
-      </w:r>
-      <w:proofErr w:type="spellEnd"/>
-      <w:r>
-        <w:rPr>
-          <w:i/>
-          <w:color w:val="000000"/>
-          <w:sz w:val="22"/>
-          <w:szCs w:val="22"/>
-        </w:rPr>
-        <w:t xml:space="preserve"> 1.127.721/RS, Rel. Min. Antônio Carlos Ferreira, Rel. p/ Acórdão Min. Marco </w:t>
-      </w:r>
-      <w:proofErr w:type="spellStart"/>
-      <w:r>
-        <w:rPr>
-          <w:i/>
-          <w:color w:val="000000"/>
-          <w:sz w:val="22"/>
-          <w:szCs w:val="22"/>
-        </w:rPr>
-        <w:t>Buzzi</w:t>
-      </w:r>
-      <w:proofErr w:type="spellEnd"/>
-      <w:r>
-        <w:rPr>
-          <w:i/>
-          <w:color w:val="000000"/>
-          <w:sz w:val="22"/>
-          <w:szCs w:val="22"/>
-        </w:rPr>
-        <w:t xml:space="preserve">, Segunda Seção, </w:t>
-      </w:r>
-      <w:proofErr w:type="spellStart"/>
-      <w:r>
-        <w:rPr>
-          <w:i/>
-          <w:color w:val="000000"/>
-          <w:sz w:val="22"/>
-          <w:szCs w:val="22"/>
-        </w:rPr>
-        <w:t>DJe</w:t>
-      </w:r>
-      <w:proofErr w:type="spellEnd"/>
-      <w:r>
-        <w:rPr>
-          <w:i/>
-          <w:color w:val="000000"/>
-          <w:sz w:val="22"/>
-          <w:szCs w:val="22"/>
-        </w:rPr>
-        <w:t xml:space="preserve"> 13/3/2013. 3. Quanto ao citado parágrafo único do art. 42 do CDC, abstrai-se que a cobrança indevida será devolvida em dobro, "salvo hipótese de engano justificável". Em outras palavras, se não houver justificativa para a cobrança indevida, a repetição do indébito será em dobro. </w:t>
-      </w:r>
-      <w:r>
-        <w:rPr>
-          <w:b/>
-          <w:i/>
-          <w:color w:val="000000"/>
-          <w:highlight w:val="yellow"/>
-        </w:rPr>
-        <w:t>A divergência aqui constatada diz respeito ao caráter volitivo, a saber: se a ação que acarretou cobrança indevida deve ser voluntária (dolo/má-fé) e/ou involuntária (por culpa)</w:t>
-      </w:r>
-      <w:r>
-        <w:rPr>
-          <w:i/>
-          <w:color w:val="000000"/>
-          <w:highlight w:val="yellow"/>
-        </w:rPr>
-        <w:t xml:space="preserve">. </w:t>
-      </w:r>
-      <w:r>
-        <w:rPr>
-          <w:b/>
-          <w:i/>
-          <w:color w:val="000000"/>
-          <w:highlight w:val="yellow"/>
-        </w:rPr>
-        <w:t>4. O próprio dispositivo legal caracteriza a conduta como engano e somente exclui a devolução em dobro se ele for justificável. Ou seja, a conduta base para a repetição de indébito é a ocorrência de engano, e a lei, rígida na imposição da boa-fé objetiva do fornecedor do produto ou do serviço, somente exclui a devolução dobrada se a conduta (engano) for justificável (não decorrente de culpa ou dolo do fornecedor).</w:t>
-      </w:r>
-      <w:r>
-        <w:rPr>
-          <w:i/>
-          <w:color w:val="000000"/>
-          <w:sz w:val="22"/>
-          <w:szCs w:val="22"/>
-        </w:rPr>
-        <w:t xml:space="preserve"> 5. Exigir a má-fé do fornecedor de produto ou de serviço equivale a impor a ocorrência de ação dolosa de prejudicar o consumidor como requisito da devolução em dobro, o que não se coaduna com o preceito legal. Nesse ponto, a construção realizada pela Segunda Seção em seus precedentes, ao invocar a má-fé do fornecedor como fundamento para a afastar a duplicação da repetição do indébito, não me convence, pois atribui requisito não previsto em lei. 6. </w:t>
-      </w:r>
-      <w:r>
-        <w:rPr>
-          <w:b/>
-          <w:i/>
-          <w:color w:val="000000"/>
-          <w:highlight w:val="yellow"/>
-        </w:rPr>
-        <w:t xml:space="preserve">A tese da exclusividade do dolo inviabiliza, por exemplo, a devolução em dobro de pacotes de serviços, no caso de telefonia, jamais solicitados pelo </w:t>
-      </w:r>
-      <w:r>
-        <w:rPr>
-          <w:b/>
-          <w:i/>
-          <w:color w:val="000000"/>
-          <w:highlight w:val="yellow"/>
-        </w:rPr>
-        <w:lastRenderedPageBreak/>
-        <w:t xml:space="preserve">consumidor e sobre o qual o fornecedor do serviço invoque qualquer "justificativa do seu engano". Isso porque o requisito subjetivo da má-fé é prova substancialmente difícil de produzir. Exigir que o consumidor prove dolo ou má-fé do fornecedor é imputar-lhe prova diabólica, padrão probatório que vai de encontro às </w:t>
-      </w:r>
-      <w:proofErr w:type="gramStart"/>
-      <w:r>
-        <w:rPr>
-          <w:b/>
-          <w:i/>
-          <w:color w:val="000000"/>
-          <w:highlight w:val="yellow"/>
-        </w:rPr>
-        <w:t>próprias filosofia</w:t>
-      </w:r>
-      <w:proofErr w:type="gramEnd"/>
-      <w:r>
-        <w:rPr>
-          <w:b/>
-          <w:i/>
-          <w:color w:val="000000"/>
-          <w:highlight w:val="yellow"/>
-        </w:rPr>
-        <w:t xml:space="preserve"> e </w:t>
-      </w:r>
-      <w:proofErr w:type="spellStart"/>
-      <w:r>
-        <w:rPr>
-          <w:b/>
-          <w:i/>
-          <w:color w:val="000000"/>
-          <w:highlight w:val="yellow"/>
-        </w:rPr>
-        <w:t>ratio</w:t>
-      </w:r>
-      <w:proofErr w:type="spellEnd"/>
-      <w:r>
-        <w:rPr>
-          <w:b/>
-          <w:i/>
-          <w:color w:val="000000"/>
-          <w:highlight w:val="yellow"/>
-        </w:rPr>
-        <w:t xml:space="preserve"> do CDC. 7. Não vislumbro distinção para os casos em que o indébito provém de contratos que não envolvam fornecimento de serviços públicos, de forma que também deve prevalecer para todas as hipóteses a tese, que defendi acima, de que tanto a conduta dolosa quanto culposa do fornecedor de serviços dá azo à devolução em dobro do indébito, de acordo com o art. 42 do CDC</w:t>
-      </w:r>
-      <w:r>
-        <w:rPr>
-          <w:i/>
-          <w:color w:val="000000"/>
-          <w:sz w:val="22"/>
-          <w:szCs w:val="22"/>
-        </w:rPr>
-        <w:t>. Nessas modalidades contratuais, também deve prevalecer o critério dúplice do dolo/culpa. Assim, tanto a conduta dolosa quanto a culposa do fornecedor de serviços dão substrato à devolução em dobro do indébito, à luz do art. 42 do CDC. 8. A Primeira Seção, no julgamento do REsp 1.113.403/RJ, de relatoria do Ministro Teori Albino Zavascki (</w:t>
-      </w:r>
-      <w:proofErr w:type="spellStart"/>
-      <w:r>
-        <w:rPr>
-          <w:i/>
-          <w:color w:val="000000"/>
-          <w:sz w:val="22"/>
-          <w:szCs w:val="22"/>
-        </w:rPr>
-        <w:t>DJe</w:t>
-      </w:r>
-      <w:proofErr w:type="spellEnd"/>
-      <w:r>
-        <w:rPr>
-          <w:i/>
-          <w:color w:val="000000"/>
-          <w:sz w:val="22"/>
-          <w:szCs w:val="22"/>
-        </w:rPr>
-        <w:t xml:space="preserve"> 15/9/2009), submetido ao regime dos recursos repetitivos do art. 543-C do Código de Processo Civil e da Resolução STJ 8/2008, firmou o entendimento de que, ante a ausência de disposição específica acerca do prazo prescricional aplicável à prática comercial indevida de cobrança excessiva, é de rigor a incidência das normas gerais relativas à prescrição insculpidas no Código Civil na ação de repetição de indébito de tarifas de água e esgoto. Assim, tem-se prazo </w:t>
-      </w:r>
-      <w:proofErr w:type="spellStart"/>
-      <w:r>
-        <w:rPr>
-          <w:i/>
-          <w:color w:val="000000"/>
-          <w:sz w:val="22"/>
-          <w:szCs w:val="22"/>
-        </w:rPr>
-        <w:t>vintenário</w:t>
-      </w:r>
-      <w:proofErr w:type="spellEnd"/>
-      <w:r>
-        <w:rPr>
-          <w:i/>
-          <w:color w:val="000000"/>
-          <w:sz w:val="22"/>
-          <w:szCs w:val="22"/>
-        </w:rPr>
-        <w:t xml:space="preserve">, na forma estabelecida no art. 177 do Código Civil de 1916, ou decenal, de acordo com o previsto no art. 205 do Código Civil de 2002. Diante da mesma conjuntura, não há razões para adotar solução diversa nos casos de repetição de indébito dos serviços de telefonia. 9. A tese adotada no âmbito do acórdão recorrido, de que a pretensão de repetição de indébito por cobrança indevida de valores referentes a serviços não contratados, promovida por empresa de telefonia, configuraria enriquecimento sem causa e, portanto, estaria abrangida pelo prazo fixado no art. 206, § 3º, IV, do Código Civil, não parece ser a melhor. A pretensão de enriquecimento sem causa (ação in rem verso) possui como requisitos: enriquecimento de alguém; empobrecimento correspondente de outrem; relação de causalidade entre ambos; ausência de causa jurídica; inexistência de ação específica. Trata-se, portanto, de ação subsidiária que depende da inexistência de causa jurídica. A discussão acerca da cobrança indevida de valores constantes de relação contratual e eventual repetição de </w:t>
+        <w:t xml:space="preserve">. Nessas modalidades contratuais, também deve prevalecer o critério dúplice do dolo/culpa. Assim, tanto a conduta dolosa quanto a culposa do fornecedor de serviços dão substrato à devolução em dobro do indébito, à luz do art. 42 do CDC. 8. A Primeira Seção, no julgamento do REsp 1.113.403/RJ, de relatoria do Ministro Teori Albino Zavascki (DJe 15/9/2009), submetido ao regime dos recursos repetitivos do art. 543-C do Código de Processo Civil e da Resolução STJ 8/2008, firmou o entendimento de que, ante a ausência de disposição específica acerca do prazo prescricional aplicável à prática comercial indevida de cobrança excessiva, é de rigor a incidência das normas gerais relativas à prescrição insculpidas no Código Civil na ação de repetição de indébito de tarifas de água e esgoto. Assim, tem-se prazo vintenário, na forma estabelecida no art. 177 do Código Civil de 1916, ou decenal, de acordo com o previsto no art. 205 do Código Civil de 2002. Diante da mesma conjuntura, não há razões para adotar solução diversa nos casos de repetição de indébito dos serviços de telefonia. 9. A tese adotada no âmbito do acórdão recorrido, de que a pretensão de repetição de indébito por cobrança indevida de valores referentes a serviços não contratados, promovida por empresa de telefonia, configuraria enriquecimento sem causa e, portanto, estaria abrangida pelo prazo fixado no art. 206, § 3º, IV, do Código Civil, não parece ser a melhor. A pretensão de enriquecimento sem causa (ação in rem verso) possui como requisitos: enriquecimento de alguém; empobrecimento correspondente de outrem; relação de causalidade entre ambos; ausência de causa jurídica; inexistência de ação específica. Trata-se, portanto, de ação subsidiária que depende da inexistência de causa jurídica. A discussão acerca da cobrança indevida de valores constantes de relação contratual e eventual repetição de </w:t>
       </w:r>
       <w:r>
         <w:rPr>
@@ -2114,29 +1828,7 @@
           <w:sz w:val="22"/>
           <w:szCs w:val="22"/>
         </w:rPr>
-        <w:t xml:space="preserve">Documento: 1498374 - Inteiro Teor do Acórdão - Site certificado - </w:t>
-      </w:r>
-      <w:proofErr w:type="spellStart"/>
-      <w:r>
-        <w:rPr>
-          <w:b/>
-          <w:i/>
-          <w:color w:val="000000"/>
-          <w:sz w:val="22"/>
-          <w:szCs w:val="22"/>
-        </w:rPr>
-        <w:t>DJe</w:t>
-      </w:r>
-      <w:proofErr w:type="spellEnd"/>
-      <w:r>
-        <w:rPr>
-          <w:b/>
-          <w:i/>
-          <w:color w:val="000000"/>
-          <w:sz w:val="22"/>
-          <w:szCs w:val="22"/>
-        </w:rPr>
-        <w:t xml:space="preserve">: 30/03/2021 </w:t>
+        <w:t xml:space="preserve">Documento: 1498374 - Inteiro Teor do Acórdão - Site certificado - DJe: 30/03/2021 </w:t>
       </w:r>
     </w:p>
     <w:p>
@@ -2334,7 +2026,6 @@
         </w:rPr>
         <w:t>{</w:t>
       </w:r>
-      <w:proofErr w:type="spellStart"/>
       <w:r>
         <w:rPr>
           <w:b/>
@@ -2344,8 +2035,6 @@
         </w:rPr>
         <w:t>comprometimento_renda</w:t>
       </w:r>
-      <w:proofErr w:type="spellEnd"/>
-      <w:proofErr w:type="gramStart"/>
       <w:r>
         <w:rPr>
           <w:b/>
@@ -2373,7 +2062,6 @@
         </w:rPr>
         <w:t>%</w:t>
       </w:r>
-      <w:proofErr w:type="gramEnd"/>
       <w:r>
         <w:rPr>
           <w:b/>
@@ -2390,9 +2078,8 @@
           <w:szCs w:val="28"/>
           <w:highlight w:val="yellow"/>
         </w:rPr>
-        <w:t>de R${{</w:t>
-      </w:r>
-      <w:proofErr w:type="spellStart"/>
+        <w:t>de R${{renda_mensal – parcela_consignado}} já prejudicada por empréstimos consignados</w:t>
+      </w:r>
       <w:r>
         <w:rPr>
           <w:b/>
@@ -2400,29 +2087,27 @@
           <w:szCs w:val="28"/>
           <w:highlight w:val="yellow"/>
         </w:rPr>
-        <w:t>renda_mensal</w:t>
-      </w:r>
-      <w:proofErr w:type="spellEnd"/>
-      <w:r>
-        <w:rPr>
-          <w:b/>
+        <w:t>.</w:t>
+      </w:r>
+    </w:p>
+    <w:p>
+      <w:pPr>
+        <w:rPr>
           <w:sz w:val="28"/>
           <w:szCs w:val="28"/>
           <w:highlight w:val="yellow"/>
         </w:rPr>
-        <w:t xml:space="preserve"> – </w:t>
-      </w:r>
-      <w:proofErr w:type="spellStart"/>
-      <w:r>
+      </w:pPr>
+    </w:p>
+    <w:p>
+      <w:pPr>
         <w:rPr>
           <w:b/>
           <w:sz w:val="28"/>
           <w:szCs w:val="28"/>
           <w:highlight w:val="yellow"/>
         </w:rPr>
-        <w:t>parcela_consignado</w:t>
-      </w:r>
-      <w:proofErr w:type="spellEnd"/>
+      </w:pPr>
       <w:r>
         <w:rPr>
           <w:b/>
@@ -2430,7 +2115,7 @@
           <w:szCs w:val="28"/>
           <w:highlight w:val="yellow"/>
         </w:rPr>
-        <w:t>}} já prejudicada por empréstimos consignados</w:t>
+        <w:t xml:space="preserve">A parte requerente, em função da prática abusiva da requerida está sobrevivendo com apenas </w:t>
       </w:r>
       <w:r>
         <w:rPr>
@@ -2439,27 +2124,26 @@
           <w:szCs w:val="28"/>
           <w:highlight w:val="yellow"/>
         </w:rPr>
-        <w:t>.</w:t>
-      </w:r>
-    </w:p>
-    <w:p>
-      <w:pPr>
-        <w:rPr>
+        <w:t>R$</w:t>
+      </w:r>
+      <w:r>
+        <w:rPr>
+          <w:b/>
           <w:sz w:val="28"/>
           <w:szCs w:val="28"/>
           <w:highlight w:val="yellow"/>
         </w:rPr>
-      </w:pPr>
-    </w:p>
-    <w:p>
-      <w:pPr>
+        <w:t>{{</w:t>
+      </w:r>
+      <w:r>
         <w:rPr>
           <w:b/>
           <w:sz w:val="28"/>
           <w:szCs w:val="28"/>
           <w:highlight w:val="yellow"/>
         </w:rPr>
-      </w:pPr>
+        <w:t>valor_liquido</w:t>
+      </w:r>
       <w:r>
         <w:rPr>
           <w:b/>
@@ -2467,7 +2151,7 @@
           <w:szCs w:val="28"/>
           <w:highlight w:val="yellow"/>
         </w:rPr>
-        <w:t xml:space="preserve">A parte requerente, em função da prática abusiva da requerida está sobrevivendo com apenas </w:t>
+        <w:t>}}</w:t>
       </w:r>
       <w:r>
         <w:rPr>
@@ -2476,7 +2160,7 @@
           <w:szCs w:val="28"/>
           <w:highlight w:val="yellow"/>
         </w:rPr>
-        <w:t>R$</w:t>
+        <w:t xml:space="preserve"> por mês, cerca de </w:t>
       </w:r>
       <w:r>
         <w:rPr>
@@ -2485,9 +2169,8 @@
           <w:szCs w:val="28"/>
           <w:highlight w:val="yellow"/>
         </w:rPr>
-        <w:t>{{</w:t>
-      </w:r>
-      <w:proofErr w:type="spellStart"/>
+        <w:t>R$</w:t>
+      </w:r>
       <w:r>
         <w:rPr>
           <w:b/>
@@ -2495,9 +2178,8 @@
           <w:szCs w:val="28"/>
           <w:highlight w:val="yellow"/>
         </w:rPr>
-        <w:t>valor_</w:t>
-      </w:r>
-      <w:proofErr w:type="gramStart"/>
+        <w:t>{{v</w:t>
+      </w:r>
       <w:r>
         <w:rPr>
           <w:b/>
@@ -2505,74 +2187,7 @@
           <w:szCs w:val="28"/>
           <w:highlight w:val="yellow"/>
         </w:rPr>
-        <w:t>liquido</w:t>
-      </w:r>
-      <w:proofErr w:type="spellEnd"/>
-      <w:proofErr w:type="gramEnd"/>
-      <w:r>
-        <w:rPr>
-          <w:b/>
-          <w:sz w:val="28"/>
-          <w:szCs w:val="28"/>
-          <w:highlight w:val="yellow"/>
-        </w:rPr>
-        <w:t>}}</w:t>
-      </w:r>
-      <w:r>
-        <w:rPr>
-          <w:b/>
-          <w:sz w:val="28"/>
-          <w:szCs w:val="28"/>
-          <w:highlight w:val="yellow"/>
-        </w:rPr>
-        <w:t xml:space="preserve"> por mês, cerca de </w:t>
-      </w:r>
-      <w:r>
-        <w:rPr>
-          <w:b/>
-          <w:sz w:val="28"/>
-          <w:szCs w:val="28"/>
-          <w:highlight w:val="yellow"/>
-        </w:rPr>
-        <w:t>R$</w:t>
-      </w:r>
-      <w:r>
-        <w:rPr>
-          <w:b/>
-          <w:sz w:val="28"/>
-          <w:szCs w:val="28"/>
-          <w:highlight w:val="yellow"/>
-        </w:rPr>
-        <w:t>{{</w:t>
-      </w:r>
-      <w:proofErr w:type="spellStart"/>
-      <w:r>
-        <w:rPr>
-          <w:b/>
-          <w:sz w:val="28"/>
-          <w:szCs w:val="28"/>
-          <w:highlight w:val="yellow"/>
-        </w:rPr>
-        <w:t>v</w:t>
-      </w:r>
-      <w:r>
-        <w:rPr>
-          <w:b/>
-          <w:sz w:val="28"/>
-          <w:szCs w:val="28"/>
-          <w:highlight w:val="yellow"/>
-        </w:rPr>
-        <w:t>alor_diario</w:t>
-      </w:r>
-      <w:proofErr w:type="spellEnd"/>
-      <w:r>
-        <w:rPr>
-          <w:b/>
-          <w:sz w:val="28"/>
-          <w:szCs w:val="28"/>
-          <w:highlight w:val="yellow"/>
-        </w:rPr>
-        <w:t>}} por</w:t>
+        <w:t>alor_diario}} por</w:t>
       </w:r>
       <w:r>
         <w:rPr>
@@ -2632,15 +2247,7 @@
     <w:p/>
     <w:p>
       <w:r>
-        <w:t xml:space="preserve">O Código de Defesa do Consumidor (CDC) prevê, em seu artigo 6º, inciso VIII, a possibilidade de inversão do ônus da prova em favor do consumidor, quando, a critério do juiz, for verossímil a alegação ou quando o consumidor for hipossuficiente, segundo as regras ordinárias de experiências. Tal previsão visa equilibrar a relação entre consumidor e fornecedor, especialmente em situações </w:t>
-      </w:r>
-      <w:proofErr w:type="gramStart"/>
-      <w:r>
-        <w:t>onde</w:t>
-      </w:r>
-      <w:proofErr w:type="gramEnd"/>
-      <w:r>
-        <w:t xml:space="preserve"> o consumidor se encontra em desvantagem técnica, econômica ou jurídica.</w:t>
+        <w:t>O Código de Defesa do Consumidor (CDC) prevê, em seu artigo 6º, inciso VIII, a possibilidade de inversão do ônus da prova em favor do consumidor, quando, a critério do juiz, for verossímil a alegação ou quando o consumidor for hipossuficiente, segundo as regras ordinárias de experiências. Tal previsão visa equilibrar a relação entre consumidor e fornecedor, especialmente em situações onde o consumidor se encontra em desvantagem técnica, econômica ou jurídica.</w:t>
       </w:r>
     </w:p>
     <w:p>
@@ -2995,15 +2602,7 @@
         <w:jc w:val="center"/>
       </w:pPr>
       <w:r>
-        <w:t xml:space="preserve">Batatais/SP, 18 de </w:t>
-      </w:r>
-      <w:proofErr w:type="gramStart"/>
-      <w:r>
-        <w:t>Novembro</w:t>
-      </w:r>
-      <w:proofErr w:type="gramEnd"/>
-      <w:r>
-        <w:t xml:space="preserve"> de 2024</w:t>
+        <w:t>Batatais/SP, 18 de Novembro de 2024</w:t>
       </w:r>
     </w:p>
     <w:p>
@@ -3063,21 +2662,7 @@
         <w:rPr>
           <w:b/>
         </w:rPr>
-        <w:t xml:space="preserve">Cícero </w:t>
-      </w:r>
-      <w:proofErr w:type="spellStart"/>
-      <w:r>
-        <w:rPr>
-          <w:b/>
-        </w:rPr>
-        <w:t>Vogelaar</w:t>
-      </w:r>
-      <w:proofErr w:type="spellEnd"/>
-      <w:r>
-        <w:rPr>
-          <w:b/>
-        </w:rPr>
-        <w:t xml:space="preserve"> Girardi</w:t>
+        <w:t>Cícero Vogelaar Girardi</w:t>
       </w:r>
     </w:p>
     <w:p>

--- a/modelos/modelo_1.docx
+++ b/modelos/modelo_1.docx
@@ -338,14 +338,32 @@
     <w:p/>
     <w:p>
       <w:r>
+        <w:t xml:space="preserve">A parte requerente recebe Benefício de Prestação Continuada à Pessoa com Deficiência (BPC/LOAS) que corresponde ao </w:t>
+      </w:r>
+      <w:r>
         <w:lastRenderedPageBreak/>
-        <w:t xml:space="preserve">A parte requerente recebe Benefício de Prestação Continuada à Pessoa com Deficiência (BPC/LOAS) que corresponde ao valor de </w:t>
+        <w:t xml:space="preserve">valor de </w:t>
       </w:r>
       <w:r>
         <w:t>R$</w:t>
       </w:r>
       <w:r>
-        <w:t>{{renda_mensal}}</w:t>
+        <w:t>{{</w:t>
+      </w:r>
+      <w:r>
+        <w:t xml:space="preserve"> </w:t>
+      </w:r>
+      <w:r>
+        <w:t>emprestimos_</w:t>
+      </w:r>
+      <w:r>
+        <w:t>0</w:t>
+      </w:r>
+      <w:r>
+        <w:t>_</w:t>
+      </w:r>
+      <w:r>
+        <w:t>renda_mensal}}</w:t>
       </w:r>
       <w:r>
         <w:t>, conforme comprovado em documentação anexa.</w:t>
@@ -380,6 +398,18 @@
         <w:t>{{</w:t>
       </w:r>
       <w:r>
+        <w:t xml:space="preserve"> </w:t>
+      </w:r>
+      <w:r>
+        <w:t>emprestimos_</w:t>
+      </w:r>
+      <w:r>
+        <w:t>0</w:t>
+      </w:r>
+      <w:r>
+        <w:t>_</w:t>
+      </w:r>
+      <w:r>
         <w:t>comprometimento_renda</w:t>
       </w:r>
       <w:r>
@@ -399,6 +429,18 @@
       </w:r>
       <w:r>
         <w:t>{{</w:t>
+      </w:r>
+      <w:r>
+        <w:t xml:space="preserve"> </w:t>
+      </w:r>
+      <w:r>
+        <w:t>emprestimos_</w:t>
+      </w:r>
+      <w:r>
+        <w:t>0</w:t>
+      </w:r>
+      <w:r>
+        <w:t>_</w:t>
       </w:r>
       <w:r>
         <w:t>valor_liquido</w:t>
@@ -694,9 +736,11 @@
       <w:r>
         <w:t xml:space="preserve">}}% </w:t>
       </w:r>
+      <w:proofErr w:type="spellStart"/>
       <w:r>
         <w:t>a.m</w:t>
       </w:r>
+      <w:proofErr w:type="spellEnd"/>
       <w:r>
         <w:t>, como se observa:</w:t>
       </w:r>
@@ -1297,24 +1341,52 @@
         <w:rPr>
           <w:u w:val="single"/>
         </w:rPr>
-        <w:t>{{data_contratacao}}</w:t>
-      </w:r>
+        <w:t>{{</w:t>
+      </w:r>
+      <w:proofErr w:type="spellStart"/>
       <w:r>
         <w:rPr>
           <w:u w:val="single"/>
         </w:rPr>
+        <w:t>data_contratacao</w:t>
+      </w:r>
+      <w:proofErr w:type="spellEnd"/>
+      <w:r>
+        <w:rPr>
+          <w:u w:val="single"/>
+        </w:rPr>
+        <w:t>}}</w:t>
+      </w:r>
+      <w:r>
+        <w:rPr>
+          <w:u w:val="single"/>
+        </w:rPr>
         <w:t xml:space="preserve"> foi de </w:t>
       </w:r>
       <w:r>
         <w:rPr>
           <w:u w:val="single"/>
         </w:rPr>
-        <w:t>{{taxa_media_bacen}}</w:t>
-      </w:r>
+        <w:t>{{</w:t>
+      </w:r>
+      <w:proofErr w:type="spellStart"/>
       <w:r>
         <w:rPr>
           <w:u w:val="single"/>
         </w:rPr>
+        <w:t>taxa_media_bacen</w:t>
+      </w:r>
+      <w:proofErr w:type="spellEnd"/>
+      <w:r>
+        <w:rPr>
+          <w:u w:val="single"/>
+        </w:rPr>
+        <w:t>}}</w:t>
+      </w:r>
+      <w:r>
+        <w:rPr>
+          <w:u w:val="single"/>
+        </w:rPr>
         <w:t>% a.m., enquanto a taxa de juros mensal informada pela instituição req</w:t>
       </w:r>
       <w:r>
@@ -1333,7 +1405,21 @@
         <w:rPr>
           <w:u w:val="single"/>
         </w:rPr>
-        <w:t>{{taxa_original_pessoal}}</w:t>
+        <w:t>{{</w:t>
+      </w:r>
+      <w:proofErr w:type="spellStart"/>
+      <w:r>
+        <w:rPr>
+          <w:u w:val="single"/>
+        </w:rPr>
+        <w:t>taxa_original_pessoal</w:t>
+      </w:r>
+      <w:proofErr w:type="spellEnd"/>
+      <w:r>
+        <w:rPr>
+          <w:u w:val="single"/>
+        </w:rPr>
+        <w:t>}}</w:t>
       </w:r>
       <w:r>
         <w:rPr>
@@ -1577,7 +1663,23 @@
         </w:rPr>
       </w:pPr>
       <w:r>
-        <w:t>Tal discrepância de valores é evidência clara de abusividade na fixação das taxas de juros cobradas pela requerida, o que viola o princípio da boa-fé objetiva, previsto no artigo 422 do Código Civil. Conforme leciona Pablo Stolze Gagliano e Rodolfo Pamplona Filho (Novo Curso de Direito Civil, Volume II), “a boa-fé objetiva exige que as partes não só tenham um comportamento ético, mas também que não exerçam seus direitos de forma excessivamente gravosa ao outro contratante”.</w:t>
+        <w:t xml:space="preserve">Tal discrepância de valores é evidência clara de abusividade na fixação das taxas de juros cobradas pela requerida, o que viola o princípio da boa-fé objetiva, previsto no artigo 422 do Código Civil. Conforme leciona Pablo </w:t>
+      </w:r>
+      <w:proofErr w:type="spellStart"/>
+      <w:r>
+        <w:t>Stolze</w:t>
+      </w:r>
+      <w:proofErr w:type="spellEnd"/>
+      <w:r>
+        <w:t xml:space="preserve"> </w:t>
+      </w:r>
+      <w:proofErr w:type="spellStart"/>
+      <w:r>
+        <w:t>Gagliano</w:t>
+      </w:r>
+      <w:proofErr w:type="spellEnd"/>
+      <w:r>
+        <w:t xml:space="preserve"> e Rodolfo Pamplona Filho (Novo Curso de Direito Civil, Volume II), “a boa-fé objetiva exige que as partes não só tenham um comportamento ético, mas também que não exerçam seus direitos de forma excessivamente gravosa ao outro contratante”.</w:t>
       </w:r>
     </w:p>
     <w:p/>
@@ -1707,34 +1809,9 @@
           <w:sz w:val="22"/>
           <w:szCs w:val="22"/>
         </w:rPr>
-        <w:t xml:space="preserve">. 2. Na configuração da divergência do presente caso, temos, de um lado, o acórdão embargado da Terceira Turma concluindo que a norma do art. 42 do Código de Defesa do Consumidor pressupõe a demonstração de que a cobrança indevida decorreu de má-fé do credor fornecedor do serviço, enquanto os acórdãos-paradigmas da Primeira Seção afirmam que a repetição em dobro prescinde de má-fé, bastando a culpa. Ilustrando o posicionamento da Primeira Seção: EREsp 1.155.827/SP, Rel. Min. Humberto Martins, Primeira Seção, DJe 30/6/2011. Para exemplificar o posicionamento da Segunda Seção, vide: EREsp 1.127.721/RS, Rel. Min. Antônio Carlos Ferreira, Rel. p/ Acórdão Min. Marco Buzzi, Segunda Seção, DJe 13/3/2013. 3. Quanto ao citado parágrafo único do art. 42 do CDC, abstrai-se que a cobrança indevida será devolvida em dobro, "salvo hipótese de engano justificável". Em outras palavras, se não houver justificativa para a cobrança indevida, a repetição do indébito será em dobro. </w:t>
-      </w:r>
-      <w:r>
-        <w:rPr>
-          <w:b/>
-          <w:i/>
-          <w:color w:val="000000"/>
-          <w:highlight w:val="yellow"/>
-        </w:rPr>
-        <w:t>A divergência aqui constatada diz respeito ao caráter volitivo, a saber: se a ação que acarretou cobrança indevida deve ser voluntária (dolo/má-fé) e/ou involuntária (por culpa)</w:t>
-      </w:r>
-      <w:r>
-        <w:rPr>
-          <w:i/>
-          <w:color w:val="000000"/>
-          <w:highlight w:val="yellow"/>
-        </w:rPr>
-        <w:t xml:space="preserve">. </w:t>
-      </w:r>
-      <w:r>
-        <w:rPr>
-          <w:b/>
-          <w:i/>
-          <w:color w:val="000000"/>
-          <w:highlight w:val="yellow"/>
-        </w:rPr>
-        <w:t>4. O próprio dispositivo legal caracteriza a conduta como engano e somente exclui a devolução em dobro se ele for justificável. Ou seja, a conduta base para a repetição de indébito é a ocorrência de engano, e a lei, rígida na imposição da boa-fé objetiva do fornecedor do produto ou do serviço, somente exclui a devolução dobrada se a conduta (engano) for justificável (não decorrente de culpa ou dolo do fornecedor).</w:t>
-      </w:r>
+        <w:t xml:space="preserve">. 2. Na configuração da divergência do presente caso, temos, de um lado, o acórdão embargado da Terceira Turma concluindo que a norma do art. 42 do Código de Defesa do Consumidor pressupõe a demonstração de que a cobrança indevida decorreu de má-fé do credor fornecedor do serviço, enquanto os acórdãos-paradigmas da Primeira Seção afirmam que a repetição em dobro prescinde de má-fé, bastando a culpa. Ilustrando o posicionamento da Primeira Seção: </w:t>
+      </w:r>
+      <w:proofErr w:type="spellStart"/>
       <w:r>
         <w:rPr>
           <w:i/>
@@ -1742,27 +1819,9 @@
           <w:sz w:val="22"/>
           <w:szCs w:val="22"/>
         </w:rPr>
-        <w:t xml:space="preserve"> 5. Exigir a má-fé do fornecedor de produto ou de serviço equivale a impor a ocorrência de ação dolosa de prejudicar o consumidor como requisito da devolução em dobro, o que não se coaduna com o preceito legal. Nesse ponto, a construção realizada pela Segunda Seção em seus precedentes, ao invocar a má-fé do fornecedor como fundamento para a afastar a duplicação da repetição do indébito, não me convence, pois atribui requisito não previsto em lei. 6. </w:t>
-      </w:r>
-      <w:r>
-        <w:rPr>
-          <w:b/>
-          <w:i/>
-          <w:color w:val="000000"/>
-          <w:highlight w:val="yellow"/>
-        </w:rPr>
-        <w:t xml:space="preserve">A tese da exclusividade do dolo inviabiliza, por exemplo, a devolução em dobro de pacotes de serviços, no caso de telefonia, jamais solicitados pelo </w:t>
-      </w:r>
-      <w:r>
-        <w:rPr>
-          <w:b/>
-          <w:i/>
-          <w:color w:val="000000"/>
-          <w:highlight w:val="yellow"/>
-        </w:rPr>
-        <w:lastRenderedPageBreak/>
-        <w:t>consumidor e sobre o qual o fornecedor do serviço invoque qualquer "justificativa do seu engano". Isso porque o requisito subjetivo da má-fé é prova substancialmente difícil de produzir. Exigir que o consumidor prove dolo ou má-fé do fornecedor é imputar-lhe prova diabólica, padrão probatório que vai de encontro às próprias filosofia e ratio do CDC. 7. Não vislumbro distinção para os casos em que o indébito provém de contratos que não envolvam fornecimento de serviços públicos, de forma que também deve prevalecer para todas as hipóteses a tese, que defendi acima, de que tanto a conduta dolosa quanto culposa do fornecedor de serviços dá azo à devolução em dobro do indébito, de acordo com o art. 42 do CDC</w:t>
-      </w:r>
+        <w:t>EREsp</w:t>
+      </w:r>
+      <w:proofErr w:type="spellEnd"/>
       <w:r>
         <w:rPr>
           <w:i/>
@@ -1770,7 +1829,210 @@
           <w:sz w:val="22"/>
           <w:szCs w:val="22"/>
         </w:rPr>
-        <w:t xml:space="preserve">. Nessas modalidades contratuais, também deve prevalecer o critério dúplice do dolo/culpa. Assim, tanto a conduta dolosa quanto a culposa do fornecedor de serviços dão substrato à devolução em dobro do indébito, à luz do art. 42 do CDC. 8. A Primeira Seção, no julgamento do REsp 1.113.403/RJ, de relatoria do Ministro Teori Albino Zavascki (DJe 15/9/2009), submetido ao regime dos recursos repetitivos do art. 543-C do Código de Processo Civil e da Resolução STJ 8/2008, firmou o entendimento de que, ante a ausência de disposição específica acerca do prazo prescricional aplicável à prática comercial indevida de cobrança excessiva, é de rigor a incidência das normas gerais relativas à prescrição insculpidas no Código Civil na ação de repetição de indébito de tarifas de água e esgoto. Assim, tem-se prazo vintenário, na forma estabelecida no art. 177 do Código Civil de 1916, ou decenal, de acordo com o previsto no art. 205 do Código Civil de 2002. Diante da mesma conjuntura, não há razões para adotar solução diversa nos casos de repetição de indébito dos serviços de telefonia. 9. A tese adotada no âmbito do acórdão recorrido, de que a pretensão de repetição de indébito por cobrança indevida de valores referentes a serviços não contratados, promovida por empresa de telefonia, configuraria enriquecimento sem causa e, portanto, estaria abrangida pelo prazo fixado no art. 206, § 3º, IV, do Código Civil, não parece ser a melhor. A pretensão de enriquecimento sem causa (ação in rem verso) possui como requisitos: enriquecimento de alguém; empobrecimento correspondente de outrem; relação de causalidade entre ambos; ausência de causa jurídica; inexistência de ação específica. Trata-se, portanto, de ação subsidiária que depende da inexistência de causa jurídica. A discussão acerca da cobrança indevida de valores constantes de relação contratual e eventual repetição de </w:t>
+        <w:t xml:space="preserve"> 1.155.827/SP, Rel. Min. Humberto Martins, Primeira Seção, </w:t>
+      </w:r>
+      <w:proofErr w:type="spellStart"/>
+      <w:r>
+        <w:rPr>
+          <w:i/>
+          <w:color w:val="000000"/>
+          <w:sz w:val="22"/>
+          <w:szCs w:val="22"/>
+        </w:rPr>
+        <w:t>DJe</w:t>
+      </w:r>
+      <w:proofErr w:type="spellEnd"/>
+      <w:r>
+        <w:rPr>
+          <w:i/>
+          <w:color w:val="000000"/>
+          <w:sz w:val="22"/>
+          <w:szCs w:val="22"/>
+        </w:rPr>
+        <w:t xml:space="preserve"> 30/6/2011. Para exemplificar o posicionamento da Segunda Seção, vide: </w:t>
+      </w:r>
+      <w:proofErr w:type="spellStart"/>
+      <w:r>
+        <w:rPr>
+          <w:i/>
+          <w:color w:val="000000"/>
+          <w:sz w:val="22"/>
+          <w:szCs w:val="22"/>
+        </w:rPr>
+        <w:t>EREsp</w:t>
+      </w:r>
+      <w:proofErr w:type="spellEnd"/>
+      <w:r>
+        <w:rPr>
+          <w:i/>
+          <w:color w:val="000000"/>
+          <w:sz w:val="22"/>
+          <w:szCs w:val="22"/>
+        </w:rPr>
+        <w:t xml:space="preserve"> 1.127.721/RS, Rel. Min. Antônio Carlos Ferreira, Rel. p/ Acórdão Min. Marco </w:t>
+      </w:r>
+      <w:proofErr w:type="spellStart"/>
+      <w:r>
+        <w:rPr>
+          <w:i/>
+          <w:color w:val="000000"/>
+          <w:sz w:val="22"/>
+          <w:szCs w:val="22"/>
+        </w:rPr>
+        <w:t>Buzzi</w:t>
+      </w:r>
+      <w:proofErr w:type="spellEnd"/>
+      <w:r>
+        <w:rPr>
+          <w:i/>
+          <w:color w:val="000000"/>
+          <w:sz w:val="22"/>
+          <w:szCs w:val="22"/>
+        </w:rPr>
+        <w:t xml:space="preserve">, Segunda Seção, </w:t>
+      </w:r>
+      <w:proofErr w:type="spellStart"/>
+      <w:r>
+        <w:rPr>
+          <w:i/>
+          <w:color w:val="000000"/>
+          <w:sz w:val="22"/>
+          <w:szCs w:val="22"/>
+        </w:rPr>
+        <w:t>DJe</w:t>
+      </w:r>
+      <w:proofErr w:type="spellEnd"/>
+      <w:r>
+        <w:rPr>
+          <w:i/>
+          <w:color w:val="000000"/>
+          <w:sz w:val="22"/>
+          <w:szCs w:val="22"/>
+        </w:rPr>
+        <w:t xml:space="preserve"> 13/3/2013. 3. Quanto ao citado parágrafo único do art. 42 do CDC, abstrai-se que a cobrança indevida será devolvida em dobro, "salvo hipótese de engano justificável". Em outras palavras, se não houver justificativa para a cobrança indevida, a repetição do indébito será em dobro. </w:t>
+      </w:r>
+      <w:r>
+        <w:rPr>
+          <w:b/>
+          <w:i/>
+          <w:color w:val="000000"/>
+          <w:highlight w:val="yellow"/>
+        </w:rPr>
+        <w:t>A divergência aqui constatada diz respeito ao caráter volitivo, a saber: se a ação que acarretou cobrança indevida deve ser voluntária (dolo/má-fé) e/ou involuntária (por culpa)</w:t>
+      </w:r>
+      <w:r>
+        <w:rPr>
+          <w:i/>
+          <w:color w:val="000000"/>
+          <w:highlight w:val="yellow"/>
+        </w:rPr>
+        <w:t xml:space="preserve">. </w:t>
+      </w:r>
+      <w:r>
+        <w:rPr>
+          <w:b/>
+          <w:i/>
+          <w:color w:val="000000"/>
+          <w:highlight w:val="yellow"/>
+        </w:rPr>
+        <w:t>4. O próprio dispositivo legal caracteriza a conduta como engano e somente exclui a devolução em dobro se ele for justificável. Ou seja, a conduta base para a repetição de indébito é a ocorrência de engano, e a lei, rígida na imposição da boa-fé objetiva do fornecedor do produto ou do serviço, somente exclui a devolução dobrada se a conduta (engano) for justificável (não decorrente de culpa ou dolo do fornecedor).</w:t>
+      </w:r>
+      <w:r>
+        <w:rPr>
+          <w:i/>
+          <w:color w:val="000000"/>
+          <w:sz w:val="22"/>
+          <w:szCs w:val="22"/>
+        </w:rPr>
+        <w:t xml:space="preserve"> 5. Exigir a má-fé do fornecedor de produto ou de serviço equivale a impor a ocorrência de ação dolosa de prejudicar o consumidor como requisito da devolução em dobro, o que não se coaduna com o preceito legal. Nesse ponto, a construção realizada pela Segunda Seção em seus precedentes, ao invocar a má-fé do fornecedor como fundamento para a afastar a duplicação da repetição do indébito, não me convence, pois atribui requisito não previsto em lei. 6. </w:t>
+      </w:r>
+      <w:r>
+        <w:rPr>
+          <w:b/>
+          <w:i/>
+          <w:color w:val="000000"/>
+          <w:highlight w:val="yellow"/>
+        </w:rPr>
+        <w:t xml:space="preserve">A tese da exclusividade do dolo inviabiliza, por exemplo, a devolução em dobro de pacotes de serviços, no caso de telefonia, jamais solicitados pelo </w:t>
+      </w:r>
+      <w:r>
+        <w:rPr>
+          <w:b/>
+          <w:i/>
+          <w:color w:val="000000"/>
+          <w:highlight w:val="yellow"/>
+        </w:rPr>
+        <w:lastRenderedPageBreak/>
+        <w:t xml:space="preserve">consumidor e sobre o qual o fornecedor do serviço invoque qualquer "justificativa do seu engano". Isso porque o requisito subjetivo da má-fé é prova substancialmente difícil de produzir. Exigir que o consumidor prove dolo ou má-fé do fornecedor é imputar-lhe prova diabólica, padrão probatório que vai de encontro às próprias filosofia e </w:t>
+      </w:r>
+      <w:proofErr w:type="spellStart"/>
+      <w:r>
+        <w:rPr>
+          <w:b/>
+          <w:i/>
+          <w:color w:val="000000"/>
+          <w:highlight w:val="yellow"/>
+        </w:rPr>
+        <w:t>ratio</w:t>
+      </w:r>
+      <w:proofErr w:type="spellEnd"/>
+      <w:r>
+        <w:rPr>
+          <w:b/>
+          <w:i/>
+          <w:color w:val="000000"/>
+          <w:highlight w:val="yellow"/>
+        </w:rPr>
+        <w:t xml:space="preserve"> do CDC. 7. Não vislumbro distinção para os casos em que o indébito provém de contratos que não envolvam fornecimento de serviços públicos, de forma que também deve prevalecer para todas as hipóteses a tese, que defendi acima, de que tanto a conduta dolosa quanto culposa do fornecedor de serviços dá azo à devolução em dobro do indébito, de acordo com o art. 42 do CDC</w:t>
+      </w:r>
+      <w:r>
+        <w:rPr>
+          <w:i/>
+          <w:color w:val="000000"/>
+          <w:sz w:val="22"/>
+          <w:szCs w:val="22"/>
+        </w:rPr>
+        <w:t>. Nessas modalidades contratuais, também deve prevalecer o critério dúplice do dolo/culpa. Assim, tanto a conduta dolosa quanto a culposa do fornecedor de serviços dão substrato à devolução em dobro do indébito, à luz do art. 42 do CDC. 8. A Primeira Seção, no julgamento do REsp 1.113.403/RJ, de relatoria do Ministro Teori Albino Zavascki (</w:t>
+      </w:r>
+      <w:proofErr w:type="spellStart"/>
+      <w:r>
+        <w:rPr>
+          <w:i/>
+          <w:color w:val="000000"/>
+          <w:sz w:val="22"/>
+          <w:szCs w:val="22"/>
+        </w:rPr>
+        <w:t>DJe</w:t>
+      </w:r>
+      <w:proofErr w:type="spellEnd"/>
+      <w:r>
+        <w:rPr>
+          <w:i/>
+          <w:color w:val="000000"/>
+          <w:sz w:val="22"/>
+          <w:szCs w:val="22"/>
+        </w:rPr>
+        <w:t xml:space="preserve"> 15/9/2009), submetido ao regime dos recursos repetitivos do art. 543-C do Código de Processo Civil e da Resolução STJ 8/2008, firmou o entendimento de que, ante a ausência de disposição específica acerca do prazo prescricional aplicável à prática comercial indevida de cobrança excessiva, é de rigor a incidência das normas gerais relativas à prescrição insculpidas no Código Civil na ação de repetição de indébito de tarifas de água e esgoto. Assim, tem-se prazo </w:t>
+      </w:r>
+      <w:proofErr w:type="spellStart"/>
+      <w:r>
+        <w:rPr>
+          <w:i/>
+          <w:color w:val="000000"/>
+          <w:sz w:val="22"/>
+          <w:szCs w:val="22"/>
+        </w:rPr>
+        <w:t>vintenário</w:t>
+      </w:r>
+      <w:proofErr w:type="spellEnd"/>
+      <w:r>
+        <w:rPr>
+          <w:i/>
+          <w:color w:val="000000"/>
+          <w:sz w:val="22"/>
+          <w:szCs w:val="22"/>
+        </w:rPr>
+        <w:t xml:space="preserve">, na forma estabelecida no art. 177 do Código Civil de 1916, ou decenal, de acordo com o previsto no art. 205 do Código Civil de 2002. Diante da mesma conjuntura, não há razões para adotar solução diversa nos casos de repetição de indébito dos serviços de telefonia. 9. A tese adotada no âmbito do acórdão recorrido, de que a pretensão de repetição de indébito por cobrança indevida de valores referentes a serviços não contratados, promovida por empresa de telefonia, configuraria enriquecimento sem causa e, portanto, estaria abrangida pelo prazo fixado no art. 206, § 3º, IV, do Código Civil, não parece ser a melhor. A pretensão de enriquecimento sem causa (ação in rem verso) possui como requisitos: enriquecimento de alguém; empobrecimento correspondente de outrem; relação de causalidade entre ambos; ausência de causa jurídica; inexistência de ação específica. Trata-se, portanto, de ação subsidiária que depende da inexistência de causa jurídica. A discussão acerca da cobrança indevida de valores constantes de relação contratual e eventual repetição de </w:t>
       </w:r>
       <w:r>
         <w:rPr>
@@ -1828,7 +2090,29 @@
           <w:sz w:val="22"/>
           <w:szCs w:val="22"/>
         </w:rPr>
-        <w:t xml:space="preserve">Documento: 1498374 - Inteiro Teor do Acórdão - Site certificado - DJe: 30/03/2021 </w:t>
+        <w:t xml:space="preserve">Documento: 1498374 - Inteiro Teor do Acórdão - Site certificado - </w:t>
+      </w:r>
+      <w:proofErr w:type="spellStart"/>
+      <w:r>
+        <w:rPr>
+          <w:b/>
+          <w:i/>
+          <w:color w:val="000000"/>
+          <w:sz w:val="22"/>
+          <w:szCs w:val="22"/>
+        </w:rPr>
+        <w:t>DJe</w:t>
+      </w:r>
+      <w:proofErr w:type="spellEnd"/>
+      <w:r>
+        <w:rPr>
+          <w:b/>
+          <w:i/>
+          <w:color w:val="000000"/>
+          <w:sz w:val="22"/>
+          <w:szCs w:val="22"/>
+        </w:rPr>
+        <w:t xml:space="preserve">: 30/03/2021 </w:t>
       </w:r>
     </w:p>
     <w:p>
@@ -2026,6 +2310,7 @@
         </w:rPr>
         <w:t>{</w:t>
       </w:r>
+      <w:proofErr w:type="spellStart"/>
       <w:r>
         <w:rPr>
           <w:b/>
@@ -2035,6 +2320,7 @@
         </w:rPr>
         <w:t>comprometimento_renda</w:t>
       </w:r>
+      <w:proofErr w:type="spellEnd"/>
       <w:r>
         <w:rPr>
           <w:b/>
@@ -2078,8 +2364,9 @@
           <w:szCs w:val="28"/>
           <w:highlight w:val="yellow"/>
         </w:rPr>
-        <w:t>de R${{renda_mensal – parcela_consignado}} já prejudicada por empréstimos consignados</w:t>
-      </w:r>
+        <w:t>de R${{</w:t>
+      </w:r>
+      <w:proofErr w:type="spellStart"/>
       <w:r>
         <w:rPr>
           <w:b/>
@@ -2087,27 +2374,29 @@
           <w:szCs w:val="28"/>
           <w:highlight w:val="yellow"/>
         </w:rPr>
-        <w:t>.</w:t>
-      </w:r>
-    </w:p>
-    <w:p>
-      <w:pPr>
-        <w:rPr>
+        <w:t>renda_mensal</w:t>
+      </w:r>
+      <w:proofErr w:type="spellEnd"/>
+      <w:r>
+        <w:rPr>
+          <w:b/>
           <w:sz w:val="28"/>
           <w:szCs w:val="28"/>
           <w:highlight w:val="yellow"/>
         </w:rPr>
-      </w:pPr>
-    </w:p>
-    <w:p>
-      <w:pPr>
+        <w:t xml:space="preserve"> – </w:t>
+      </w:r>
+      <w:proofErr w:type="spellStart"/>
+      <w:r>
         <w:rPr>
           <w:b/>
           <w:sz w:val="28"/>
           <w:szCs w:val="28"/>
           <w:highlight w:val="yellow"/>
         </w:rPr>
-      </w:pPr>
+        <w:t>parcela_consignado</w:t>
+      </w:r>
+      <w:proofErr w:type="spellEnd"/>
       <w:r>
         <w:rPr>
           <w:b/>
@@ -2115,7 +2404,7 @@
           <w:szCs w:val="28"/>
           <w:highlight w:val="yellow"/>
         </w:rPr>
-        <w:t xml:space="preserve">A parte requerente, em função da prática abusiva da requerida está sobrevivendo com apenas </w:t>
+        <w:t>}} já prejudicada por empréstimos consignados</w:t>
       </w:r>
       <w:r>
         <w:rPr>
@@ -2124,26 +2413,27 @@
           <w:szCs w:val="28"/>
           <w:highlight w:val="yellow"/>
         </w:rPr>
-        <w:t>R$</w:t>
-      </w:r>
-      <w:r>
-        <w:rPr>
-          <w:b/>
+        <w:t>.</w:t>
+      </w:r>
+    </w:p>
+    <w:p>
+      <w:pPr>
+        <w:rPr>
           <w:sz w:val="28"/>
           <w:szCs w:val="28"/>
           <w:highlight w:val="yellow"/>
         </w:rPr>
-        <w:t>{{</w:t>
-      </w:r>
-      <w:r>
+      </w:pPr>
+    </w:p>
+    <w:p>
+      <w:pPr>
         <w:rPr>
           <w:b/>
           <w:sz w:val="28"/>
           <w:szCs w:val="28"/>
           <w:highlight w:val="yellow"/>
         </w:rPr>
-        <w:t>valor_liquido</w:t>
-      </w:r>
+      </w:pPr>
       <w:r>
         <w:rPr>
           <w:b/>
@@ -2151,7 +2441,7 @@
           <w:szCs w:val="28"/>
           <w:highlight w:val="yellow"/>
         </w:rPr>
-        <w:t>}}</w:t>
+        <w:t xml:space="preserve">A parte requerente, em função da prática abusiva da requerida está sobrevivendo com apenas </w:t>
       </w:r>
       <w:r>
         <w:rPr>
@@ -2160,7 +2450,7 @@
           <w:szCs w:val="28"/>
           <w:highlight w:val="yellow"/>
         </w:rPr>
-        <w:t xml:space="preserve"> por mês, cerca de </w:t>
+        <w:t>R$</w:t>
       </w:r>
       <w:r>
         <w:rPr>
@@ -2169,8 +2459,9 @@
           <w:szCs w:val="28"/>
           <w:highlight w:val="yellow"/>
         </w:rPr>
-        <w:t>R$</w:t>
-      </w:r>
+        <w:t>{{</w:t>
+      </w:r>
+      <w:proofErr w:type="spellStart"/>
       <w:r>
         <w:rPr>
           <w:b/>
@@ -2178,8 +2469,9 @@
           <w:szCs w:val="28"/>
           <w:highlight w:val="yellow"/>
         </w:rPr>
-        <w:t>{{v</w:t>
-      </w:r>
+        <w:t>valor_liquido</w:t>
+      </w:r>
+      <w:proofErr w:type="spellEnd"/>
       <w:r>
         <w:rPr>
           <w:b/>
@@ -2187,7 +2479,63 @@
           <w:szCs w:val="28"/>
           <w:highlight w:val="yellow"/>
         </w:rPr>
-        <w:t>alor_diario}} por</w:t>
+        <w:t>}}</w:t>
+      </w:r>
+      <w:r>
+        <w:rPr>
+          <w:b/>
+          <w:sz w:val="28"/>
+          <w:szCs w:val="28"/>
+          <w:highlight w:val="yellow"/>
+        </w:rPr>
+        <w:t xml:space="preserve"> por mês, cerca de </w:t>
+      </w:r>
+      <w:r>
+        <w:rPr>
+          <w:b/>
+          <w:sz w:val="28"/>
+          <w:szCs w:val="28"/>
+          <w:highlight w:val="yellow"/>
+        </w:rPr>
+        <w:t>R$</w:t>
+      </w:r>
+      <w:r>
+        <w:rPr>
+          <w:b/>
+          <w:sz w:val="28"/>
+          <w:szCs w:val="28"/>
+          <w:highlight w:val="yellow"/>
+        </w:rPr>
+        <w:t>{{</w:t>
+      </w:r>
+      <w:proofErr w:type="spellStart"/>
+      <w:r>
+        <w:rPr>
+          <w:b/>
+          <w:sz w:val="28"/>
+          <w:szCs w:val="28"/>
+          <w:highlight w:val="yellow"/>
+        </w:rPr>
+        <w:t>v</w:t>
+      </w:r>
+      <w:r>
+        <w:rPr>
+          <w:b/>
+          <w:sz w:val="28"/>
+          <w:szCs w:val="28"/>
+          <w:highlight w:val="yellow"/>
+        </w:rPr>
+        <w:t>alor_diario</w:t>
+      </w:r>
+      <w:proofErr w:type="spellEnd"/>
+      <w:r>
+        <w:rPr>
+          <w:b/>
+          <w:sz w:val="28"/>
+          <w:szCs w:val="28"/>
+          <w:highlight w:val="yellow"/>
+        </w:rPr>
+        <w:t>}} por</w:t>
       </w:r>
       <w:r>
         <w:rPr>
@@ -2662,7 +3010,21 @@
         <w:rPr>
           <w:b/>
         </w:rPr>
-        <w:t>Cícero Vogelaar Girardi</w:t>
+        <w:t xml:space="preserve">Cícero </w:t>
+      </w:r>
+      <w:proofErr w:type="spellStart"/>
+      <w:r>
+        <w:rPr>
+          <w:b/>
+        </w:rPr>
+        <w:t>Vogelaar</w:t>
+      </w:r>
+      <w:proofErr w:type="spellEnd"/>
+      <w:r>
+        <w:rPr>
+          <w:b/>
+        </w:rPr>
+        <w:t xml:space="preserve"> Girardi</w:t>
       </w:r>
     </w:p>
     <w:p>

--- a/modelos/modelo_1.docx
+++ b/modelos/modelo_1.docx
@@ -10,16 +10,28 @@
         <w:t>AO JUÍZO DA ... VARA CÍVEL DA COMARCA DA CIDADE DE BELO HORIZONTE, ESTADO DE MINAS GERAIS</w:t>
       </w:r>
     </w:p>
-    <w:p/>
-    <w:p>
-      <w:r>
-        <w:t>{{emprestimos_</w:t>
-      </w:r>
-      <w:r>
-        <w:t>0</w:t>
-      </w:r>
-      <w:r>
-        <w:t>_</w:t>
+    <w:p>
+      <w:pPr>
+        <w:ind w:firstLine="0"/>
+      </w:pPr>
+      <w:r>
+        <w:t>{{valor_</w:t>
+      </w:r>
+      <w:proofErr w:type="gramStart"/>
+      <w:r>
+        <w:t>liquido</w:t>
+      </w:r>
+      <w:proofErr w:type="gramEnd"/>
+      <w:r>
+        <w:t>}}</w:t>
+      </w:r>
+    </w:p>
+    <w:p>
+      <w:pPr>
+        <w:ind w:firstLine="0"/>
+      </w:pPr>
+      <w:r>
+        <w:t>{{emprestimos_0_</w:t>
       </w:r>
       <w:r>
         <w:t>dif_bacen</w:t>
@@ -32,16 +44,138 @@
       <w:pPr>
         <w:ind w:firstLine="0"/>
         <w:rPr>
+          <w:sz w:val="28"/>
+          <w:szCs w:val="28"/>
+        </w:rPr>
+      </w:pPr>
+      <w:r>
+        <w:rPr>
+          <w:sz w:val="28"/>
+          <w:szCs w:val="28"/>
+        </w:rPr>
+        <w:t>{{</w:t>
+      </w:r>
+      <w:r>
+        <w:t>emprestimos_0_</w:t>
+      </w:r>
+      <w:r>
+        <w:rPr>
+          <w:sz w:val="28"/>
+          <w:szCs w:val="28"/>
+        </w:rPr>
+        <w:t>comprometimento_renda}}</w:t>
+      </w:r>
+    </w:p>
+    <w:p>
+      <w:pPr>
+        <w:ind w:firstLine="0"/>
+        <w:rPr>
+          <w:sz w:val="28"/>
+          <w:szCs w:val="28"/>
+        </w:rPr>
+      </w:pPr>
+      <w:r>
+        <w:rPr>
+          <w:sz w:val="28"/>
+          <w:szCs w:val="28"/>
+        </w:rPr>
+        <w:t>{{</w:t>
+      </w:r>
+      <w:r>
+        <w:t>emprestimos_0_</w:t>
+      </w:r>
+      <w:r>
+        <w:rPr>
+          <w:sz w:val="28"/>
+          <w:szCs w:val="28"/>
+        </w:rPr>
+        <w:t>renda_</w:t>
+      </w:r>
+      <w:r>
+        <w:rPr>
+          <w:sz w:val="28"/>
+          <w:szCs w:val="28"/>
+        </w:rPr>
+        <w:t>atual</w:t>
+      </w:r>
+      <w:r>
+        <w:rPr>
+          <w:sz w:val="28"/>
+          <w:szCs w:val="28"/>
+        </w:rPr>
+        <w:t>}}</w:t>
+      </w:r>
+    </w:p>
+    <w:p>
+      <w:pPr>
+        <w:ind w:firstLine="0"/>
+        <w:rPr>
+          <w:sz w:val="28"/>
+          <w:szCs w:val="28"/>
+        </w:rPr>
+      </w:pPr>
+      <w:r>
+        <w:rPr>
+          <w:sz w:val="28"/>
+          <w:szCs w:val="28"/>
+        </w:rPr>
+        <w:t>{{</w:t>
+      </w:r>
+      <w:r>
+        <w:t>emprestimos_0_</w:t>
+      </w:r>
+      <w:r>
+        <w:rPr>
+          <w:sz w:val="28"/>
+          <w:szCs w:val="28"/>
+        </w:rPr>
+        <w:t>diario</w:t>
+      </w:r>
+      <w:r>
+        <w:rPr>
+          <w:sz w:val="28"/>
+          <w:szCs w:val="28"/>
+        </w:rPr>
+        <w:t>}}</w:t>
+      </w:r>
+    </w:p>
+    <w:p>
+      <w:pPr>
+        <w:ind w:firstLine="0"/>
+        <w:rPr>
+          <w:sz w:val="28"/>
+          <w:szCs w:val="28"/>
+        </w:rPr>
+      </w:pPr>
+    </w:p>
+    <w:p>
+      <w:pPr>
+        <w:ind w:firstLine="0"/>
+      </w:pPr>
+    </w:p>
+    <w:p>
+      <w:pPr>
+        <w:ind w:firstLine="0"/>
+        <w:rPr>
           <w:b/>
           <w:color w:val="FF0000"/>
         </w:rPr>
       </w:pPr>
+      <w:proofErr w:type="gramStart"/>
       <w:r>
         <w:rPr>
           <w:b/>
           <w:color w:val="FF0000"/>
         </w:rPr>
-        <w:t>{                                                                     INSIRIR                                                                              }</w:t>
+        <w:t xml:space="preserve">{  </w:t>
+      </w:r>
+      <w:proofErr w:type="gramEnd"/>
+      <w:r>
+        <w:rPr>
+          <w:b/>
+          <w:color w:val="FF0000"/>
+        </w:rPr>
+        <w:t xml:space="preserve">                                                                   INSIRIR                                                                              }</w:t>
       </w:r>
     </w:p>
     <w:p>
@@ -126,49 +260,43 @@
         <w:pStyle w:val="Ttulo1"/>
       </w:pPr>
       <w:r>
+        <w:lastRenderedPageBreak/>
         <w:t>DA OPÇÃO PELO FORO DE SEDE DO RÉU</w:t>
       </w:r>
     </w:p>
     <w:p/>
     <w:p>
       <w:r>
-        <w:t xml:space="preserve">Inicialmente, esclarece a parte autora, que decidiu por ingressar com a presente demanda no foro de sede do réu, ainda que de sua liberalidade optar por seu foro de domicílio, uma vez que seus procuradores possuem inscrições apenas nos estados de São Paulo e Minas </w:t>
-      </w:r>
+        <w:t>Inicialmente, esclarece a parte autora, que decidiu por ingressar com a presente demanda no foro de sede do réu, ainda que de sua liberalidade optar por seu foro de domicílio, uma vez que seus procuradores possuem inscrições apenas nos estados de São Paulo e Minas Gerais e que optou pela contratação destes ainda que ciente deste fato, como comprova em declaração anexa (Doc. 1).</w:t>
+      </w:r>
+    </w:p>
+    <w:p/>
+    <w:p>
+      <w:r>
+        <w:t>É importante destacar que, conforme jurisprudência amplamente consolidada, nas ações que envolvem relações de consumo, é plenamente possível que a demanda seja ajuizada no foro do domicílio do réu, como ocorre no presente caso, uma vez que o art. 101 do CDC confere ao consumidor a prerrogativa de ajuizar a ação em seu domicílio, porém, caso lhe seja mais vantajoso, pode ele abrir mão dessa prerrogativa e ajuizar a ação no domicílio do réu (art. 46 do CPC ) ou no lugar onde se encontra a sede da pessoa jurídica (art. 53, III, “a” do CPC).</w:t>
+      </w:r>
+    </w:p>
+    <w:p/>
+    <w:p>
+      <w:r>
+        <w:t>Essa escolha privilegia a conveniência processual e é uma prerrogativa do consumidor, visando resguardar seus direitos e facilitar o acesso à justiça.</w:t>
+      </w:r>
+    </w:p>
+    <w:p>
+      <w:pPr>
+        <w:ind w:firstLine="2268"/>
+      </w:pPr>
+    </w:p>
+    <w:p>
       <w:r>
         <w:lastRenderedPageBreak/>
-        <w:t>Gerais e que optou pela contratação destes ainda que ciente deste fato, como comprova em declaração anexa (Doc. 1).</w:t>
-      </w:r>
-    </w:p>
-    <w:p/>
-    <w:p>
-      <w:r>
-        <w:t>É importante destacar que, conforme jurisprudência amplamente consolidada, nas ações que envolvem relações de consumo, é plenamente possível que a demanda seja ajuizada no foro do domicílio do réu, como ocorre no presente caso, uma vez que o art. 101 do CDC confere ao consumidor a prerrogativa de ajuizar a ação em seu domicílio, porém, caso lhe seja mais vantajoso, pode ele abrir mão dessa prerrogativa e ajuizar a ação no domicílio do réu (art. 46 do CPC ) ou no lugar onde se encontra a sede da pessoa jurídica (art. 53, III, “a” do CPC).</w:t>
-      </w:r>
-    </w:p>
-    <w:p/>
-    <w:p>
-      <w:r>
-        <w:t>Essa escolha privilegia a conveniência processual e é uma prerrogativa do consumidor, visando resguardar seus direitos e facilitar o acesso à justiça.</w:t>
-      </w:r>
-    </w:p>
-    <w:p>
-      <w:pPr>
-        <w:ind w:firstLine="2268"/>
-      </w:pPr>
-    </w:p>
-    <w:p>
-      <w:r>
         <w:t>Assim, cabe ao autor a escolha do foro no momento da propositura da ação, levando em consideração a conveniência processual e a estratégia mais adequada ao seu caso.</w:t>
       </w:r>
     </w:p>
     <w:p/>
     <w:p>
       <w:r>
-        <w:t xml:space="preserve">Portanto, requer-se o recebimento da presente ação e o seu regular processamento, sem qualquer declinação de </w:t>
-      </w:r>
-      <w:r>
-        <w:lastRenderedPageBreak/>
-        <w:t>competência, por estar de acordo com as disposições legais e com a jurisprudência pacífica dos tribunais.</w:t>
+        <w:t>Portanto, requer-se o recebimento da presente ação e o seu regular processamento, sem qualquer declinação de competência, por estar de acordo com as disposições legais e com a jurisprudência pacífica dos tribunais.</w:t>
       </w:r>
     </w:p>
     <w:p/>
@@ -209,6 +337,7 @@
         <w:ind w:left="3119"/>
       </w:pPr>
       <w:r>
+        <w:lastRenderedPageBreak/>
         <w:t xml:space="preserve">Declaração de </w:t>
       </w:r>
       <w:r>
@@ -306,20 +435,23 @@
     <w:p/>
     <w:p>
       <w:r>
+        <w:t>Portanto, em razão da sua condição financeira e com base na legislação vigente, requer-se a este juízo a concessão da gratuidade da justiça à parte requerente, a fim de garantir o pleno acesso ao Judiciário e a possibilidade de buscar a proteção de seus direitos sem que isso implique em sacrifício econômico insuportável.</w:t>
+      </w:r>
+    </w:p>
+    <w:p/>
+    <w:p>
+      <w:r>
+        <w:t>A concessão da gratuidade da justiça permitirá à parte requerente a isenção das custas processuais, despesas com perícias e honorários advocatícios, possibilitando a continuidade da demanda judicial sem o ônus financeiro que poderia inviabilizar a defesa de seus direitos. Tal medida é essencial para assegurar o princípio constitucional do acesso à justiça e promover a igualdade de condições entre as partes no processo.</w:t>
+      </w:r>
+    </w:p>
+    <w:p/>
+    <w:p>
+      <w:r>
+        <w:t xml:space="preserve">Assim, requer-se a Vossa Excelência a concessão do benefício da gratuidade da justiça, nos termos do artigo 98 do CPC, </w:t>
+      </w:r>
+      <w:r>
         <w:lastRenderedPageBreak/>
-        <w:t>Portanto, em razão da sua condição financeira e com base na legislação vigente, requer-se a este juízo a concessão da gratuidade da justiça à parte requerente, a fim de garantir o pleno acesso ao Judiciário e a possibilidade de buscar a proteção de seus direitos sem que isso implique em sacrifício econômico insuportável.</w:t>
-      </w:r>
-    </w:p>
-    <w:p/>
-    <w:p>
-      <w:r>
-        <w:t>A concessão da gratuidade da justiça permitirá à parte requerente a isenção das custas processuais, despesas com perícias e honorários advocatícios, possibilitando a continuidade da demanda judicial sem o ônus financeiro que poderia inviabilizar a defesa de seus direitos. Tal medida é essencial para assegurar o princípio constitucional do acesso à justiça e promover a igualdade de condições entre as partes no processo.</w:t>
-      </w:r>
-    </w:p>
-    <w:p/>
-    <w:p>
-      <w:r>
-        <w:t>Assim, requer-se a Vossa Excelência a concessão do benefício da gratuidade da justiça, nos termos do artigo 98 do CPC, para que a parte requerente possa litigar sem arcar com as custas processuais e demais despesas decorrentes deste processo.</w:t>
+        <w:t>para que a parte requerente possa litigar sem arcar com as custas processuais e demais despesas decorrentes deste processo.</w:t>
       </w:r>
     </w:p>
     <w:p/>
@@ -338,127 +470,114 @@
     <w:p/>
     <w:p>
       <w:r>
-        <w:t xml:space="preserve">A parte requerente recebe Benefício de Prestação Continuada à Pessoa com Deficiência (BPC/LOAS) que corresponde ao </w:t>
+        <w:t xml:space="preserve">A parte requerente recebe Benefício de Prestação Continuada à Pessoa com Deficiência (BPC/LOAS) que corresponde ao valor de </w:t>
+      </w:r>
+      <w:r>
+        <w:t>R$</w:t>
+      </w:r>
+      <w:proofErr w:type="gramStart"/>
+      <w:r>
+        <w:t>{{</w:t>
+      </w:r>
+      <w:r>
+        <w:t xml:space="preserve"> </w:t>
+      </w:r>
+      <w:r>
+        <w:t>emprestimos</w:t>
+      </w:r>
+      <w:proofErr w:type="gramEnd"/>
+      <w:r>
+        <w:t>_</w:t>
+      </w:r>
+      <w:r>
+        <w:t>0</w:t>
+      </w:r>
+      <w:r>
+        <w:t>_</w:t>
+      </w:r>
+      <w:r>
+        <w:t>renda_mensal}}</w:t>
+      </w:r>
+      <w:r>
+        <w:t>, conforme comprovado em documentação anexa.</w:t>
+      </w:r>
+    </w:p>
+    <w:p/>
+    <w:p>
+      <w:pPr>
+        <w:rPr>
+          <w:highlight w:val="yellow"/>
+        </w:rPr>
+      </w:pPr>
+      <w:r>
+        <w:t xml:space="preserve">Como já havia consignado toda sua margem para empréstimos consignados, por ser uma pessoa carente de recursos, em um momento de necessidade, contraiu mais </w:t>
+      </w:r>
+      <w:r>
+        <w:t>1 (um) empréstimo pessoal</w:t>
+      </w:r>
+      <w:r>
+        <w:t xml:space="preserve"> com a instituição financeira requerida, o que a colocou em uma escancarada situação de superendividamento, uma ve</w:t>
+      </w:r>
+      <w:r>
+        <w:t>z que seus empréstimos (pessoal</w:t>
+      </w:r>
+      <w:r>
+        <w:t xml:space="preserve"> + consignados) comprometem o equivalente a </w:t>
+      </w:r>
+      <w:r>
+        <w:t>R$</w:t>
+      </w:r>
+      <w:r>
+        <w:t>{{</w:t>
+      </w:r>
+      <w:r>
+        <w:t xml:space="preserve"> </w:t>
+      </w:r>
+      <w:r>
+        <w:t>emprestimos_</w:t>
+      </w:r>
+      <w:r>
+        <w:t>0</w:t>
+      </w:r>
+      <w:r>
+        <w:t>_</w:t>
+      </w:r>
+      <w:r>
+        <w:t>comprometimento_renda</w:t>
+      </w:r>
+      <w:r>
+        <w:t>}}</w:t>
+      </w:r>
+      <w:r>
+        <w:t xml:space="preserve"> </w:t>
+      </w:r>
+      <w:r>
+        <w:t xml:space="preserve">da sua remuneração mensal, tendo como líquido apenas </w:t>
+      </w:r>
+      <w:r>
+        <w:t>R</w:t>
+      </w:r>
+      <w:r>
+        <w:t>$</w:t>
+      </w:r>
+      <w:r>
+        <w:t>{{valor_liquido}}</w:t>
+      </w:r>
+      <w:r>
+        <w:t xml:space="preserve"> </w:t>
+      </w:r>
+      <w:r>
+        <w:t>mensais para sua subsistência.</w:t>
+      </w:r>
+    </w:p>
+    <w:p/>
+    <w:p>
+      <w:r>
+        <w:t xml:space="preserve">Além disso, os valores referentes aos empréstimos pessoais contratados, demonstram-se em flagrante abusividade em </w:t>
       </w:r>
       <w:r>
         <w:lastRenderedPageBreak/>
-        <w:t xml:space="preserve">valor de </w:t>
-      </w:r>
-      <w:r>
-        <w:t>R$</w:t>
-      </w:r>
-      <w:r>
-        <w:t>{{</w:t>
-      </w:r>
-      <w:r>
-        <w:t xml:space="preserve"> </w:t>
-      </w:r>
-      <w:r>
-        <w:t>emprestimos_</w:t>
-      </w:r>
-      <w:r>
-        <w:t>0</w:t>
-      </w:r>
-      <w:r>
-        <w:t>_</w:t>
-      </w:r>
-      <w:r>
-        <w:t>renda_mensal}}</w:t>
-      </w:r>
-      <w:r>
-        <w:t>, conforme comprovado em documentação anexa.</w:t>
-      </w:r>
-    </w:p>
-    <w:p/>
-    <w:p>
-      <w:pPr>
-        <w:rPr>
-          <w:highlight w:val="yellow"/>
-        </w:rPr>
-      </w:pPr>
-      <w:r>
-        <w:t xml:space="preserve">Como já havia consignado toda sua margem para empréstimos consignados, por ser uma pessoa carente de recursos, em um momento de necessidade, contraiu mais </w:t>
-      </w:r>
-      <w:r>
-        <w:t>1 (um) empréstimo pessoal</w:t>
-      </w:r>
-      <w:r>
-        <w:t xml:space="preserve"> com a instituição financeira requerida, o que a colocou em uma escancarada situação de superendividamento, uma ve</w:t>
-      </w:r>
-      <w:r>
-        <w:t>z que seus empréstimos (pessoal</w:t>
-      </w:r>
-      <w:r>
-        <w:t xml:space="preserve"> + consignados) comprometem o equivalente a </w:t>
-      </w:r>
-      <w:r>
-        <w:t>R$</w:t>
-      </w:r>
-      <w:r>
-        <w:t>{{</w:t>
-      </w:r>
-      <w:r>
-        <w:t xml:space="preserve"> </w:t>
-      </w:r>
-      <w:r>
-        <w:t>emprestimos_</w:t>
-      </w:r>
-      <w:r>
-        <w:t>0</w:t>
-      </w:r>
-      <w:r>
-        <w:t>_</w:t>
-      </w:r>
-      <w:r>
-        <w:t>comprometimento_renda</w:t>
-      </w:r>
-      <w:r>
-        <w:t>}}</w:t>
-      </w:r>
-      <w:r>
-        <w:t xml:space="preserve"> </w:t>
-      </w:r>
-      <w:r>
-        <w:t xml:space="preserve">da sua remuneração mensal, tendo como líquido apenas </w:t>
-      </w:r>
-      <w:r>
-        <w:t>R</w:t>
-      </w:r>
-      <w:r>
-        <w:t>$</w:t>
-      </w:r>
-      <w:r>
-        <w:t>{{</w:t>
-      </w:r>
-      <w:r>
-        <w:t xml:space="preserve"> </w:t>
-      </w:r>
-      <w:r>
-        <w:t>emprestimos_</w:t>
-      </w:r>
-      <w:r>
-        <w:t>0</w:t>
-      </w:r>
-      <w:r>
-        <w:t>_</w:t>
-      </w:r>
-      <w:r>
-        <w:t>valor_liquido</w:t>
-      </w:r>
-      <w:r>
-        <w:t>}}</w:t>
-      </w:r>
-      <w:r>
-        <w:t xml:space="preserve"> </w:t>
-      </w:r>
-      <w:r>
-        <w:t>mensais para sua subsistência.</w:t>
-      </w:r>
-    </w:p>
-    <w:p/>
-    <w:p>
-      <w:r>
-        <w:t>Além disso, os valores referentes aos empréstimos pessoais contratados, demonstram-se em flagrante abusividade em comparação aos valores praticados em contratos análogos, como ilustrado abaixo:</w:t>
+        <w:t>comparação aos valores praticados em contratos análogos, como ilustrado abaixo:</w:t>
       </w:r>
     </w:p>
     <w:p/>
@@ -601,7 +720,6 @@
         <w:rPr>
           <w:highlight w:val="green"/>
         </w:rPr>
-        <w:lastRenderedPageBreak/>
         <w:t xml:space="preserve">Valor da parcela: </w:t>
       </w:r>
       <w:r>
@@ -649,14 +767,22 @@
         <w:rPr>
           <w:highlight w:val="green"/>
         </w:rPr>
-        <w:t>{{emprestimos_0_taxa}}</w:t>
-      </w:r>
+        <w:t>{{emprestimos_0_taxa</w:t>
+      </w:r>
+      <w:proofErr w:type="gramStart"/>
       <w:r>
         <w:rPr>
           <w:highlight w:val="green"/>
         </w:rPr>
+        <w:t>}}</w:t>
+      </w:r>
+      <w:r>
+        <w:rPr>
+          <w:highlight w:val="green"/>
+        </w:rPr>
         <w:t>%</w:t>
       </w:r>
+      <w:proofErr w:type="gramEnd"/>
     </w:p>
     <w:p>
       <w:pPr>
@@ -673,12 +799,14 @@
       <w:r>
         <w:t>emprestimos_0_taxa</w:t>
       </w:r>
+      <w:proofErr w:type="gramStart"/>
       <w:r>
         <w:t>}}</w:t>
       </w:r>
       <w:r>
         <w:t>%</w:t>
       </w:r>
+      <w:proofErr w:type="gramEnd"/>
       <w:r>
         <w:t>a.m</w:t>
       </w:r>
@@ -733,14 +861,17 @@
       <w:r>
         <w:t>emprestimos_0_taxa_media</w:t>
       </w:r>
-      <w:r>
-        <w:t xml:space="preserve">}}% </w:t>
-      </w:r>
-      <w:proofErr w:type="spellStart"/>
+      <w:proofErr w:type="gramStart"/>
+      <w:r>
+        <w:t>}}%</w:t>
+      </w:r>
+      <w:proofErr w:type="gramEnd"/>
+      <w:r>
+        <w:t xml:space="preserve"> </w:t>
+      </w:r>
       <w:r>
         <w:t>a.m</w:t>
       </w:r>
-      <w:proofErr w:type="spellEnd"/>
       <w:r>
         <w:t>, como se observa:</w:t>
       </w:r>
@@ -754,6 +885,7 @@
         <w:rPr>
           <w:noProof/>
         </w:rPr>
+        <w:lastRenderedPageBreak/>
         <w:drawing>
           <wp:inline distT="0" distB="0" distL="0" distR="0" wp14:anchorId="13D415BF" wp14:editId="4A530027">
             <wp:extent cx="5400040" cy="1532890"/>
@@ -796,7 +928,6 @@
         <w:t xml:space="preserve">Caso essa média tivesse sido aplicada, as parcelas do referido contrato teriam sido fixadas em </w:t>
       </w:r>
       <w:r>
-        <w:lastRenderedPageBreak/>
         <w:t>R</w:t>
       </w:r>
       <w:r>
@@ -921,8 +1052,13 @@
               <w:jc w:val="left"/>
             </w:pPr>
             <w:r>
-              <w:t>{{emprestimos_0_taxa_media}}%</w:t>
+              <w:t>{{emprestimos_0_taxa_media</w:t>
             </w:r>
+            <w:proofErr w:type="gramStart"/>
+            <w:r>
+              <w:t>}}%</w:t>
+            </w:r>
+            <w:proofErr w:type="gramEnd"/>
           </w:p>
         </w:tc>
       </w:tr>
@@ -1107,6 +1243,7 @@
     </w:p>
     <w:p>
       <w:r>
+        <w:lastRenderedPageBreak/>
         <w:t>Desta forma, fica flagrante a abusividade contida no contrato, cuja taxa de juros mensais extrapolam muito a média de mercado.</w:t>
       </w:r>
     </w:p>
@@ -1154,6 +1291,7 @@
         </w:numPr>
       </w:pPr>
       <w:r>
+        <w:lastRenderedPageBreak/>
         <w:t>DA ADEQUAÇÃO DAS TAXAS À MÉDIA DE MERCADO</w:t>
       </w:r>
     </w:p>
@@ -1173,22 +1311,22 @@
     </w:p>
     <w:p>
       <w:r>
+        <w:t>No presente caso, as taxas de juros aplicadas aos contratos da parte requerente são claramente excessivas quando comparadas à taxa média de mercado divulgada pelo Banco Central para a mesma data e natureza de operação. Esta discrepância evidencia a abusividade da taxa imposta pela instituição financeira requerida.</w:t>
+      </w:r>
+    </w:p>
+    <w:p/>
+    <w:p>
+      <w:r>
+        <w:t>Ademais, o artigo 39, inciso V, do CDC proíbe que o fornecedor de produtos ou serviços, dentre outras práticas abusivas, exija do consumidor vantagem manifestamente excessiva. A cobrança de juros muito acima da média de mercado caracteriza essa vantagem excessiva e, consequentemente, uma prática abusiva.</w:t>
+      </w:r>
+    </w:p>
+    <w:p/>
+    <w:p>
+      <w:pPr>
+        <w:ind w:firstLine="2268"/>
+      </w:pPr>
+      <w:r>
         <w:lastRenderedPageBreak/>
-        <w:t>No presente caso, as taxas de juros aplicadas aos contratos da parte requerente são claramente excessivas quando comparadas à taxa média de mercado divulgada pelo Banco Central para a mesma data e natureza de operação. Esta discrepância evidencia a abusividade da taxa imposta pela instituição financeira requerida.</w:t>
-      </w:r>
-    </w:p>
-    <w:p/>
-    <w:p>
-      <w:r>
-        <w:t>Ademais, o artigo 39, inciso V, do CDC proíbe que o fornecedor de produtos ou serviços, dentre outras práticas abusivas, exija do consumidor vantagem manifestamente excessiva. A cobrança de juros muito acima da média de mercado caracteriza essa vantagem excessiva e, consequentemente, uma prática abusiva.</w:t>
-      </w:r>
-    </w:p>
-    <w:p/>
-    <w:p>
-      <w:pPr>
-        <w:ind w:firstLine="2268"/>
-      </w:pPr>
-      <w:r>
         <w:t>Mais que isso, estabelece o artigo 54, alínea “D” do Código de Defesa do Consumidor:</w:t>
       </w:r>
     </w:p>
@@ -1331,101 +1469,69 @@
         <w:t xml:space="preserve">No caso em análise, a taxa de juros cobrada pela instituição requerida alcança patamares muito superiores aos praticados no mercado </w:t>
       </w:r>
       <w:r>
-        <w:rPr>
-          <w:u w:val="single"/>
-        </w:rPr>
-        <w:lastRenderedPageBreak/>
         <w:t xml:space="preserve">financeiro. Conforme comprovado documentalmente, a taxa média de juros em </w:t>
       </w:r>
       <w:r>
         <w:rPr>
-          <w:u w:val="single"/>
+          <w:color w:val="000000" w:themeColor="text1"/>
         </w:rPr>
         <w:t>{{</w:t>
       </w:r>
-      <w:proofErr w:type="spellStart"/>
-      <w:r>
-        <w:rPr>
-          <w:u w:val="single"/>
-        </w:rPr>
-        <w:t>data_contratacao</w:t>
-      </w:r>
-      <w:proofErr w:type="spellEnd"/>
-      <w:r>
-        <w:rPr>
-          <w:u w:val="single"/>
+      <w:r>
+        <w:rPr>
+          <w:color w:val="000000" w:themeColor="text1"/>
+        </w:rPr>
+        <w:t>emprestimos_0_data</w:t>
+      </w:r>
+      <w:proofErr w:type="gramStart"/>
+      <w:r>
+        <w:rPr>
+          <w:color w:val="000000" w:themeColor="text1"/>
         </w:rPr>
         <w:t>}}</w:t>
       </w:r>
       <w:r>
         <w:rPr>
-          <w:u w:val="single"/>
-        </w:rPr>
-        <w:t xml:space="preserve"> foi de </w:t>
-      </w:r>
-      <w:r>
-        <w:rPr>
-          <w:u w:val="single"/>
-        </w:rPr>
+          <w:color w:val="000000" w:themeColor="text1"/>
+        </w:rPr>
+        <w:t xml:space="preserve"> </w:t>
+      </w:r>
+      <w:r>
+        <w:rPr>
+          <w:color w:val="000000" w:themeColor="text1"/>
+        </w:rPr>
+        <w:t xml:space="preserve"> </w:t>
+      </w:r>
+      <w:r>
+        <w:t>foi</w:t>
+      </w:r>
+      <w:proofErr w:type="gramEnd"/>
+      <w:r>
+        <w:t xml:space="preserve"> de </w:t>
+      </w:r>
+      <w:r>
         <w:t>{{</w:t>
       </w:r>
-      <w:proofErr w:type="spellStart"/>
-      <w:r>
-        <w:rPr>
-          <w:u w:val="single"/>
-        </w:rPr>
-        <w:t>taxa_media_bacen</w:t>
-      </w:r>
-      <w:proofErr w:type="spellEnd"/>
-      <w:r>
-        <w:rPr>
-          <w:u w:val="single"/>
-        </w:rPr>
+      <w:r>
+        <w:t>emprestimos_0_taxa_media</w:t>
+      </w:r>
+      <w:r>
         <w:t>}}</w:t>
       </w:r>
       <w:r>
-        <w:rPr>
-          <w:u w:val="single"/>
-        </w:rPr>
         <w:t>% a.m., enquanto a taxa de juros mensal informada pela instituição req</w:t>
       </w:r>
       <w:r>
-        <w:rPr>
-          <w:u w:val="single"/>
-        </w:rPr>
         <w:t xml:space="preserve">uerida </w:t>
       </w:r>
       <w:r>
-        <w:rPr>
-          <w:u w:val="single"/>
-        </w:rPr>
         <w:t xml:space="preserve">fora de </w:t>
       </w:r>
       <w:r>
-        <w:rPr>
-          <w:u w:val="single"/>
-        </w:rPr>
-        <w:t>{{</w:t>
-      </w:r>
-      <w:proofErr w:type="spellStart"/>
-      <w:r>
-        <w:rPr>
-          <w:u w:val="single"/>
-        </w:rPr>
-        <w:t>taxa_original_pessoal</w:t>
-      </w:r>
-      <w:proofErr w:type="spellEnd"/>
-      <w:r>
-        <w:rPr>
-          <w:u w:val="single"/>
-        </w:rPr>
-        <w:t>}}</w:t>
-      </w:r>
-      <w:r>
-        <w:rPr>
-          <w:u w:val="single"/>
-        </w:rPr>
-        <w:t>% ao mês!</w:t>
+        <w:t xml:space="preserve">{{emprestimos_0_taxa}}% </w:t>
+      </w:r>
+      <w:r>
+        <w:t>ao mês!</w:t>
       </w:r>
     </w:p>
     <w:p>
@@ -1663,33 +1769,17 @@
         </w:rPr>
       </w:pPr>
       <w:r>
-        <w:t xml:space="preserve">Tal discrepância de valores é evidência clara de abusividade na fixação das taxas de juros cobradas pela requerida, o que viola o princípio da boa-fé objetiva, previsto no artigo 422 do Código Civil. Conforme leciona Pablo </w:t>
-      </w:r>
-      <w:proofErr w:type="spellStart"/>
-      <w:r>
-        <w:t>Stolze</w:t>
-      </w:r>
-      <w:proofErr w:type="spellEnd"/>
-      <w:r>
-        <w:t xml:space="preserve"> </w:t>
-      </w:r>
-      <w:proofErr w:type="spellStart"/>
-      <w:r>
-        <w:t>Gagliano</w:t>
-      </w:r>
-      <w:proofErr w:type="spellEnd"/>
-      <w:r>
-        <w:t xml:space="preserve"> e Rodolfo Pamplona Filho (Novo Curso de Direito Civil, Volume II), “a boa-fé objetiva exige que as partes não só tenham um comportamento ético, mas também que não exerçam seus direitos de forma excessivamente gravosa ao outro contratante”.</w:t>
-      </w:r>
-    </w:p>
-    <w:p/>
-    <w:p>
-      <w:r>
-        <w:t xml:space="preserve">Diante do exposto, é imprescindível a revisão judicial dos contratos firmados entre as partes, de modo a adequar as taxas de juros cobradas à média de mercado praticada na data das contratações. Tal </w:t>
+        <w:t xml:space="preserve">Tal discrepância de valores é evidência clara de abusividade na fixação das taxas de juros cobradas pela requerida, o que viola o princípio da </w:t>
       </w:r>
       <w:r>
         <w:lastRenderedPageBreak/>
-        <w:t>adequação visa restabelecer o equilíbrio contratual e assegurar que o consumidor não seja onerado de forma injusta e desproporcional.</w:t>
+        <w:t>boa-fé objetiva, previsto no artigo 422 do Código Civil. Conforme leciona Pablo Stolze Gagliano e Rodolfo Pamplona Filho (Novo Curso de Direito Civil, Volume II), “a boa-fé objetiva exige que as partes não só tenham um comportamento ético, mas também que não exerçam seus direitos de forma excessivamente gravosa ao outro contratante”.</w:t>
+      </w:r>
+    </w:p>
+    <w:p/>
+    <w:p>
+      <w:r>
+        <w:t>Diante do exposto, é imprescindível a revisão judicial dos contratos firmados entre as partes, de modo a adequar as taxas de juros cobradas à média de mercado praticada na data das contratações. Tal adequação visa restabelecer o equilíbrio contratual e assegurar que o consumidor não seja onerado de forma injusta e desproporcional.</w:t>
       </w:r>
     </w:p>
     <w:p/>
@@ -1718,7 +1808,11 @@
     <w:p/>
     <w:p>
       <w:r>
-        <w:t>O Código de Defesa do Consumidor (CDC) estabelece, em seu artigo 42, parágrafo único, que o consumidor cobrado em quantia indevida tem direito à repetição do indébito, por valor igual ao dobro do que pagou em excesso, acrescido de correção monetária e juros legais, salvo engano justificável.</w:t>
+        <w:t xml:space="preserve">O Código de Defesa do Consumidor (CDC) estabelece, em seu artigo 42, parágrafo único, que o consumidor cobrado em quantia indevida tem direito à repetição do indébito, por valor igual ao dobro do </w:t>
+      </w:r>
+      <w:r>
+        <w:lastRenderedPageBreak/>
+        <w:t>que pagou em excesso, acrescido de correção monetária e juros legais, salvo engano justificável.</w:t>
       </w:r>
     </w:p>
     <w:p>
@@ -1737,7 +1831,6 @@
     <w:p/>
     <w:p>
       <w:r>
-        <w:lastRenderedPageBreak/>
         <w:t>Essa diferença exorbitante configura cobrança indevida, uma vez que a taxa contratual é manifestamente excessiva e coloca o consumidor em desvantagem exagerada.</w:t>
       </w:r>
     </w:p>
@@ -1779,17 +1872,8 @@
           <w:sz w:val="22"/>
           <w:szCs w:val="22"/>
         </w:rPr>
-        <w:t xml:space="preserve">EMENTA EMBARGOS DE DIVERGÊNCIA EM AGRAVO EM RECURSO ESPECIAL. CIVIL. PROCESSUAL CIVIL. TELEFONIA FIXA. COBRANÇA INDEVIDA. AÇÃO DE REPETIÇÃO DE INDÉBITO DE TARIFAS. 1) RESTITUIÇÃO EM DOBRO DO INDÉBITO (PARÁGRAFO ÚNICO DO ARTIGO 42 DO CDC). DESINFLUÊNCIA DA NATUREZA DO ELEMENTO VOLITIVO DO FORNECEDOR QUE REALIZOU A COBRANÇA INDEVIDA. DOBRA CABÍVEL QUANDO A REFERIDA COBRANÇA CONSUBSTANCIAR CONDUTA CONTRÁRIA À BOA-FÉ OBJETIVA. 2) APLICAÇÃO DO PRAZO PRESCRICIONAL DECENAL DO CÓDIGO CIVIL (ART. 205 DO CÓDIGO CIVIL). APLICAÇÃO ANALÓGICA DA SÚMULA 412/STJ. 3) MODULAÇÃO PARCIAL DOS EFEITOS DA DECISÃO. CONHECIMENTO E PROVIMENTO INTEGRAL DO RECURSO. 1. Trata-se de embargos de divergência interpostos contra acórdão em que se discute o lapso prescricional cabível aos casos de repetição de indébito por cobrança indevida de valores referentes a serviços não contratados, promovida por empresa </w:t>
-      </w:r>
-      <w:r>
-        <w:rPr>
-          <w:i/>
-          <w:color w:val="000000"/>
-          <w:sz w:val="22"/>
-          <w:szCs w:val="22"/>
-        </w:rPr>
         <w:lastRenderedPageBreak/>
-        <w:t xml:space="preserve">de telefonia. </w:t>
+        <w:t xml:space="preserve">EMENTA EMBARGOS DE DIVERGÊNCIA EM AGRAVO EM RECURSO ESPECIAL. CIVIL. PROCESSUAL CIVIL. TELEFONIA FIXA. COBRANÇA INDEVIDA. AÇÃO DE REPETIÇÃO DE INDÉBITO DE TARIFAS. 1) RESTITUIÇÃO EM DOBRO DO INDÉBITO (PARÁGRAFO ÚNICO DO ARTIGO 42 DO CDC). DESINFLUÊNCIA DA NATUREZA DO ELEMENTO VOLITIVO DO FORNECEDOR QUE REALIZOU A COBRANÇA INDEVIDA. DOBRA CABÍVEL QUANDO A REFERIDA COBRANÇA CONSUBSTANCIAR CONDUTA CONTRÁRIA À BOA-FÉ OBJETIVA. 2) APLICAÇÃO DO PRAZO PRESCRICIONAL DECENAL DO CÓDIGO CIVIL (ART. 205 DO CÓDIGO CIVIL). APLICAÇÃO ANALÓGICA DA SÚMULA 412/STJ. 3) MODULAÇÃO PARCIAL DOS EFEITOS DA DECISÃO. CONHECIMENTO E PROVIMENTO INTEGRAL DO RECURSO. 1. Trata-se de embargos de divergência interpostos contra acórdão em que se discute o lapso prescricional cabível aos casos de repetição de indébito por cobrança indevida de valores referentes a serviços não contratados, promovida por empresa de telefonia. </w:t>
       </w:r>
       <w:r>
         <w:rPr>
@@ -1809,9 +1893,44 @@
           <w:sz w:val="22"/>
           <w:szCs w:val="22"/>
         </w:rPr>
-        <w:t xml:space="preserve">. 2. Na configuração da divergência do presente caso, temos, de um lado, o acórdão embargado da Terceira Turma concluindo que a norma do art. 42 do Código de Defesa do Consumidor pressupõe a demonstração de que a cobrança indevida decorreu de má-fé do credor fornecedor do serviço, enquanto os acórdãos-paradigmas da Primeira Seção afirmam que a repetição em dobro prescinde de má-fé, bastando a culpa. Ilustrando o posicionamento da Primeira Seção: </w:t>
-      </w:r>
-      <w:proofErr w:type="spellStart"/>
+        <w:t xml:space="preserve">. 2. Na configuração da divergência do presente caso, temos, de um lado, o acórdão embargado da Terceira Turma concluindo que a norma do art. 42 do Código de Defesa do Consumidor pressupõe a demonstração de que a cobrança indevida decorreu de má-fé do credor fornecedor do serviço, enquanto os acórdãos-paradigmas da Primeira Seção afirmam que a repetição em dobro prescinde de má-fé, bastando a culpa. Ilustrando o posicionamento da Primeira Seção: EREsp 1.155.827/SP, Rel. Min. Humberto Martins, Primeira Seção, DJe 30/6/2011. Para exemplificar o posicionamento da Segunda Seção, vide: EREsp 1.127.721/RS, Rel. Min. Antônio Carlos Ferreira, Rel. p/ Acórdão Min. Marco Buzzi, Segunda Seção, DJe 13/3/2013. 3. Quanto ao citado parágrafo único do art. 42 do CDC, abstrai-se que a cobrança indevida será devolvida em dobro, "salvo hipótese de engano justificável". Em outras palavras, se não houver justificativa para a cobrança indevida, a repetição do indébito será em dobro. </w:t>
+      </w:r>
+      <w:r>
+        <w:rPr>
+          <w:b/>
+          <w:i/>
+          <w:color w:val="000000"/>
+          <w:highlight w:val="yellow"/>
+        </w:rPr>
+        <w:t>A divergência aqui constatada diz respeito ao caráter volitivo, a saber: se a ação que acarretou cobrança indevida deve ser voluntária (dolo/má-fé) e/ou involuntária (por culpa)</w:t>
+      </w:r>
+      <w:r>
+        <w:rPr>
+          <w:i/>
+          <w:color w:val="000000"/>
+          <w:highlight w:val="yellow"/>
+        </w:rPr>
+        <w:t xml:space="preserve">. </w:t>
+      </w:r>
+      <w:r>
+        <w:rPr>
+          <w:b/>
+          <w:i/>
+          <w:color w:val="000000"/>
+          <w:highlight w:val="yellow"/>
+        </w:rPr>
+        <w:t xml:space="preserve">4. O próprio dispositivo legal caracteriza a conduta como engano e somente exclui a devolução em dobro se ele for justificável. Ou seja, a conduta base para a repetição de indébito é a ocorrência de engano, e a lei, rígida na </w:t>
+      </w:r>
+      <w:r>
+        <w:rPr>
+          <w:b/>
+          <w:i/>
+          <w:color w:val="000000"/>
+          <w:highlight w:val="yellow"/>
+        </w:rPr>
+        <w:lastRenderedPageBreak/>
+        <w:t>imposição da boa-fé objetiva do fornecedor do produto ou do serviço, somente exclui a devolução dobrada se a conduta (engano) for justificável (não decorrente de culpa ou dolo do fornecedor).</w:t>
+      </w:r>
       <w:r>
         <w:rPr>
           <w:i/>
@@ -1819,9 +1938,37 @@
           <w:sz w:val="22"/>
           <w:szCs w:val="22"/>
         </w:rPr>
-        <w:t>EREsp</w:t>
-      </w:r>
-      <w:proofErr w:type="spellEnd"/>
+        <w:t xml:space="preserve"> 5. Exigir a má-fé do fornecedor de produto ou de serviço equivale a impor a ocorrência de ação dolosa de prejudicar o consumidor como requisito da devolução em dobro, o que não se coaduna com o preceito legal. Nesse ponto, a construção realizada pela Segunda Seção em seus precedentes, ao invocar a má-fé do fornecedor como fundamento para a afastar a duplicação da repetição do indébito, não me convence, pois atribui requisito não previsto em lei. 6. </w:t>
+      </w:r>
+      <w:r>
+        <w:rPr>
+          <w:b/>
+          <w:i/>
+          <w:color w:val="000000"/>
+          <w:highlight w:val="yellow"/>
+        </w:rPr>
+        <w:t xml:space="preserve">A tese da exclusividade do dolo inviabiliza, por exemplo, a devolução em dobro de pacotes de serviços, no caso de telefonia, jamais solicitados pelo consumidor e sobre o qual o fornecedor do serviço invoque qualquer "justificativa do seu engano". Isso porque o requisito subjetivo da má-fé é prova substancialmente difícil de produzir. Exigir que o consumidor prove dolo ou má-fé do fornecedor é imputar-lhe prova diabólica, padrão probatório que vai de encontro às </w:t>
+      </w:r>
+      <w:proofErr w:type="gramStart"/>
+      <w:r>
+        <w:rPr>
+          <w:b/>
+          <w:i/>
+          <w:color w:val="000000"/>
+          <w:highlight w:val="yellow"/>
+        </w:rPr>
+        <w:t>próprias filosofia</w:t>
+      </w:r>
+      <w:proofErr w:type="gramEnd"/>
+      <w:r>
+        <w:rPr>
+          <w:b/>
+          <w:i/>
+          <w:color w:val="000000"/>
+          <w:highlight w:val="yellow"/>
+        </w:rPr>
+        <w:t xml:space="preserve"> e ratio do CDC. 7. Não vislumbro distinção para os casos em que o indébito provém de contratos que não envolvam fornecimento de serviços públicos, de forma que também deve prevalecer para todas as hipóteses a tese, que defendi acima, de que tanto a conduta dolosa quanto culposa do fornecedor de serviços dá azo à devolução em dobro do indébito, de acordo com o art. 42 do CDC</w:t>
+      </w:r>
       <w:r>
         <w:rPr>
           <w:i/>
@@ -1829,9 +1976,8 @@
           <w:sz w:val="22"/>
           <w:szCs w:val="22"/>
         </w:rPr>
-        <w:t xml:space="preserve"> 1.155.827/SP, Rel. Min. Humberto Martins, Primeira Seção, </w:t>
-      </w:r>
-      <w:proofErr w:type="spellStart"/>
+        <w:t xml:space="preserve">. Nessas modalidades contratuais, também deve prevalecer o critério dúplice do dolo/culpa. Assim, tanto a conduta dolosa quanto a culposa do fornecedor de serviços dão substrato à devolução em dobro do indébito, à luz do art. 42 do CDC. 8. A Primeira Seção, no julgamento do REsp 1.113.403/RJ, de relatoria do Ministro Teori Albino Zavascki (DJe 15/9/2009), submetido ao regime dos recursos repetitivos do art. 543-C do Código de Processo Civil e da Resolução STJ 8/2008, firmou o entendimento de que, ante a ausência de disposição específica acerca do prazo prescricional aplicável à prática comercial indevida de cobrança excessiva, é de rigor a incidência das normas gerais relativas à prescrição insculpidas no Código Civil na ação de repetição de indébito de tarifas de água e esgoto. Assim, tem-se prazo vintenário, na forma estabelecida no art. 177 do Código Civil de 1916, ou decenal, de acordo com o previsto no art. 205 do Código Civil de 2002. Diante </w:t>
+      </w:r>
       <w:r>
         <w:rPr>
           <w:i/>
@@ -1839,9 +1985,18 @@
           <w:sz w:val="22"/>
           <w:szCs w:val="22"/>
         </w:rPr>
-        <w:t>DJe</w:t>
-      </w:r>
-      <w:proofErr w:type="spellEnd"/>
+        <w:lastRenderedPageBreak/>
+        <w:t xml:space="preserve">da mesma conjuntura, não há razões para adotar solução diversa nos casos de repetição de indébito dos serviços de telefonia. 9. A tese adotada no âmbito do acórdão recorrido, de que a pretensão de repetição de indébito por cobrança indevida de valores referentes a serviços não contratados, promovida por empresa de telefonia, configuraria enriquecimento sem causa e, portanto, estaria abrangida pelo prazo fixado no art. 206, § 3º, IV, do Código Civil, não parece ser a melhor. A pretensão de enriquecimento sem causa (ação in rem verso) possui como requisitos: enriquecimento de alguém; empobrecimento correspondente de outrem; relação de causalidade entre ambos; ausência de causa jurídica; inexistência de ação específica. Trata-se, portanto, de ação subsidiária que depende da inexistência de causa jurídica. A discussão acerca da cobrança indevida de valores constantes de relação contratual e eventual repetição de indébito não se enquadra na hipótese do art. 206, § 3º, IV, do Código Civil, seja porque a causa jurídica, em princípio, existe (relação contratual prévia em que se debate a legitimidade da cobrança), seja porque a ação de repetição de indébito é ação específica. Doutrina. 10. Na hipótese aqui tratada, a jurisprudência da Segunda Seção, relativa a contratos privados, seguia compreensão que, com o presente julgamento, passa a ser superada, em consonância com a dominante da Primeira Seção, o que faz sobressair a necessidade de privilegiar os princípios da segurança jurídica e da proteção da confiança dos jurisdicionados. 11. Assim, proponho modular os efeitos da presente decisão para que o entendimento aqui fixado seja empregado aos indébitos de natureza contratual não pública pagos após a data da publicação do acórdão. 12. </w:t>
+      </w:r>
+      <w:r>
+        <w:rPr>
+          <w:b/>
+          <w:i/>
+          <w:color w:val="000000"/>
+          <w:highlight w:val="yellow"/>
+        </w:rPr>
+        <w:t>Embargos de divergência conhecidos e providos integralmente, para impor a devolução em dobro do indébito. 13. Fixação das seguintes teses. Primeira tese: A restituição em dobro do indébito (parágrafo único do artigo 42 do CDC) independe da natureza do elemento volitivo do fornecedor que realizou a cobrança indevida, revelando-se cabível quando a referida cobrança consubstanciar conduta contrária à boa-fé objetiva.</w:t>
+      </w:r>
       <w:r>
         <w:rPr>
           <w:i/>
@@ -1849,9 +2004,8 @@
           <w:sz w:val="22"/>
           <w:szCs w:val="22"/>
         </w:rPr>
-        <w:t xml:space="preserve"> 30/6/2011. Para exemplificar o posicionamento da Segunda Seção, vide: </w:t>
-      </w:r>
-      <w:proofErr w:type="spellStart"/>
+        <w:t xml:space="preserve"> Segunda tese: A ação de repetição de indébito por cobrança de valores referentes a serviços não contratados promovida por empresa de telefonia deve seguir a norma geral do prazo prescricional decenal, consoante previsto no artigo 205 do Código Civil, a exemplo do que decidido e sumulado no que diz respeito ao lapso prescricional para repetição de tarifas de água e esgoto (Súmula 412/STJ). Modulação dos efeitos: Modulam-se os efeitos da presente decisão - somente com relação à primeira tese - para que o </w:t>
+      </w:r>
       <w:r>
         <w:rPr>
           <w:i/>
@@ -1859,208 +2013,8 @@
           <w:sz w:val="22"/>
           <w:szCs w:val="22"/>
         </w:rPr>
-        <w:t>EREsp</w:t>
-      </w:r>
-      <w:proofErr w:type="spellEnd"/>
-      <w:r>
-        <w:rPr>
-          <w:i/>
-          <w:color w:val="000000"/>
-          <w:sz w:val="22"/>
-          <w:szCs w:val="22"/>
-        </w:rPr>
-        <w:t xml:space="preserve"> 1.127.721/RS, Rel. Min. Antônio Carlos Ferreira, Rel. p/ Acórdão Min. Marco </w:t>
-      </w:r>
-      <w:proofErr w:type="spellStart"/>
-      <w:r>
-        <w:rPr>
-          <w:i/>
-          <w:color w:val="000000"/>
-          <w:sz w:val="22"/>
-          <w:szCs w:val="22"/>
-        </w:rPr>
-        <w:t>Buzzi</w:t>
-      </w:r>
-      <w:proofErr w:type="spellEnd"/>
-      <w:r>
-        <w:rPr>
-          <w:i/>
-          <w:color w:val="000000"/>
-          <w:sz w:val="22"/>
-          <w:szCs w:val="22"/>
-        </w:rPr>
-        <w:t xml:space="preserve">, Segunda Seção, </w:t>
-      </w:r>
-      <w:proofErr w:type="spellStart"/>
-      <w:r>
-        <w:rPr>
-          <w:i/>
-          <w:color w:val="000000"/>
-          <w:sz w:val="22"/>
-          <w:szCs w:val="22"/>
-        </w:rPr>
-        <w:t>DJe</w:t>
-      </w:r>
-      <w:proofErr w:type="spellEnd"/>
-      <w:r>
-        <w:rPr>
-          <w:i/>
-          <w:color w:val="000000"/>
-          <w:sz w:val="22"/>
-          <w:szCs w:val="22"/>
-        </w:rPr>
-        <w:t xml:space="preserve"> 13/3/2013. 3. Quanto ao citado parágrafo único do art. 42 do CDC, abstrai-se que a cobrança indevida será devolvida em dobro, "salvo hipótese de engano justificável". Em outras palavras, se não houver justificativa para a cobrança indevida, a repetição do indébito será em dobro. </w:t>
-      </w:r>
-      <w:r>
-        <w:rPr>
-          <w:b/>
-          <w:i/>
-          <w:color w:val="000000"/>
-          <w:highlight w:val="yellow"/>
-        </w:rPr>
-        <w:t>A divergência aqui constatada diz respeito ao caráter volitivo, a saber: se a ação que acarretou cobrança indevida deve ser voluntária (dolo/má-fé) e/ou involuntária (por culpa)</w:t>
-      </w:r>
-      <w:r>
-        <w:rPr>
-          <w:i/>
-          <w:color w:val="000000"/>
-          <w:highlight w:val="yellow"/>
-        </w:rPr>
-        <w:t xml:space="preserve">. </w:t>
-      </w:r>
-      <w:r>
-        <w:rPr>
-          <w:b/>
-          <w:i/>
-          <w:color w:val="000000"/>
-          <w:highlight w:val="yellow"/>
-        </w:rPr>
-        <w:t>4. O próprio dispositivo legal caracteriza a conduta como engano e somente exclui a devolução em dobro se ele for justificável. Ou seja, a conduta base para a repetição de indébito é a ocorrência de engano, e a lei, rígida na imposição da boa-fé objetiva do fornecedor do produto ou do serviço, somente exclui a devolução dobrada se a conduta (engano) for justificável (não decorrente de culpa ou dolo do fornecedor).</w:t>
-      </w:r>
-      <w:r>
-        <w:rPr>
-          <w:i/>
-          <w:color w:val="000000"/>
-          <w:sz w:val="22"/>
-          <w:szCs w:val="22"/>
-        </w:rPr>
-        <w:t xml:space="preserve"> 5. Exigir a má-fé do fornecedor de produto ou de serviço equivale a impor a ocorrência de ação dolosa de prejudicar o consumidor como requisito da devolução em dobro, o que não se coaduna com o preceito legal. Nesse ponto, a construção realizada pela Segunda Seção em seus precedentes, ao invocar a má-fé do fornecedor como fundamento para a afastar a duplicação da repetição do indébito, não me convence, pois atribui requisito não previsto em lei. 6. </w:t>
-      </w:r>
-      <w:r>
-        <w:rPr>
-          <w:b/>
-          <w:i/>
-          <w:color w:val="000000"/>
-          <w:highlight w:val="yellow"/>
-        </w:rPr>
-        <w:t xml:space="preserve">A tese da exclusividade do dolo inviabiliza, por exemplo, a devolução em dobro de pacotes de serviços, no caso de telefonia, jamais solicitados pelo </w:t>
-      </w:r>
-      <w:r>
-        <w:rPr>
-          <w:b/>
-          <w:i/>
-          <w:color w:val="000000"/>
-          <w:highlight w:val="yellow"/>
-        </w:rPr>
         <w:lastRenderedPageBreak/>
-        <w:t xml:space="preserve">consumidor e sobre o qual o fornecedor do serviço invoque qualquer "justificativa do seu engano". Isso porque o requisito subjetivo da má-fé é prova substancialmente difícil de produzir. Exigir que o consumidor prove dolo ou má-fé do fornecedor é imputar-lhe prova diabólica, padrão probatório que vai de encontro às próprias filosofia e </w:t>
-      </w:r>
-      <w:proofErr w:type="spellStart"/>
-      <w:r>
-        <w:rPr>
-          <w:b/>
-          <w:i/>
-          <w:color w:val="000000"/>
-          <w:highlight w:val="yellow"/>
-        </w:rPr>
-        <w:t>ratio</w:t>
-      </w:r>
-      <w:proofErr w:type="spellEnd"/>
-      <w:r>
-        <w:rPr>
-          <w:b/>
-          <w:i/>
-          <w:color w:val="000000"/>
-          <w:highlight w:val="yellow"/>
-        </w:rPr>
-        <w:t xml:space="preserve"> do CDC. 7. Não vislumbro distinção para os casos em que o indébito provém de contratos que não envolvam fornecimento de serviços públicos, de forma que também deve prevalecer para todas as hipóteses a tese, que defendi acima, de que tanto a conduta dolosa quanto culposa do fornecedor de serviços dá azo à devolução em dobro do indébito, de acordo com o art. 42 do CDC</w:t>
-      </w:r>
-      <w:r>
-        <w:rPr>
-          <w:i/>
-          <w:color w:val="000000"/>
-          <w:sz w:val="22"/>
-          <w:szCs w:val="22"/>
-        </w:rPr>
-        <w:t>. Nessas modalidades contratuais, também deve prevalecer o critério dúplice do dolo/culpa. Assim, tanto a conduta dolosa quanto a culposa do fornecedor de serviços dão substrato à devolução em dobro do indébito, à luz do art. 42 do CDC. 8. A Primeira Seção, no julgamento do REsp 1.113.403/RJ, de relatoria do Ministro Teori Albino Zavascki (</w:t>
-      </w:r>
-      <w:proofErr w:type="spellStart"/>
-      <w:r>
-        <w:rPr>
-          <w:i/>
-          <w:color w:val="000000"/>
-          <w:sz w:val="22"/>
-          <w:szCs w:val="22"/>
-        </w:rPr>
-        <w:t>DJe</w:t>
-      </w:r>
-      <w:proofErr w:type="spellEnd"/>
-      <w:r>
-        <w:rPr>
-          <w:i/>
-          <w:color w:val="000000"/>
-          <w:sz w:val="22"/>
-          <w:szCs w:val="22"/>
-        </w:rPr>
-        <w:t xml:space="preserve"> 15/9/2009), submetido ao regime dos recursos repetitivos do art. 543-C do Código de Processo Civil e da Resolução STJ 8/2008, firmou o entendimento de que, ante a ausência de disposição específica acerca do prazo prescricional aplicável à prática comercial indevida de cobrança excessiva, é de rigor a incidência das normas gerais relativas à prescrição insculpidas no Código Civil na ação de repetição de indébito de tarifas de água e esgoto. Assim, tem-se prazo </w:t>
-      </w:r>
-      <w:proofErr w:type="spellStart"/>
-      <w:r>
-        <w:rPr>
-          <w:i/>
-          <w:color w:val="000000"/>
-          <w:sz w:val="22"/>
-          <w:szCs w:val="22"/>
-        </w:rPr>
-        <w:t>vintenário</w:t>
-      </w:r>
-      <w:proofErr w:type="spellEnd"/>
-      <w:r>
-        <w:rPr>
-          <w:i/>
-          <w:color w:val="000000"/>
-          <w:sz w:val="22"/>
-          <w:szCs w:val="22"/>
-        </w:rPr>
-        <w:t xml:space="preserve">, na forma estabelecida no art. 177 do Código Civil de 1916, ou decenal, de acordo com o previsto no art. 205 do Código Civil de 2002. Diante da mesma conjuntura, não há razões para adotar solução diversa nos casos de repetição de indébito dos serviços de telefonia. 9. A tese adotada no âmbito do acórdão recorrido, de que a pretensão de repetição de indébito por cobrança indevida de valores referentes a serviços não contratados, promovida por empresa de telefonia, configuraria enriquecimento sem causa e, portanto, estaria abrangida pelo prazo fixado no art. 206, § 3º, IV, do Código Civil, não parece ser a melhor. A pretensão de enriquecimento sem causa (ação in rem verso) possui como requisitos: enriquecimento de alguém; empobrecimento correspondente de outrem; relação de causalidade entre ambos; ausência de causa jurídica; inexistência de ação específica. Trata-se, portanto, de ação subsidiária que depende da inexistência de causa jurídica. A discussão acerca da cobrança indevida de valores constantes de relação contratual e eventual repetição de </w:t>
-      </w:r>
-      <w:r>
-        <w:rPr>
-          <w:i/>
-          <w:color w:val="000000"/>
-          <w:sz w:val="22"/>
-          <w:szCs w:val="22"/>
-        </w:rPr>
-        <w:lastRenderedPageBreak/>
-        <w:t xml:space="preserve">indébito não se enquadra na hipótese do art. 206, § 3º, IV, do Código Civil, seja porque a causa jurídica, em princípio, existe (relação contratual prévia em que se debate a legitimidade da cobrança), seja porque a ação de repetição de indébito é ação específica. Doutrina. 10. Na hipótese aqui tratada, a jurisprudência da Segunda Seção, relativa a contratos privados, seguia compreensão que, com o presente julgamento, passa a ser superada, em consonância com a dominante da Primeira Seção, o que faz sobressair a necessidade de privilegiar os princípios da segurança jurídica e da proteção da confiança dos jurisdicionados. 11. Assim, proponho modular os efeitos da presente decisão para que o entendimento aqui fixado seja empregado aos indébitos de natureza contratual não pública pagos após a data da publicação do acórdão. 12. </w:t>
-      </w:r>
-      <w:r>
-        <w:rPr>
-          <w:b/>
-          <w:i/>
-          <w:color w:val="000000"/>
-          <w:highlight w:val="yellow"/>
-        </w:rPr>
-        <w:t>Embargos de divergência conhecidos e providos integralmente, para impor a devolução em dobro do indébito. 13. Fixação das seguintes teses. Primeira tese: A restituição em dobro do indébito (parágrafo único do artigo 42 do CDC) independe da natureza do elemento volitivo do fornecedor que realizou a cobrança indevida, revelando-se cabível quando a referida cobrança consubstanciar conduta contrária à boa-fé objetiva.</w:t>
-      </w:r>
-      <w:r>
-        <w:rPr>
-          <w:i/>
-          <w:color w:val="000000"/>
-          <w:sz w:val="22"/>
-          <w:szCs w:val="22"/>
-        </w:rPr>
-        <w:t xml:space="preserve"> Segunda tese: A ação de repetição de indébito por cobrança de valores referentes a serviços não contratados promovida por empresa de telefonia deve seguir a norma geral do prazo prescricional decenal, consoante previsto no artigo 205 do Código Civil, a exemplo do que decidido e sumulado no que diz respeito ao lapso prescricional para repetição de tarifas de água e esgoto (Súmula 412/STJ). Modulação dos efeitos: Modulam-se os efeitos da presente decisão - somente com relação à primeira tese - para que o entendimento aqui fixado quanto à restituição em dobro do indébito seja aplicado apenas a partir da publicação do presente acórdão. A modulação incide unicamente em relação às cobranças indevidas em contratos de consumo que não envolvam prestação de serviços públicos pelo Estado ou por concessionárias, as quais apenas serão atingidas pelo novo entendimento quando pagas após a data da publicação do acórdão. </w:t>
+        <w:t xml:space="preserve">entendimento aqui fixado quanto à restituição em dobro do indébito seja aplicado apenas a partir da publicação do presente acórdão. A modulação incide unicamente em relação às cobranças indevidas em contratos de consumo que não envolvam prestação de serviços públicos pelo Estado ou por concessionárias, as quais apenas serão atingidas pelo novo entendimento quando pagas após a data da publicação do acórdão. </w:t>
       </w:r>
     </w:p>
     <w:p>
@@ -2090,29 +2044,7 @@
           <w:sz w:val="22"/>
           <w:szCs w:val="22"/>
         </w:rPr>
-        <w:t xml:space="preserve">Documento: 1498374 - Inteiro Teor do Acórdão - Site certificado - </w:t>
-      </w:r>
-      <w:proofErr w:type="spellStart"/>
-      <w:r>
-        <w:rPr>
-          <w:b/>
-          <w:i/>
-          <w:color w:val="000000"/>
-          <w:sz w:val="22"/>
-          <w:szCs w:val="22"/>
-        </w:rPr>
-        <w:t>DJe</w:t>
-      </w:r>
-      <w:proofErr w:type="spellEnd"/>
-      <w:r>
-        <w:rPr>
-          <w:b/>
-          <w:i/>
-          <w:color w:val="000000"/>
-          <w:sz w:val="22"/>
-          <w:szCs w:val="22"/>
-        </w:rPr>
-        <w:t xml:space="preserve">: 30/03/2021 </w:t>
+        <w:t xml:space="preserve">Documento: 1498374 - Inteiro Teor do Acórdão - Site certificado - DJe: 30/03/2021 </w:t>
       </w:r>
     </w:p>
     <w:p>
@@ -2168,7 +2100,6 @@
     <w:p/>
     <w:p>
       <w:r>
-        <w:lastRenderedPageBreak/>
         <w:t>Assim, resta claro que a repetição do indébito em dobro é providência necessária para garantir a restituição integral dos valores pagos em excesso e promover a justiça e equilíbrio nas relações de consumo.</w:t>
       </w:r>
     </w:p>
@@ -2241,6 +2172,7 @@
         </w:numPr>
       </w:pPr>
       <w:r>
+        <w:lastRenderedPageBreak/>
         <w:t>DANO MORAL</w:t>
       </w:r>
     </w:p>
@@ -2260,7 +2192,6 @@
     </w:p>
     <w:p>
       <w:r>
-        <w:lastRenderedPageBreak/>
         <w:t xml:space="preserve">O dano moral, conforme consolidado na doutrina e jurisprudência, é caracterizado pela violação dos direitos da personalidade, causando sofrimento, humilhação ou abalo psicológico ao indivíduo. </w:t>
       </w:r>
     </w:p>
@@ -2273,15 +2204,44 @@
     <w:p/>
     <w:p>
       <w:pPr>
+        <w:ind w:firstLine="0"/>
+      </w:pPr>
+      <w:r>
+        <w:t xml:space="preserve">No caso em tela, a parte requerente foi colocada em uma situação de superendividamento escancarado e ocasionado por responsabilidade da parte requerida, que ao liberar, sem qualquer cuidado, os referidos empréstimos </w:t>
+      </w:r>
+      <w:r>
         <w:rPr>
           <w:b/>
           <w:sz w:val="28"/>
           <w:szCs w:val="28"/>
           <w:highlight w:val="yellow"/>
         </w:rPr>
-      </w:pPr>
-      <w:r>
-        <w:t xml:space="preserve">No caso em tela, a parte requerente foi colocada em uma situação de superendividamento escancarado e ocasionado por responsabilidade da parte requerida, que ao liberar, sem qualquer cuidado, os referidos empréstimos </w:t>
+        <w:t xml:space="preserve">comprometeu </w:t>
+      </w:r>
+      <w:r>
+        <w:rPr>
+          <w:sz w:val="28"/>
+          <w:szCs w:val="28"/>
+        </w:rPr>
+        <w:t>{{</w:t>
+      </w:r>
+      <w:r>
+        <w:t>emprestimos_0_</w:t>
+      </w:r>
+      <w:r>
+        <w:rPr>
+          <w:sz w:val="28"/>
+          <w:szCs w:val="28"/>
+        </w:rPr>
+        <w:t>comprometimento_renda</w:t>
+      </w:r>
+      <w:proofErr w:type="gramStart"/>
+      <w:r>
+        <w:rPr>
+          <w:sz w:val="28"/>
+          <w:szCs w:val="28"/>
+        </w:rPr>
+        <w:t>}}</w:t>
       </w:r>
       <w:r>
         <w:rPr>
@@ -2290,8 +2250,9 @@
           <w:szCs w:val="28"/>
           <w:highlight w:val="yellow"/>
         </w:rPr>
-        <w:t xml:space="preserve">comprometeu </w:t>
-      </w:r>
+        <w:t>%</w:t>
+      </w:r>
+      <w:proofErr w:type="gramEnd"/>
       <w:r>
         <w:rPr>
           <w:b/>
@@ -2299,7 +2260,7 @@
           <w:szCs w:val="28"/>
           <w:highlight w:val="yellow"/>
         </w:rPr>
-        <w:t>{</w:t>
+        <w:t xml:space="preserve"> de uma </w:t>
       </w:r>
       <w:r>
         <w:rPr>
@@ -2308,9 +2269,9 @@
           <w:szCs w:val="28"/>
           <w:highlight w:val="yellow"/>
         </w:rPr>
-        <w:t>{</w:t>
-      </w:r>
-      <w:proofErr w:type="spellStart"/>
+        <w:lastRenderedPageBreak/>
+        <w:t xml:space="preserve">renda </w:t>
+      </w:r>
       <w:r>
         <w:rPr>
           <w:b/>
@@ -2318,9 +2279,8 @@
           <w:szCs w:val="28"/>
           <w:highlight w:val="yellow"/>
         </w:rPr>
-        <w:t>comprometimento_renda</w:t>
-      </w:r>
-      <w:proofErr w:type="spellEnd"/>
+        <w:t>de R${{renda_mensal – parcela_consignado}} já prejudicada por empréstimos consignados</w:t>
+      </w:r>
       <w:r>
         <w:rPr>
           <w:b/>
@@ -2328,26 +2288,27 @@
           <w:szCs w:val="28"/>
           <w:highlight w:val="yellow"/>
         </w:rPr>
-        <w:t>}</w:t>
-      </w:r>
-      <w:r>
-        <w:rPr>
-          <w:b/>
+        <w:t>.</w:t>
+      </w:r>
+    </w:p>
+    <w:p>
+      <w:pPr>
+        <w:rPr>
           <w:sz w:val="28"/>
           <w:szCs w:val="28"/>
           <w:highlight w:val="yellow"/>
         </w:rPr>
-        <w:t>}</w:t>
-      </w:r>
-      <w:r>
+      </w:pPr>
+    </w:p>
+    <w:p>
+      <w:pPr>
         <w:rPr>
           <w:b/>
           <w:sz w:val="28"/>
           <w:szCs w:val="28"/>
           <w:highlight w:val="yellow"/>
         </w:rPr>
-        <w:t>%</w:t>
-      </w:r>
+      </w:pPr>
       <w:r>
         <w:rPr>
           <w:b/>
@@ -2355,7 +2316,7 @@
           <w:szCs w:val="28"/>
           <w:highlight w:val="yellow"/>
         </w:rPr>
-        <w:t xml:space="preserve"> de uma renda </w:t>
+        <w:t xml:space="preserve">A parte requerente, em função da prática abusiva da requerida está sobrevivendo com apenas </w:t>
       </w:r>
       <w:r>
         <w:rPr>
@@ -2364,9 +2325,8 @@
           <w:szCs w:val="28"/>
           <w:highlight w:val="yellow"/>
         </w:rPr>
-        <w:t>de R${{</w:t>
-      </w:r>
-      <w:proofErr w:type="spellStart"/>
+        <w:t>R$</w:t>
+      </w:r>
       <w:r>
         <w:rPr>
           <w:b/>
@@ -2374,9 +2334,8 @@
           <w:szCs w:val="28"/>
           <w:highlight w:val="yellow"/>
         </w:rPr>
-        <w:t>renda_mensal</w:t>
-      </w:r>
-      <w:proofErr w:type="spellEnd"/>
+        <w:t>{{</w:t>
+      </w:r>
       <w:r>
         <w:rPr>
           <w:b/>
@@ -2384,9 +2343,9 @@
           <w:szCs w:val="28"/>
           <w:highlight w:val="yellow"/>
         </w:rPr>
-        <w:t xml:space="preserve"> – </w:t>
-      </w:r>
-      <w:proofErr w:type="spellStart"/>
+        <w:t>valor_</w:t>
+      </w:r>
+      <w:proofErr w:type="gramStart"/>
       <w:r>
         <w:rPr>
           <w:b/>
@@ -2394,9 +2353,9 @@
           <w:szCs w:val="28"/>
           <w:highlight w:val="yellow"/>
         </w:rPr>
-        <w:t>parcela_consignado</w:t>
-      </w:r>
-      <w:proofErr w:type="spellEnd"/>
+        <w:t>liquido</w:t>
+      </w:r>
+      <w:proofErr w:type="gramEnd"/>
       <w:r>
         <w:rPr>
           <w:b/>
@@ -2404,7 +2363,7 @@
           <w:szCs w:val="28"/>
           <w:highlight w:val="yellow"/>
         </w:rPr>
-        <w:t>}} já prejudicada por empréstimos consignados</w:t>
+        <w:t>}}</w:t>
       </w:r>
       <w:r>
         <w:rPr>
@@ -2413,27 +2372,26 @@
           <w:szCs w:val="28"/>
           <w:highlight w:val="yellow"/>
         </w:rPr>
-        <w:t>.</w:t>
-      </w:r>
-    </w:p>
-    <w:p>
-      <w:pPr>
-        <w:rPr>
+        <w:t xml:space="preserve"> por mês, cerca de </w:t>
+      </w:r>
+      <w:r>
+        <w:rPr>
+          <w:b/>
           <w:sz w:val="28"/>
           <w:szCs w:val="28"/>
           <w:highlight w:val="yellow"/>
         </w:rPr>
-      </w:pPr>
-    </w:p>
-    <w:p>
-      <w:pPr>
+        <w:t>R$</w:t>
+      </w:r>
+      <w:r>
         <w:rPr>
           <w:b/>
           <w:sz w:val="28"/>
           <w:szCs w:val="28"/>
           <w:highlight w:val="yellow"/>
         </w:rPr>
-      </w:pPr>
+        <w:t>{{v</w:t>
+      </w:r>
       <w:r>
         <w:rPr>
           <w:b/>
@@ -2441,7 +2399,7 @@
           <w:szCs w:val="28"/>
           <w:highlight w:val="yellow"/>
         </w:rPr>
-        <w:t xml:space="preserve">A parte requerente, em função da prática abusiva da requerida está sobrevivendo com apenas </w:t>
+        <w:t>alor_diario}} por</w:t>
       </w:r>
       <w:r>
         <w:rPr>
@@ -2450,107 +2408,12 @@
           <w:szCs w:val="28"/>
           <w:highlight w:val="yellow"/>
         </w:rPr>
-        <w:t>R$</w:t>
-      </w:r>
-      <w:r>
-        <w:rPr>
-          <w:b/>
-          <w:sz w:val="28"/>
-          <w:szCs w:val="28"/>
-          <w:highlight w:val="yellow"/>
-        </w:rPr>
-        <w:t>{{</w:t>
-      </w:r>
-      <w:proofErr w:type="spellStart"/>
-      <w:r>
-        <w:rPr>
-          <w:b/>
-          <w:sz w:val="28"/>
-          <w:szCs w:val="28"/>
-          <w:highlight w:val="yellow"/>
-        </w:rPr>
-        <w:t>valor_liquido</w:t>
-      </w:r>
-      <w:proofErr w:type="spellEnd"/>
-      <w:r>
-        <w:rPr>
-          <w:b/>
-          <w:sz w:val="28"/>
-          <w:szCs w:val="28"/>
-          <w:highlight w:val="yellow"/>
-        </w:rPr>
-        <w:t>}}</w:t>
-      </w:r>
-      <w:r>
-        <w:rPr>
-          <w:b/>
-          <w:sz w:val="28"/>
-          <w:szCs w:val="28"/>
-          <w:highlight w:val="yellow"/>
-        </w:rPr>
-        <w:t xml:space="preserve"> por mês, cerca de </w:t>
-      </w:r>
-      <w:r>
-        <w:rPr>
-          <w:b/>
-          <w:sz w:val="28"/>
-          <w:szCs w:val="28"/>
-          <w:highlight w:val="yellow"/>
-        </w:rPr>
-        <w:t>R$</w:t>
-      </w:r>
-      <w:r>
-        <w:rPr>
-          <w:b/>
-          <w:sz w:val="28"/>
-          <w:szCs w:val="28"/>
-          <w:highlight w:val="yellow"/>
-        </w:rPr>
-        <w:t>{{</w:t>
-      </w:r>
-      <w:proofErr w:type="spellStart"/>
-      <w:r>
-        <w:rPr>
-          <w:b/>
-          <w:sz w:val="28"/>
-          <w:szCs w:val="28"/>
-          <w:highlight w:val="yellow"/>
-        </w:rPr>
-        <w:t>v</w:t>
-      </w:r>
-      <w:r>
-        <w:rPr>
-          <w:b/>
-          <w:sz w:val="28"/>
-          <w:szCs w:val="28"/>
-          <w:highlight w:val="yellow"/>
-        </w:rPr>
-        <w:t>alor_diario</w:t>
-      </w:r>
-      <w:proofErr w:type="spellEnd"/>
-      <w:r>
-        <w:rPr>
-          <w:b/>
-          <w:sz w:val="28"/>
-          <w:szCs w:val="28"/>
-          <w:highlight w:val="yellow"/>
-        </w:rPr>
-        <w:t>}} por</w:t>
-      </w:r>
-      <w:r>
-        <w:rPr>
-          <w:b/>
-          <w:sz w:val="28"/>
-          <w:szCs w:val="28"/>
-          <w:highlight w:val="yellow"/>
-        </w:rPr>
         <w:t xml:space="preserve"> dia!! É um escracho!!</w:t>
       </w:r>
     </w:p>
     <w:p/>
     <w:p>
       <w:r>
-        <w:lastRenderedPageBreak/>
         <w:t xml:space="preserve">A jurisprudência do Superior Tribunal de Justiça (STJ) reconhece que a cobrança indevida de valores pode gerar danos morais ao consumidor, especialmente quando a prática abusiva resulta em sofrimento e transtornos significativos. </w:t>
       </w:r>
     </w:p>
@@ -2575,7 +2438,6 @@
     <w:p/>
     <w:p>
       <w:r>
-        <w:lastRenderedPageBreak/>
         <w:t>Tal medida visa não apenas reparar o dano sofrido, mas também promover a justiça e o equilíbrio nas relações de consumo, desestimulando a perpetuação de práticas lesivas aos consumidores.</w:t>
       </w:r>
     </w:p>
@@ -2595,7 +2457,15 @@
     <w:p/>
     <w:p>
       <w:r>
-        <w:t>O Código de Defesa do Consumidor (CDC) prevê, em seu artigo 6º, inciso VIII, a possibilidade de inversão do ônus da prova em favor do consumidor, quando, a critério do juiz, for verossímil a alegação ou quando o consumidor for hipossuficiente, segundo as regras ordinárias de experiências. Tal previsão visa equilibrar a relação entre consumidor e fornecedor, especialmente em situações onde o consumidor se encontra em desvantagem técnica, econômica ou jurídica.</w:t>
+        <w:t xml:space="preserve">O Código de Defesa do Consumidor (CDC) prevê, em seu artigo 6º, inciso VIII, a possibilidade de inversão do ônus da prova em favor do consumidor, quando, a critério do juiz, for verossímil a alegação ou quando o consumidor for hipossuficiente, segundo as regras ordinárias de experiências. Tal previsão visa equilibrar a relação entre consumidor e fornecedor, especialmente em situações </w:t>
+      </w:r>
+      <w:proofErr w:type="gramStart"/>
+      <w:r>
+        <w:t>onde</w:t>
+      </w:r>
+      <w:proofErr w:type="gramEnd"/>
+      <w:r>
+        <w:t xml:space="preserve"> o consumidor se encontra em desvantagem técnica, econômica ou jurídica.</w:t>
       </w:r>
     </w:p>
     <w:p>
@@ -2608,13 +2478,16 @@
     </w:p>
     <w:p>
       <w:r>
-        <w:t>No presente caso, a parte requerente, como consumidor, encontra-se em posição de hipossuficiência em relação à instituição financeira requerida. A complexidade dos contratos de empréstimo pessoal e a assimetria de informações entre as partes justificam a aplicação da inversão do ônus probatório, garantindo ao consumidor uma maior proteção e facilitando a comprovação dos fatos alegados.</w:t>
-      </w:r>
-    </w:p>
-    <w:p/>
-    <w:p>
+        <w:t xml:space="preserve">No presente caso, a parte requerente, como consumidor, encontra-se em posição de hipossuficiência em relação à instituição </w:t>
+      </w:r>
       <w:r>
         <w:lastRenderedPageBreak/>
+        <w:t>financeira requerida. A complexidade dos contratos de empréstimo pessoal e a assimetria de informações entre as partes justificam a aplicação da inversão do ônus probatório, garantindo ao consumidor uma maior proteção e facilitando a comprovação dos fatos alegados.</w:t>
+      </w:r>
+    </w:p>
+    <w:p/>
+    <w:p>
+      <w:r>
         <w:t>Diante do exposto, requer-se a este juízo que, com base no artigo 6º, inciso VIII, do CDC, determine a inversão do ônus probatório em favor da parte requerente, de modo que a instituição financeira requerida seja incumbida de apresentar todas as provas documentais e periciais necessárias à comprovação da legalidade das taxas de juros aplicadas no contrato de empréstimo pessoal firmado com o requerente.</w:t>
       </w:r>
     </w:p>
@@ -2637,6 +2510,7 @@
         </w:numPr>
       </w:pPr>
       <w:r>
+        <w:lastRenderedPageBreak/>
         <w:t>PEDIDOS</w:t>
       </w:r>
     </w:p>
@@ -2690,7 +2564,6 @@
         <w:rPr>
           <w:color w:val="000000"/>
         </w:rPr>
-        <w:lastRenderedPageBreak/>
         <w:t>Tramitação em juízo 100% digital;</w:t>
       </w:r>
     </w:p>
@@ -2926,6 +2799,7 @@
       <w:bookmarkStart w:id="1" w:name="_heading=h.gjdgxs" w:colFirst="0" w:colLast="0"/>
       <w:bookmarkEnd w:id="1"/>
       <w:r>
+        <w:lastRenderedPageBreak/>
         <w:t>Nestes termos,</w:t>
       </w:r>
     </w:p>
@@ -2950,7 +2824,15 @@
         <w:jc w:val="center"/>
       </w:pPr>
       <w:r>
-        <w:t>Batatais/SP, 18 de Novembro de 2024</w:t>
+        <w:t xml:space="preserve">Batatais/SP, 18 de </w:t>
+      </w:r>
+      <w:proofErr w:type="gramStart"/>
+      <w:r>
+        <w:t>Novembro</w:t>
+      </w:r>
+      <w:proofErr w:type="gramEnd"/>
+      <w:r>
+        <w:t xml:space="preserve"> de 2024</w:t>
       </w:r>
     </w:p>
     <w:p>
@@ -3010,21 +2892,7 @@
         <w:rPr>
           <w:b/>
         </w:rPr>
-        <w:t xml:space="preserve">Cícero </w:t>
-      </w:r>
-      <w:proofErr w:type="spellStart"/>
-      <w:r>
-        <w:rPr>
-          <w:b/>
-        </w:rPr>
-        <w:t>Vogelaar</w:t>
-      </w:r>
-      <w:proofErr w:type="spellEnd"/>
-      <w:r>
-        <w:rPr>
-          <w:b/>
-        </w:rPr>
-        <w:t xml:space="preserve"> Girardi</w:t>
+        <w:t>Cícero Vogelaar Girardi</w:t>
       </w:r>
     </w:p>
     <w:p>

--- a/modelos/modelo_1.docx
+++ b/modelos/modelo_1.docx
@@ -15,22 +15,6 @@
         <w:ind w:firstLine="0"/>
       </w:pPr>
       <w:r>
-        <w:t>{{valor_</w:t>
-      </w:r>
-      <w:proofErr w:type="gramStart"/>
-      <w:r>
-        <w:t>liquido</w:t>
-      </w:r>
-      <w:proofErr w:type="gramEnd"/>
-      <w:r>
-        <w:t>}}</w:t>
-      </w:r>
-    </w:p>
-    <w:p>
-      <w:pPr>
-        <w:ind w:firstLine="0"/>
-      </w:pPr>
-      <w:r>
         <w:t>{{emprestimos_0_</w:t>
       </w:r>
       <w:r>
@@ -74,108 +58,26 @@
           <w:szCs w:val="28"/>
         </w:rPr>
       </w:pPr>
-      <w:r>
-        <w:rPr>
-          <w:sz w:val="28"/>
-          <w:szCs w:val="28"/>
-        </w:rPr>
-        <w:t>{{</w:t>
-      </w:r>
-      <w:r>
-        <w:t>emprestimos_0_</w:t>
-      </w:r>
-      <w:r>
-        <w:rPr>
-          <w:sz w:val="28"/>
-          <w:szCs w:val="28"/>
-        </w:rPr>
-        <w:t>renda_</w:t>
-      </w:r>
-      <w:r>
-        <w:rPr>
-          <w:sz w:val="28"/>
-          <w:szCs w:val="28"/>
-        </w:rPr>
-        <w:t>atual</w:t>
-      </w:r>
-      <w:r>
-        <w:rPr>
-          <w:sz w:val="28"/>
-          <w:szCs w:val="28"/>
-        </w:rPr>
-        <w:t>}}</w:t>
-      </w:r>
     </w:p>
     <w:p>
       <w:pPr>
         <w:ind w:firstLine="0"/>
-        <w:rPr>
-          <w:sz w:val="28"/>
-          <w:szCs w:val="28"/>
-        </w:rPr>
-      </w:pPr>
-      <w:r>
-        <w:rPr>
-          <w:sz w:val="28"/>
-          <w:szCs w:val="28"/>
-        </w:rPr>
-        <w:t>{{</w:t>
-      </w:r>
-      <w:r>
-        <w:t>emprestimos_0_</w:t>
-      </w:r>
-      <w:r>
-        <w:rPr>
-          <w:sz w:val="28"/>
-          <w:szCs w:val="28"/>
-        </w:rPr>
-        <w:t>diario</w:t>
-      </w:r>
-      <w:r>
-        <w:rPr>
-          <w:sz w:val="28"/>
-          <w:szCs w:val="28"/>
-        </w:rPr>
-        <w:t>}}</w:t>
-      </w:r>
+      </w:pPr>
     </w:p>
     <w:p>
       <w:pPr>
         <w:ind w:firstLine="0"/>
         <w:rPr>
-          <w:sz w:val="28"/>
-          <w:szCs w:val="28"/>
-        </w:rPr>
-      </w:pPr>
-    </w:p>
-    <w:p>
-      <w:pPr>
-        <w:ind w:firstLine="0"/>
-      </w:pPr>
-    </w:p>
-    <w:p>
-      <w:pPr>
-        <w:ind w:firstLine="0"/>
-        <w:rPr>
           <w:b/>
           <w:color w:val="FF0000"/>
         </w:rPr>
       </w:pPr>
-      <w:proofErr w:type="gramStart"/>
       <w:r>
         <w:rPr>
           <w:b/>
           <w:color w:val="FF0000"/>
         </w:rPr>
-        <w:t xml:space="preserve">{  </w:t>
-      </w:r>
-      <w:proofErr w:type="gramEnd"/>
-      <w:r>
-        <w:rPr>
-          <w:b/>
-          <w:color w:val="FF0000"/>
-        </w:rPr>
-        <w:t xml:space="preserve">                                                                   INSIRIR                                                                              }</w:t>
+        <w:t>{                                                                     INSIRIR                                                                              }</w:t>
       </w:r>
     </w:p>
     <w:p>
@@ -260,14 +162,17 @@
         <w:pStyle w:val="Ttulo1"/>
       </w:pPr>
       <w:r>
+        <w:t>DA OPÇÃO PELO FORO DE SEDE DO RÉU</w:t>
+      </w:r>
+    </w:p>
+    <w:p/>
+    <w:p>
+      <w:r>
+        <w:t xml:space="preserve">Inicialmente, esclarece a parte autora, que decidiu por ingressar com a presente demanda no foro de sede do réu, ainda que </w:t>
+      </w:r>
+      <w:r>
         <w:lastRenderedPageBreak/>
-        <w:t>DA OPÇÃO PELO FORO DE SEDE DO RÉU</w:t>
-      </w:r>
-    </w:p>
-    <w:p/>
-    <w:p>
-      <w:r>
-        <w:t>Inicialmente, esclarece a parte autora, que decidiu por ingressar com a presente demanda no foro de sede do réu, ainda que de sua liberalidade optar por seu foro de domicílio, uma vez que seus procuradores possuem inscrições apenas nos estados de São Paulo e Minas Gerais e que optou pela contratação destes ainda que ciente deste fato, como comprova em declaração anexa (Doc. 1).</w:t>
+        <w:t>de sua liberalidade optar por seu foro de domicílio, uma vez que seus procuradores possuem inscrições apenas nos estados de São Paulo e Minas Gerais e que optou pela contratação destes ainda que ciente deste fato, como comprova em declaração anexa (Doc. 1).</w:t>
       </w:r>
     </w:p>
     <w:p/>
@@ -289,13 +194,13 @@
     </w:p>
     <w:p>
       <w:r>
+        <w:t>Assim, cabe ao autor a escolha do foro no momento da propositura da ação, levando em consideração a conveniência processual e a estratégia mais adequada ao seu caso.</w:t>
+      </w:r>
+    </w:p>
+    <w:p/>
+    <w:p>
+      <w:r>
         <w:lastRenderedPageBreak/>
-        <w:t>Assim, cabe ao autor a escolha do foro no momento da propositura da ação, levando em consideração a conveniência processual e a estratégia mais adequada ao seu caso.</w:t>
-      </w:r>
-    </w:p>
-    <w:p/>
-    <w:p>
-      <w:r>
         <w:t>Portanto, requer-se o recebimento da presente ação e o seu regular processamento, sem qualquer declinação de competência, por estar de acordo com as disposições legais e com a jurisprudência pacífica dos tribunais.</w:t>
       </w:r>
     </w:p>
@@ -337,7 +242,6 @@
         <w:ind w:left="3119"/>
       </w:pPr>
       <w:r>
-        <w:lastRenderedPageBreak/>
         <w:t xml:space="preserve">Declaração de </w:t>
       </w:r>
       <w:r>
@@ -423,6 +327,7 @@
         <w:ind w:left="3119"/>
       </w:pPr>
       <w:r>
+        <w:lastRenderedPageBreak/>
         <w:t>Folha r</w:t>
       </w:r>
       <w:r>
@@ -447,11 +352,7 @@
     <w:p/>
     <w:p>
       <w:r>
-        <w:t xml:space="preserve">Assim, requer-se a Vossa Excelência a concessão do benefício da gratuidade da justiça, nos termos do artigo 98 do CPC, </w:t>
-      </w:r>
-      <w:r>
-        <w:lastRenderedPageBreak/>
-        <w:t>para que a parte requerente possa litigar sem arcar com as custas processuais e demais despesas decorrentes deste processo.</w:t>
+        <w:t>Assim, requer-se a Vossa Excelência a concessão do benefício da gratuidade da justiça, nos termos do artigo 98 do CPC, para que a parte requerente possa litigar sem arcar com as custas processuais e demais despesas decorrentes deste processo.</w:t>
       </w:r>
     </w:p>
     <w:p/>
@@ -470,114 +371,90 @@
     <w:p/>
     <w:p>
       <w:r>
+        <w:lastRenderedPageBreak/>
         <w:t xml:space="preserve">A parte requerente recebe Benefício de Prestação Continuada à Pessoa com Deficiência (BPC/LOAS) que corresponde ao valor de </w:t>
       </w:r>
       <w:r>
+        <w:t>{{renda_mensal}}</w:t>
+      </w:r>
+      <w:r>
+        <w:t>, conforme comprovado em documentação anexa.</w:t>
+      </w:r>
+    </w:p>
+    <w:p/>
+    <w:p>
+      <w:pPr>
+        <w:ind w:firstLine="0"/>
+        <w:rPr>
+          <w:sz w:val="28"/>
+          <w:szCs w:val="28"/>
+        </w:rPr>
+      </w:pPr>
+      <w:r>
+        <w:t xml:space="preserve">Como já havia consignado toda sua margem para empréstimos consignados, por ser uma pessoa carente de recursos, em um momento de necessidade, contraiu mais </w:t>
+      </w:r>
+      <w:r>
+        <w:t>1 (um) empréstimo pessoal</w:t>
+      </w:r>
+      <w:r>
+        <w:t xml:space="preserve"> com a instituição financeira requerida, o que a colocou em uma escancarada situação de superendividamento, uma ve</w:t>
+      </w:r>
+      <w:r>
+        <w:t>z que seus empréstimos (pessoal</w:t>
+      </w:r>
+      <w:r>
+        <w:t xml:space="preserve"> + consignados) comprometem o equivalente a </w:t>
+      </w:r>
+      <w:r>
         <w:t>R$</w:t>
       </w:r>
-      <w:proofErr w:type="gramStart"/>
-      <w:r>
+      <w:r>
+        <w:rPr>
+          <w:sz w:val="28"/>
+          <w:szCs w:val="28"/>
+        </w:rPr>
         <w:t>{{</w:t>
       </w:r>
       <w:r>
+        <w:t>emprestimos_0_</w:t>
+      </w:r>
+      <w:r>
+        <w:rPr>
+          <w:sz w:val="28"/>
+          <w:szCs w:val="28"/>
+        </w:rPr>
+        <w:t>comprometimento_renda}}</w:t>
+      </w:r>
+      <w:r>
+        <w:rPr>
+          <w:sz w:val="28"/>
+          <w:szCs w:val="28"/>
+        </w:rPr>
         <w:t xml:space="preserve"> </w:t>
       </w:r>
       <w:r>
-        <w:t>emprestimos</w:t>
-      </w:r>
-      <w:proofErr w:type="gramEnd"/>
-      <w:r>
-        <w:t>_</w:t>
-      </w:r>
-      <w:r>
-        <w:t>0</w:t>
-      </w:r>
-      <w:r>
-        <w:t>_</w:t>
-      </w:r>
-      <w:r>
-        <w:t>renda_mensal}}</w:t>
-      </w:r>
-      <w:r>
-        <w:t>, conforme comprovado em documentação anexa.</w:t>
-      </w:r>
-    </w:p>
-    <w:p/>
-    <w:p>
-      <w:pPr>
-        <w:rPr>
-          <w:highlight w:val="yellow"/>
-        </w:rPr>
-      </w:pPr>
-      <w:r>
-        <w:t xml:space="preserve">Como já havia consignado toda sua margem para empréstimos consignados, por ser uma pessoa carente de recursos, em um momento de necessidade, contraiu mais </w:t>
-      </w:r>
-      <w:r>
-        <w:t>1 (um) empréstimo pessoal</w:t>
-      </w:r>
-      <w:r>
-        <w:t xml:space="preserve"> com a instituição financeira requerida, o que a colocou em uma escancarada situação de superendividamento, uma ve</w:t>
-      </w:r>
-      <w:r>
-        <w:t>z que seus empréstimos (pessoal</w:t>
-      </w:r>
-      <w:r>
-        <w:t xml:space="preserve"> + consignados) comprometem o equivalente a </w:t>
-      </w:r>
-      <w:r>
-        <w:t>R$</w:t>
-      </w:r>
-      <w:r>
-        <w:t>{{</w:t>
+        <w:t xml:space="preserve">da sua remuneração mensal, tendo como líquido apenas </w:t>
+      </w:r>
+      <w:r>
+        <w:t>R</w:t>
+      </w:r>
+      <w:r>
+        <w:t>$</w:t>
+      </w:r>
+      <w:r>
+        <w:t>{{valor_liquido}}</w:t>
       </w:r>
       <w:r>
         <w:t xml:space="preserve"> </w:t>
       </w:r>
       <w:r>
-        <w:t>emprestimos_</w:t>
-      </w:r>
-      <w:r>
-        <w:t>0</w:t>
-      </w:r>
-      <w:r>
-        <w:t>_</w:t>
-      </w:r>
-      <w:r>
-        <w:t>comprometimento_renda</w:t>
-      </w:r>
-      <w:r>
-        <w:t>}}</w:t>
-      </w:r>
-      <w:r>
-        <w:t xml:space="preserve"> </w:t>
-      </w:r>
-      <w:r>
-        <w:t xml:space="preserve">da sua remuneração mensal, tendo como líquido apenas </w:t>
-      </w:r>
-      <w:r>
-        <w:t>R</w:t>
-      </w:r>
-      <w:r>
-        <w:t>$</w:t>
-      </w:r>
-      <w:r>
-        <w:t>{{valor_liquido}}</w:t>
-      </w:r>
-      <w:r>
-        <w:t xml:space="preserve"> </w:t>
-      </w:r>
-      <w:r>
         <w:t>mensais para sua subsistência.</w:t>
       </w:r>
     </w:p>
     <w:p/>
     <w:p>
       <w:r>
-        <w:t xml:space="preserve">Além disso, os valores referentes aos empréstimos pessoais contratados, demonstram-se em flagrante abusividade em </w:t>
-      </w:r>
-      <w:r>
-        <w:lastRenderedPageBreak/>
-        <w:t>comparação aos valores praticados em contratos análogos, como ilustrado abaixo:</w:t>
+        <w:t>Além disso, os valores referentes aos empréstimos pessoais contratados, demonstram-se em flagrante abusividade em comparação aos valores praticados em contratos análogos, como ilustrado abaixo:</w:t>
       </w:r>
     </w:p>
     <w:p/>
@@ -720,6 +597,7 @@
         <w:rPr>
           <w:highlight w:val="green"/>
         </w:rPr>
+        <w:lastRenderedPageBreak/>
         <w:t xml:space="preserve">Valor da parcela: </w:t>
       </w:r>
       <w:r>
@@ -767,112 +645,97 @@
         <w:rPr>
           <w:highlight w:val="green"/>
         </w:rPr>
-        <w:t>{{emprestimos_0_taxa</w:t>
-      </w:r>
-      <w:proofErr w:type="gramStart"/>
+        <w:t>{{emprestimos_0_taxa}}</w:t>
+      </w:r>
       <w:r>
         <w:rPr>
           <w:highlight w:val="green"/>
         </w:rPr>
+        <w:t>%</w:t>
+      </w:r>
+    </w:p>
+    <w:p>
+      <w:pPr>
+        <w:ind w:left="1440" w:firstLine="0"/>
+      </w:pPr>
+    </w:p>
+    <w:p>
+      <w:r>
+        <w:t xml:space="preserve">O contrato em apreciação apresenta taxa de juros mensal fixada em </w:t>
+      </w:r>
+      <w:r>
+        <w:t>{{</w:t>
+      </w:r>
+      <w:r>
+        <w:t>emprestimos_0_taxa</w:t>
+      </w:r>
+      <w:r>
         <w:t>}}</w:t>
       </w:r>
       <w:r>
-        <w:rPr>
-          <w:highlight w:val="green"/>
-        </w:rPr>
         <w:t>%</w:t>
       </w:r>
-      <w:proofErr w:type="gramEnd"/>
-    </w:p>
-    <w:p>
-      <w:pPr>
-        <w:ind w:left="1440" w:firstLine="0"/>
-      </w:pPr>
-    </w:p>
-    <w:p>
-      <w:r>
-        <w:t xml:space="preserve">O contrato em apreciação apresenta taxa de juros mensal fixada em </w:t>
+      <w:r>
+        <w:t>a.m</w:t>
+      </w:r>
+      <w:r>
+        <w:t xml:space="preserve">., o que gerou à parte requerente uma dívida correspondente a </w:t>
+      </w:r>
+      <w:r>
+        <w:t>R$</w:t>
       </w:r>
       <w:r>
         <w:t>{{</w:t>
       </w:r>
       <w:r>
-        <w:t>emprestimos_0_taxa</w:t>
-      </w:r>
-      <w:proofErr w:type="gramStart"/>
+        <w:t>emprestimos_</w:t>
+      </w:r>
+      <w:r>
+        <w:t>0</w:t>
+      </w:r>
+      <w:r>
+        <w:t>_total_emprestimo</w:t>
+      </w:r>
       <w:r>
         <w:t>}}</w:t>
       </w:r>
       <w:r>
-        <w:t>%</w:t>
-      </w:r>
-      <w:proofErr w:type="gramEnd"/>
+        <w:t>;</w:t>
+      </w:r>
+      <w:r>
+        <w:t xml:space="preserve"> </w:t>
+      </w:r>
+      <w:r>
+        <w:t>{{emprestimos_</w:t>
+      </w:r>
+      <w:r>
+        <w:t>0</w:t>
+      </w:r>
+      <w:r>
+        <w:t>_def_emprestimos}}</w:t>
+      </w:r>
+      <w:r>
+        <w:t xml:space="preserve">  vezes o valor financiado.</w:t>
+      </w:r>
+    </w:p>
+    <w:p/>
+    <w:p>
+      <w:r>
+        <w:t xml:space="preserve">Para mesma época, o Banco central divulgou que a média de mercado aplicada pelas instituições financeiras em contratos da mesma natureza fora de </w:t>
+      </w:r>
+      <w:r>
+        <w:t>{{</w:t>
+      </w:r>
+      <w:r>
+        <w:t>emprestimos_0_taxa_media</w:t>
+      </w:r>
+      <w:r>
+        <w:t xml:space="preserve">}}% </w:t>
+      </w:r>
       <w:r>
         <w:t>a.m</w:t>
       </w:r>
       <w:r>
-        <w:t xml:space="preserve">., o que gerou à parte requerente uma dívida correspondente a </w:t>
-      </w:r>
-      <w:r>
-        <w:t>R$</w:t>
-      </w:r>
-      <w:r>
-        <w:t>{{</w:t>
-      </w:r>
-      <w:r>
-        <w:t>emprestimos_</w:t>
-      </w:r>
-      <w:r>
-        <w:t>0</w:t>
-      </w:r>
-      <w:r>
-        <w:t>_total_emprestimo</w:t>
-      </w:r>
-      <w:r>
-        <w:t>}}</w:t>
-      </w:r>
-      <w:r>
-        <w:t>;</w:t>
-      </w:r>
-      <w:r>
-        <w:t xml:space="preserve"> </w:t>
-      </w:r>
-      <w:r>
-        <w:t>{{emprestimos_</w:t>
-      </w:r>
-      <w:r>
-        <w:t>0</w:t>
-      </w:r>
-      <w:r>
-        <w:t>_def_emprestimos}}</w:t>
-      </w:r>
-      <w:r>
-        <w:t xml:space="preserve">  vezes o valor financiado.</w:t>
-      </w:r>
-    </w:p>
-    <w:p/>
-    <w:p>
-      <w:r>
-        <w:t xml:space="preserve">Para mesma época, o Banco central divulgou que a média de mercado aplicada pelas instituições financeiras em contratos da mesma natureza fora de </w:t>
-      </w:r>
-      <w:r>
-        <w:t>{{</w:t>
-      </w:r>
-      <w:r>
-        <w:t>emprestimos_0_taxa_media</w:t>
-      </w:r>
-      <w:proofErr w:type="gramStart"/>
-      <w:r>
-        <w:t>}}%</w:t>
-      </w:r>
-      <w:proofErr w:type="gramEnd"/>
-      <w:r>
-        <w:t xml:space="preserve"> </w:t>
-      </w:r>
-      <w:r>
-        <w:t>a.m</w:t>
-      </w:r>
-      <w:r>
         <w:t>, como se observa:</w:t>
       </w:r>
     </w:p>
@@ -885,7 +748,6 @@
         <w:rPr>
           <w:noProof/>
         </w:rPr>
-        <w:lastRenderedPageBreak/>
         <w:drawing>
           <wp:inline distT="0" distB="0" distL="0" distR="0" wp14:anchorId="13D415BF" wp14:editId="4A530027">
             <wp:extent cx="5400040" cy="1532890"/>
@@ -928,6 +790,7 @@
         <w:t xml:space="preserve">Caso essa média tivesse sido aplicada, as parcelas do referido contrato teriam sido fixadas em </w:t>
       </w:r>
       <w:r>
+        <w:lastRenderedPageBreak/>
         <w:t>R</w:t>
       </w:r>
       <w:r>
@@ -1052,13 +915,8 @@
               <w:jc w:val="left"/>
             </w:pPr>
             <w:r>
-              <w:t>{{emprestimos_0_taxa_media</w:t>
+              <w:t>{{emprestimos_0_taxa_media}}%</w:t>
             </w:r>
-            <w:proofErr w:type="gramStart"/>
-            <w:r>
-              <w:t>}}%</w:t>
-            </w:r>
-            <w:proofErr w:type="gramEnd"/>
           </w:p>
         </w:tc>
       </w:tr>
@@ -1243,7 +1101,6 @@
     </w:p>
     <w:p>
       <w:r>
-        <w:lastRenderedPageBreak/>
         <w:t>Desta forma, fica flagrante a abusividade contida no contrato, cuja taxa de juros mensais extrapolam muito a média de mercado.</w:t>
       </w:r>
     </w:p>
@@ -1291,7 +1148,6 @@
         </w:numPr>
       </w:pPr>
       <w:r>
-        <w:lastRenderedPageBreak/>
         <w:t>DA ADEQUAÇÃO DAS TAXAS À MÉDIA DE MERCADO</w:t>
       </w:r>
     </w:p>
@@ -1311,6 +1167,7 @@
     </w:p>
     <w:p>
       <w:r>
+        <w:lastRenderedPageBreak/>
         <w:t>No presente caso, as taxas de juros aplicadas aos contratos da parte requerente são claramente excessivas quando comparadas à taxa média de mercado divulgada pelo Banco Central para a mesma data e natureza de operação. Esta discrepância evidencia a abusividade da taxa imposta pela instituição financeira requerida.</w:t>
       </w:r>
     </w:p>
@@ -1326,7 +1183,6 @@
         <w:ind w:firstLine="2268"/>
       </w:pPr>
       <w:r>
-        <w:lastRenderedPageBreak/>
         <w:t>Mais que isso, estabelece o artigo 54, alínea “D” do Código de Defesa do Consumidor:</w:t>
       </w:r>
     </w:p>
@@ -1469,6 +1325,7 @@
         <w:t xml:space="preserve">No caso em análise, a taxa de juros cobrada pela instituição requerida alcança patamares muito superiores aos praticados no mercado </w:t>
       </w:r>
       <w:r>
+        <w:lastRenderedPageBreak/>
         <w:t xml:space="preserve">financeiro. Conforme comprovado documentalmente, a taxa média de juros em </w:t>
       </w:r>
       <w:r>
@@ -1483,7 +1340,6 @@
         </w:rPr>
         <w:t>emprestimos_0_data</w:t>
       </w:r>
-      <w:proofErr w:type="gramStart"/>
       <w:r>
         <w:rPr>
           <w:color w:val="000000" w:themeColor="text1"/>
@@ -1503,11 +1359,7 @@
         <w:t xml:space="preserve"> </w:t>
       </w:r>
       <w:r>
-        <w:t>foi</w:t>
-      </w:r>
-      <w:proofErr w:type="gramEnd"/>
-      <w:r>
-        <w:t xml:space="preserve"> de </w:t>
+        <w:t xml:space="preserve">foi de </w:t>
       </w:r>
       <w:r>
         <w:t>{{</w:t>
@@ -1676,7 +1528,7 @@
               </wp:anchor>
             </w:drawing>
           </mc:Choice>
-          <mc:Fallback xmlns:cr="http://schemas.microsoft.com/office/comments/2020/reactions" xmlns="http://schemas.microsoft.com/office/tasks/2019/documenttasks" xmlns:dgm="http://schemas.openxmlformats.org/drawingml/2006/diagram" xmlns:lc="http://schemas.openxmlformats.org/drawingml/2006/lockedCanvas" xmlns:c="http://schemas.openxmlformats.org/drawingml/2006/chart" xmlns:pic="http://schemas.openxmlformats.org/drawingml/2006/picture" xmlns:a="http://schemas.openxmlformats.org/drawingml/2006/main" xmlns:sl="http://schemas.openxmlformats.org/schemaLibrary/2006/main">
+          <mc:Fallback xmlns:sl="http://schemas.openxmlformats.org/schemaLibrary/2006/main" xmlns:a="http://schemas.openxmlformats.org/drawingml/2006/main" xmlns:pic="http://schemas.openxmlformats.org/drawingml/2006/picture" xmlns:c="http://schemas.openxmlformats.org/drawingml/2006/chart" xmlns:lc="http://schemas.openxmlformats.org/drawingml/2006/lockedCanvas" xmlns:dgm="http://schemas.openxmlformats.org/drawingml/2006/diagram" xmlns="http://schemas.microsoft.com/office/tasks/2019/documenttasks" xmlns:cr="http://schemas.microsoft.com/office/comments/2020/reactions">
             <w:drawing>
               <wp:anchor allowOverlap="1" behindDoc="0" distB="0" distT="0" distL="114300" distR="114300" hidden="0" layoutInCell="1" locked="0" relativeHeight="0" simplePos="0">
                 <wp:simplePos x="0" y="0"/>
@@ -1769,17 +1621,17 @@
         </w:rPr>
       </w:pPr>
       <w:r>
-        <w:t xml:space="preserve">Tal discrepância de valores é evidência clara de abusividade na fixação das taxas de juros cobradas pela requerida, o que viola o princípio da </w:t>
+        <w:t>Tal discrepância de valores é evidência clara de abusividade na fixação das taxas de juros cobradas pela requerida, o que viola o princípio da boa-fé objetiva, previsto no artigo 422 do Código Civil. Conforme leciona Pablo Stolze Gagliano e Rodolfo Pamplona Filho (Novo Curso de Direito Civil, Volume II), “a boa-fé objetiva exige que as partes não só tenham um comportamento ético, mas também que não exerçam seus direitos de forma excessivamente gravosa ao outro contratante”.</w:t>
+      </w:r>
+    </w:p>
+    <w:p/>
+    <w:p>
+      <w:r>
+        <w:t xml:space="preserve">Diante do exposto, é imprescindível a revisão judicial dos contratos firmados entre as partes, de modo a adequar as taxas de juros cobradas à média de mercado praticada na data das contratações. Tal </w:t>
       </w:r>
       <w:r>
         <w:lastRenderedPageBreak/>
-        <w:t>boa-fé objetiva, previsto no artigo 422 do Código Civil. Conforme leciona Pablo Stolze Gagliano e Rodolfo Pamplona Filho (Novo Curso de Direito Civil, Volume II), “a boa-fé objetiva exige que as partes não só tenham um comportamento ético, mas também que não exerçam seus direitos de forma excessivamente gravosa ao outro contratante”.</w:t>
-      </w:r>
-    </w:p>
-    <w:p/>
-    <w:p>
-      <w:r>
-        <w:t>Diante do exposto, é imprescindível a revisão judicial dos contratos firmados entre as partes, de modo a adequar as taxas de juros cobradas à média de mercado praticada na data das contratações. Tal adequação visa restabelecer o equilíbrio contratual e assegurar que o consumidor não seja onerado de forma injusta e desproporcional.</w:t>
+        <w:t>adequação visa restabelecer o equilíbrio contratual e assegurar que o consumidor não seja onerado de forma injusta e desproporcional.</w:t>
       </w:r>
     </w:p>
     <w:p/>
@@ -1808,11 +1660,7 @@
     <w:p/>
     <w:p>
       <w:r>
-        <w:t xml:space="preserve">O Código de Defesa do Consumidor (CDC) estabelece, em seu artigo 42, parágrafo único, que o consumidor cobrado em quantia indevida tem direito à repetição do indébito, por valor igual ao dobro do </w:t>
-      </w:r>
-      <w:r>
-        <w:lastRenderedPageBreak/>
-        <w:t>que pagou em excesso, acrescido de correção monetária e juros legais, salvo engano justificável.</w:t>
+        <w:t>O Código de Defesa do Consumidor (CDC) estabelece, em seu artigo 42, parágrafo único, que o consumidor cobrado em quantia indevida tem direito à repetição do indébito, por valor igual ao dobro do que pagou em excesso, acrescido de correção monetária e juros legais, salvo engano justificável.</w:t>
       </w:r>
     </w:p>
     <w:p>
@@ -1831,6 +1679,7 @@
     <w:p/>
     <w:p>
       <w:r>
+        <w:lastRenderedPageBreak/>
         <w:t>Essa diferença exorbitante configura cobrança indevida, uma vez que a taxa contratual é manifestamente excessiva e coloca o consumidor em desvantagem exagerada.</w:t>
       </w:r>
     </w:p>
@@ -1872,8 +1721,17 @@
           <w:sz w:val="22"/>
           <w:szCs w:val="22"/>
         </w:rPr>
+        <w:t xml:space="preserve">EMENTA EMBARGOS DE DIVERGÊNCIA EM AGRAVO EM RECURSO ESPECIAL. CIVIL. PROCESSUAL CIVIL. TELEFONIA FIXA. COBRANÇA INDEVIDA. AÇÃO DE REPETIÇÃO DE INDÉBITO DE TARIFAS. 1) RESTITUIÇÃO EM DOBRO DO INDÉBITO (PARÁGRAFO ÚNICO DO ARTIGO 42 DO CDC). DESINFLUÊNCIA DA NATUREZA DO ELEMENTO VOLITIVO DO FORNECEDOR QUE REALIZOU A COBRANÇA INDEVIDA. DOBRA CABÍVEL QUANDO A REFERIDA COBRANÇA CONSUBSTANCIAR CONDUTA CONTRÁRIA À BOA-FÉ OBJETIVA. 2) APLICAÇÃO DO PRAZO PRESCRICIONAL DECENAL DO CÓDIGO CIVIL (ART. 205 DO CÓDIGO CIVIL). APLICAÇÃO ANALÓGICA DA SÚMULA 412/STJ. 3) MODULAÇÃO PARCIAL DOS EFEITOS DA DECISÃO. CONHECIMENTO E PROVIMENTO INTEGRAL DO RECURSO. 1. Trata-se de embargos de divergência interpostos contra acórdão em que se discute o lapso prescricional cabível aos casos de repetição de indébito por cobrança indevida de valores referentes a serviços não contratados, promovida por empresa </w:t>
+      </w:r>
+      <w:r>
+        <w:rPr>
+          <w:i/>
+          <w:color w:val="000000"/>
+          <w:sz w:val="22"/>
+          <w:szCs w:val="22"/>
+        </w:rPr>
         <w:lastRenderedPageBreak/>
-        <w:t xml:space="preserve">EMENTA EMBARGOS DE DIVERGÊNCIA EM AGRAVO EM RECURSO ESPECIAL. CIVIL. PROCESSUAL CIVIL. TELEFONIA FIXA. COBRANÇA INDEVIDA. AÇÃO DE REPETIÇÃO DE INDÉBITO DE TARIFAS. 1) RESTITUIÇÃO EM DOBRO DO INDÉBITO (PARÁGRAFO ÚNICO DO ARTIGO 42 DO CDC). DESINFLUÊNCIA DA NATUREZA DO ELEMENTO VOLITIVO DO FORNECEDOR QUE REALIZOU A COBRANÇA INDEVIDA. DOBRA CABÍVEL QUANDO A REFERIDA COBRANÇA CONSUBSTANCIAR CONDUTA CONTRÁRIA À BOA-FÉ OBJETIVA. 2) APLICAÇÃO DO PRAZO PRESCRICIONAL DECENAL DO CÓDIGO CIVIL (ART. 205 DO CÓDIGO CIVIL). APLICAÇÃO ANALÓGICA DA SÚMULA 412/STJ. 3) MODULAÇÃO PARCIAL DOS EFEITOS DA DECISÃO. CONHECIMENTO E PROVIMENTO INTEGRAL DO RECURSO. 1. Trata-se de embargos de divergência interpostos contra acórdão em que se discute o lapso prescricional cabível aos casos de repetição de indébito por cobrança indevida de valores referentes a serviços não contratados, promovida por empresa de telefonia. </w:t>
+        <w:t xml:space="preserve">de telefonia. </w:t>
       </w:r>
       <w:r>
         <w:rPr>
@@ -1919,17 +1777,7 @@
           <w:color w:val="000000"/>
           <w:highlight w:val="yellow"/>
         </w:rPr>
-        <w:t xml:space="preserve">4. O próprio dispositivo legal caracteriza a conduta como engano e somente exclui a devolução em dobro se ele for justificável. Ou seja, a conduta base para a repetição de indébito é a ocorrência de engano, e a lei, rígida na </w:t>
-      </w:r>
-      <w:r>
-        <w:rPr>
-          <w:b/>
-          <w:i/>
-          <w:color w:val="000000"/>
-          <w:highlight w:val="yellow"/>
-        </w:rPr>
-        <w:lastRenderedPageBreak/>
-        <w:t>imposição da boa-fé objetiva do fornecedor do produto ou do serviço, somente exclui a devolução dobrada se a conduta (engano) for justificável (não decorrente de culpa ou dolo do fornecedor).</w:t>
+        <w:t>4. O próprio dispositivo legal caracteriza a conduta como engano e somente exclui a devolução em dobro se ele for justificável. Ou seja, a conduta base para a repetição de indébito é a ocorrência de engano, e a lei, rígida na imposição da boa-fé objetiva do fornecedor do produto ou do serviço, somente exclui a devolução dobrada se a conduta (engano) for justificável (não decorrente de culpa ou dolo do fornecedor).</w:t>
       </w:r>
       <w:r>
         <w:rPr>
@@ -1947,9 +1795,8 @@
           <w:color w:val="000000"/>
           <w:highlight w:val="yellow"/>
         </w:rPr>
-        <w:t xml:space="preserve">A tese da exclusividade do dolo inviabiliza, por exemplo, a devolução em dobro de pacotes de serviços, no caso de telefonia, jamais solicitados pelo consumidor e sobre o qual o fornecedor do serviço invoque qualquer "justificativa do seu engano". Isso porque o requisito subjetivo da má-fé é prova substancialmente difícil de produzir. Exigir que o consumidor prove dolo ou má-fé do fornecedor é imputar-lhe prova diabólica, padrão probatório que vai de encontro às </w:t>
-      </w:r>
-      <w:proofErr w:type="gramStart"/>
+        <w:t xml:space="preserve">A tese da exclusividade do dolo inviabiliza, por exemplo, a devolução em dobro de pacotes de serviços, no caso de telefonia, jamais solicitados pelo </w:t>
+      </w:r>
       <w:r>
         <w:rPr>
           <w:b/>
@@ -1957,17 +1804,8 @@
           <w:color w:val="000000"/>
           <w:highlight w:val="yellow"/>
         </w:rPr>
-        <w:t>próprias filosofia</w:t>
-      </w:r>
-      <w:proofErr w:type="gramEnd"/>
-      <w:r>
-        <w:rPr>
-          <w:b/>
-          <w:i/>
-          <w:color w:val="000000"/>
-          <w:highlight w:val="yellow"/>
-        </w:rPr>
-        <w:t xml:space="preserve"> e ratio do CDC. 7. Não vislumbro distinção para os casos em que o indébito provém de contratos que não envolvam fornecimento de serviços públicos, de forma que também deve prevalecer para todas as hipóteses a tese, que defendi acima, de que tanto a conduta dolosa quanto culposa do fornecedor de serviços dá azo à devolução em dobro do indébito, de acordo com o art. 42 do CDC</w:t>
+        <w:lastRenderedPageBreak/>
+        <w:t>consumidor e sobre o qual o fornecedor do serviço invoque qualquer "justificativa do seu engano". Isso porque o requisito subjetivo da má-fé é prova substancialmente difícil de produzir. Exigir que o consumidor prove dolo ou má-fé do fornecedor é imputar-lhe prova diabólica, padrão probatório que vai de encontro às próprias filosofia e ratio do CDC. 7. Não vislumbro distinção para os casos em que o indébito provém de contratos que não envolvam fornecimento de serviços públicos, de forma que também deve prevalecer para todas as hipóteses a tese, que defendi acima, de que tanto a conduta dolosa quanto culposa do fornecedor de serviços dá azo à devolução em dobro do indébito, de acordo com o art. 42 do CDC</w:t>
       </w:r>
       <w:r>
         <w:rPr>
@@ -1976,7 +1814,7 @@
           <w:sz w:val="22"/>
           <w:szCs w:val="22"/>
         </w:rPr>
-        <w:t xml:space="preserve">. Nessas modalidades contratuais, também deve prevalecer o critério dúplice do dolo/culpa. Assim, tanto a conduta dolosa quanto a culposa do fornecedor de serviços dão substrato à devolução em dobro do indébito, à luz do art. 42 do CDC. 8. A Primeira Seção, no julgamento do REsp 1.113.403/RJ, de relatoria do Ministro Teori Albino Zavascki (DJe 15/9/2009), submetido ao regime dos recursos repetitivos do art. 543-C do Código de Processo Civil e da Resolução STJ 8/2008, firmou o entendimento de que, ante a ausência de disposição específica acerca do prazo prescricional aplicável à prática comercial indevida de cobrança excessiva, é de rigor a incidência das normas gerais relativas à prescrição insculpidas no Código Civil na ação de repetição de indébito de tarifas de água e esgoto. Assim, tem-se prazo vintenário, na forma estabelecida no art. 177 do Código Civil de 1916, ou decenal, de acordo com o previsto no art. 205 do Código Civil de 2002. Diante </w:t>
+        <w:t xml:space="preserve">. Nessas modalidades contratuais, também deve prevalecer o critério dúplice do dolo/culpa. Assim, tanto a conduta dolosa quanto a culposa do fornecedor de serviços dão substrato à devolução em dobro do indébito, à luz do art. 42 do CDC. 8. A Primeira Seção, no julgamento do REsp 1.113.403/RJ, de relatoria do Ministro Teori Albino Zavascki (DJe 15/9/2009), submetido ao regime dos recursos repetitivos do art. 543-C do Código de Processo Civil e da Resolução STJ 8/2008, firmou o entendimento de que, ante a ausência de disposição específica acerca do prazo prescricional aplicável à prática comercial indevida de cobrança excessiva, é de rigor a incidência das normas gerais relativas à prescrição insculpidas no Código Civil na ação de repetição de indébito de tarifas de água e esgoto. Assim, tem-se prazo vintenário, na forma estabelecida no art. 177 do Código Civil de 1916, ou decenal, de acordo com o previsto no art. 205 do Código Civil de 2002. Diante da mesma conjuntura, não há razões para adotar solução diversa nos casos de repetição de indébito dos serviços de telefonia. 9. A tese adotada no âmbito do acórdão recorrido, de que a pretensão de repetição de indébito por cobrança indevida de valores referentes a serviços não contratados, promovida por empresa de telefonia, configuraria enriquecimento sem causa e, portanto, estaria abrangida pelo prazo fixado no art. 206, § 3º, IV, do Código Civil, não parece ser a melhor. A pretensão de enriquecimento sem causa (ação in rem verso) possui como requisitos: enriquecimento de alguém; empobrecimento correspondente de outrem; relação de causalidade entre ambos; ausência de causa jurídica; inexistência de ação específica. Trata-se, portanto, de ação subsidiária que depende da inexistência de causa jurídica. A discussão acerca da cobrança indevida de valores constantes de relação contratual e eventual repetição de </w:t>
       </w:r>
       <w:r>
         <w:rPr>
@@ -1986,7 +1824,7 @@
           <w:szCs w:val="22"/>
         </w:rPr>
         <w:lastRenderedPageBreak/>
-        <w:t xml:space="preserve">da mesma conjuntura, não há razões para adotar solução diversa nos casos de repetição de indébito dos serviços de telefonia. 9. A tese adotada no âmbito do acórdão recorrido, de que a pretensão de repetição de indébito por cobrança indevida de valores referentes a serviços não contratados, promovida por empresa de telefonia, configuraria enriquecimento sem causa e, portanto, estaria abrangida pelo prazo fixado no art. 206, § 3º, IV, do Código Civil, não parece ser a melhor. A pretensão de enriquecimento sem causa (ação in rem verso) possui como requisitos: enriquecimento de alguém; empobrecimento correspondente de outrem; relação de causalidade entre ambos; ausência de causa jurídica; inexistência de ação específica. Trata-se, portanto, de ação subsidiária que depende da inexistência de causa jurídica. A discussão acerca da cobrança indevida de valores constantes de relação contratual e eventual repetição de indébito não se enquadra na hipótese do art. 206, § 3º, IV, do Código Civil, seja porque a causa jurídica, em princípio, existe (relação contratual prévia em que se debate a legitimidade da cobrança), seja porque a ação de repetição de indébito é ação específica. Doutrina. 10. Na hipótese aqui tratada, a jurisprudência da Segunda Seção, relativa a contratos privados, seguia compreensão que, com o presente julgamento, passa a ser superada, em consonância com a dominante da Primeira Seção, o que faz sobressair a necessidade de privilegiar os princípios da segurança jurídica e da proteção da confiança dos jurisdicionados. 11. Assim, proponho modular os efeitos da presente decisão para que o entendimento aqui fixado seja empregado aos indébitos de natureza contratual não pública pagos após a data da publicação do acórdão. 12. </w:t>
+        <w:t xml:space="preserve">indébito não se enquadra na hipótese do art. 206, § 3º, IV, do Código Civil, seja porque a causa jurídica, em princípio, existe (relação contratual prévia em que se debate a legitimidade da cobrança), seja porque a ação de repetição de indébito é ação específica. Doutrina. 10. Na hipótese aqui tratada, a jurisprudência da Segunda Seção, relativa a contratos privados, seguia compreensão que, com o presente julgamento, passa a ser superada, em consonância com a dominante da Primeira Seção, o que faz sobressair a necessidade de privilegiar os princípios da segurança jurídica e da proteção da confiança dos jurisdicionados. 11. Assim, proponho modular os efeitos da presente decisão para que o entendimento aqui fixado seja empregado aos indébitos de natureza contratual não pública pagos após a data da publicação do acórdão. 12. </w:t>
       </w:r>
       <w:r>
         <w:rPr>
@@ -2004,17 +1842,7 @@
           <w:sz w:val="22"/>
           <w:szCs w:val="22"/>
         </w:rPr>
-        <w:t xml:space="preserve"> Segunda tese: A ação de repetição de indébito por cobrança de valores referentes a serviços não contratados promovida por empresa de telefonia deve seguir a norma geral do prazo prescricional decenal, consoante previsto no artigo 205 do Código Civil, a exemplo do que decidido e sumulado no que diz respeito ao lapso prescricional para repetição de tarifas de água e esgoto (Súmula 412/STJ). Modulação dos efeitos: Modulam-se os efeitos da presente decisão - somente com relação à primeira tese - para que o </w:t>
-      </w:r>
-      <w:r>
-        <w:rPr>
-          <w:i/>
-          <w:color w:val="000000"/>
-          <w:sz w:val="22"/>
-          <w:szCs w:val="22"/>
-        </w:rPr>
-        <w:lastRenderedPageBreak/>
-        <w:t xml:space="preserve">entendimento aqui fixado quanto à restituição em dobro do indébito seja aplicado apenas a partir da publicação do presente acórdão. A modulação incide unicamente em relação às cobranças indevidas em contratos de consumo que não envolvam prestação de serviços públicos pelo Estado ou por concessionárias, as quais apenas serão atingidas pelo novo entendimento quando pagas após a data da publicação do acórdão. </w:t>
+        <w:t xml:space="preserve"> Segunda tese: A ação de repetição de indébito por cobrança de valores referentes a serviços não contratados promovida por empresa de telefonia deve seguir a norma geral do prazo prescricional decenal, consoante previsto no artigo 205 do Código Civil, a exemplo do que decidido e sumulado no que diz respeito ao lapso prescricional para repetição de tarifas de água e esgoto (Súmula 412/STJ). Modulação dos efeitos: Modulam-se os efeitos da presente decisão - somente com relação à primeira tese - para que o entendimento aqui fixado quanto à restituição em dobro do indébito seja aplicado apenas a partir da publicação do presente acórdão. A modulação incide unicamente em relação às cobranças indevidas em contratos de consumo que não envolvam prestação de serviços públicos pelo Estado ou por concessionárias, as quais apenas serão atingidas pelo novo entendimento quando pagas após a data da publicação do acórdão. </w:t>
       </w:r>
     </w:p>
     <w:p>
@@ -2100,6 +1928,7 @@
     <w:p/>
     <w:p>
       <w:r>
+        <w:lastRenderedPageBreak/>
         <w:t>Assim, resta claro que a repetição do indébito em dobro é providência necessária para garantir a restituição integral dos valores pagos em excesso e promover a justiça e equilíbrio nas relações de consumo.</w:t>
       </w:r>
     </w:p>
@@ -2172,7 +2001,6 @@
         </w:numPr>
       </w:pPr>
       <w:r>
-        <w:lastRenderedPageBreak/>
         <w:t>DANO MORAL</w:t>
       </w:r>
     </w:p>
@@ -2192,6 +2020,7 @@
     </w:p>
     <w:p>
       <w:r>
+        <w:lastRenderedPageBreak/>
         <w:t xml:space="preserve">O dano moral, conforme consolidado na doutrina e jurisprudência, é caracterizado pela violação dos direitos da personalidade, causando sofrimento, humilhação ou abalo psicológico ao indivíduo. </w:t>
       </w:r>
     </w:p>
@@ -2205,6 +2034,10 @@
     <w:p>
       <w:pPr>
         <w:ind w:firstLine="0"/>
+        <w:rPr>
+          <w:sz w:val="28"/>
+          <w:szCs w:val="28"/>
+        </w:rPr>
       </w:pPr>
       <w:r>
         <w:t xml:space="preserve">No caso em tela, a parte requerente foi colocada em uma situação de superendividamento escancarado e ocasionado por responsabilidade da parte requerida, que ao liberar, sem qualquer cuidado, os referidos empréstimos </w:t>
@@ -2233,15 +2066,7 @@
           <w:sz w:val="28"/>
           <w:szCs w:val="28"/>
         </w:rPr>
-        <w:t>comprometimento_renda</w:t>
-      </w:r>
-      <w:proofErr w:type="gramStart"/>
-      <w:r>
-        <w:rPr>
-          <w:sz w:val="28"/>
-          <w:szCs w:val="28"/>
-        </w:rPr>
-        <w:t>}}</w:t>
+        <w:t>comprometimento_renda}}</w:t>
       </w:r>
       <w:r>
         <w:rPr>
@@ -2252,7 +2077,6 @@
         </w:rPr>
         <w:t>%</w:t>
       </w:r>
-      <w:proofErr w:type="gramEnd"/>
       <w:r>
         <w:rPr>
           <w:b/>
@@ -2260,7 +2084,7 @@
           <w:szCs w:val="28"/>
           <w:highlight w:val="yellow"/>
         </w:rPr>
-        <w:t xml:space="preserve"> de uma </w:t>
+        <w:t xml:space="preserve"> de uma renda </w:t>
       </w:r>
       <w:r>
         <w:rPr>
@@ -2269,8 +2093,38 @@
           <w:szCs w:val="28"/>
           <w:highlight w:val="yellow"/>
         </w:rPr>
-        <w:lastRenderedPageBreak/>
-        <w:t xml:space="preserve">renda </w:t>
+        <w:t>de R$</w:t>
+      </w:r>
+      <w:r>
+        <w:rPr>
+          <w:sz w:val="28"/>
+          <w:szCs w:val="28"/>
+        </w:rPr>
+        <w:t>{{</w:t>
+      </w:r>
+      <w:r>
+        <w:t>emprestimos_0_</w:t>
+      </w:r>
+      <w:r>
+        <w:rPr>
+          <w:sz w:val="28"/>
+          <w:szCs w:val="28"/>
+        </w:rPr>
+        <w:t>renda_</w:t>
+      </w:r>
+      <w:r>
+        <w:rPr>
+          <w:sz w:val="28"/>
+          <w:szCs w:val="28"/>
+        </w:rPr>
+        <w:t>atual</w:t>
+      </w:r>
+      <w:r>
+        <w:rPr>
+          <w:sz w:val="28"/>
+          <w:szCs w:val="28"/>
+        </w:rPr>
+        <w:t>}}</w:t>
       </w:r>
       <w:r>
         <w:rPr>
@@ -2279,7 +2133,7 @@
           <w:szCs w:val="28"/>
           <w:highlight w:val="yellow"/>
         </w:rPr>
-        <w:t>de R${{renda_mensal – parcela_consignado}} já prejudicada por empréstimos consignados</w:t>
+        <w:t>já prejudicada por empréstimos consignados</w:t>
       </w:r>
       <w:r>
         <w:rPr>
@@ -2302,13 +2156,21 @@
     </w:p>
     <w:p>
       <w:pPr>
+        <w:ind w:firstLine="0"/>
+        <w:rPr>
+          <w:sz w:val="28"/>
+          <w:szCs w:val="28"/>
+        </w:rPr>
+      </w:pPr>
+      <w:r>
         <w:rPr>
           <w:b/>
           <w:sz w:val="28"/>
           <w:szCs w:val="28"/>
           <w:highlight w:val="yellow"/>
         </w:rPr>
-      </w:pPr>
+        <w:t xml:space="preserve">A parte requerente, em função da prática abusiva da requerida está sobrevivendo com apenas </w:t>
+      </w:r>
       <w:r>
         <w:rPr>
           <w:b/>
@@ -2316,7 +2178,7 @@
           <w:szCs w:val="28"/>
           <w:highlight w:val="yellow"/>
         </w:rPr>
-        <w:t xml:space="preserve">A parte requerente, em função da prática abusiva da requerida está sobrevivendo com apenas </w:t>
+        <w:t>R$</w:t>
       </w:r>
       <w:r>
         <w:rPr>
@@ -2325,7 +2187,7 @@
           <w:szCs w:val="28"/>
           <w:highlight w:val="yellow"/>
         </w:rPr>
-        <w:t>R$</w:t>
+        <w:t>{{</w:t>
       </w:r>
       <w:r>
         <w:rPr>
@@ -2334,7 +2196,7 @@
           <w:szCs w:val="28"/>
           <w:highlight w:val="yellow"/>
         </w:rPr>
-        <w:t>{{</w:t>
+        <w:t>valor_liquido</w:t>
       </w:r>
       <w:r>
         <w:rPr>
@@ -2343,9 +2205,8 @@
           <w:szCs w:val="28"/>
           <w:highlight w:val="yellow"/>
         </w:rPr>
-        <w:t>valor_</w:t>
-      </w:r>
-      <w:proofErr w:type="gramStart"/>
+        <w:t>}}</w:t>
+      </w:r>
       <w:r>
         <w:rPr>
           <w:b/>
@@ -2353,9 +2214,8 @@
           <w:szCs w:val="28"/>
           <w:highlight w:val="yellow"/>
         </w:rPr>
-        <w:t>liquido</w:t>
-      </w:r>
-      <w:proofErr w:type="gramEnd"/>
+        <w:t xml:space="preserve"> por mês, cerca de </w:t>
+      </w:r>
       <w:r>
         <w:rPr>
           <w:b/>
@@ -2363,6 +2223,30 @@
           <w:szCs w:val="28"/>
           <w:highlight w:val="yellow"/>
         </w:rPr>
+        <w:t>R$</w:t>
+      </w:r>
+      <w:r>
+        <w:rPr>
+          <w:sz w:val="28"/>
+          <w:szCs w:val="28"/>
+        </w:rPr>
+        <w:t>{{</w:t>
+      </w:r>
+      <w:r>
+        <w:t>emprestimos_0_</w:t>
+      </w:r>
+      <w:r>
+        <w:rPr>
+          <w:sz w:val="28"/>
+          <w:szCs w:val="28"/>
+        </w:rPr>
+        <w:t>diario</w:t>
+      </w:r>
+      <w:r>
+        <w:rPr>
+          <w:sz w:val="28"/>
+          <w:szCs w:val="28"/>
+        </w:rPr>
         <w:t>}}</w:t>
       </w:r>
       <w:r>
@@ -2372,7 +2256,7 @@
           <w:szCs w:val="28"/>
           <w:highlight w:val="yellow"/>
         </w:rPr>
-        <w:t xml:space="preserve"> por mês, cerca de </w:t>
+        <w:t>por</w:t>
       </w:r>
       <w:r>
         <w:rPr>
@@ -2381,39 +2265,13 @@
           <w:szCs w:val="28"/>
           <w:highlight w:val="yellow"/>
         </w:rPr>
-        <w:t>R$</w:t>
-      </w:r>
-      <w:r>
-        <w:rPr>
-          <w:b/>
-          <w:sz w:val="28"/>
-          <w:szCs w:val="28"/>
-          <w:highlight w:val="yellow"/>
-        </w:rPr>
-        <w:t>{{v</w:t>
-      </w:r>
-      <w:r>
-        <w:rPr>
-          <w:b/>
-          <w:sz w:val="28"/>
-          <w:szCs w:val="28"/>
-          <w:highlight w:val="yellow"/>
-        </w:rPr>
-        <w:t>alor_diario}} por</w:t>
-      </w:r>
-      <w:r>
-        <w:rPr>
-          <w:b/>
-          <w:sz w:val="28"/>
-          <w:szCs w:val="28"/>
-          <w:highlight w:val="yellow"/>
-        </w:rPr>
         <w:t xml:space="preserve"> dia!! É um escracho!!</w:t>
       </w:r>
     </w:p>
     <w:p/>
     <w:p>
       <w:r>
+        <w:lastRenderedPageBreak/>
         <w:t xml:space="preserve">A jurisprudência do Superior Tribunal de Justiça (STJ) reconhece que a cobrança indevida de valores pode gerar danos morais ao consumidor, especialmente quando a prática abusiva resulta em sofrimento e transtornos significativos. </w:t>
       </w:r>
     </w:p>
@@ -2438,6 +2296,7 @@
     <w:p/>
     <w:p>
       <w:r>
+        <w:lastRenderedPageBreak/>
         <w:t>Tal medida visa não apenas reparar o dano sofrido, mas também promover a justiça e o equilíbrio nas relações de consumo, desestimulando a perpetuação de práticas lesivas aos consumidores.</w:t>
       </w:r>
     </w:p>
@@ -2457,15 +2316,7 @@
     <w:p/>
     <w:p>
       <w:r>
-        <w:t xml:space="preserve">O Código de Defesa do Consumidor (CDC) prevê, em seu artigo 6º, inciso VIII, a possibilidade de inversão do ônus da prova em favor do consumidor, quando, a critério do juiz, for verossímil a alegação ou quando o consumidor for hipossuficiente, segundo as regras ordinárias de experiências. Tal previsão visa equilibrar a relação entre consumidor e fornecedor, especialmente em situações </w:t>
-      </w:r>
-      <w:proofErr w:type="gramStart"/>
-      <w:r>
-        <w:t>onde</w:t>
-      </w:r>
-      <w:proofErr w:type="gramEnd"/>
-      <w:r>
-        <w:t xml:space="preserve"> o consumidor se encontra em desvantagem técnica, econômica ou jurídica.</w:t>
+        <w:t>O Código de Defesa do Consumidor (CDC) prevê, em seu artigo 6º, inciso VIII, a possibilidade de inversão do ônus da prova em favor do consumidor, quando, a critério do juiz, for verossímil a alegação ou quando o consumidor for hipossuficiente, segundo as regras ordinárias de experiências. Tal previsão visa equilibrar a relação entre consumidor e fornecedor, especialmente em situações onde o consumidor se encontra em desvantagem técnica, econômica ou jurídica.</w:t>
       </w:r>
     </w:p>
     <w:p>
@@ -2478,16 +2329,13 @@
     </w:p>
     <w:p>
       <w:r>
-        <w:t xml:space="preserve">No presente caso, a parte requerente, como consumidor, encontra-se em posição de hipossuficiência em relação à instituição </w:t>
-      </w:r>
+        <w:t>No presente caso, a parte requerente, como consumidor, encontra-se em posição de hipossuficiência em relação à instituição financeira requerida. A complexidade dos contratos de empréstimo pessoal e a assimetria de informações entre as partes justificam a aplicação da inversão do ônus probatório, garantindo ao consumidor uma maior proteção e facilitando a comprovação dos fatos alegados.</w:t>
+      </w:r>
+    </w:p>
+    <w:p/>
+    <w:p>
       <w:r>
         <w:lastRenderedPageBreak/>
-        <w:t>financeira requerida. A complexidade dos contratos de empréstimo pessoal e a assimetria de informações entre as partes justificam a aplicação da inversão do ônus probatório, garantindo ao consumidor uma maior proteção e facilitando a comprovação dos fatos alegados.</w:t>
-      </w:r>
-    </w:p>
-    <w:p/>
-    <w:p>
-      <w:r>
         <w:t>Diante do exposto, requer-se a este juízo que, com base no artigo 6º, inciso VIII, do CDC, determine a inversão do ônus probatório em favor da parte requerente, de modo que a instituição financeira requerida seja incumbida de apresentar todas as provas documentais e periciais necessárias à comprovação da legalidade das taxas de juros aplicadas no contrato de empréstimo pessoal firmado com o requerente.</w:t>
       </w:r>
     </w:p>
@@ -2510,7 +2358,6 @@
         </w:numPr>
       </w:pPr>
       <w:r>
-        <w:lastRenderedPageBreak/>
         <w:t>PEDIDOS</w:t>
       </w:r>
     </w:p>
@@ -2564,6 +2411,7 @@
         <w:rPr>
           <w:color w:val="000000"/>
         </w:rPr>
+        <w:lastRenderedPageBreak/>
         <w:t>Tramitação em juízo 100% digital;</w:t>
       </w:r>
     </w:p>
@@ -2799,7 +2647,6 @@
       <w:bookmarkStart w:id="1" w:name="_heading=h.gjdgxs" w:colFirst="0" w:colLast="0"/>
       <w:bookmarkEnd w:id="1"/>
       <w:r>
-        <w:lastRenderedPageBreak/>
         <w:t>Nestes termos,</w:t>
       </w:r>
     </w:p>
@@ -2824,15 +2671,7 @@
         <w:jc w:val="center"/>
       </w:pPr>
       <w:r>
-        <w:t xml:space="preserve">Batatais/SP, 18 de </w:t>
-      </w:r>
-      <w:proofErr w:type="gramStart"/>
-      <w:r>
-        <w:t>Novembro</w:t>
-      </w:r>
-      <w:proofErr w:type="gramEnd"/>
-      <w:r>
-        <w:t xml:space="preserve"> de 2024</w:t>
+        <w:t>Batatais/SP, 18 de Novembro de 2024</w:t>
       </w:r>
     </w:p>
     <w:p>

--- a/modelos/modelo_1.docx
+++ b/modelos/modelo_1.docx
@@ -14,50 +14,6 @@
       <w:pPr>
         <w:ind w:firstLine="0"/>
       </w:pPr>
-      <w:r>
-        <w:t>{{emprestimos_0_</w:t>
-      </w:r>
-      <w:r>
-        <w:t>dif_bacen</w:t>
-      </w:r>
-      <w:r>
-        <w:t>}}</w:t>
-      </w:r>
-    </w:p>
-    <w:p>
-      <w:pPr>
-        <w:ind w:firstLine="0"/>
-        <w:rPr>
-          <w:sz w:val="28"/>
-          <w:szCs w:val="28"/>
-        </w:rPr>
-      </w:pPr>
-      <w:r>
-        <w:rPr>
-          <w:sz w:val="28"/>
-          <w:szCs w:val="28"/>
-        </w:rPr>
-        <w:t>{{</w:t>
-      </w:r>
-      <w:r>
-        <w:t>emprestimos_0_</w:t>
-      </w:r>
-      <w:r>
-        <w:rPr>
-          <w:sz w:val="28"/>
-          <w:szCs w:val="28"/>
-        </w:rPr>
-        <w:t>comprometimento_renda}}</w:t>
-      </w:r>
-    </w:p>
-    <w:p>
-      <w:pPr>
-        <w:ind w:firstLine="0"/>
-        <w:rPr>
-          <w:sz w:val="28"/>
-          <w:szCs w:val="28"/>
-        </w:rPr>
-      </w:pPr>
     </w:p>
     <w:p>
       <w:pPr>
@@ -168,11 +124,11 @@
     <w:p/>
     <w:p>
       <w:r>
-        <w:t xml:space="preserve">Inicialmente, esclarece a parte autora, que decidiu por ingressar com a presente demanda no foro de sede do réu, ainda que </w:t>
+        <w:t xml:space="preserve">Inicialmente, esclarece a parte autora, que decidiu por ingressar com a presente demanda no foro de sede do réu, ainda que de sua liberalidade optar por seu foro de domicílio, uma vez que seus procuradores possuem inscrições apenas nos estados de São Paulo e Minas </w:t>
       </w:r>
       <w:r>
         <w:lastRenderedPageBreak/>
-        <w:t>de sua liberalidade optar por seu foro de domicílio, uma vez que seus procuradores possuem inscrições apenas nos estados de São Paulo e Minas Gerais e que optou pela contratação destes ainda que ciente deste fato, como comprova em declaração anexa (Doc. 1).</w:t>
+        <w:t>Gerais e que optou pela contratação destes ainda que ciente deste fato, como comprova em declaração anexa (Doc. 1).</w:t>
       </w:r>
     </w:p>
     <w:p/>
@@ -200,8 +156,11 @@
     <w:p/>
     <w:p>
       <w:r>
+        <w:t xml:space="preserve">Portanto, requer-se o recebimento da presente ação e o seu regular processamento, sem qualquer declinação de </w:t>
+      </w:r>
+      <w:r>
         <w:lastRenderedPageBreak/>
-        <w:t>Portanto, requer-se o recebimento da presente ação e o seu regular processamento, sem qualquer declinação de competência, por estar de acordo com as disposições legais e com a jurisprudência pacífica dos tribunais.</w:t>
+        <w:t>competência, por estar de acordo com as disposições legais e com a jurisprudência pacífica dos tribunais.</w:t>
       </w:r>
     </w:p>
     <w:p/>
@@ -327,19 +286,19 @@
         <w:ind w:left="3119"/>
       </w:pPr>
       <w:r>
+        <w:t>Folha r</w:t>
+      </w:r>
+      <w:r>
+        <w:t>esumo do Cadastro Único</w:t>
+      </w:r>
+      <w:r>
+        <w:t>.</w:t>
+      </w:r>
+    </w:p>
+    <w:p/>
+    <w:p>
+      <w:r>
         <w:lastRenderedPageBreak/>
-        <w:t>Folha r</w:t>
-      </w:r>
-      <w:r>
-        <w:t>esumo do Cadastro Único</w:t>
-      </w:r>
-      <w:r>
-        <w:t>.</w:t>
-      </w:r>
-    </w:p>
-    <w:p/>
-    <w:p>
-      <w:r>
         <w:t>Portanto, em razão da sua condição financeira e com base na legislação vigente, requer-se a este juízo a concessão da gratuidade da justiça à parte requerente, a fim de garantir o pleno acesso ao Judiciário e a possibilidade de buscar a proteção de seus direitos sem que isso implique em sacrifício econômico insuportável.</w:t>
       </w:r>
     </w:p>
@@ -375,7 +334,15 @@
         <w:t xml:space="preserve">A parte requerente recebe Benefício de Prestação Continuada à Pessoa com Deficiência (BPC/LOAS) que corresponde ao valor de </w:t>
       </w:r>
       <w:r>
-        <w:t>{{renda_mensal}}</w:t>
+        <w:t>{{</w:t>
+      </w:r>
+      <w:proofErr w:type="spellStart"/>
+      <w:r>
+        <w:t>renda_mensal</w:t>
+      </w:r>
+      <w:proofErr w:type="spellEnd"/>
+      <w:r>
+        <w:t>}}</w:t>
       </w:r>
       <w:r>
         <w:t>, conforme comprovado em documentação anexa.</w:t>
@@ -436,13 +403,15 @@
         <w:t xml:space="preserve">da sua remuneração mensal, tendo como líquido apenas </w:t>
       </w:r>
       <w:r>
-        <w:t>R</w:t>
-      </w:r>
-      <w:r>
-        <w:t>$</w:t>
-      </w:r>
-      <w:r>
-        <w:t>{{valor_liquido}}</w:t>
+        <w:t>{{</w:t>
+      </w:r>
+      <w:proofErr w:type="spellStart"/>
+      <w:r>
+        <w:t>valor_liquido</w:t>
+      </w:r>
+      <w:proofErr w:type="spellEnd"/>
+      <w:r>
+        <w:t>}}</w:t>
       </w:r>
       <w:r>
         <w:t xml:space="preserve"> </w:t>
@@ -732,9 +701,11 @@
       <w:r>
         <w:t xml:space="preserve">}}% </w:t>
       </w:r>
+      <w:proofErr w:type="spellStart"/>
       <w:r>
         <w:t>a.m</w:t>
       </w:r>
+      <w:proofErr w:type="spellEnd"/>
       <w:r>
         <w:t>, como se observa:</w:t>
       </w:r>
@@ -1528,7 +1499,7 @@
               </wp:anchor>
             </w:drawing>
           </mc:Choice>
-          <mc:Fallback xmlns:sl="http://schemas.openxmlformats.org/schemaLibrary/2006/main" xmlns:a="http://schemas.openxmlformats.org/drawingml/2006/main" xmlns:pic="http://schemas.openxmlformats.org/drawingml/2006/picture" xmlns:c="http://schemas.openxmlformats.org/drawingml/2006/chart" xmlns:lc="http://schemas.openxmlformats.org/drawingml/2006/lockedCanvas" xmlns:dgm="http://schemas.openxmlformats.org/drawingml/2006/diagram" xmlns="http://schemas.microsoft.com/office/tasks/2019/documenttasks" xmlns:cr="http://schemas.microsoft.com/office/comments/2020/reactions">
+          <mc:Fallback xmlns:cr="http://schemas.microsoft.com/office/comments/2020/reactions" xmlns="http://schemas.microsoft.com/office/tasks/2019/documenttasks" xmlns:dgm="http://schemas.openxmlformats.org/drawingml/2006/diagram" xmlns:lc="http://schemas.openxmlformats.org/drawingml/2006/lockedCanvas" xmlns:c="http://schemas.openxmlformats.org/drawingml/2006/chart" xmlns:pic="http://schemas.openxmlformats.org/drawingml/2006/picture" xmlns:a="http://schemas.openxmlformats.org/drawingml/2006/main" xmlns:sl="http://schemas.openxmlformats.org/schemaLibrary/2006/main">
             <w:drawing>
               <wp:anchor allowOverlap="1" behindDoc="0" distB="0" distT="0" distL="114300" distR="114300" hidden="0" layoutInCell="1" locked="0" relativeHeight="0" simplePos="0">
                 <wp:simplePos x="0" y="0"/>
@@ -1621,7 +1592,23 @@
         </w:rPr>
       </w:pPr>
       <w:r>
-        <w:t>Tal discrepância de valores é evidência clara de abusividade na fixação das taxas de juros cobradas pela requerida, o que viola o princípio da boa-fé objetiva, previsto no artigo 422 do Código Civil. Conforme leciona Pablo Stolze Gagliano e Rodolfo Pamplona Filho (Novo Curso de Direito Civil, Volume II), “a boa-fé objetiva exige que as partes não só tenham um comportamento ético, mas também que não exerçam seus direitos de forma excessivamente gravosa ao outro contratante”.</w:t>
+        <w:t xml:space="preserve">Tal discrepância de valores é evidência clara de abusividade na fixação das taxas de juros cobradas pela requerida, o que viola o princípio da boa-fé objetiva, previsto no artigo 422 do Código Civil. Conforme leciona Pablo </w:t>
+      </w:r>
+      <w:proofErr w:type="spellStart"/>
+      <w:r>
+        <w:t>Stolze</w:t>
+      </w:r>
+      <w:proofErr w:type="spellEnd"/>
+      <w:r>
+        <w:t xml:space="preserve"> </w:t>
+      </w:r>
+      <w:proofErr w:type="spellStart"/>
+      <w:r>
+        <w:t>Gagliano</w:t>
+      </w:r>
+      <w:proofErr w:type="spellEnd"/>
+      <w:r>
+        <w:t xml:space="preserve"> e Rodolfo Pamplona Filho (Novo Curso de Direito Civil, Volume II), “a boa-fé objetiva exige que as partes não só tenham um comportamento ético, mas também que não exerçam seus direitos de forma excessivamente gravosa ao outro contratante”.</w:t>
       </w:r>
     </w:p>
     <w:p/>
@@ -1751,34 +1738,9 @@
           <w:sz w:val="22"/>
           <w:szCs w:val="22"/>
         </w:rPr>
-        <w:t xml:space="preserve">. 2. Na configuração da divergência do presente caso, temos, de um lado, o acórdão embargado da Terceira Turma concluindo que a norma do art. 42 do Código de Defesa do Consumidor pressupõe a demonstração de que a cobrança indevida decorreu de má-fé do credor fornecedor do serviço, enquanto os acórdãos-paradigmas da Primeira Seção afirmam que a repetição em dobro prescinde de má-fé, bastando a culpa. Ilustrando o posicionamento da Primeira Seção: EREsp 1.155.827/SP, Rel. Min. Humberto Martins, Primeira Seção, DJe 30/6/2011. Para exemplificar o posicionamento da Segunda Seção, vide: EREsp 1.127.721/RS, Rel. Min. Antônio Carlos Ferreira, Rel. p/ Acórdão Min. Marco Buzzi, Segunda Seção, DJe 13/3/2013. 3. Quanto ao citado parágrafo único do art. 42 do CDC, abstrai-se que a cobrança indevida será devolvida em dobro, "salvo hipótese de engano justificável". Em outras palavras, se não houver justificativa para a cobrança indevida, a repetição do indébito será em dobro. </w:t>
-      </w:r>
-      <w:r>
-        <w:rPr>
-          <w:b/>
-          <w:i/>
-          <w:color w:val="000000"/>
-          <w:highlight w:val="yellow"/>
-        </w:rPr>
-        <w:t>A divergência aqui constatada diz respeito ao caráter volitivo, a saber: se a ação que acarretou cobrança indevida deve ser voluntária (dolo/má-fé) e/ou involuntária (por culpa)</w:t>
-      </w:r>
-      <w:r>
-        <w:rPr>
-          <w:i/>
-          <w:color w:val="000000"/>
-          <w:highlight w:val="yellow"/>
-        </w:rPr>
-        <w:t xml:space="preserve">. </w:t>
-      </w:r>
-      <w:r>
-        <w:rPr>
-          <w:b/>
-          <w:i/>
-          <w:color w:val="000000"/>
-          <w:highlight w:val="yellow"/>
-        </w:rPr>
-        <w:t>4. O próprio dispositivo legal caracteriza a conduta como engano e somente exclui a devolução em dobro se ele for justificável. Ou seja, a conduta base para a repetição de indébito é a ocorrência de engano, e a lei, rígida na imposição da boa-fé objetiva do fornecedor do produto ou do serviço, somente exclui a devolução dobrada se a conduta (engano) for justificável (não decorrente de culpa ou dolo do fornecedor).</w:t>
-      </w:r>
+        <w:t xml:space="preserve">. 2. Na configuração da divergência do presente caso, temos, de um lado, o acórdão embargado da Terceira Turma concluindo que a norma do art. 42 do Código de Defesa do Consumidor pressupõe a demonstração de que a cobrança indevida decorreu de má-fé do credor fornecedor do serviço, enquanto os acórdãos-paradigmas da Primeira Seção afirmam que a repetição em dobro prescinde de má-fé, bastando a culpa. Ilustrando o posicionamento da Primeira Seção: </w:t>
+      </w:r>
+      <w:proofErr w:type="spellStart"/>
       <w:r>
         <w:rPr>
           <w:i/>
@@ -1786,27 +1748,9 @@
           <w:sz w:val="22"/>
           <w:szCs w:val="22"/>
         </w:rPr>
-        <w:t xml:space="preserve"> 5. Exigir a má-fé do fornecedor de produto ou de serviço equivale a impor a ocorrência de ação dolosa de prejudicar o consumidor como requisito da devolução em dobro, o que não se coaduna com o preceito legal. Nesse ponto, a construção realizada pela Segunda Seção em seus precedentes, ao invocar a má-fé do fornecedor como fundamento para a afastar a duplicação da repetição do indébito, não me convence, pois atribui requisito não previsto em lei. 6. </w:t>
-      </w:r>
-      <w:r>
-        <w:rPr>
-          <w:b/>
-          <w:i/>
-          <w:color w:val="000000"/>
-          <w:highlight w:val="yellow"/>
-        </w:rPr>
-        <w:t xml:space="preserve">A tese da exclusividade do dolo inviabiliza, por exemplo, a devolução em dobro de pacotes de serviços, no caso de telefonia, jamais solicitados pelo </w:t>
-      </w:r>
-      <w:r>
-        <w:rPr>
-          <w:b/>
-          <w:i/>
-          <w:color w:val="000000"/>
-          <w:highlight w:val="yellow"/>
-        </w:rPr>
-        <w:lastRenderedPageBreak/>
-        <w:t>consumidor e sobre o qual o fornecedor do serviço invoque qualquer "justificativa do seu engano". Isso porque o requisito subjetivo da má-fé é prova substancialmente difícil de produzir. Exigir que o consumidor prove dolo ou má-fé do fornecedor é imputar-lhe prova diabólica, padrão probatório que vai de encontro às próprias filosofia e ratio do CDC. 7. Não vislumbro distinção para os casos em que o indébito provém de contratos que não envolvam fornecimento de serviços públicos, de forma que também deve prevalecer para todas as hipóteses a tese, que defendi acima, de que tanto a conduta dolosa quanto culposa do fornecedor de serviços dá azo à devolução em dobro do indébito, de acordo com o art. 42 do CDC</w:t>
-      </w:r>
+        <w:t>EREsp</w:t>
+      </w:r>
+      <w:proofErr w:type="spellEnd"/>
       <w:r>
         <w:rPr>
           <w:i/>
@@ -1814,7 +1758,210 @@
           <w:sz w:val="22"/>
           <w:szCs w:val="22"/>
         </w:rPr>
-        <w:t xml:space="preserve">. Nessas modalidades contratuais, também deve prevalecer o critério dúplice do dolo/culpa. Assim, tanto a conduta dolosa quanto a culposa do fornecedor de serviços dão substrato à devolução em dobro do indébito, à luz do art. 42 do CDC. 8. A Primeira Seção, no julgamento do REsp 1.113.403/RJ, de relatoria do Ministro Teori Albino Zavascki (DJe 15/9/2009), submetido ao regime dos recursos repetitivos do art. 543-C do Código de Processo Civil e da Resolução STJ 8/2008, firmou o entendimento de que, ante a ausência de disposição específica acerca do prazo prescricional aplicável à prática comercial indevida de cobrança excessiva, é de rigor a incidência das normas gerais relativas à prescrição insculpidas no Código Civil na ação de repetição de indébito de tarifas de água e esgoto. Assim, tem-se prazo vintenário, na forma estabelecida no art. 177 do Código Civil de 1916, ou decenal, de acordo com o previsto no art. 205 do Código Civil de 2002. Diante da mesma conjuntura, não há razões para adotar solução diversa nos casos de repetição de indébito dos serviços de telefonia. 9. A tese adotada no âmbito do acórdão recorrido, de que a pretensão de repetição de indébito por cobrança indevida de valores referentes a serviços não contratados, promovida por empresa de telefonia, configuraria enriquecimento sem causa e, portanto, estaria abrangida pelo prazo fixado no art. 206, § 3º, IV, do Código Civil, não parece ser a melhor. A pretensão de enriquecimento sem causa (ação in rem verso) possui como requisitos: enriquecimento de alguém; empobrecimento correspondente de outrem; relação de causalidade entre ambos; ausência de causa jurídica; inexistência de ação específica. Trata-se, portanto, de ação subsidiária que depende da inexistência de causa jurídica. A discussão acerca da cobrança indevida de valores constantes de relação contratual e eventual repetição de </w:t>
+        <w:t xml:space="preserve"> 1.155.827/SP, Rel. Min. Humberto Martins, Primeira Seção, </w:t>
+      </w:r>
+      <w:proofErr w:type="spellStart"/>
+      <w:r>
+        <w:rPr>
+          <w:i/>
+          <w:color w:val="000000"/>
+          <w:sz w:val="22"/>
+          <w:szCs w:val="22"/>
+        </w:rPr>
+        <w:t>DJe</w:t>
+      </w:r>
+      <w:proofErr w:type="spellEnd"/>
+      <w:r>
+        <w:rPr>
+          <w:i/>
+          <w:color w:val="000000"/>
+          <w:sz w:val="22"/>
+          <w:szCs w:val="22"/>
+        </w:rPr>
+        <w:t xml:space="preserve"> 30/6/2011. Para exemplificar o posicionamento da Segunda Seção, vide: </w:t>
+      </w:r>
+      <w:proofErr w:type="spellStart"/>
+      <w:r>
+        <w:rPr>
+          <w:i/>
+          <w:color w:val="000000"/>
+          <w:sz w:val="22"/>
+          <w:szCs w:val="22"/>
+        </w:rPr>
+        <w:t>EREsp</w:t>
+      </w:r>
+      <w:proofErr w:type="spellEnd"/>
+      <w:r>
+        <w:rPr>
+          <w:i/>
+          <w:color w:val="000000"/>
+          <w:sz w:val="22"/>
+          <w:szCs w:val="22"/>
+        </w:rPr>
+        <w:t xml:space="preserve"> 1.127.721/RS, Rel. Min. Antônio Carlos Ferreira, Rel. p/ Acórdão Min. Marco </w:t>
+      </w:r>
+      <w:proofErr w:type="spellStart"/>
+      <w:r>
+        <w:rPr>
+          <w:i/>
+          <w:color w:val="000000"/>
+          <w:sz w:val="22"/>
+          <w:szCs w:val="22"/>
+        </w:rPr>
+        <w:t>Buzzi</w:t>
+      </w:r>
+      <w:proofErr w:type="spellEnd"/>
+      <w:r>
+        <w:rPr>
+          <w:i/>
+          <w:color w:val="000000"/>
+          <w:sz w:val="22"/>
+          <w:szCs w:val="22"/>
+        </w:rPr>
+        <w:t xml:space="preserve">, Segunda Seção, </w:t>
+      </w:r>
+      <w:proofErr w:type="spellStart"/>
+      <w:r>
+        <w:rPr>
+          <w:i/>
+          <w:color w:val="000000"/>
+          <w:sz w:val="22"/>
+          <w:szCs w:val="22"/>
+        </w:rPr>
+        <w:t>DJe</w:t>
+      </w:r>
+      <w:proofErr w:type="spellEnd"/>
+      <w:r>
+        <w:rPr>
+          <w:i/>
+          <w:color w:val="000000"/>
+          <w:sz w:val="22"/>
+          <w:szCs w:val="22"/>
+        </w:rPr>
+        <w:t xml:space="preserve"> 13/3/2013. 3. Quanto ao citado parágrafo único do art. 42 do CDC, abstrai-se que a cobrança indevida será devolvida em dobro, "salvo hipótese de engano justificável". Em outras palavras, se não houver justificativa para a cobrança indevida, a repetição do indébito será em dobro. </w:t>
+      </w:r>
+      <w:r>
+        <w:rPr>
+          <w:b/>
+          <w:i/>
+          <w:color w:val="000000"/>
+          <w:highlight w:val="yellow"/>
+        </w:rPr>
+        <w:t>A divergência aqui constatada diz respeito ao caráter volitivo, a saber: se a ação que acarretou cobrança indevida deve ser voluntária (dolo/má-fé) e/ou involuntária (por culpa)</w:t>
+      </w:r>
+      <w:r>
+        <w:rPr>
+          <w:i/>
+          <w:color w:val="000000"/>
+          <w:highlight w:val="yellow"/>
+        </w:rPr>
+        <w:t xml:space="preserve">. </w:t>
+      </w:r>
+      <w:r>
+        <w:rPr>
+          <w:b/>
+          <w:i/>
+          <w:color w:val="000000"/>
+          <w:highlight w:val="yellow"/>
+        </w:rPr>
+        <w:t>4. O próprio dispositivo legal caracteriza a conduta como engano e somente exclui a devolução em dobro se ele for justificável. Ou seja, a conduta base para a repetição de indébito é a ocorrência de engano, e a lei, rígida na imposição da boa-fé objetiva do fornecedor do produto ou do serviço, somente exclui a devolução dobrada se a conduta (engano) for justificável (não decorrente de culpa ou dolo do fornecedor).</w:t>
+      </w:r>
+      <w:r>
+        <w:rPr>
+          <w:i/>
+          <w:color w:val="000000"/>
+          <w:sz w:val="22"/>
+          <w:szCs w:val="22"/>
+        </w:rPr>
+        <w:t xml:space="preserve"> 5. Exigir a má-fé do fornecedor de produto ou de serviço equivale a impor a ocorrência de ação dolosa de prejudicar o consumidor como requisito da devolução em dobro, o que não se coaduna com o preceito legal. Nesse ponto, a construção realizada pela Segunda Seção em seus precedentes, ao invocar a má-fé do fornecedor como fundamento para a afastar a duplicação da repetição do indébito, não me convence, pois atribui requisito não previsto em lei. 6. </w:t>
+      </w:r>
+      <w:r>
+        <w:rPr>
+          <w:b/>
+          <w:i/>
+          <w:color w:val="000000"/>
+          <w:highlight w:val="yellow"/>
+        </w:rPr>
+        <w:t xml:space="preserve">A tese da exclusividade do dolo inviabiliza, por exemplo, a devolução em dobro de pacotes de serviços, no caso de telefonia, jamais solicitados pelo </w:t>
+      </w:r>
+      <w:r>
+        <w:rPr>
+          <w:b/>
+          <w:i/>
+          <w:color w:val="000000"/>
+          <w:highlight w:val="yellow"/>
+        </w:rPr>
+        <w:lastRenderedPageBreak/>
+        <w:t xml:space="preserve">consumidor e sobre o qual o fornecedor do serviço invoque qualquer "justificativa do seu engano". Isso porque o requisito subjetivo da má-fé é prova substancialmente difícil de produzir. Exigir que o consumidor prove dolo ou má-fé do fornecedor é imputar-lhe prova diabólica, padrão probatório que vai de encontro às próprias filosofia e </w:t>
+      </w:r>
+      <w:proofErr w:type="spellStart"/>
+      <w:r>
+        <w:rPr>
+          <w:b/>
+          <w:i/>
+          <w:color w:val="000000"/>
+          <w:highlight w:val="yellow"/>
+        </w:rPr>
+        <w:t>ratio</w:t>
+      </w:r>
+      <w:proofErr w:type="spellEnd"/>
+      <w:r>
+        <w:rPr>
+          <w:b/>
+          <w:i/>
+          <w:color w:val="000000"/>
+          <w:highlight w:val="yellow"/>
+        </w:rPr>
+        <w:t xml:space="preserve"> do CDC. 7. Não vislumbro distinção para os casos em que o indébito provém de contratos que não envolvam fornecimento de serviços públicos, de forma que também deve prevalecer para todas as hipóteses a tese, que defendi acima, de que tanto a conduta dolosa quanto culposa do fornecedor de serviços dá azo à devolução em dobro do indébito, de acordo com o art. 42 do CDC</w:t>
+      </w:r>
+      <w:r>
+        <w:rPr>
+          <w:i/>
+          <w:color w:val="000000"/>
+          <w:sz w:val="22"/>
+          <w:szCs w:val="22"/>
+        </w:rPr>
+        <w:t>. Nessas modalidades contratuais, também deve prevalecer o critério dúplice do dolo/culpa. Assim, tanto a conduta dolosa quanto a culposa do fornecedor de serviços dão substrato à devolução em dobro do indébito, à luz do art. 42 do CDC. 8. A Primeira Seção, no julgamento do REsp 1.113.403/RJ, de relatoria do Ministro Teori Albino Zavascki (</w:t>
+      </w:r>
+      <w:proofErr w:type="spellStart"/>
+      <w:r>
+        <w:rPr>
+          <w:i/>
+          <w:color w:val="000000"/>
+          <w:sz w:val="22"/>
+          <w:szCs w:val="22"/>
+        </w:rPr>
+        <w:t>DJe</w:t>
+      </w:r>
+      <w:proofErr w:type="spellEnd"/>
+      <w:r>
+        <w:rPr>
+          <w:i/>
+          <w:color w:val="000000"/>
+          <w:sz w:val="22"/>
+          <w:szCs w:val="22"/>
+        </w:rPr>
+        <w:t xml:space="preserve"> 15/9/2009), submetido ao regime dos recursos repetitivos do art. 543-C do Código de Processo Civil e da Resolução STJ 8/2008, firmou o entendimento de que, ante a ausência de disposição específica acerca do prazo prescricional aplicável à prática comercial indevida de cobrança excessiva, é de rigor a incidência das normas gerais relativas à prescrição insculpidas no Código Civil na ação de repetição de indébito de tarifas de água e esgoto. Assim, tem-se prazo </w:t>
+      </w:r>
+      <w:proofErr w:type="spellStart"/>
+      <w:r>
+        <w:rPr>
+          <w:i/>
+          <w:color w:val="000000"/>
+          <w:sz w:val="22"/>
+          <w:szCs w:val="22"/>
+        </w:rPr>
+        <w:t>vintenário</w:t>
+      </w:r>
+      <w:proofErr w:type="spellEnd"/>
+      <w:r>
+        <w:rPr>
+          <w:i/>
+          <w:color w:val="000000"/>
+          <w:sz w:val="22"/>
+          <w:szCs w:val="22"/>
+        </w:rPr>
+        <w:t xml:space="preserve">, na forma estabelecida no art. 177 do Código Civil de 1916, ou decenal, de acordo com o previsto no art. 205 do Código Civil de 2002. Diante da mesma conjuntura, não há razões para adotar solução diversa nos casos de repetição de indébito dos serviços de telefonia. 9. A tese adotada no âmbito do acórdão recorrido, de que a pretensão de repetição de indébito por cobrança indevida de valores referentes a serviços não contratados, promovida por empresa de telefonia, configuraria enriquecimento sem causa e, portanto, estaria abrangida pelo prazo fixado no art. 206, § 3º, IV, do Código Civil, não parece ser a melhor. A pretensão de enriquecimento sem causa (ação in rem verso) possui como requisitos: enriquecimento de alguém; empobrecimento correspondente de outrem; relação de causalidade entre ambos; ausência de causa jurídica; inexistência de ação específica. Trata-se, portanto, de ação subsidiária que depende da inexistência de causa jurídica. A discussão acerca da cobrança indevida de valores constantes de relação contratual e eventual repetição de </w:t>
       </w:r>
       <w:r>
         <w:rPr>
@@ -1872,7 +2019,29 @@
           <w:sz w:val="22"/>
           <w:szCs w:val="22"/>
         </w:rPr>
-        <w:t xml:space="preserve">Documento: 1498374 - Inteiro Teor do Acórdão - Site certificado - DJe: 30/03/2021 </w:t>
+        <w:t xml:space="preserve">Documento: 1498374 - Inteiro Teor do Acórdão - Site certificado - </w:t>
+      </w:r>
+      <w:proofErr w:type="spellStart"/>
+      <w:r>
+        <w:rPr>
+          <w:b/>
+          <w:i/>
+          <w:color w:val="000000"/>
+          <w:sz w:val="22"/>
+          <w:szCs w:val="22"/>
+        </w:rPr>
+        <w:t>DJe</w:t>
+      </w:r>
+      <w:proofErr w:type="spellEnd"/>
+      <w:r>
+        <w:rPr>
+          <w:b/>
+          <w:i/>
+          <w:color w:val="000000"/>
+          <w:sz w:val="22"/>
+          <w:szCs w:val="22"/>
+        </w:rPr>
+        <w:t xml:space="preserve">: 30/03/2021 </w:t>
       </w:r>
     </w:p>
     <w:p>
@@ -2189,6 +2358,7 @@
         </w:rPr>
         <w:t>{{</w:t>
       </w:r>
+      <w:proofErr w:type="spellStart"/>
       <w:r>
         <w:rPr>
           <w:b/>
@@ -2198,6 +2368,7 @@
         </w:rPr>
         <w:t>valor_liquido</w:t>
       </w:r>
+      <w:proofErr w:type="spellEnd"/>
       <w:r>
         <w:rPr>
           <w:b/>
@@ -2731,7 +2902,21 @@
         <w:rPr>
           <w:b/>
         </w:rPr>
-        <w:t>Cícero Vogelaar Girardi</w:t>
+        <w:t xml:space="preserve">Cícero </w:t>
+      </w:r>
+      <w:proofErr w:type="spellStart"/>
+      <w:r>
+        <w:rPr>
+          <w:b/>
+        </w:rPr>
+        <w:t>Vogelaar</w:t>
+      </w:r>
+      <w:proofErr w:type="spellEnd"/>
+      <w:r>
+        <w:rPr>
+          <w:b/>
+        </w:rPr>
+        <w:t xml:space="preserve"> Girardi</w:t>
       </w:r>
     </w:p>
     <w:p>

--- a/modelos/modelo_1.docx
+++ b/modelos/modelo_1.docx
@@ -334,15 +334,10 @@
         <w:t xml:space="preserve">A parte requerente recebe Benefício de Prestação Continuada à Pessoa com Deficiência (BPC/LOAS) que corresponde ao valor de </w:t>
       </w:r>
       <w:r>
-        <w:t>{{</w:t>
-      </w:r>
-      <w:proofErr w:type="spellStart"/>
-      <w:r>
-        <w:t>renda_mensal</w:t>
-      </w:r>
-      <w:proofErr w:type="spellEnd"/>
-      <w:r>
-        <w:t>}}</w:t>
+        <w:t>R$</w:t>
+      </w:r>
+      <w:r>
+        <w:t>{{renda_mensal}}</w:t>
       </w:r>
       <w:r>
         <w:t>, conforme comprovado em documentação anexa.</w:t>
@@ -373,9 +368,6 @@
         <w:t xml:space="preserve"> + consignados) comprometem o equivalente a </w:t>
       </w:r>
       <w:r>
-        <w:t>R$</w:t>
-      </w:r>
-      <w:r>
         <w:rPr>
           <w:sz w:val="28"/>
           <w:szCs w:val="28"/>
@@ -403,15 +395,7 @@
         <w:t xml:space="preserve">da sua remuneração mensal, tendo como líquido apenas </w:t>
       </w:r>
       <w:r>
-        <w:t>{{</w:t>
-      </w:r>
-      <w:proofErr w:type="spellStart"/>
-      <w:r>
-        <w:t>valor_liquido</w:t>
-      </w:r>
-      <w:proofErr w:type="spellEnd"/>
-      <w:r>
-        <w:t>}}</w:t>
+        <w:t>{{valor_liquido}}</w:t>
       </w:r>
       <w:r>
         <w:t xml:space="preserve"> </w:t>
@@ -496,12 +480,6 @@
         <w:rPr>
           <w:highlight w:val="green"/>
         </w:rPr>
-        <w:t>R$</w:t>
-      </w:r>
-      <w:r>
-        <w:rPr>
-          <w:highlight w:val="green"/>
-        </w:rPr>
         <w:t>{{</w:t>
       </w:r>
       <w:r>
@@ -573,12 +551,6 @@
         <w:rPr>
           <w:highlight w:val="green"/>
         </w:rPr>
-        <w:t>R$</w:t>
-      </w:r>
-      <w:r>
-        <w:rPr>
-          <w:highlight w:val="green"/>
-        </w:rPr>
         <w:t>{{</w:t>
       </w:r>
       <w:r>
@@ -651,9 +623,6 @@
         <w:t xml:space="preserve">., o que gerou à parte requerente uma dívida correspondente a </w:t>
       </w:r>
       <w:r>
-        <w:t>R$</w:t>
-      </w:r>
-      <w:r>
         <w:t>{{</w:t>
       </w:r>
       <w:r>
@@ -701,11 +670,9 @@
       <w:r>
         <w:t xml:space="preserve">}}% </w:t>
       </w:r>
-      <w:proofErr w:type="spellStart"/>
       <w:r>
         <w:t>a.m</w:t>
       </w:r>
-      <w:proofErr w:type="spellEnd"/>
       <w:r>
         <w:t>, como se observa:</w:t>
       </w:r>
@@ -759,13 +726,6 @@
     <w:p>
       <w:r>
         <w:t xml:space="preserve">Caso essa média tivesse sido aplicada, as parcelas do referido contrato teriam sido fixadas em </w:t>
-      </w:r>
-      <w:r>
-        <w:lastRenderedPageBreak/>
-        <w:t>R</w:t>
-      </w:r>
-      <w:r>
-        <w:t>$</w:t>
       </w:r>
       <w:r>
         <w:t>{{emprestimos_</w:t>
@@ -921,9 +881,6 @@
               <w:jc w:val="left"/>
             </w:pPr>
             <w:r>
-              <w:t xml:space="preserve">R$ </w:t>
-            </w:r>
-            <w:r>
               <w:t>{{emprestimos_0_parcela}}</w:t>
             </w:r>
           </w:p>
@@ -958,9 +915,6 @@
               <w:ind w:firstLine="0"/>
               <w:jc w:val="left"/>
             </w:pPr>
-            <w:r>
-              <w:t xml:space="preserve">R$ </w:t>
-            </w:r>
             <w:r>
               <w:t>{{emprestimos_0_valor}}</w:t>
             </w:r>
@@ -997,9 +951,6 @@
               <w:jc w:val="left"/>
             </w:pPr>
             <w:r>
-              <w:t xml:space="preserve">R$ </w:t>
-            </w:r>
-            <w:r>
               <w:t>{{emprestimos_0_</w:t>
             </w:r>
             <w:r>
@@ -1091,6 +1042,7 @@
         </w:numPr>
       </w:pPr>
       <w:r>
+        <w:lastRenderedPageBreak/>
         <w:t>DA TENTATIVA FRUSTRADA DE RESOLUÇÃO ADMINISTRATIVA</w:t>
       </w:r>
     </w:p>
@@ -1138,8 +1090,11 @@
     </w:p>
     <w:p>
       <w:r>
+        <w:t xml:space="preserve">No presente caso, as taxas de juros aplicadas aos contratos da parte requerente são claramente excessivas quando </w:t>
+      </w:r>
+      <w:r>
         <w:lastRenderedPageBreak/>
-        <w:t>No presente caso, as taxas de juros aplicadas aos contratos da parte requerente são claramente excessivas quando comparadas à taxa média de mercado divulgada pelo Banco Central para a mesma data e natureza de operação. Esta discrepância evidencia a abusividade da taxa imposta pela instituição financeira requerida.</w:t>
+        <w:t>comparadas à taxa média de mercado divulgada pelo Banco Central para a mesma data e natureza de operação. Esta discrepância evidencia a abusividade da taxa imposta pela instituição financeira requerida.</w:t>
       </w:r>
     </w:p>
     <w:p/>
@@ -1296,53 +1251,56 @@
         <w:t xml:space="preserve">No caso em análise, a taxa de juros cobrada pela instituição requerida alcança patamares muito superiores aos praticados no mercado </w:t>
       </w:r>
       <w:r>
+        <w:t xml:space="preserve">financeiro. Conforme comprovado documentalmente, a taxa média de juros em </w:t>
+      </w:r>
+      <w:r>
+        <w:rPr>
+          <w:color w:val="000000" w:themeColor="text1"/>
+        </w:rPr>
+        <w:t>{{</w:t>
+      </w:r>
+      <w:r>
+        <w:rPr>
+          <w:color w:val="000000" w:themeColor="text1"/>
+        </w:rPr>
+        <w:t>emprestimos_0_data</w:t>
+      </w:r>
+      <w:r>
+        <w:rPr>
+          <w:color w:val="000000" w:themeColor="text1"/>
+        </w:rPr>
+        <w:t>}}</w:t>
+      </w:r>
+      <w:r>
+        <w:rPr>
+          <w:color w:val="000000" w:themeColor="text1"/>
+        </w:rPr>
+        <w:t xml:space="preserve"> </w:t>
+      </w:r>
+      <w:r>
+        <w:rPr>
+          <w:color w:val="000000" w:themeColor="text1"/>
+        </w:rPr>
+        <w:t xml:space="preserve"> </w:t>
+      </w:r>
+      <w:r>
+        <w:t xml:space="preserve">foi de </w:t>
+      </w:r>
+      <w:r>
+        <w:t>{{</w:t>
+      </w:r>
+      <w:r>
+        <w:t>emprestimos_0_taxa_media</w:t>
+      </w:r>
+      <w:r>
+        <w:t>}}</w:t>
+      </w:r>
+      <w:r>
+        <w:t xml:space="preserve">% a.m., enquanto </w:t>
+      </w:r>
+      <w:r>
         <w:lastRenderedPageBreak/>
-        <w:t xml:space="preserve">financeiro. Conforme comprovado documentalmente, a taxa média de juros em </w:t>
-      </w:r>
-      <w:r>
-        <w:rPr>
-          <w:color w:val="000000" w:themeColor="text1"/>
-        </w:rPr>
-        <w:t>{{</w:t>
-      </w:r>
-      <w:r>
-        <w:rPr>
-          <w:color w:val="000000" w:themeColor="text1"/>
-        </w:rPr>
-        <w:t>emprestimos_0_data</w:t>
-      </w:r>
-      <w:r>
-        <w:rPr>
-          <w:color w:val="000000" w:themeColor="text1"/>
-        </w:rPr>
-        <w:t>}}</w:t>
-      </w:r>
-      <w:r>
-        <w:rPr>
-          <w:color w:val="000000" w:themeColor="text1"/>
-        </w:rPr>
-        <w:t xml:space="preserve"> </w:t>
-      </w:r>
-      <w:r>
-        <w:rPr>
-          <w:color w:val="000000" w:themeColor="text1"/>
-        </w:rPr>
-        <w:t xml:space="preserve"> </w:t>
-      </w:r>
-      <w:r>
-        <w:t xml:space="preserve">foi de </w:t>
-      </w:r>
-      <w:r>
-        <w:t>{{</w:t>
-      </w:r>
-      <w:r>
-        <w:t>emprestimos_0_taxa_media</w:t>
-      </w:r>
-      <w:r>
-        <w:t>}}</w:t>
-      </w:r>
-      <w:r>
-        <w:t>% a.m., enquanto a taxa de juros mensal informada pela instituição req</w:t>
+        <w:t>a taxa de juros mensal informada pela instituição req</w:t>
       </w:r>
       <w:r>
         <w:t xml:space="preserve">uerida </w:t>
@@ -1499,7 +1457,7 @@
               </wp:anchor>
             </w:drawing>
           </mc:Choice>
-          <mc:Fallback xmlns:cr="http://schemas.microsoft.com/office/comments/2020/reactions" xmlns="http://schemas.microsoft.com/office/tasks/2019/documenttasks" xmlns:dgm="http://schemas.openxmlformats.org/drawingml/2006/diagram" xmlns:lc="http://schemas.openxmlformats.org/drawingml/2006/lockedCanvas" xmlns:c="http://schemas.openxmlformats.org/drawingml/2006/chart" xmlns:pic="http://schemas.openxmlformats.org/drawingml/2006/picture" xmlns:a="http://schemas.openxmlformats.org/drawingml/2006/main" xmlns:sl="http://schemas.openxmlformats.org/schemaLibrary/2006/main">
+          <mc:Fallback xmlns:sl="http://schemas.openxmlformats.org/schemaLibrary/2006/main" xmlns:a="http://schemas.openxmlformats.org/drawingml/2006/main" xmlns:pic="http://schemas.openxmlformats.org/drawingml/2006/picture" xmlns:c="http://schemas.openxmlformats.org/drawingml/2006/chart" xmlns:lc="http://schemas.openxmlformats.org/drawingml/2006/lockedCanvas" xmlns:dgm="http://schemas.openxmlformats.org/drawingml/2006/diagram" xmlns="http://schemas.microsoft.com/office/tasks/2019/documenttasks" xmlns:cr="http://schemas.microsoft.com/office/comments/2020/reactions">
             <w:drawing>
               <wp:anchor allowOverlap="1" behindDoc="0" distB="0" distT="0" distL="114300" distR="114300" hidden="0" layoutInCell="1" locked="0" relativeHeight="0" simplePos="0">
                 <wp:simplePos x="0" y="0"/>
@@ -1592,38 +1550,19 @@
         </w:rPr>
       </w:pPr>
       <w:r>
-        <w:t xml:space="preserve">Tal discrepância de valores é evidência clara de abusividade na fixação das taxas de juros cobradas pela requerida, o que viola o princípio da boa-fé objetiva, previsto no artigo 422 do Código Civil. Conforme leciona Pablo </w:t>
-      </w:r>
-      <w:proofErr w:type="spellStart"/>
-      <w:r>
-        <w:t>Stolze</w:t>
-      </w:r>
-      <w:proofErr w:type="spellEnd"/>
-      <w:r>
-        <w:t xml:space="preserve"> </w:t>
-      </w:r>
-      <w:proofErr w:type="spellStart"/>
-      <w:r>
-        <w:t>Gagliano</w:t>
-      </w:r>
-      <w:proofErr w:type="spellEnd"/>
-      <w:r>
-        <w:t xml:space="preserve"> e Rodolfo Pamplona Filho (Novo Curso de Direito Civil, Volume II), “a boa-fé objetiva exige que as partes não só tenham um comportamento ético, mas também que não exerçam seus direitos de forma excessivamente gravosa ao outro contratante”.</w:t>
-      </w:r>
-    </w:p>
-    <w:p/>
-    <w:p>
-      <w:r>
-        <w:t xml:space="preserve">Diante do exposto, é imprescindível a revisão judicial dos contratos firmados entre as partes, de modo a adequar as taxas de juros cobradas à média de mercado praticada na data das contratações. Tal </w:t>
-      </w:r>
+        <w:t>Tal discrepância de valores é evidência clara de abusividade na fixação das taxas de juros cobradas pela requerida, o que viola o princípio da boa-fé objetiva, previsto no artigo 422 do Código Civil. Conforme leciona Pablo Stolze Gagliano e Rodolfo Pamplona Filho (Novo Curso de Direito Civil, Volume II), “a boa-fé objetiva exige que as partes não só tenham um comportamento ético, mas também que não exerçam seus direitos de forma excessivamente gravosa ao outro contratante”.</w:t>
+      </w:r>
+    </w:p>
+    <w:p/>
+    <w:p>
+      <w:r>
+        <w:t>Diante do exposto, é imprescindível a revisão judicial dos contratos firmados entre as partes, de modo a adequar as taxas de juros cobradas à média de mercado praticada na data das contratações. Tal adequação visa restabelecer o equilíbrio contratual e assegurar que o consumidor não seja onerado de forma injusta e desproporcional.</w:t>
+      </w:r>
+    </w:p>
+    <w:p/>
+    <w:p>
       <w:r>
         <w:lastRenderedPageBreak/>
-        <w:t>adequação visa restabelecer o equilíbrio contratual e assegurar que o consumidor não seja onerado de forma injusta e desproporcional.</w:t>
-      </w:r>
-    </w:p>
-    <w:p/>
-    <w:p>
-      <w:r>
         <w:t>Assim, requer-se a este juízo que, reconhecendo a abusividade das taxas de juros aplicadas, determine a sua adequação à taxa média de mercado divulgada pelo Banco Central na data da contratação.</w:t>
       </w:r>
     </w:p>
@@ -1666,13 +1605,13 @@
     <w:p/>
     <w:p>
       <w:r>
+        <w:t>Essa diferença exorbitante configura cobrança indevida, uma vez que a taxa contratual é manifestamente excessiva e coloca o consumidor em desvantagem exagerada.</w:t>
+      </w:r>
+    </w:p>
+    <w:p/>
+    <w:p>
+      <w:r>
         <w:lastRenderedPageBreak/>
-        <w:t>Essa diferença exorbitante configura cobrança indevida, uma vez que a taxa contratual é manifestamente excessiva e coloca o consumidor em desvantagem exagerada.</w:t>
-      </w:r>
-    </w:p>
-    <w:p/>
-    <w:p>
-      <w:r>
         <w:t xml:space="preserve">O cálculo do indébito deve considerar o valor efetivamente pago pelo requerente e o valor que seria devido caso fosse aplicada a taxa média de mercado. A partir desses valores, é possível determinar o montante pago em excesso. </w:t>
       </w:r>
     </w:p>
@@ -1708,17 +1647,7 @@
           <w:sz w:val="22"/>
           <w:szCs w:val="22"/>
         </w:rPr>
-        <w:t xml:space="preserve">EMENTA EMBARGOS DE DIVERGÊNCIA EM AGRAVO EM RECURSO ESPECIAL. CIVIL. PROCESSUAL CIVIL. TELEFONIA FIXA. COBRANÇA INDEVIDA. AÇÃO DE REPETIÇÃO DE INDÉBITO DE TARIFAS. 1) RESTITUIÇÃO EM DOBRO DO INDÉBITO (PARÁGRAFO ÚNICO DO ARTIGO 42 DO CDC). DESINFLUÊNCIA DA NATUREZA DO ELEMENTO VOLITIVO DO FORNECEDOR QUE REALIZOU A COBRANÇA INDEVIDA. DOBRA CABÍVEL QUANDO A REFERIDA COBRANÇA CONSUBSTANCIAR CONDUTA CONTRÁRIA À BOA-FÉ OBJETIVA. 2) APLICAÇÃO DO PRAZO PRESCRICIONAL DECENAL DO CÓDIGO CIVIL (ART. 205 DO CÓDIGO CIVIL). APLICAÇÃO ANALÓGICA DA SÚMULA 412/STJ. 3) MODULAÇÃO PARCIAL DOS EFEITOS DA DECISÃO. CONHECIMENTO E PROVIMENTO INTEGRAL DO RECURSO. 1. Trata-se de embargos de divergência interpostos contra acórdão em que se discute o lapso prescricional cabível aos casos de repetição de indébito por cobrança indevida de valores referentes a serviços não contratados, promovida por empresa </w:t>
-      </w:r>
-      <w:r>
-        <w:rPr>
-          <w:i/>
-          <w:color w:val="000000"/>
-          <w:sz w:val="22"/>
-          <w:szCs w:val="22"/>
-        </w:rPr>
-        <w:lastRenderedPageBreak/>
-        <w:t xml:space="preserve">de telefonia. </w:t>
+        <w:t xml:space="preserve">EMENTA EMBARGOS DE DIVERGÊNCIA EM AGRAVO EM RECURSO ESPECIAL. CIVIL. PROCESSUAL CIVIL. TELEFONIA FIXA. COBRANÇA INDEVIDA. AÇÃO DE REPETIÇÃO DE INDÉBITO DE TARIFAS. 1) RESTITUIÇÃO EM DOBRO DO INDÉBITO (PARÁGRAFO ÚNICO DO ARTIGO 42 DO CDC). DESINFLUÊNCIA DA NATUREZA DO ELEMENTO VOLITIVO DO FORNECEDOR QUE REALIZOU A COBRANÇA INDEVIDA. DOBRA CABÍVEL QUANDO A REFERIDA COBRANÇA CONSUBSTANCIAR CONDUTA CONTRÁRIA À BOA-FÉ OBJETIVA. 2) APLICAÇÃO DO PRAZO PRESCRICIONAL DECENAL DO CÓDIGO CIVIL (ART. 205 DO CÓDIGO CIVIL). APLICAÇÃO ANALÓGICA DA SÚMULA 412/STJ. 3) MODULAÇÃO PARCIAL DOS EFEITOS DA DECISÃO. CONHECIMENTO E PROVIMENTO INTEGRAL DO RECURSO. 1. Trata-se de embargos de divergência interpostos contra acórdão em que se discute o lapso prescricional cabível aos casos de repetição de indébito por cobrança indevida de valores referentes a serviços não contratados, promovida por empresa de telefonia. </w:t>
       </w:r>
       <w:r>
         <w:rPr>
@@ -1738,9 +1667,8 @@
           <w:sz w:val="22"/>
           <w:szCs w:val="22"/>
         </w:rPr>
-        <w:t xml:space="preserve">. 2. Na configuração da divergência do presente caso, temos, de um lado, o acórdão embargado da Terceira Turma concluindo que a norma do art. 42 do Código de Defesa do Consumidor pressupõe a demonstração de que a cobrança indevida decorreu de má-fé do credor fornecedor do serviço, enquanto os acórdãos-paradigmas da Primeira Seção afirmam que a repetição em dobro prescinde de má-fé, bastando a culpa. Ilustrando o posicionamento da Primeira Seção: </w:t>
-      </w:r>
-      <w:proofErr w:type="spellStart"/>
+        <w:t xml:space="preserve">. 2. Na configuração da divergência do presente caso, temos, de um lado, o acórdão embargado da Terceira Turma concluindo que a norma do art. 42 do Código de Defesa do Consumidor pressupõe a demonstração de que a cobrança indevida </w:t>
+      </w:r>
       <w:r>
         <w:rPr>
           <w:i/>
@@ -1748,9 +1676,35 @@
           <w:sz w:val="22"/>
           <w:szCs w:val="22"/>
         </w:rPr>
-        <w:t>EREsp</w:t>
-      </w:r>
-      <w:proofErr w:type="spellEnd"/>
+        <w:lastRenderedPageBreak/>
+        <w:t xml:space="preserve">decorreu de má-fé do credor fornecedor do serviço, enquanto os acórdãos-paradigmas da Primeira Seção afirmam que a repetição em dobro prescinde de má-fé, bastando a culpa. Ilustrando o posicionamento da Primeira Seção: EREsp 1.155.827/SP, Rel. Min. Humberto Martins, Primeira Seção, DJe 30/6/2011. Para exemplificar o posicionamento da Segunda Seção, vide: EREsp 1.127.721/RS, Rel. Min. Antônio Carlos Ferreira, Rel. p/ Acórdão Min. Marco Buzzi, Segunda Seção, DJe 13/3/2013. 3. Quanto ao citado parágrafo único do art. 42 do CDC, abstrai-se que a cobrança indevida será devolvida em dobro, "salvo hipótese de engano justificável". Em outras palavras, se não houver justificativa para a cobrança indevida, a repetição do indébito será em dobro. </w:t>
+      </w:r>
+      <w:r>
+        <w:rPr>
+          <w:b/>
+          <w:i/>
+          <w:color w:val="000000"/>
+          <w:highlight w:val="yellow"/>
+        </w:rPr>
+        <w:t>A divergência aqui constatada diz respeito ao caráter volitivo, a saber: se a ação que acarretou cobrança indevida deve ser voluntária (dolo/má-fé) e/ou involuntária (por culpa)</w:t>
+      </w:r>
+      <w:r>
+        <w:rPr>
+          <w:i/>
+          <w:color w:val="000000"/>
+          <w:highlight w:val="yellow"/>
+        </w:rPr>
+        <w:t xml:space="preserve">. </w:t>
+      </w:r>
+      <w:r>
+        <w:rPr>
+          <w:b/>
+          <w:i/>
+          <w:color w:val="000000"/>
+          <w:highlight w:val="yellow"/>
+        </w:rPr>
+        <w:t>4. O próprio dispositivo legal caracteriza a conduta como engano e somente exclui a devolução em dobro se ele for justificável. Ou seja, a conduta base para a repetição de indébito é a ocorrência de engano, e a lei, rígida na imposição da boa-fé objetiva do fornecedor do produto ou do serviço, somente exclui a devolução dobrada se a conduta (engano) for justificável (não decorrente de culpa ou dolo do fornecedor).</w:t>
+      </w:r>
       <w:r>
         <w:rPr>
           <w:i/>
@@ -1758,9 +1712,27 @@
           <w:sz w:val="22"/>
           <w:szCs w:val="22"/>
         </w:rPr>
-        <w:t xml:space="preserve"> 1.155.827/SP, Rel. Min. Humberto Martins, Primeira Seção, </w:t>
-      </w:r>
-      <w:proofErr w:type="spellStart"/>
+        <w:t xml:space="preserve"> 5. Exigir a má-fé do fornecedor de produto ou de serviço equivale a impor a ocorrência de ação dolosa de prejudicar o consumidor como requisito da devolução em dobro, o que não se coaduna com o preceito legal. Nesse ponto, a construção realizada pela Segunda Seção em seus precedentes, ao invocar a má-fé do fornecedor como fundamento para a afastar a duplicação da repetição do indébito, não me convence, pois atribui requisito não previsto em lei. 6. </w:t>
+      </w:r>
+      <w:r>
+        <w:rPr>
+          <w:b/>
+          <w:i/>
+          <w:color w:val="000000"/>
+          <w:highlight w:val="yellow"/>
+        </w:rPr>
+        <w:t xml:space="preserve">A tese da exclusividade do dolo inviabiliza, por exemplo, a devolução em dobro de pacotes de serviços, no caso de telefonia, jamais solicitados pelo consumidor e sobre o qual o fornecedor do serviço invoque qualquer "justificativa do seu engano". Isso porque o requisito subjetivo da má-fé é prova substancialmente difícil de produzir. Exigir que o consumidor prove dolo ou má-fé do fornecedor é imputar-lhe prova diabólica, padrão probatório que vai de encontro às próprias filosofia e ratio do CDC. 7. Não vislumbro distinção para os </w:t>
+      </w:r>
+      <w:r>
+        <w:rPr>
+          <w:b/>
+          <w:i/>
+          <w:color w:val="000000"/>
+          <w:highlight w:val="yellow"/>
+        </w:rPr>
+        <w:lastRenderedPageBreak/>
+        <w:t>casos em que o indébito provém de contratos que não envolvam fornecimento de serviços públicos, de forma que também deve prevalecer para todas as hipóteses a tese, que defendi acima, de que tanto a conduta dolosa quanto culposa do fornecedor de serviços dá azo à devolução em dobro do indébito, de acordo com o art. 42 do CDC</w:t>
+      </w:r>
       <w:r>
         <w:rPr>
           <w:i/>
@@ -1768,9 +1740,8 @@
           <w:sz w:val="22"/>
           <w:szCs w:val="22"/>
         </w:rPr>
-        <w:t>DJe</w:t>
-      </w:r>
-      <w:proofErr w:type="spellEnd"/>
+        <w:t xml:space="preserve">. Nessas modalidades contratuais, também deve prevalecer o critério dúplice do dolo/culpa. Assim, tanto a conduta dolosa quanto a culposa do fornecedor de serviços dão substrato à devolução em dobro do indébito, à luz do art. 42 do CDC. 8. A Primeira Seção, no julgamento do REsp 1.113.403/RJ, de relatoria do Ministro Teori Albino Zavascki (DJe 15/9/2009), submetido ao regime dos recursos repetitivos do art. 543-C do Código de Processo Civil e da Resolução STJ 8/2008, firmou o entendimento de que, ante a ausência de disposição específica acerca do prazo prescricional aplicável à prática comercial indevida de cobrança excessiva, é de rigor a incidência das normas gerais relativas à prescrição insculpidas no Código Civil na ação de repetição de indébito de tarifas de água e esgoto. Assim, tem-se prazo vintenário, na forma estabelecida no art. 177 do Código Civil de 1916, ou decenal, de acordo com o previsto no art. 205 do Código Civil de 2002. Diante da mesma conjuntura, não há razões para adotar solução diversa nos casos de repetição de indébito dos serviços de telefonia. 9. A tese adotada no âmbito do acórdão recorrido, de que a pretensão de repetição de indébito por cobrança indevida de valores referentes a serviços não contratados, promovida por empresa de telefonia, configuraria enriquecimento sem causa e, portanto, estaria abrangida pelo prazo fixado no art. 206, § 3º, IV, do Código Civil, não parece ser a melhor. A pretensão de enriquecimento sem causa (ação in rem verso) possui como requisitos: enriquecimento de alguém; empobrecimento correspondente de outrem; relação de causalidade entre ambos; ausência de causa jurídica; inexistência de ação específica. Trata-se, portanto, de ação subsidiária que depende da inexistência de causa jurídica. A discussão acerca da cobrança indevida de valores constantes de relação contratual e eventual repetição de indébito não se enquadra na hipótese do art. 206, § 3º, IV, do Código Civil, seja porque a causa jurídica, em princípio, existe (relação contratual prévia em que se debate a legitimidade da cobrança), seja porque a ação de repetição de indébito é ação específica. Doutrina. 10. Na hipótese aqui tratada, a jurisprudência da Segunda Seção, relativa a contratos privados, seguia compreensão que, com o presente julgamento, passa a ser superada, em consonância com a dominante da Primeira Seção, o que faz sobressair a necessidade de privilegiar os </w:t>
+      </w:r>
       <w:r>
         <w:rPr>
           <w:i/>
@@ -1778,200 +1749,8 @@
           <w:sz w:val="22"/>
           <w:szCs w:val="22"/>
         </w:rPr>
-        <w:t xml:space="preserve"> 30/6/2011. Para exemplificar o posicionamento da Segunda Seção, vide: </w:t>
-      </w:r>
-      <w:proofErr w:type="spellStart"/>
-      <w:r>
-        <w:rPr>
-          <w:i/>
-          <w:color w:val="000000"/>
-          <w:sz w:val="22"/>
-          <w:szCs w:val="22"/>
-        </w:rPr>
-        <w:t>EREsp</w:t>
-      </w:r>
-      <w:proofErr w:type="spellEnd"/>
-      <w:r>
-        <w:rPr>
-          <w:i/>
-          <w:color w:val="000000"/>
-          <w:sz w:val="22"/>
-          <w:szCs w:val="22"/>
-        </w:rPr>
-        <w:t xml:space="preserve"> 1.127.721/RS, Rel. Min. Antônio Carlos Ferreira, Rel. p/ Acórdão Min. Marco </w:t>
-      </w:r>
-      <w:proofErr w:type="spellStart"/>
-      <w:r>
-        <w:rPr>
-          <w:i/>
-          <w:color w:val="000000"/>
-          <w:sz w:val="22"/>
-          <w:szCs w:val="22"/>
-        </w:rPr>
-        <w:t>Buzzi</w:t>
-      </w:r>
-      <w:proofErr w:type="spellEnd"/>
-      <w:r>
-        <w:rPr>
-          <w:i/>
-          <w:color w:val="000000"/>
-          <w:sz w:val="22"/>
-          <w:szCs w:val="22"/>
-        </w:rPr>
-        <w:t xml:space="preserve">, Segunda Seção, </w:t>
-      </w:r>
-      <w:proofErr w:type="spellStart"/>
-      <w:r>
-        <w:rPr>
-          <w:i/>
-          <w:color w:val="000000"/>
-          <w:sz w:val="22"/>
-          <w:szCs w:val="22"/>
-        </w:rPr>
-        <w:t>DJe</w:t>
-      </w:r>
-      <w:proofErr w:type="spellEnd"/>
-      <w:r>
-        <w:rPr>
-          <w:i/>
-          <w:color w:val="000000"/>
-          <w:sz w:val="22"/>
-          <w:szCs w:val="22"/>
-        </w:rPr>
-        <w:t xml:space="preserve"> 13/3/2013. 3. Quanto ao citado parágrafo único do art. 42 do CDC, abstrai-se que a cobrança indevida será devolvida em dobro, "salvo hipótese de engano justificável". Em outras palavras, se não houver justificativa para a cobrança indevida, a repetição do indébito será em dobro. </w:t>
-      </w:r>
-      <w:r>
-        <w:rPr>
-          <w:b/>
-          <w:i/>
-          <w:color w:val="000000"/>
-          <w:highlight w:val="yellow"/>
-        </w:rPr>
-        <w:t>A divergência aqui constatada diz respeito ao caráter volitivo, a saber: se a ação que acarretou cobrança indevida deve ser voluntária (dolo/má-fé) e/ou involuntária (por culpa)</w:t>
-      </w:r>
-      <w:r>
-        <w:rPr>
-          <w:i/>
-          <w:color w:val="000000"/>
-          <w:highlight w:val="yellow"/>
-        </w:rPr>
-        <w:t xml:space="preserve">. </w:t>
-      </w:r>
-      <w:r>
-        <w:rPr>
-          <w:b/>
-          <w:i/>
-          <w:color w:val="000000"/>
-          <w:highlight w:val="yellow"/>
-        </w:rPr>
-        <w:t>4. O próprio dispositivo legal caracteriza a conduta como engano e somente exclui a devolução em dobro se ele for justificável. Ou seja, a conduta base para a repetição de indébito é a ocorrência de engano, e a lei, rígida na imposição da boa-fé objetiva do fornecedor do produto ou do serviço, somente exclui a devolução dobrada se a conduta (engano) for justificável (não decorrente de culpa ou dolo do fornecedor).</w:t>
-      </w:r>
-      <w:r>
-        <w:rPr>
-          <w:i/>
-          <w:color w:val="000000"/>
-          <w:sz w:val="22"/>
-          <w:szCs w:val="22"/>
-        </w:rPr>
-        <w:t xml:space="preserve"> 5. Exigir a má-fé do fornecedor de produto ou de serviço equivale a impor a ocorrência de ação dolosa de prejudicar o consumidor como requisito da devolução em dobro, o que não se coaduna com o preceito legal. Nesse ponto, a construção realizada pela Segunda Seção em seus precedentes, ao invocar a má-fé do fornecedor como fundamento para a afastar a duplicação da repetição do indébito, não me convence, pois atribui requisito não previsto em lei. 6. </w:t>
-      </w:r>
-      <w:r>
-        <w:rPr>
-          <w:b/>
-          <w:i/>
-          <w:color w:val="000000"/>
-          <w:highlight w:val="yellow"/>
-        </w:rPr>
-        <w:t xml:space="preserve">A tese da exclusividade do dolo inviabiliza, por exemplo, a devolução em dobro de pacotes de serviços, no caso de telefonia, jamais solicitados pelo </w:t>
-      </w:r>
-      <w:r>
-        <w:rPr>
-          <w:b/>
-          <w:i/>
-          <w:color w:val="000000"/>
-          <w:highlight w:val="yellow"/>
-        </w:rPr>
         <w:lastRenderedPageBreak/>
-        <w:t xml:space="preserve">consumidor e sobre o qual o fornecedor do serviço invoque qualquer "justificativa do seu engano". Isso porque o requisito subjetivo da má-fé é prova substancialmente difícil de produzir. Exigir que o consumidor prove dolo ou má-fé do fornecedor é imputar-lhe prova diabólica, padrão probatório que vai de encontro às próprias filosofia e </w:t>
-      </w:r>
-      <w:proofErr w:type="spellStart"/>
-      <w:r>
-        <w:rPr>
-          <w:b/>
-          <w:i/>
-          <w:color w:val="000000"/>
-          <w:highlight w:val="yellow"/>
-        </w:rPr>
-        <w:t>ratio</w:t>
-      </w:r>
-      <w:proofErr w:type="spellEnd"/>
-      <w:r>
-        <w:rPr>
-          <w:b/>
-          <w:i/>
-          <w:color w:val="000000"/>
-          <w:highlight w:val="yellow"/>
-        </w:rPr>
-        <w:t xml:space="preserve"> do CDC. 7. Não vislumbro distinção para os casos em que o indébito provém de contratos que não envolvam fornecimento de serviços públicos, de forma que também deve prevalecer para todas as hipóteses a tese, que defendi acima, de que tanto a conduta dolosa quanto culposa do fornecedor de serviços dá azo à devolução em dobro do indébito, de acordo com o art. 42 do CDC</w:t>
-      </w:r>
-      <w:r>
-        <w:rPr>
-          <w:i/>
-          <w:color w:val="000000"/>
-          <w:sz w:val="22"/>
-          <w:szCs w:val="22"/>
-        </w:rPr>
-        <w:t>. Nessas modalidades contratuais, também deve prevalecer o critério dúplice do dolo/culpa. Assim, tanto a conduta dolosa quanto a culposa do fornecedor de serviços dão substrato à devolução em dobro do indébito, à luz do art. 42 do CDC. 8. A Primeira Seção, no julgamento do REsp 1.113.403/RJ, de relatoria do Ministro Teori Albino Zavascki (</w:t>
-      </w:r>
-      <w:proofErr w:type="spellStart"/>
-      <w:r>
-        <w:rPr>
-          <w:i/>
-          <w:color w:val="000000"/>
-          <w:sz w:val="22"/>
-          <w:szCs w:val="22"/>
-        </w:rPr>
-        <w:t>DJe</w:t>
-      </w:r>
-      <w:proofErr w:type="spellEnd"/>
-      <w:r>
-        <w:rPr>
-          <w:i/>
-          <w:color w:val="000000"/>
-          <w:sz w:val="22"/>
-          <w:szCs w:val="22"/>
-        </w:rPr>
-        <w:t xml:space="preserve"> 15/9/2009), submetido ao regime dos recursos repetitivos do art. 543-C do Código de Processo Civil e da Resolução STJ 8/2008, firmou o entendimento de que, ante a ausência de disposição específica acerca do prazo prescricional aplicável à prática comercial indevida de cobrança excessiva, é de rigor a incidência das normas gerais relativas à prescrição insculpidas no Código Civil na ação de repetição de indébito de tarifas de água e esgoto. Assim, tem-se prazo </w:t>
-      </w:r>
-      <w:proofErr w:type="spellStart"/>
-      <w:r>
-        <w:rPr>
-          <w:i/>
-          <w:color w:val="000000"/>
-          <w:sz w:val="22"/>
-          <w:szCs w:val="22"/>
-        </w:rPr>
-        <w:t>vintenário</w:t>
-      </w:r>
-      <w:proofErr w:type="spellEnd"/>
-      <w:r>
-        <w:rPr>
-          <w:i/>
-          <w:color w:val="000000"/>
-          <w:sz w:val="22"/>
-          <w:szCs w:val="22"/>
-        </w:rPr>
-        <w:t xml:space="preserve">, na forma estabelecida no art. 177 do Código Civil de 1916, ou decenal, de acordo com o previsto no art. 205 do Código Civil de 2002. Diante da mesma conjuntura, não há razões para adotar solução diversa nos casos de repetição de indébito dos serviços de telefonia. 9. A tese adotada no âmbito do acórdão recorrido, de que a pretensão de repetição de indébito por cobrança indevida de valores referentes a serviços não contratados, promovida por empresa de telefonia, configuraria enriquecimento sem causa e, portanto, estaria abrangida pelo prazo fixado no art. 206, § 3º, IV, do Código Civil, não parece ser a melhor. A pretensão de enriquecimento sem causa (ação in rem verso) possui como requisitos: enriquecimento de alguém; empobrecimento correspondente de outrem; relação de causalidade entre ambos; ausência de causa jurídica; inexistência de ação específica. Trata-se, portanto, de ação subsidiária que depende da inexistência de causa jurídica. A discussão acerca da cobrança indevida de valores constantes de relação contratual e eventual repetição de </w:t>
-      </w:r>
-      <w:r>
-        <w:rPr>
-          <w:i/>
-          <w:color w:val="000000"/>
-          <w:sz w:val="22"/>
-          <w:szCs w:val="22"/>
-        </w:rPr>
-        <w:lastRenderedPageBreak/>
-        <w:t xml:space="preserve">indébito não se enquadra na hipótese do art. 206, § 3º, IV, do Código Civil, seja porque a causa jurídica, em princípio, existe (relação contratual prévia em que se debate a legitimidade da cobrança), seja porque a ação de repetição de indébito é ação específica. Doutrina. 10. Na hipótese aqui tratada, a jurisprudência da Segunda Seção, relativa a contratos privados, seguia compreensão que, com o presente julgamento, passa a ser superada, em consonância com a dominante da Primeira Seção, o que faz sobressair a necessidade de privilegiar os princípios da segurança jurídica e da proteção da confiança dos jurisdicionados. 11. Assim, proponho modular os efeitos da presente decisão para que o entendimento aqui fixado seja empregado aos indébitos de natureza contratual não pública pagos após a data da publicação do acórdão. 12. </w:t>
+        <w:t xml:space="preserve">princípios da segurança jurídica e da proteção da confiança dos jurisdicionados. 11. Assim, proponho modular os efeitos da presente decisão para que o entendimento aqui fixado seja empregado aos indébitos de natureza contratual não pública pagos após a data da publicação do acórdão. 12. </w:t>
       </w:r>
       <w:r>
         <w:rPr>
@@ -2019,29 +1798,7 @@
           <w:sz w:val="22"/>
           <w:szCs w:val="22"/>
         </w:rPr>
-        <w:t xml:space="preserve">Documento: 1498374 - Inteiro Teor do Acórdão - Site certificado - </w:t>
-      </w:r>
-      <w:proofErr w:type="spellStart"/>
-      <w:r>
-        <w:rPr>
-          <w:b/>
-          <w:i/>
-          <w:color w:val="000000"/>
-          <w:sz w:val="22"/>
-          <w:szCs w:val="22"/>
-        </w:rPr>
-        <w:t>DJe</w:t>
-      </w:r>
-      <w:proofErr w:type="spellEnd"/>
-      <w:r>
-        <w:rPr>
-          <w:b/>
-          <w:i/>
-          <w:color w:val="000000"/>
-          <w:sz w:val="22"/>
-          <w:szCs w:val="22"/>
-        </w:rPr>
-        <w:t xml:space="preserve">: 30/03/2021 </w:t>
+        <w:t xml:space="preserve">Documento: 1498374 - Inteiro Teor do Acórdão - Site certificado - DJe: 30/03/2021 </w:t>
       </w:r>
     </w:p>
     <w:p>
@@ -2097,17 +1854,17 @@
     <w:p/>
     <w:p>
       <w:r>
+        <w:t>Assim, resta claro que a repetição do indébito em dobro é providência necessária para garantir a restituição integral dos valores pagos em excesso e promover a justiça e equilíbrio nas relações de consumo.</w:t>
+      </w:r>
+    </w:p>
+    <w:p/>
+    <w:p>
+      <w:r>
+        <w:rPr>
+          <w:highlight w:val="yellow"/>
+        </w:rPr>
         <w:lastRenderedPageBreak/>
-        <w:t>Assim, resta claro que a repetição do indébito em dobro é providência necessária para garantir a restituição integral dos valores pagos em excesso e promover a justiça e equilíbrio nas relações de consumo.</w:t>
-      </w:r>
-    </w:p>
-    <w:p/>
-    <w:p>
-      <w:r>
-        <w:rPr>
-          <w:highlight w:val="yellow"/>
-        </w:rPr>
-        <w:t xml:space="preserve">Portanto, pleiteia, a parte autora, a devolução dos valores equivalentes a diferença dos valores que seriam pagos pela parte requerente, subtraídos pelo valor correspondente ao total que pagaria com a adequação das taxas de juros à média de mercado, multiplicado por dois, sendo devidos assim a restituição de R$ </w:t>
+        <w:t xml:space="preserve">Portanto, pleiteia, a parte autora, a devolução dos valores equivalentes a diferença dos valores que seriam pagos pela parte requerente, subtraídos pelo valor correspondente ao total que pagaria com a adequação das taxas de juros à média de mercado, multiplicado por dois, sendo devidos assim a restituição de </w:t>
       </w:r>
       <w:r>
         <w:t>{{emprestimos_</w:t>
@@ -2189,13 +1946,13 @@
     </w:p>
     <w:p>
       <w:r>
+        <w:t xml:space="preserve">O dano moral, conforme consolidado na doutrina e jurisprudência, é caracterizado pela violação dos direitos da personalidade, causando sofrimento, humilhação ou abalo psicológico ao indivíduo. </w:t>
+      </w:r>
+    </w:p>
+    <w:p/>
+    <w:p>
+      <w:r>
         <w:lastRenderedPageBreak/>
-        <w:t xml:space="preserve">O dano moral, conforme consolidado na doutrina e jurisprudência, é caracterizado pela violação dos direitos da personalidade, causando sofrimento, humilhação ou abalo psicológico ao indivíduo. </w:t>
-      </w:r>
-    </w:p>
-    <w:p/>
-    <w:p>
-      <w:r>
         <w:t>No presente caso, as cobranças abusivas de juros exorbitantes configuram uma afronta à dignidade da pessoa humana e inclusive ao direito à vida, uma vez que responsável por colocar a parte autora em condição de miserabilidade extrema!</w:t>
       </w:r>
     </w:p>
@@ -2262,7 +2019,7 @@
           <w:szCs w:val="28"/>
           <w:highlight w:val="yellow"/>
         </w:rPr>
-        <w:t>de R$</w:t>
+        <w:t xml:space="preserve">de </w:t>
       </w:r>
       <w:r>
         <w:rPr>
@@ -2294,6 +2051,13 @@
           <w:szCs w:val="28"/>
         </w:rPr>
         <w:t>}}</w:t>
+      </w:r>
+      <w:r>
+        <w:rPr>
+          <w:sz w:val="28"/>
+          <w:szCs w:val="28"/>
+        </w:rPr>
+        <w:t xml:space="preserve"> </w:t>
       </w:r>
       <w:r>
         <w:rPr>
@@ -2347,7 +2111,7 @@
           <w:szCs w:val="28"/>
           <w:highlight w:val="yellow"/>
         </w:rPr>
-        <w:t>R$</w:t>
+        <w:t>{{</w:t>
       </w:r>
       <w:r>
         <w:rPr>
@@ -2356,9 +2120,8 @@
           <w:szCs w:val="28"/>
           <w:highlight w:val="yellow"/>
         </w:rPr>
-        <w:t>{{</w:t>
-      </w:r>
-      <w:proofErr w:type="spellStart"/>
+        <w:t>valor_liquido</w:t>
+      </w:r>
       <w:r>
         <w:rPr>
           <w:b/>
@@ -2366,9 +2129,8 @@
           <w:szCs w:val="28"/>
           <w:highlight w:val="yellow"/>
         </w:rPr>
-        <w:t>valor_liquido</w:t>
-      </w:r>
-      <w:proofErr w:type="spellEnd"/>
+        <w:t>}}</w:t>
+      </w:r>
       <w:r>
         <w:rPr>
           <w:b/>
@@ -2376,6 +2138,30 @@
           <w:szCs w:val="28"/>
           <w:highlight w:val="yellow"/>
         </w:rPr>
+        <w:t xml:space="preserve"> por mês, cerca de </w:t>
+      </w:r>
+      <w:r>
+        <w:rPr>
+          <w:sz w:val="28"/>
+          <w:szCs w:val="28"/>
+        </w:rPr>
+        <w:t>{{</w:t>
+      </w:r>
+      <w:r>
+        <w:t>emprestimos_0_</w:t>
+      </w:r>
+      <w:r>
+        <w:rPr>
+          <w:sz w:val="28"/>
+          <w:szCs w:val="28"/>
+        </w:rPr>
+        <w:t>diario</w:t>
+      </w:r>
+      <w:r>
+        <w:rPr>
+          <w:sz w:val="28"/>
+          <w:szCs w:val="28"/>
+        </w:rPr>
         <w:t>}}</w:t>
       </w:r>
       <w:r>
@@ -2385,7 +2171,7 @@
           <w:szCs w:val="28"/>
           <w:highlight w:val="yellow"/>
         </w:rPr>
-        <w:t xml:space="preserve"> por mês, cerca de </w:t>
+        <w:t>por</w:t>
       </w:r>
       <w:r>
         <w:rPr>
@@ -2394,61 +2180,19 @@
           <w:szCs w:val="28"/>
           <w:highlight w:val="yellow"/>
         </w:rPr>
-        <w:t>R$</w:t>
-      </w:r>
-      <w:r>
-        <w:rPr>
-          <w:sz w:val="28"/>
-          <w:szCs w:val="28"/>
-        </w:rPr>
-        <w:t>{{</w:t>
-      </w:r>
-      <w:r>
-        <w:t>emprestimos_0_</w:t>
-      </w:r>
-      <w:r>
-        <w:rPr>
-          <w:sz w:val="28"/>
-          <w:szCs w:val="28"/>
-        </w:rPr>
-        <w:t>diario</w:t>
-      </w:r>
-      <w:r>
-        <w:rPr>
-          <w:sz w:val="28"/>
-          <w:szCs w:val="28"/>
-        </w:rPr>
-        <w:t>}}</w:t>
-      </w:r>
-      <w:r>
-        <w:rPr>
-          <w:b/>
-          <w:sz w:val="28"/>
-          <w:szCs w:val="28"/>
-          <w:highlight w:val="yellow"/>
-        </w:rPr>
-        <w:t>por</w:t>
-      </w:r>
-      <w:r>
-        <w:rPr>
-          <w:b/>
-          <w:sz w:val="28"/>
-          <w:szCs w:val="28"/>
-          <w:highlight w:val="yellow"/>
-        </w:rPr>
         <w:t xml:space="preserve"> dia!! É um escracho!!</w:t>
       </w:r>
     </w:p>
     <w:p/>
     <w:p>
       <w:r>
+        <w:t xml:space="preserve">A jurisprudência do Superior Tribunal de Justiça (STJ) reconhece que a cobrança indevida de valores pode gerar danos morais ao consumidor, especialmente quando a prática abusiva resulta em sofrimento e transtornos significativos. </w:t>
+      </w:r>
+    </w:p>
+    <w:p/>
+    <w:p>
+      <w:r>
         <w:lastRenderedPageBreak/>
-        <w:t xml:space="preserve">A jurisprudência do Superior Tribunal de Justiça (STJ) reconhece que a cobrança indevida de valores pode gerar danos morais ao consumidor, especialmente quando a prática abusiva resulta em sofrimento e transtornos significativos. </w:t>
-      </w:r>
-    </w:p>
-    <w:p/>
-    <w:p>
-      <w:r>
         <w:t xml:space="preserve">Diante do exposto, é imprescindível que este juízo reconheça o dano moral sofrido pela parte requerente e condene a instituição financeira requerida ao pagamento de indenização a título de danos morais. </w:t>
       </w:r>
     </w:p>
@@ -2467,7 +2211,6 @@
     <w:p/>
     <w:p>
       <w:r>
-        <w:lastRenderedPageBreak/>
         <w:t>Tal medida visa não apenas reparar o dano sofrido, mas também promover a justiça e o equilíbrio nas relações de consumo, desestimulando a perpetuação de práticas lesivas aos consumidores.</w:t>
       </w:r>
     </w:p>
@@ -2487,6 +2230,7 @@
     <w:p/>
     <w:p>
       <w:r>
+        <w:lastRenderedPageBreak/>
         <w:t>O Código de Defesa do Consumidor (CDC) prevê, em seu artigo 6º, inciso VIII, a possibilidade de inversão do ônus da prova em favor do consumidor, quando, a critério do juiz, for verossímil a alegação ou quando o consumidor for hipossuficiente, segundo as regras ordinárias de experiências. Tal previsão visa equilibrar a relação entre consumidor e fornecedor, especialmente em situações onde o consumidor se encontra em desvantagem técnica, econômica ou jurídica.</w:t>
       </w:r>
     </w:p>
@@ -2506,13 +2250,13 @@
     <w:p/>
     <w:p>
       <w:r>
+        <w:t>Diante do exposto, requer-se a este juízo que, com base no artigo 6º, inciso VIII, do CDC, determine a inversão do ônus probatório em favor da parte requerente, de modo que a instituição financeira requerida seja incumbida de apresentar todas as provas documentais e periciais necessárias à comprovação da legalidade das taxas de juros aplicadas no contrato de empréstimo pessoal firmado com o requerente.</w:t>
+      </w:r>
+    </w:p>
+    <w:p/>
+    <w:p>
+      <w:r>
         <w:lastRenderedPageBreak/>
-        <w:t>Diante do exposto, requer-se a este juízo que, com base no artigo 6º, inciso VIII, do CDC, determine a inversão do ônus probatório em favor da parte requerente, de modo que a instituição financeira requerida seja incumbida de apresentar todas as provas documentais e periciais necessárias à comprovação da legalidade das taxas de juros aplicadas no contrato de empréstimo pessoal firmado com o requerente.</w:t>
-      </w:r>
-    </w:p>
-    <w:p/>
-    <w:p>
-      <w:r>
         <w:t>Tal medida é essencial para assegurar a efetiva proteção dos direitos do consumidor e promover a justiça na relação contratual, garantindo que a verdade dos fatos seja plenamente apurada e que o requerente não seja prejudicado pela desvantagem técnica e econômica em relação à instituição financeira requerida.</w:t>
       </w:r>
     </w:p>
@@ -2582,7 +2326,6 @@
         <w:rPr>
           <w:color w:val="000000"/>
         </w:rPr>
-        <w:lastRenderedPageBreak/>
         <w:t>Tramitação em juízo 100% digital;</w:t>
       </w:r>
     </w:p>
@@ -2678,16 +2421,6 @@
         <w:t xml:space="preserve">Repetição em dobro do indébito, a qual representa a quantia de </w:t>
       </w:r>
       <w:r>
-        <w:rPr>
-          <w:color w:val="000000"/>
-          <w:highlight w:val="yellow"/>
-        </w:rPr>
-        <w:t>R</w:t>
-      </w:r>
-      <w:r>
-        <w:t>$</w:t>
-      </w:r>
-      <w:r>
         <w:t>{{emprestimos_</w:t>
       </w:r>
       <w:r>
@@ -2786,12 +2519,6 @@
         <w:t xml:space="preserve">Valor da causa: </w:t>
       </w:r>
       <w:r>
-        <w:rPr>
-          <w:highlight w:val="yellow"/>
-        </w:rPr>
-        <w:t>R$</w:t>
-      </w:r>
-      <w:r>
         <w:t>{{emprestimos_</w:t>
       </w:r>
       <w:r>
@@ -2902,21 +2629,7 @@
         <w:rPr>
           <w:b/>
         </w:rPr>
-        <w:t xml:space="preserve">Cícero </w:t>
-      </w:r>
-      <w:proofErr w:type="spellStart"/>
-      <w:r>
-        <w:rPr>
-          <w:b/>
-        </w:rPr>
-        <w:t>Vogelaar</w:t>
-      </w:r>
-      <w:proofErr w:type="spellEnd"/>
-      <w:r>
-        <w:rPr>
-          <w:b/>
-        </w:rPr>
-        <w:t xml:space="preserve"> Girardi</w:t>
+        <w:t>Cícero Vogelaar Girardi</w:t>
       </w:r>
     </w:p>
     <w:p>
@@ -2927,47 +2640,6 @@
       <w:r>
         <w:t>OAB/SP 476.857</w:t>
       </w:r>
-    </w:p>
-    <w:p>
-      <w:pPr>
-        <w:ind w:firstLine="0"/>
-        <w:jc w:val="center"/>
-      </w:pPr>
-    </w:p>
-    <w:p>
-      <w:pPr>
-        <w:ind w:firstLine="0"/>
-        <w:jc w:val="center"/>
-      </w:pPr>
-    </w:p>
-    <w:p>
-      <w:pPr>
-        <w:ind w:firstLine="0"/>
-        <w:jc w:val="center"/>
-      </w:pPr>
-    </w:p>
-    <w:p>
-      <w:pPr>
-        <w:ind w:firstLine="0"/>
-        <w:jc w:val="center"/>
-      </w:pPr>
-    </w:p>
-    <w:p>
-      <w:pPr>
-        <w:ind w:firstLine="0"/>
-        <w:jc w:val="center"/>
-      </w:pPr>
-    </w:p>
-    <w:p>
-      <w:pPr>
-        <w:ind w:firstLine="0"/>
-        <w:jc w:val="center"/>
-      </w:pPr>
-    </w:p>
-    <w:p>
-      <w:pPr>
-        <w:ind w:firstLine="0"/>
-      </w:pPr>
     </w:p>
     <w:sectPr>
       <w:headerReference w:type="default" r:id="rId15"/>

--- a/modelos/modelo_1.docx
+++ b/modelos/modelo_1.docx
@@ -28,13 +28,45 @@
           <w:color w:val="FF0000"/>
         </w:rPr>
       </w:pPr>
+      <w:proofErr w:type="gramStart"/>
       <w:r>
         <w:rPr>
           <w:b/>
           <w:color w:val="FF0000"/>
         </w:rPr>
-        <w:t>{                                                                     INSIRIR                                                                              }</w:t>
-      </w:r>
+        <w:t xml:space="preserve">{  </w:t>
+      </w:r>
+      <w:proofErr w:type="gramEnd"/>
+      <w:r>
+        <w:rPr>
+          <w:b/>
+          <w:color w:val="FF0000"/>
+        </w:rPr>
+        <w:t xml:space="preserve">                                                                   </w:t>
+      </w:r>
+      <w:r>
+        <w:rPr>
+          <w:b/>
+          <w:color w:val="FF0000"/>
+        </w:rPr>
+        <w:t>vem, a presença deste douto juízo, por meio de seus procuradores, apresentar:</w:t>
+      </w:r>
+      <w:r>
+        <w:rPr>
+          <w:b/>
+          <w:color w:val="FF0000"/>
+        </w:rPr>
+        <w:t xml:space="preserve">                                                                 </w:t>
+      </w:r>
+      <w:proofErr w:type="gramStart"/>
+      <w:r>
+        <w:rPr>
+          <w:b/>
+          <w:color w:val="FF0000"/>
+        </w:rPr>
+        <w:t xml:space="preserve">  }</w:t>
+      </w:r>
+      <w:proofErr w:type="gramEnd"/>
     </w:p>
     <w:p>
       <w:pPr>
@@ -109,7 +141,19 @@
         <w:t>}</w:t>
       </w:r>
       <w:r>
-        <w:t>, com sede no endereço RUARIO DE JANEIRO, 654 -, Bairro CENTRO, CEP 30160912, BELO HORIZONTE - MG, pelos fatos e fundamentos a seguir expostos:</w:t>
+        <w:t xml:space="preserve">, com sede no endereço </w:t>
+      </w:r>
+      <w:r>
+        <w:t xml:space="preserve">AV do Contorno, Nº 5800, andar 11, 12, 13, 14 e 15 – SAVASSI, </w:t>
+      </w:r>
+      <w:r>
+        <w:t>BELO HORIZONTE - MG,</w:t>
+      </w:r>
+      <w:r>
+        <w:t xml:space="preserve"> CEP 30.110-042,</w:t>
+      </w:r>
+      <w:r>
+        <w:t xml:space="preserve"> pelos fatos e fundamentos a seguir expostos:</w:t>
       </w:r>
     </w:p>
     <w:p/>
@@ -124,11 +168,14 @@
     <w:p/>
     <w:p>
       <w:r>
-        <w:t xml:space="preserve">Inicialmente, esclarece a parte autora, que decidiu por ingressar com a presente demanda no foro de sede do réu, ainda que de sua liberalidade optar por seu foro de domicílio, uma vez que seus procuradores possuem inscrições apenas nos estados de São Paulo e Minas </w:t>
+        <w:t xml:space="preserve">Inicialmente, esclarece a parte autora, que decidiu por ingressar com a presente demanda no foro de sede do réu, ainda que de sua liberalidade optar por seu foro de domicílio, uma vez que seus </w:t>
       </w:r>
       <w:r>
         <w:lastRenderedPageBreak/>
-        <w:t>Gerais e que optou pela contratação destes ainda que ciente deste fato, como comprova em declaração anexa (Doc. 1).</w:t>
+        <w:t>procuradores possuem inscrições apenas nos estados de São Paulo e Minas Gerais e que optou pela contratação destes ainda que ciente deste fato, como comprova em declaração anexa</w:t>
+      </w:r>
+      <w:r>
+        <w:t>.</w:t>
       </w:r>
     </w:p>
     <w:p/>
@@ -156,11 +203,8 @@
     <w:p/>
     <w:p>
       <w:r>
-        <w:t xml:space="preserve">Portanto, requer-se o recebimento da presente ação e o seu regular processamento, sem qualquer declinação de </w:t>
-      </w:r>
-      <w:r>
         <w:lastRenderedPageBreak/>
-        <w:t>competência, por estar de acordo com as disposições legais e com a jurisprudência pacífica dos tribunais.</w:t>
+        <w:t>Portanto, requer-se o recebimento da presente ação e o seu regular processamento, sem qualquer declinação de competência, por estar de acordo com as disposições legais e com a jurisprudência pacífica dos tribunais.</w:t>
       </w:r>
     </w:p>
     <w:p/>
@@ -286,6 +330,7 @@
         <w:ind w:left="3119"/>
       </w:pPr>
       <w:r>
+        <w:lastRenderedPageBreak/>
         <w:t>Folha r</w:t>
       </w:r>
       <w:r>
@@ -298,7 +343,6 @@
     <w:p/>
     <w:p>
       <w:r>
-        <w:lastRenderedPageBreak/>
         <w:t>Portanto, em razão da sua condição financeira e com base na legislação vigente, requer-se a este juízo a concessão da gratuidade da justiça à parte requerente, a fim de garantir o pleno acesso ao Judiciário e a possibilidade de buscar a proteção de seus direitos sem que isso implique em sacrifício econômico insuportável.</w:t>
       </w:r>
     </w:p>
@@ -354,7 +398,6 @@
     <w:p/>
     <w:p>
       <w:pPr>
-        <w:ind w:firstLine="0"/>
         <w:rPr>
           <w:sz w:val="28"/>
           <w:szCs w:val="28"/>
@@ -374,6 +417,9 @@
       </w:r>
       <w:r>
         <w:t xml:space="preserve"> + consignados) comprometem o equivalente a </w:t>
+      </w:r>
+      <w:r>
+        <w:t xml:space="preserve">R$ </w:t>
       </w:r>
       <w:r>
         <w:rPr>
@@ -525,6 +571,7 @@
         <w:rPr>
           <w:highlight w:val="green"/>
         </w:rPr>
+        <w:lastRenderedPageBreak/>
         <w:t xml:space="preserve">Número de parcelas: </w:t>
       </w:r>
       <w:r>
@@ -560,7 +607,6 @@
         <w:rPr>
           <w:highlight w:val="green"/>
         </w:rPr>
-        <w:lastRenderedPageBreak/>
         <w:t xml:space="preserve">Valor da parcela: </w:t>
       </w:r>
       <w:r>
@@ -602,14 +648,22 @@
         <w:rPr>
           <w:highlight w:val="green"/>
         </w:rPr>
-        <w:t>{{emprestimos_0_taxa}}</w:t>
-      </w:r>
+        <w:t>{{emprestimos_0_taxa</w:t>
+      </w:r>
+      <w:proofErr w:type="gramStart"/>
       <w:r>
         <w:rPr>
           <w:highlight w:val="green"/>
         </w:rPr>
+        <w:t>}}</w:t>
+      </w:r>
+      <w:r>
+        <w:rPr>
+          <w:highlight w:val="green"/>
+        </w:rPr>
         <w:t>%</w:t>
       </w:r>
+      <w:proofErr w:type="gramEnd"/>
     </w:p>
     <w:p>
       <w:pPr>
@@ -626,12 +680,14 @@
       <w:r>
         <w:t>emprestimos_0_taxa</w:t>
       </w:r>
+      <w:proofErr w:type="gramStart"/>
       <w:r>
         <w:t>}}</w:t>
       </w:r>
       <w:r>
         <w:t>%</w:t>
       </w:r>
+      <w:proofErr w:type="gramEnd"/>
       <w:r>
         <w:t>a.m</w:t>
       </w:r>
@@ -666,10 +722,18 @@
         <w:t>0</w:t>
       </w:r>
       <w:r>
-        <w:t>_def_emprestimos}}</w:t>
-      </w:r>
-      <w:r>
-        <w:t xml:space="preserve">  vezes o valor financiado.</w:t>
+        <w:t>_def_emprestimos</w:t>
+      </w:r>
+      <w:proofErr w:type="gramStart"/>
+      <w:r>
+        <w:t>}}</w:t>
+      </w:r>
+      <w:r>
+        <w:t xml:space="preserve">  vezes</w:t>
+      </w:r>
+      <w:proofErr w:type="gramEnd"/>
+      <w:r>
+        <w:t xml:space="preserve"> o valor financiado.</w:t>
       </w:r>
     </w:p>
     <w:p/>
@@ -705,42 +769,22 @@
         <w:t>series temporais de código 25464</w:t>
       </w:r>
       <w:r>
-        <w:t>, a qual pode ser</w:t>
-      </w:r>
-      <w:r>
-        <w:t xml:space="preserve"> </w:t>
-      </w:r>
-      <w:r>
-        <w:t xml:space="preserve">constatada no sítio: </w:t>
+        <w:t xml:space="preserve">, a qual pode ser constatada no sítio: </w:t>
       </w:r>
       <w:hyperlink r:id="rId8" w:history="1">
         <w:r>
           <w:rPr>
             <w:rStyle w:val="Hyperlink"/>
           </w:rPr>
-          <w:t>https://www3.bcb.gov.br/sgspub/locali</w:t>
-        </w:r>
-        <w:r>
-          <w:rPr>
-            <w:rStyle w:val="Hyperlink"/>
-          </w:rPr>
-          <w:t>z</w:t>
-        </w:r>
-        <w:r>
-          <w:rPr>
-            <w:rStyle w:val="Hyperlink"/>
-          </w:rPr>
-          <w:t>arseries/localizarSeries.do?method=prepararTelaLocalizarSeries</w:t>
+          <w:t>https://www3.bcb.gov.br/sgspub/localizarseries/localizarSeries.do?method=prepararTelaLocalizarSeries</w:t>
         </w:r>
       </w:hyperlink>
       <w:r>
         <w:t>.</w:t>
       </w:r>
     </w:p>
-    <w:p>
-      <w:pPr>
-        <w:ind w:firstLine="0"/>
-      </w:pPr>
+    <w:p/>
+    <w:p>
       <w:r>
         <w:t xml:space="preserve">Caso essa média tivesse sido aplicada, as parcelas do referido contrato teriam sido fixadas em </w:t>
       </w:r>
@@ -794,7 +838,6 @@
               <w:rPr>
                 <w:b/>
               </w:rPr>
-              <w:lastRenderedPageBreak/>
               <w:t>INFORMAÇÕES EMPRÉSTIMO COM A APLICAÇÃO DA TAXA MÉDIA BACEN</w:t>
             </w:r>
           </w:p>
@@ -865,8 +908,13 @@
               <w:jc w:val="left"/>
             </w:pPr>
             <w:r>
-              <w:t>{{emprestimos_0_taxa_media}}%</w:t>
+              <w:t>{{emprestimos_0_taxa_</w:t>
             </w:r>
+            <w:proofErr w:type="gramStart"/>
+            <w:r>
+              <w:t>media}}%</w:t>
+            </w:r>
+            <w:proofErr w:type="gramEnd"/>
           </w:p>
         </w:tc>
       </w:tr>
@@ -1003,9 +1051,6 @@
       </w:pPr>
     </w:p>
     <w:p>
-      <w:pPr>
-        <w:ind w:firstLine="0"/>
-      </w:pPr>
       <w:r>
         <w:t xml:space="preserve">Uma diferença de </w:t>
       </w:r>
@@ -1032,6 +1077,7 @@
         <w:t>.</w:t>
       </w:r>
     </w:p>
+    <w:p/>
     <w:p>
       <w:r>
         <w:t>Desta forma, fica flagrante a abusividade contida no contrato, cuja taxa de juros mensais extrapolam muito a média de mercado.</w:t>
@@ -1059,7 +1105,6 @@
     <w:p/>
     <w:p>
       <w:r>
-        <w:lastRenderedPageBreak/>
         <w:t>Inicialmente, cumpre salientar que a parte requerente não mediu esforços na tentativa de evitar a via judicial para resolução do conflito, tendo inclusive realizado proposta de acordo extrajudicial pelo canal oficial do Consumidor.gov, como apresentado em documentação anexa.</w:t>
       </w:r>
     </w:p>
@@ -1101,11 +1146,8 @@
     </w:p>
     <w:p>
       <w:r>
-        <w:t xml:space="preserve">No presente caso, as taxas de juros aplicadas aos contratos da parte requerente são claramente excessivas quando comparadas à taxa média de mercado divulgada pelo Banco Central para a </w:t>
-      </w:r>
-      <w:r>
         <w:lastRenderedPageBreak/>
-        <w:t>mesma data e natureza de operação. Esta discrepância evidencia a abusividade da taxa imposta pela instituição financeira requerida.</w:t>
+        <w:t>No presente caso, as taxas de juros aplicadas aos contratos da parte requerente são claramente excessivas quando comparadas à taxa média de mercado divulgada pelo Banco Central para a mesma data e natureza de operação. Esta discrepância evidencia a abusividade da taxa imposta pela instituição financeira requerida.</w:t>
       </w:r>
     </w:p>
     <w:p/>
@@ -1262,6 +1304,7 @@
         <w:t xml:space="preserve">No caso em análise, a taxa de juros cobrada pela instituição requerida alcança patamares muito superiores aos praticados no mercado </w:t>
       </w:r>
       <w:r>
+        <w:lastRenderedPageBreak/>
         <w:t xml:space="preserve">financeiro. Conforme comprovado documentalmente, a taxa média de juros em </w:t>
       </w:r>
       <w:r>
@@ -1276,6 +1319,7 @@
         </w:rPr>
         <w:t>emprestimos_0_data</w:t>
       </w:r>
+      <w:proofErr w:type="gramStart"/>
       <w:r>
         <w:rPr>
           <w:color w:val="000000" w:themeColor="text1"/>
@@ -1295,302 +1339,102 @@
         <w:t xml:space="preserve"> </w:t>
       </w:r>
       <w:r>
-        <w:t xml:space="preserve">foi de </w:t>
+        <w:t>foi</w:t>
+      </w:r>
+      <w:proofErr w:type="gramEnd"/>
+      <w:r>
+        <w:t xml:space="preserve"> de </w:t>
       </w:r>
       <w:r>
         <w:t>{{</w:t>
       </w:r>
       <w:r>
-        <w:t>emprestimos_0_taxa_media</w:t>
+        <w:t>emprestimos_0_taxa_</w:t>
+      </w:r>
+      <w:proofErr w:type="gramStart"/>
+      <w:r>
+        <w:t>media</w:t>
       </w:r>
       <w:r>
         <w:t>}}</w:t>
       </w:r>
       <w:r>
-        <w:t xml:space="preserve">% a.m., enquanto </w:t>
+        <w:t>%</w:t>
+      </w:r>
+      <w:proofErr w:type="gramEnd"/>
+      <w:r>
+        <w:t xml:space="preserve"> a.m., enquanto a taxa de juros mensal informada pela instituição req</w:t>
+      </w:r>
+      <w:r>
+        <w:t xml:space="preserve">uerida </w:t>
+      </w:r>
+      <w:r>
+        <w:t xml:space="preserve">fora de </w:t>
+      </w:r>
+      <w:r>
+        <w:t>{{emprestimos_0_taxa</w:t>
+      </w:r>
+      <w:proofErr w:type="gramStart"/>
+      <w:r>
+        <w:t>}}%</w:t>
+      </w:r>
+      <w:proofErr w:type="gramEnd"/>
+      <w:r>
+        <w:t xml:space="preserve"> </w:t>
+      </w:r>
+      <w:r>
+        <w:t>ao mês!</w:t>
+      </w:r>
+    </w:p>
+    <w:p>
+      <w:pPr>
+        <w:ind w:firstLine="2268"/>
+        <w:rPr>
+          <w:u w:val="single"/>
+        </w:rPr>
+      </w:pPr>
+    </w:p>
+    <w:p>
+      <w:pPr>
+        <w:ind w:firstLine="2268"/>
+        <w:rPr>
+          <w:u w:val="single"/>
+        </w:rPr>
+      </w:pPr>
+      <w:r>
+        <w:t xml:space="preserve">Tal discrepância de valores é evidência clara de abusividade na fixação das taxas de juros cobradas pela requerida, o que viola o princípio da boa-fé objetiva, previsto no artigo 422 do Código Civil. Conforme leciona Pablo </w:t>
+      </w:r>
+      <w:proofErr w:type="spellStart"/>
+      <w:r>
+        <w:t>Stolze</w:t>
+      </w:r>
+      <w:proofErr w:type="spellEnd"/>
+      <w:r>
+        <w:t xml:space="preserve"> </w:t>
+      </w:r>
+      <w:proofErr w:type="spellStart"/>
+      <w:r>
+        <w:t>Gagliano</w:t>
+      </w:r>
+      <w:proofErr w:type="spellEnd"/>
+      <w:r>
+        <w:t xml:space="preserve"> e Rodolfo Pamplona Filho (Novo Curso de Direito Civil, Volume II), “a boa-fé objetiva exige que as partes não só tenham um comportamento ético, mas também que não exerçam seus direitos de forma excessivamente gravosa ao outro contratante”.</w:t>
+      </w:r>
+    </w:p>
+    <w:p/>
+    <w:p>
+      <w:r>
+        <w:t>Diante do exposto, é imprescindível a revisão judicial dos contratos firmados entre as partes, de modo a adequar as taxas de juros cobradas à média de mercado praticada na data das contratações. Tal adequação visa restabelecer o equilíbrio contratual e assegurar que o consumidor não seja onerado de forma injusta e desproporcional.</w:t>
+      </w:r>
+    </w:p>
+    <w:p/>
+    <w:p>
+      <w:r>
+        <w:t xml:space="preserve">Assim, requer-se a este juízo que, reconhecendo a abusividade das taxas de juros aplicadas, determine a sua </w:t>
       </w:r>
       <w:r>
         <w:lastRenderedPageBreak/>
-        <w:t>a taxa de juros mensal informada pela instituição req</w:t>
-      </w:r>
-      <w:r>
-        <w:t xml:space="preserve">uerida </w:t>
-      </w:r>
-      <w:r>
-        <w:t xml:space="preserve">fora de </w:t>
-      </w:r>
-      <w:r>
-        <w:t xml:space="preserve">{{emprestimos_0_taxa}}% </w:t>
-      </w:r>
-      <w:r>
-        <w:t>ao mês!</w:t>
-      </w:r>
-    </w:p>
-    <w:p>
-      <w:pPr>
-        <w:ind w:firstLine="2268"/>
-        <w:rPr>
-          <w:u w:val="single"/>
-        </w:rPr>
-      </w:pPr>
-      <w:r>
-        <w:rPr>
-          <w:noProof/>
-        </w:rPr>
-        <mc:AlternateContent>
-          <mc:Choice Requires="wps">
-            <w:drawing>
-              <wp:anchor distT="0" distB="0" distL="114300" distR="114300" simplePos="0" relativeHeight="251658240" behindDoc="1" locked="0" layoutInCell="1" hidden="0" allowOverlap="1" wp14:anchorId="7C2B004A" wp14:editId="07F1CECE">
-                <wp:simplePos x="0" y="0"/>
-                <wp:positionH relativeFrom="column">
-                  <wp:posOffset>1559698</wp:posOffset>
-                </wp:positionH>
-                <wp:positionV relativeFrom="paragraph">
-                  <wp:posOffset>278931</wp:posOffset>
-                </wp:positionV>
-                <wp:extent cx="3879850" cy="1403350"/>
-                <wp:effectExtent l="0" t="0" r="25400" b="25400"/>
-                <wp:wrapNone/>
-                <wp:docPr id="1933442842" name="Retângulo 1933442842"/>
-                <wp:cNvGraphicFramePr/>
-                <a:graphic xmlns:a="http://schemas.openxmlformats.org/drawingml/2006/main">
-                  <a:graphicData uri="http://schemas.microsoft.com/office/word/2010/wordprocessingShape">
-                    <wps:wsp>
-                      <wps:cNvSpPr/>
-                      <wps:spPr>
-                        <a:xfrm>
-                          <a:off x="0" y="0"/>
-                          <a:ext cx="3879850" cy="1403350"/>
-                        </a:xfrm>
-                        <a:prstGeom prst="rect">
-                          <a:avLst/>
-                        </a:prstGeom>
-                        <a:noFill/>
-                        <a:ln w="12700" cap="flat" cmpd="sng">
-                          <a:solidFill>
-                            <a:srgbClr val="1C3052"/>
-                          </a:solidFill>
-                          <a:prstDash val="solid"/>
-                          <a:miter lim="800000"/>
-                          <a:headEnd type="none" w="sm" len="sm"/>
-                          <a:tailEnd type="none" w="sm" len="sm"/>
-                        </a:ln>
-                      </wps:spPr>
-                      <wps:txbx>
-                        <w:txbxContent>
-                          <w:p>
-                            <w:pPr>
-                              <w:spacing w:after="0" w:line="240" w:lineRule="auto"/>
-                              <w:ind w:firstLine="0"/>
-                              <w:jc w:val="left"/>
-                              <w:textDirection w:val="btLr"/>
-                            </w:pPr>
-                          </w:p>
-                        </w:txbxContent>
-                      </wps:txbx>
-                      <wps:bodyPr spcFirstLastPara="1" wrap="square" lIns="91425" tIns="91425" rIns="91425" bIns="91425" anchor="ctr" anchorCtr="0">
-                        <a:noAutofit/>
-                      </wps:bodyPr>
-                    </wps:wsp>
-                  </a:graphicData>
-                </a:graphic>
-              </wp:anchor>
-            </w:drawing>
-          </mc:Choice>
-          <mc:Fallback>
-            <w:pict>
-              <v:rect w14:anchorId="7C2B004A" id="Retângulo 1933442842" o:spid="_x0000_s1026" style="position:absolute;left:0;text-align:left;margin-left:122.8pt;margin-top:21.95pt;width:305.5pt;height:110.5pt;z-index:-251658240;visibility:visible;mso-wrap-style:square;mso-wrap-distance-left:9pt;mso-wrap-distance-top:0;mso-wrap-distance-right:9pt;mso-wrap-distance-bottom:0;mso-position-horizontal:absolute;mso-position-horizontal-relative:text;mso-position-vertical:absolute;mso-position-vertical-relative:text;v-text-anchor:middle" o:gfxdata="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" filled="f" strokecolor="#1c3052" strokeweight="1pt">
-                <v:stroke startarrowwidth="narrow" startarrowlength="short" endarrowwidth="narrow" endarrowlength="short"/>
-                <v:textbox inset="2.53958mm,2.53958mm,2.53958mm,2.53958mm">
-                  <w:txbxContent>
-                    <w:p>
-                      <w:pPr>
-                        <w:spacing w:after="0" w:line="240" w:lineRule="auto"/>
-                        <w:ind w:firstLine="0"/>
-                        <w:jc w:val="left"/>
-                        <w:textDirection w:val="btLr"/>
-                      </w:pPr>
-                    </w:p>
-                  </w:txbxContent>
-                </v:textbox>
-              </v:rect>
-            </w:pict>
-          </mc:Fallback>
-        </mc:AlternateContent>
-      </w:r>
-      <w:r>
-        <w:rPr>
-          <w:noProof/>
-        </w:rPr>
-        <mc:AlternateContent>
-          <mc:Choice Requires="wpg">
-            <w:drawing>
-              <wp:anchor distT="0" distB="0" distL="114300" distR="114300" simplePos="0" relativeHeight="251659264" behindDoc="0" locked="0" layoutInCell="1" hidden="0" allowOverlap="1" wp14:anchorId="42903DA7" wp14:editId="329A132D">
-                <wp:simplePos x="0" y="0"/>
-                <wp:positionH relativeFrom="column">
-                  <wp:posOffset>215900</wp:posOffset>
-                </wp:positionH>
-                <wp:positionV relativeFrom="paragraph">
-                  <wp:posOffset>0</wp:posOffset>
-                </wp:positionV>
-                <wp:extent cx="1104900" cy="895350"/>
-                <wp:effectExtent l="0" t="0" r="0" b="0"/>
-                <wp:wrapNone/>
-                <wp:docPr id="1933442841" name="Conector de Seta Reta 1933442841"/>
-                <wp:cNvGraphicFramePr/>
-                <a:graphic xmlns:a="http://schemas.openxmlformats.org/drawingml/2006/main">
-                  <a:graphicData uri="http://schemas.microsoft.com/office/word/2010/wordprocessingShape">
-                    <wps:wsp>
-                      <wps:cNvCnPr/>
-                      <wps:spPr>
-                        <a:xfrm>
-                          <a:off x="4798313" y="3337088"/>
-                          <a:ext cx="1095375" cy="885825"/>
-                        </a:xfrm>
-                        <a:prstGeom prst="straightConnector1">
-                          <a:avLst/>
-                        </a:prstGeom>
-                        <a:noFill/>
-                        <a:ln w="9525" cap="flat" cmpd="sng">
-                          <a:solidFill>
-                            <a:schemeClr val="accent1"/>
-                          </a:solidFill>
-                          <a:prstDash val="solid"/>
-                          <a:miter lim="800000"/>
-                          <a:headEnd type="none" w="sm" len="sm"/>
-                          <a:tailEnd type="triangle" w="med" len="med"/>
-                        </a:ln>
-                      </wps:spPr>
-                      <wps:bodyPr/>
-                    </wps:wsp>
-                  </a:graphicData>
-                </a:graphic>
-              </wp:anchor>
-            </w:drawing>
-          </mc:Choice>
-          <mc:Fallback xmlns:cr="http://schemas.microsoft.com/office/comments/2020/reactions" xmlns="http://schemas.microsoft.com/office/tasks/2019/documenttasks" xmlns:dgm="http://schemas.openxmlformats.org/drawingml/2006/diagram" xmlns:lc="http://schemas.openxmlformats.org/drawingml/2006/lockedCanvas" xmlns:c="http://schemas.openxmlformats.org/drawingml/2006/chart" xmlns:pic="http://schemas.openxmlformats.org/drawingml/2006/picture" xmlns:a="http://schemas.openxmlformats.org/drawingml/2006/main" xmlns:sl="http://schemas.openxmlformats.org/schemaLibrary/2006/main">
-            <w:drawing>
-              <wp:anchor allowOverlap="1" behindDoc="0" distB="0" distT="0" distL="114300" distR="114300" hidden="0" layoutInCell="1" locked="0" relativeHeight="0" simplePos="0">
-                <wp:simplePos x="0" y="0"/>
-                <wp:positionH relativeFrom="column">
-                  <wp:posOffset>215900</wp:posOffset>
-                </wp:positionH>
-                <wp:positionV relativeFrom="paragraph">
-                  <wp:posOffset>0</wp:posOffset>
-                </wp:positionV>
-                <wp:extent cx="1104900" cy="895350"/>
-                <wp:effectExtent b="0" l="0" r="0" t="0"/>
-                <wp:wrapNone/>
-                <wp:docPr id="1933442841" name="image6.png"/>
-                <a:graphic>
-                  <a:graphicData uri="http://schemas.openxmlformats.org/drawingml/2006/picture">
-                    <pic:pic>
-                      <pic:nvPicPr>
-                        <pic:cNvPr id="0" name="image6.png"/>
-                        <pic:cNvPicPr preferRelativeResize="0"/>
-                      </pic:nvPicPr>
-                      <pic:blipFill>
-                        <a:blip r:embed="rId14"/>
-                        <a:srcRect/>
-                        <a:stretch>
-                          <a:fillRect/>
-                        </a:stretch>
-                      </pic:blipFill>
-                      <pic:spPr>
-                        <a:xfrm>
-                          <a:off x="0" y="0"/>
-                          <a:ext cx="1104900" cy="895350"/>
-                        </a:xfrm>
-                        <a:prstGeom prst="rect"/>
-                        <a:ln/>
-                      </pic:spPr>
-                    </pic:pic>
-                  </a:graphicData>
-                </a:graphic>
-              </wp:anchor>
-            </w:drawing>
-          </mc:Fallback>
-        </mc:AlternateContent>
-      </w:r>
-    </w:p>
-    <w:p>
-      <w:pPr>
-        <w:ind w:left="2552" w:firstLine="0"/>
-        <w:rPr>
-          <w:u w:val="single"/>
-        </w:rPr>
-      </w:pPr>
-      <w:r>
-        <w:rPr>
-          <w:b/>
-          <w:highlight w:val="yellow"/>
-          <w:u w:val="single"/>
-        </w:rPr>
-        <w:t>Isso equivale a dizer que a taxa de juros aplicada ao</w:t>
-      </w:r>
-      <w:r>
-        <w:rPr>
-          <w:b/>
-          <w:highlight w:val="yellow"/>
-          <w:u w:val="single"/>
-        </w:rPr>
-        <w:t xml:space="preserve"> contrato entabulado</w:t>
-      </w:r>
-      <w:r>
-        <w:rPr>
-          <w:b/>
-          <w:highlight w:val="yellow"/>
-          <w:u w:val="single"/>
-        </w:rPr>
-        <w:t xml:space="preserve"> entre as partes é quase quatro vezes superior à taxa média mensal para as operações de mesma natureza no período.</w:t>
-      </w:r>
-    </w:p>
-    <w:p>
-      <w:pPr>
-        <w:ind w:firstLine="2268"/>
-        <w:rPr>
-          <w:u w:val="single"/>
-        </w:rPr>
-      </w:pPr>
-    </w:p>
-    <w:p>
-      <w:pPr>
-        <w:ind w:firstLine="2268"/>
-        <w:rPr>
-          <w:u w:val="single"/>
-        </w:rPr>
-      </w:pPr>
-      <w:r>
-        <w:t xml:space="preserve">Tal discrepância de valores é evidência clara de abusividade na fixação das taxas de juros cobradas pela requerida, o que viola o princípio da boa-fé objetiva, previsto no artigo 422 do Código Civil. Conforme leciona Pablo </w:t>
-      </w:r>
-      <w:proofErr w:type="spellStart"/>
-      <w:r>
-        <w:t>Stolze</w:t>
-      </w:r>
-      <w:proofErr w:type="spellEnd"/>
-      <w:r>
-        <w:t xml:space="preserve"> </w:t>
-      </w:r>
-      <w:proofErr w:type="spellStart"/>
-      <w:r>
-        <w:t>Gagliano</w:t>
-      </w:r>
-      <w:proofErr w:type="spellEnd"/>
-      <w:r>
-        <w:t xml:space="preserve"> e Rodolfo Pamplona Filho (Novo Curso de Direito Civil, Volume II), “a boa-fé objetiva exige que as partes não só tenham um comportamento ético, mas também que não exerçam seus direitos de forma excessivamente gravosa ao outro contratante”.</w:t>
-      </w:r>
-    </w:p>
-    <w:p/>
-    <w:p>
-      <w:r>
-        <w:t>Diante do exposto, é imprescindível a revisão judicial dos contratos firmados entre as partes, de modo a adequar as taxas de juros cobradas à média de mercado praticada na data das contratações. Tal adequação visa restabelecer o equilíbrio contratual e assegurar que o consumidor não seja onerado de forma injusta e desproporcional.</w:t>
-      </w:r>
-    </w:p>
-    <w:p/>
-    <w:p>
-      <w:r>
-        <w:lastRenderedPageBreak/>
-        <w:t>Assim, requer-se a este juízo que, reconhecendo a abusividade das taxas de juros aplicadas, determine a sua adequação à taxa média de mercado divulgada pelo Banco Central na data da contratação.</w:t>
+        <w:t>adequação à taxa média de mercado divulgada pelo Banco Central na data da contratação.</w:t>
       </w:r>
     </w:p>
     <w:p>
@@ -1638,8 +1482,11 @@
     <w:p/>
     <w:p>
       <w:r>
+        <w:t xml:space="preserve">O cálculo do indébito deve considerar o valor efetivamente pago pelo requerente e o valor que seria devido caso fosse aplicada </w:t>
+      </w:r>
+      <w:r>
         <w:lastRenderedPageBreak/>
-        <w:t xml:space="preserve">O cálculo do indébito deve considerar o valor efetivamente pago pelo requerente e o valor que seria devido caso fosse aplicada a taxa média de mercado. A partir desses valores, é possível determinar o montante pago em excesso. </w:t>
+        <w:t xml:space="preserve">a taxa média de mercado. A partir desses valores, é possível determinar o montante pago em excesso. </w:t>
       </w:r>
     </w:p>
     <w:p/>
@@ -1694,8 +1541,9 @@
           <w:sz w:val="22"/>
           <w:szCs w:val="22"/>
         </w:rPr>
-        <w:t xml:space="preserve">. 2. Na configuração da divergência do presente caso, temos, de um lado, o acórdão embargado da Terceira Turma concluindo que a norma do art. 42 do Código de Defesa do Consumidor pressupõe a demonstração de que a cobrança indevida </w:t>
-      </w:r>
+        <w:t xml:space="preserve">. 2. Na configuração da divergência do presente caso, temos, de um lado, o acórdão embargado da Terceira Turma concluindo que a norma do art. 42 do Código de Defesa do Consumidor pressupõe a demonstração de que a cobrança indevida decorreu de má-fé do credor fornecedor do serviço, enquanto os acórdãos-paradigmas da Primeira Seção afirmam que a repetição em dobro prescinde de má-fé, bastando a culpa. Ilustrando o posicionamento da Primeira Seção: </w:t>
+      </w:r>
+      <w:proofErr w:type="spellStart"/>
       <w:r>
         <w:rPr>
           <w:i/>
@@ -1703,10 +1551,9 @@
           <w:sz w:val="22"/>
           <w:szCs w:val="22"/>
         </w:rPr>
-        <w:lastRenderedPageBreak/>
-        <w:t xml:space="preserve">decorreu de má-fé do credor fornecedor do serviço, enquanto os acórdãos-paradigmas da Primeira Seção afirmam que a repetição em dobro prescinde de má-fé, bastando a culpa. Ilustrando o posicionamento da Primeira Seção: </w:t>
-      </w:r>
-      <w:proofErr w:type="spellStart"/>
+        <w:t>EREsp</w:t>
+      </w:r>
+      <w:proofErr w:type="spellEnd"/>
       <w:r>
         <w:rPr>
           <w:i/>
@@ -1714,9 +1561,8 @@
           <w:sz w:val="22"/>
           <w:szCs w:val="22"/>
         </w:rPr>
-        <w:t>EREsp</w:t>
-      </w:r>
-      <w:proofErr w:type="spellEnd"/>
+        <w:t xml:space="preserve"> 1.155.827/SP, Rel. Min. </w:t>
+      </w:r>
       <w:r>
         <w:rPr>
           <w:i/>
@@ -1724,7 +1570,8 @@
           <w:sz w:val="22"/>
           <w:szCs w:val="22"/>
         </w:rPr>
-        <w:t xml:space="preserve"> 1.155.827/SP, Rel. Min. Humberto Martins, Primeira Seção, </w:t>
+        <w:lastRenderedPageBreak/>
+        <w:t xml:space="preserve">Humberto Martins, Primeira Seção, </w:t>
       </w:r>
       <w:proofErr w:type="spellStart"/>
       <w:r>
@@ -1848,7 +1695,27 @@
           <w:color w:val="000000"/>
           <w:highlight w:val="yellow"/>
         </w:rPr>
-        <w:t xml:space="preserve">A tese da exclusividade do dolo inviabiliza, por exemplo, a devolução em dobro de pacotes de serviços, no caso de telefonia, jamais solicitados pelo consumidor e sobre o qual o fornecedor do serviço invoque qualquer "justificativa do seu engano". Isso porque o requisito subjetivo da má-fé é prova substancialmente difícil de produzir. Exigir que o consumidor prove dolo ou má-fé do fornecedor é imputar-lhe prova diabólica, padrão probatório que vai de encontro às próprias filosofia e </w:t>
+        <w:t xml:space="preserve">A tese da exclusividade do dolo inviabiliza, por exemplo, a devolução em dobro de pacotes de serviços, no caso de telefonia, jamais solicitados pelo consumidor e sobre o qual o fornecedor do serviço invoque qualquer "justificativa do seu engano". Isso porque o requisito subjetivo da má-fé é prova substancialmente difícil de produzir. Exigir que o consumidor prove dolo ou má-fé do fornecedor é imputar-lhe prova diabólica, padrão probatório que vai de encontro às </w:t>
+      </w:r>
+      <w:proofErr w:type="gramStart"/>
+      <w:r>
+        <w:rPr>
+          <w:b/>
+          <w:i/>
+          <w:color w:val="000000"/>
+          <w:highlight w:val="yellow"/>
+        </w:rPr>
+        <w:t>próprias filosofia</w:t>
+      </w:r>
+      <w:proofErr w:type="gramEnd"/>
+      <w:r>
+        <w:rPr>
+          <w:b/>
+          <w:i/>
+          <w:color w:val="000000"/>
+          <w:highlight w:val="yellow"/>
+        </w:rPr>
+        <w:t xml:space="preserve"> e </w:t>
       </w:r>
       <w:proofErr w:type="spellStart"/>
       <w:r>
@@ -1868,7 +1735,7 @@
           <w:color w:val="000000"/>
           <w:highlight w:val="yellow"/>
         </w:rPr>
-        <w:t xml:space="preserve"> do CDC. 7. Não vislumbro distinção para os </w:t>
+        <w:t xml:space="preserve"> do CDC. 7. Não vislumbro distinção para os casos em que o indébito provém de contratos que não envolvam fornecimento de serviços públicos, de forma que também deve prevalecer para todas as hipóteses a tese, </w:t>
       </w:r>
       <w:r>
         <w:rPr>
@@ -1878,7 +1745,7 @@
           <w:highlight w:val="yellow"/>
         </w:rPr>
         <w:lastRenderedPageBreak/>
-        <w:t>casos em que o indébito provém de contratos que não envolvam fornecimento de serviços públicos, de forma que também deve prevalecer para todas as hipóteses a tese, que defendi acima, de que tanto a conduta dolosa quanto culposa do fornecedor de serviços dá azo à devolução em dobro do indébito, de acordo com o art. 42 do CDC</w:t>
+        <w:t>que defendi acima, de que tanto a conduta dolosa quanto culposa do fornecedor de serviços dá azo à devolução em dobro do indébito, de acordo com o art. 42 do CDC</w:t>
       </w:r>
       <w:r>
         <w:rPr>
@@ -1927,7 +1794,7 @@
           <w:sz w:val="22"/>
           <w:szCs w:val="22"/>
         </w:rPr>
-        <w:t xml:space="preserve">, na forma estabelecida no art. 177 do Código Civil de 1916, ou decenal, de acordo com o previsto no art. 205 do Código Civil de 2002. Diante da mesma conjuntura, não há razões para adotar solução diversa nos casos de repetição de indébito dos serviços de telefonia. 9. A tese adotada no âmbito do acórdão recorrido, de que a pretensão de repetição de indébito por cobrança indevida de valores referentes a serviços não contratados, promovida por empresa de telefonia, configuraria enriquecimento sem causa e, portanto, estaria abrangida pelo prazo fixado no art. 206, § 3º, IV, do Código Civil, não parece ser a melhor. A pretensão de enriquecimento sem causa (ação in rem verso) possui como requisitos: enriquecimento de alguém; empobrecimento correspondente de outrem; relação de causalidade entre ambos; ausência de causa jurídica; inexistência de ação específica. Trata-se, portanto, de ação subsidiária que depende da inexistência de causa jurídica. A discussão acerca da cobrança indevida de valores constantes de relação contratual e eventual repetição de indébito não se enquadra na hipótese do art. 206, § 3º, IV, do Código Civil, seja porque a causa jurídica, em princípio, existe (relação contratual prévia em que se debate a legitimidade da cobrança), seja porque a ação de repetição de indébito é ação específica. Doutrina. 10. Na hipótese aqui tratada, a jurisprudência da Segunda Seção, relativa a contratos privados, seguia compreensão que, com o presente julgamento, passa a ser superada, em consonância com a dominante da Primeira Seção, o que faz sobressair a necessidade de privilegiar os </w:t>
+        <w:t xml:space="preserve">, na forma estabelecida no art. 177 do Código Civil de 1916, ou decenal, de acordo com o previsto no art. 205 do Código Civil de 2002. Diante da mesma conjuntura, não há razões para adotar solução diversa nos casos de repetição de indébito dos serviços de telefonia. 9. A tese adotada no âmbito do acórdão recorrido, de que a pretensão de repetição de indébito por cobrança indevida de valores referentes a serviços não contratados, promovida por empresa de telefonia, configuraria enriquecimento sem causa e, portanto, estaria abrangida pelo prazo fixado no art. 206, § 3º, IV, do Código Civil, não parece ser a melhor. A pretensão de enriquecimento sem causa (ação in rem verso) possui como requisitos: enriquecimento de alguém; empobrecimento correspondente de outrem; relação de causalidade entre ambos; ausência de causa jurídica; inexistência de ação específica. Trata-se, portanto, de ação subsidiária que depende da inexistência de causa jurídica. A discussão acerca da cobrança indevida de valores constantes de relação contratual e eventual repetição de indébito não se enquadra na hipótese do art. 206, § 3º, IV, do Código Civil, seja porque a causa jurídica, em princípio, existe (relação contratual prévia em que se debate a legitimidade da cobrança), seja porque a ação de repetição de indébito é ação específica. Doutrina. 10. Na hipótese aqui tratada, a jurisprudência da Segunda Seção, relativa a contratos privados, seguia compreensão que, com o presente julgamento, passa a ser superada, em consonância com a dominante da Primeira Seção, o que faz sobressair a necessidade de privilegiar os princípios da segurança jurídica e da proteção da confiança dos jurisdicionados. 11. Assim, proponho modular os efeitos da presente decisão para que o entendimento aqui fixado seja empregado aos indébitos de natureza contratual não pública pagos após a data da </w:t>
       </w:r>
       <w:r>
         <w:rPr>
@@ -1937,7 +1804,7 @@
           <w:szCs w:val="22"/>
         </w:rPr>
         <w:lastRenderedPageBreak/>
-        <w:t xml:space="preserve">princípios da segurança jurídica e da proteção da confiança dos jurisdicionados. 11. Assim, proponho modular os efeitos da presente decisão para que o entendimento aqui fixado seja empregado aos indébitos de natureza contratual não pública pagos após a data da publicação do acórdão. 12. </w:t>
+        <w:t xml:space="preserve">publicação do acórdão. 12. </w:t>
       </w:r>
       <w:r>
         <w:rPr>
@@ -2072,8 +1939,14 @@
         <w:rPr>
           <w:highlight w:val="yellow"/>
         </w:rPr>
+        <w:t xml:space="preserve">Portanto, pleiteia, a parte autora, a devolução dos valores equivalentes a diferença dos valores que seriam pagos pela parte </w:t>
+      </w:r>
+      <w:r>
+        <w:rPr>
+          <w:highlight w:val="yellow"/>
+        </w:rPr>
         <w:lastRenderedPageBreak/>
-        <w:t xml:space="preserve">Portanto, pleiteia, a parte autora, a devolução dos valores equivalentes a diferença dos valores que seriam pagos pela parte requerente, subtraídos pelo valor correspondente ao total que pagaria com a adequação das taxas de juros à média de mercado, multiplicado por dois, sendo devidos assim a restituição de </w:t>
+        <w:t xml:space="preserve">requerente, subtraídos pelo valor correspondente ao total que pagaria com a adequação das taxas de juros à média de mercado, multiplicado por dois, sendo devidos assim a restituição de </w:t>
       </w:r>
       <w:r>
         <w:t>{{emprestimos_</w:t>
@@ -2161,8 +2034,11 @@
     <w:p/>
     <w:p>
       <w:r>
+        <w:t xml:space="preserve">No presente caso, as cobranças abusivas de juros exorbitantes configuram uma afronta à dignidade da pessoa humana e </w:t>
+      </w:r>
+      <w:r>
         <w:lastRenderedPageBreak/>
-        <w:t>No presente caso, as cobranças abusivas de juros exorbitantes configuram uma afronta à dignidade da pessoa humana e inclusive ao direito à vida, uma vez que responsável por colocar a parte autora em condição de miserabilidade extrema!</w:t>
+        <w:t>inclusive ao direito à vida, uma vez que responsável por colocar a parte autora em condição de miserabilidade extrema!</w:t>
       </w:r>
     </w:p>
     <w:p/>
@@ -2203,6 +2079,7 @@
         </w:rPr>
         <w:t>comprometimento_porcentagem</w:t>
       </w:r>
+      <w:proofErr w:type="gramStart"/>
       <w:r>
         <w:rPr>
           <w:sz w:val="28"/>
@@ -2219,6 +2096,7 @@
         </w:rPr>
         <w:t>%</w:t>
       </w:r>
+      <w:proofErr w:type="gramEnd"/>
       <w:r>
         <w:rPr>
           <w:b/>
@@ -2244,23 +2122,11 @@
         </w:rPr>
         <w:t>{{</w:t>
       </w:r>
-      <w:r>
-        <w:t>emprestimos_0_</w:t>
-      </w:r>
-      <w:r>
-        <w:rPr>
-          <w:sz w:val="28"/>
-          <w:szCs w:val="28"/>
-        </w:rPr>
-        <w:t>renda_</w:t>
-      </w:r>
-      <w:r>
-        <w:rPr>
-          <w:sz w:val="28"/>
-          <w:szCs w:val="28"/>
-        </w:rPr>
-        <w:t>atual</w:t>
-      </w:r>
+      <w:proofErr w:type="spellStart"/>
+      <w:r>
+        <w:t>renda_mensal</w:t>
+      </w:r>
+      <w:proofErr w:type="spellEnd"/>
       <w:r>
         <w:rPr>
           <w:sz w:val="28"/>
@@ -2305,7 +2171,6 @@
     </w:p>
     <w:p>
       <w:pPr>
-        <w:ind w:firstLine="0"/>
         <w:rPr>
           <w:sz w:val="28"/>
           <w:szCs w:val="28"/>
@@ -2337,9 +2202,9 @@
           <w:szCs w:val="28"/>
           <w:highlight w:val="yellow"/>
         </w:rPr>
-        <w:t>valor_liquido</w:t>
-      </w:r>
-      <w:proofErr w:type="spellEnd"/>
+        <w:t>valor_</w:t>
+      </w:r>
+      <w:proofErr w:type="gramStart"/>
       <w:r>
         <w:rPr>
           <w:b/>
@@ -2347,8 +2212,10 @@
           <w:szCs w:val="28"/>
           <w:highlight w:val="yellow"/>
         </w:rPr>
-        <w:t>}}</w:t>
-      </w:r>
+        <w:t>liquido</w:t>
+      </w:r>
+      <w:proofErr w:type="spellEnd"/>
+      <w:proofErr w:type="gramEnd"/>
       <w:r>
         <w:rPr>
           <w:b/>
@@ -2356,30 +2223,6 @@
           <w:szCs w:val="28"/>
           <w:highlight w:val="yellow"/>
         </w:rPr>
-        <w:t xml:space="preserve"> por mês, cerca de </w:t>
-      </w:r>
-      <w:r>
-        <w:rPr>
-          <w:sz w:val="28"/>
-          <w:szCs w:val="28"/>
-        </w:rPr>
-        <w:t>{{</w:t>
-      </w:r>
-      <w:r>
-        <w:t>emprestimos_0_</w:t>
-      </w:r>
-      <w:r>
-        <w:rPr>
-          <w:sz w:val="28"/>
-          <w:szCs w:val="28"/>
-        </w:rPr>
-        <w:t>diario</w:t>
-      </w:r>
-      <w:r>
-        <w:rPr>
-          <w:sz w:val="28"/>
-          <w:szCs w:val="28"/>
-        </w:rPr>
         <w:t>}}</w:t>
       </w:r>
       <w:r>
@@ -2389,7 +2232,38 @@
           <w:szCs w:val="28"/>
           <w:highlight w:val="yellow"/>
         </w:rPr>
-        <w:t>por</w:t>
+        <w:t xml:space="preserve"> por mês, cerca de </w:t>
+      </w:r>
+      <w:r>
+        <w:rPr>
+          <w:sz w:val="28"/>
+          <w:szCs w:val="28"/>
+        </w:rPr>
+        <w:t>{{</w:t>
+      </w:r>
+      <w:r>
+        <w:t>emprestimos_0_</w:t>
+      </w:r>
+      <w:r>
+        <w:rPr>
+          <w:sz w:val="28"/>
+          <w:szCs w:val="28"/>
+        </w:rPr>
+        <w:t>diario</w:t>
+      </w:r>
+      <w:r>
+        <w:rPr>
+          <w:sz w:val="28"/>
+          <w:szCs w:val="28"/>
+        </w:rPr>
+        <w:t>}}</w:t>
+      </w:r>
+      <w:r>
+        <w:rPr>
+          <w:sz w:val="28"/>
+          <w:szCs w:val="28"/>
+        </w:rPr>
+        <w:t xml:space="preserve"> </w:t>
       </w:r>
       <w:r>
         <w:rPr>
@@ -2398,6 +2272,15 @@
           <w:szCs w:val="28"/>
           <w:highlight w:val="yellow"/>
         </w:rPr>
+        <w:t>por</w:t>
+      </w:r>
+      <w:r>
+        <w:rPr>
+          <w:b/>
+          <w:sz w:val="28"/>
+          <w:szCs w:val="28"/>
+          <w:highlight w:val="yellow"/>
+        </w:rPr>
         <w:t xml:space="preserve"> dia!! É um escracho!!</w:t>
       </w:r>
     </w:p>
@@ -2410,8 +2293,11 @@
     <w:p/>
     <w:p>
       <w:r>
+        <w:t xml:space="preserve">Diante do exposto, é imprescindível que este juízo reconheça o dano moral sofrido pela parte requerente e condene a </w:t>
+      </w:r>
+      <w:r>
         <w:lastRenderedPageBreak/>
-        <w:t xml:space="preserve">Diante do exposto, é imprescindível que este juízo reconheça o dano moral sofrido pela parte requerente e condene a instituição financeira requerida ao pagamento de indenização a título de danos morais. </w:t>
+        <w:t xml:space="preserve">instituição financeira requerida ao pagamento de indenização a título de danos morais. </w:t>
       </w:r>
     </w:p>
     <w:p/>
@@ -2448,8 +2334,19 @@
     <w:p/>
     <w:p>
       <w:r>
+        <w:t xml:space="preserve">O Código de Defesa do Consumidor (CDC) prevê, em seu artigo 6º, inciso VIII, a possibilidade de inversão do ônus da prova </w:t>
+      </w:r>
+      <w:r>
         <w:lastRenderedPageBreak/>
-        <w:t>O Código de Defesa do Consumidor (CDC) prevê, em seu artigo 6º, inciso VIII, a possibilidade de inversão do ônus da prova em favor do consumidor, quando, a critério do juiz, for verossímil a alegação ou quando o consumidor for hipossuficiente, segundo as regras ordinárias de experiências. Tal previsão visa equilibrar a relação entre consumidor e fornecedor, especialmente em situações onde o consumidor se encontra em desvantagem técnica, econômica ou jurídica.</w:t>
+        <w:t xml:space="preserve">em favor do consumidor, quando, a critério do juiz, for verossímil a alegação ou quando o consumidor for hipossuficiente, segundo as regras ordinárias de experiências. Tal previsão visa equilibrar a relação entre consumidor e fornecedor, especialmente em situações </w:t>
+      </w:r>
+      <w:proofErr w:type="gramStart"/>
+      <w:r>
+        <w:t>onde</w:t>
+      </w:r>
+      <w:proofErr w:type="gramEnd"/>
+      <w:r>
+        <w:t xml:space="preserve"> o consumidor se encontra em desvantagem técnica, econômica ou jurídica.</w:t>
       </w:r>
     </w:p>
     <w:p>
@@ -2474,13 +2371,13 @@
     <w:p/>
     <w:p>
       <w:r>
+        <w:t xml:space="preserve">Tal medida é essencial para assegurar a efetiva proteção dos direitos do consumidor e promover a justiça na relação contratual, garantindo que a verdade dos fatos seja plenamente apurada e que o </w:t>
+      </w:r>
+      <w:r>
         <w:lastRenderedPageBreak/>
-        <w:t>Tal medida é essencial para assegurar a efetiva proteção dos direitos do consumidor e promover a justiça na relação contratual, garantindo que a verdade dos fatos seja plenamente apurada e que o requerente não seja prejudicado pela desvantagem técnica e econômica em relação à instituição financeira requerida.</w:t>
-      </w:r>
-    </w:p>
-    <w:p/>
-    <w:p/>
-    <w:p/>
+        <w:t>requerente não seja prejudicado pela desvantagem técnica e econômica em relação à instituição financeira requerida.</w:t>
+      </w:r>
+    </w:p>
     <w:p/>
     <w:p>
       <w:pPr>
@@ -2787,7 +2684,15 @@
         <w:jc w:val="center"/>
       </w:pPr>
       <w:r>
-        <w:t>Batatais/SP, 18 de Novembro de 2024</w:t>
+        <w:t xml:space="preserve">Batatais/SP, 18 de </w:t>
+      </w:r>
+      <w:proofErr w:type="gramStart"/>
+      <w:r>
+        <w:t>Novembro</w:t>
+      </w:r>
+      <w:proofErr w:type="gramEnd"/>
+      <w:r>
+        <w:t xml:space="preserve"> de 2024</w:t>
       </w:r>
     </w:p>
     <w:p>
@@ -2874,8 +2779,8 @@
       </w:r>
     </w:p>
     <w:sectPr>
-      <w:headerReference w:type="default" r:id="rId15"/>
-      <w:footerReference w:type="default" r:id="rId16"/>
+      <w:headerReference w:type="default" r:id="rId10"/>
+      <w:footerReference w:type="default" r:id="rId11"/>
       <w:pgSz w:w="11906" w:h="16838"/>
       <w:pgMar w:top="2268" w:right="1701" w:bottom="1701" w:left="1701" w:header="709" w:footer="709" w:gutter="0"/>
       <w:pgNumType w:start="1"/>
